--- a/zaini_case_audit_output/outputs/word/02_الخط_الزمني_وأسباب_النقض.docx
+++ b/zaini_case_audit_output/outputs/word/02_الخط_الزمني_وأسباب_النقض.docx
@@ -46,7 +46,7 @@
         <w:bidi/>
       </w:pPr>
       <w:r>
-        <w:t>1) الخط الزمني (هجري) — 1716 مدخلاً</w:t>
+        <w:t>1) الخط الزمني (هجري) — 1409 مدخلاً</w:t>
       </w:r>
     </w:p>
     <w:tbl>
@@ -116,7 +116,7 @@
               <w:bidi/>
             </w:pPr>
             <w:r>
-              <w:t>26/7/1434</w:t>
+              <w:t>25/07/1432</w:t>
             </w:r>
           </w:p>
         </w:tc>
@@ -160,7 +160,7 @@
               <w:bidi/>
             </w:pPr>
             <w:r>
-              <w:t>18/11/1393</w:t>
+              <w:t>12/5/1438</w:t>
             </w:r>
           </w:p>
         </w:tc>
@@ -204,7 +204,7 @@
               <w:bidi/>
             </w:pPr>
             <w:r>
-              <w:t>21/04/1438</w:t>
+              <w:t>12/05/1438</w:t>
             </w:r>
           </w:p>
         </w:tc>
@@ -336,7 +336,7 @@
               <w:bidi/>
             </w:pPr>
             <w:r>
-              <w:t>12/05/1438</w:t>
+              <w:t>21/04/1438</w:t>
             </w:r>
           </w:p>
         </w:tc>
@@ -380,7 +380,7 @@
               <w:bidi/>
             </w:pPr>
             <w:r>
-              <w:t>12/5/1438</w:t>
+              <w:t>18/11/1393</w:t>
             </w:r>
           </w:p>
         </w:tc>
@@ -424,7 +424,7 @@
               <w:bidi/>
             </w:pPr>
             <w:r>
-              <w:t>25/07/1432</w:t>
+              <w:t>26/7/1434</w:t>
             </w:r>
           </w:p>
         </w:tc>
@@ -468,7 +468,7 @@
               <w:bidi/>
             </w:pPr>
             <w:r>
-              <w:t>4/3/1432</w:t>
+              <w:t>2/12/1432</w:t>
             </w:r>
           </w:p>
         </w:tc>
@@ -556,7 +556,7 @@
               <w:bidi/>
             </w:pPr>
             <w:r>
-              <w:t>2/12/1432</w:t>
+              <w:t>4/3/1432</w:t>
             </w:r>
           </w:p>
         </w:tc>
@@ -600,7 +600,7 @@
               <w:bidi/>
             </w:pPr>
             <w:r>
-              <w:t>02/04/1444</w:t>
+              <w:t>16/10/1431</w:t>
             </w:r>
           </w:p>
         </w:tc>
@@ -644,7 +644,7 @@
               <w:bidi/>
             </w:pPr>
             <w:r>
-              <w:t>10/11/1444</w:t>
+              <w:t>1/12/1442</w:t>
             </w:r>
           </w:p>
         </w:tc>
@@ -688,7 +688,7 @@
               <w:bidi/>
             </w:pPr>
             <w:r>
-              <w:t>01/08/1444</w:t>
+              <w:t>22/10/1444</w:t>
             </w:r>
           </w:p>
         </w:tc>
@@ -732,7 +732,7 @@
               <w:bidi/>
             </w:pPr>
             <w:r>
-              <w:t>22/10/1444</w:t>
+              <w:t>01/08/1444</w:t>
             </w:r>
           </w:p>
         </w:tc>
@@ -776,7 +776,7 @@
               <w:bidi/>
             </w:pPr>
             <w:r>
-              <w:t>16/10/1431</w:t>
+              <w:t>10/11/1444</w:t>
             </w:r>
           </w:p>
         </w:tc>
@@ -820,7 +820,7 @@
               <w:bidi/>
             </w:pPr>
             <w:r>
-              <w:t>1/12/1442</w:t>
+              <w:t>02/04/1444</w:t>
             </w:r>
           </w:p>
         </w:tc>
@@ -864,7 +864,7 @@
               <w:bidi/>
             </w:pPr>
             <w:r>
-              <w:t>11/4/1437</w:t>
+              <w:t>09/11/1443</w:t>
             </w:r>
           </w:p>
         </w:tc>
@@ -908,7 +908,7 @@
               <w:bidi/>
             </w:pPr>
             <w:r>
-              <w:t>09/11/1443</w:t>
+              <w:t>11/4/1437</w:t>
             </w:r>
           </w:p>
         </w:tc>
@@ -952,7 +952,7 @@
               <w:bidi/>
             </w:pPr>
             <w:r>
-              <w:t>26/11/1431</w:t>
+              <w:t>11/11/1444</w:t>
             </w:r>
           </w:p>
         </w:tc>
@@ -996,7 +996,7 @@
               <w:bidi/>
             </w:pPr>
             <w:r>
-              <w:t>21/11/1433</w:t>
+              <w:t>10/2/1434</w:t>
             </w:r>
           </w:p>
         </w:tc>
@@ -1040,7 +1040,7 @@
               <w:bidi/>
             </w:pPr>
             <w:r>
-              <w:t>10/2/1434</w:t>
+              <w:t>21/11/1433</w:t>
             </w:r>
           </w:p>
         </w:tc>
@@ -1084,7 +1084,7 @@
               <w:bidi/>
             </w:pPr>
             <w:r>
-              <w:t>11/11/1444</w:t>
+              <w:t>26/11/1431</w:t>
             </w:r>
           </w:p>
         </w:tc>
@@ -1128,7 +1128,7 @@
               <w:bidi/>
             </w:pPr>
             <w:r>
-              <w:t>02/12/1432</w:t>
+              <w:t>17 / 3 / 1385</w:t>
             </w:r>
           </w:p>
         </w:tc>
@@ -1172,7 +1172,7 @@
               <w:bidi/>
             </w:pPr>
             <w:r>
-              <w:t>10/ 2/ 1438</w:t>
+              <w:t>02/12/1432</w:t>
             </w:r>
           </w:p>
         </w:tc>
@@ -1216,7 +1216,7 @@
               <w:bidi/>
             </w:pPr>
             <w:r>
-              <w:t>1/ 12/ 1442</w:t>
+              <w:t>16/11/1444</w:t>
             </w:r>
           </w:p>
         </w:tc>
@@ -1260,7 +1260,7 @@
               <w:bidi/>
             </w:pPr>
             <w:r>
-              <w:t>14/ 10/ 1427</w:t>
+              <w:t>26/06/1444</w:t>
             </w:r>
           </w:p>
         </w:tc>
@@ -1304,7 +1304,7 @@
               <w:bidi/>
             </w:pPr>
             <w:r>
-              <w:t>6/ 11/ 1429</w:t>
+              <w:t>22 / 3 / 1385</w:t>
             </w:r>
           </w:p>
         </w:tc>
@@ -1348,7 +1348,7 @@
               <w:bidi/>
             </w:pPr>
             <w:r>
-              <w:t>14/ 3/ 1428</w:t>
+              <w:t>9/11/1443</w:t>
             </w:r>
           </w:p>
         </w:tc>
@@ -1392,21 +1392,21 @@
               <w:bidi/>
             </w:pPr>
             <w:r>
-              <w:t>20/ 09/ 1431</w:t>
-            </w:r>
-          </w:p>
-        </w:tc>
-        <w:tc>
-          <w:tcPr>
-            <w:tcW w:type="dxa" w:w="2880"/>
-          </w:tcPr>
-          <w:p>
-            <w:pPr>
-              <w:jc w:val="right"/>
-              <w:bidi/>
-            </w:pPr>
-            <w:r>
-              <w:t>صك حكم نهائي ضد الشيخ اسامة زيني ـ دعوى 42824717 - 13-0</w:t>
+              <w:t>25/07/1432</w:t>
+            </w:r>
+          </w:p>
+        </w:tc>
+        <w:tc>
+          <w:tcPr>
+            <w:tcW w:type="dxa" w:w="2880"/>
+          </w:tcPr>
+          <w:p>
+            <w:pPr>
+              <w:jc w:val="right"/>
+              <w:bidi/>
+            </w:pPr>
+            <w:r>
+              <w:t>صك حكم نهائي الشيخ اسامة زيني ـ دعوى 42824717 - 25-08-1</w:t>
             </w:r>
           </w:p>
         </w:tc>
@@ -1436,21 +1436,21 @@
               <w:bidi/>
             </w:pPr>
             <w:r>
-              <w:t>3/ 12/ 1429</w:t>
-            </w:r>
-          </w:p>
-        </w:tc>
-        <w:tc>
-          <w:tcPr>
-            <w:tcW w:type="dxa" w:w="2880"/>
-          </w:tcPr>
-          <w:p>
-            <w:pPr>
-              <w:jc w:val="right"/>
-              <w:bidi/>
-            </w:pPr>
-            <w:r>
-              <w:t>صك حكم نهائي ضد الشيخ اسامة زيني ـ دعوى 42824717 - 13-0</w:t>
+              <w:t>12/5/1438</w:t>
+            </w:r>
+          </w:p>
+        </w:tc>
+        <w:tc>
+          <w:tcPr>
+            <w:tcW w:type="dxa" w:w="2880"/>
+          </w:tcPr>
+          <w:p>
+            <w:pPr>
+              <w:jc w:val="right"/>
+              <w:bidi/>
+            </w:pPr>
+            <w:r>
+              <w:t>صك حكم نهائي الشيخ اسامة زيني ـ دعوى 42824717 - 25-08-1</w:t>
             </w:r>
           </w:p>
         </w:tc>
@@ -1480,21 +1480,21 @@
               <w:bidi/>
             </w:pPr>
             <w:r>
-              <w:t>10/ 2/ 1434</w:t>
-            </w:r>
-          </w:p>
-        </w:tc>
-        <w:tc>
-          <w:tcPr>
-            <w:tcW w:type="dxa" w:w="2880"/>
-          </w:tcPr>
-          <w:p>
-            <w:pPr>
-              <w:jc w:val="right"/>
-              <w:bidi/>
-            </w:pPr>
-            <w:r>
-              <w:t>صك حكم نهائي ضد الشيخ اسامة زيني ـ دعوى 42824717 - 13-0</w:t>
+              <w:t>12/05/1438</w:t>
+            </w:r>
+          </w:p>
+        </w:tc>
+        <w:tc>
+          <w:tcPr>
+            <w:tcW w:type="dxa" w:w="2880"/>
+          </w:tcPr>
+          <w:p>
+            <w:pPr>
+              <w:jc w:val="right"/>
+              <w:bidi/>
+            </w:pPr>
+            <w:r>
+              <w:t>صك حكم نهائي الشيخ اسامة زيني ـ دعوى 42824717 - 25-08-1</w:t>
             </w:r>
           </w:p>
         </w:tc>
@@ -1524,21 +1524,21 @@
               <w:bidi/>
             </w:pPr>
             <w:r>
-              <w:t>2/ 12/ 1432</w:t>
-            </w:r>
-          </w:p>
-        </w:tc>
-        <w:tc>
-          <w:tcPr>
-            <w:tcW w:type="dxa" w:w="2880"/>
-          </w:tcPr>
-          <w:p>
-            <w:pPr>
-              <w:jc w:val="right"/>
-              <w:bidi/>
-            </w:pPr>
-            <w:r>
-              <w:t>صك حكم نهائي ضد الشيخ اسامة زيني ـ دعوى 42824717 - 13-0</w:t>
+              <w:t>20/09/1431</w:t>
+            </w:r>
+          </w:p>
+        </w:tc>
+        <w:tc>
+          <w:tcPr>
+            <w:tcW w:type="dxa" w:w="2880"/>
+          </w:tcPr>
+          <w:p>
+            <w:pPr>
+              <w:jc w:val="right"/>
+              <w:bidi/>
+            </w:pPr>
+            <w:r>
+              <w:t>صك حكم نهائي الشيخ اسامة زيني ـ دعوى 42824717 - 25-08-1</w:t>
             </w:r>
           </w:p>
         </w:tc>
@@ -1568,21 +1568,21 @@
               <w:bidi/>
             </w:pPr>
             <w:r>
-              <w:t>06/ 11/ 1442</w:t>
-            </w:r>
-          </w:p>
-        </w:tc>
-        <w:tc>
-          <w:tcPr>
-            <w:tcW w:type="dxa" w:w="2880"/>
-          </w:tcPr>
-          <w:p>
-            <w:pPr>
-              <w:jc w:val="right"/>
-              <w:bidi/>
-            </w:pPr>
-            <w:r>
-              <w:t>صك حكم نهائي ضد الشيخ اسامة زيني ـ دعوى 42824717 - 13-0</w:t>
+              <w:t>1/1/1445</w:t>
+            </w:r>
+          </w:p>
+        </w:tc>
+        <w:tc>
+          <w:tcPr>
+            <w:tcW w:type="dxa" w:w="2880"/>
+          </w:tcPr>
+          <w:p>
+            <w:pPr>
+              <w:jc w:val="right"/>
+              <w:bidi/>
+            </w:pPr>
+            <w:r>
+              <w:t>صك حكم نهائي الشيخ اسامة زيني ـ دعوى 42824717 - 25-08-1</w:t>
             </w:r>
           </w:p>
         </w:tc>
@@ -1612,21 +1612,21 @@
               <w:bidi/>
             </w:pPr>
             <w:r>
-              <w:t>01/ 09/ 1442</w:t>
-            </w:r>
-          </w:p>
-        </w:tc>
-        <w:tc>
-          <w:tcPr>
-            <w:tcW w:type="dxa" w:w="2880"/>
-          </w:tcPr>
-          <w:p>
-            <w:pPr>
-              <w:jc w:val="right"/>
-              <w:bidi/>
-            </w:pPr>
-            <w:r>
-              <w:t>صك حكم نهائي ضد الشيخ اسامة زيني ـ دعوى 42824717 - 13-0</w:t>
+              <w:t>21/04/1438</w:t>
+            </w:r>
+          </w:p>
+        </w:tc>
+        <w:tc>
+          <w:tcPr>
+            <w:tcW w:type="dxa" w:w="2880"/>
+          </w:tcPr>
+          <w:p>
+            <w:pPr>
+              <w:jc w:val="right"/>
+              <w:bidi/>
+            </w:pPr>
+            <w:r>
+              <w:t>صك حكم نهائي الشيخ اسامة زيني ـ دعوى 42824717 - 25-08-1</w:t>
             </w:r>
           </w:p>
         </w:tc>
@@ -1656,21 +1656,21 @@
               <w:bidi/>
             </w:pPr>
             <w:r>
-              <w:t>25/ 2/ 1445</w:t>
-            </w:r>
-          </w:p>
-        </w:tc>
-        <w:tc>
-          <w:tcPr>
-            <w:tcW w:type="dxa" w:w="2880"/>
-          </w:tcPr>
-          <w:p>
-            <w:pPr>
-              <w:jc w:val="right"/>
-              <w:bidi/>
-            </w:pPr>
-            <w:r>
-              <w:t>صك حكم نهائي ضد الشيخ اسامة زيني ـ دعوى 42824717 - 13-0</w:t>
+              <w:t>18/11/1393</w:t>
+            </w:r>
+          </w:p>
+        </w:tc>
+        <w:tc>
+          <w:tcPr>
+            <w:tcW w:type="dxa" w:w="2880"/>
+          </w:tcPr>
+          <w:p>
+            <w:pPr>
+              <w:jc w:val="right"/>
+              <w:bidi/>
+            </w:pPr>
+            <w:r>
+              <w:t>صك حكم نهائي الشيخ اسامة زيني ـ دعوى 42824717 - 25-08-1</w:t>
             </w:r>
           </w:p>
         </w:tc>
@@ -1700,21 +1700,21 @@
               <w:bidi/>
             </w:pPr>
             <w:r>
-              <w:t>20/ 9/ 1431</w:t>
-            </w:r>
-          </w:p>
-        </w:tc>
-        <w:tc>
-          <w:tcPr>
-            <w:tcW w:type="dxa" w:w="2880"/>
-          </w:tcPr>
-          <w:p>
-            <w:pPr>
-              <w:jc w:val="right"/>
-              <w:bidi/>
-            </w:pPr>
-            <w:r>
-              <w:t>صك حكم نهائي ضد الشيخ اسامة زيني ـ دعوى 42824717 - 13-0</w:t>
+              <w:t>26/7/1434</w:t>
+            </w:r>
+          </w:p>
+        </w:tc>
+        <w:tc>
+          <w:tcPr>
+            <w:tcW w:type="dxa" w:w="2880"/>
+          </w:tcPr>
+          <w:p>
+            <w:pPr>
+              <w:jc w:val="right"/>
+              <w:bidi/>
+            </w:pPr>
+            <w:r>
+              <w:t>صك حكم نهائي الشيخ اسامة زيني ـ دعوى 42824717 - 25-08-1</w:t>
             </w:r>
           </w:p>
         </w:tc>
@@ -1744,21 +1744,21 @@
               <w:bidi/>
             </w:pPr>
             <w:r>
-              <w:t>16/ 10/ 1431</w:t>
-            </w:r>
-          </w:p>
-        </w:tc>
-        <w:tc>
-          <w:tcPr>
-            <w:tcW w:type="dxa" w:w="2880"/>
-          </w:tcPr>
-          <w:p>
-            <w:pPr>
-              <w:jc w:val="right"/>
-              <w:bidi/>
-            </w:pPr>
-            <w:r>
-              <w:t>صك حكم نهائي ضد الشيخ اسامة زيني ـ دعوى 42824717 - 13-0</w:t>
+              <w:t>2/12/1432</w:t>
+            </w:r>
+          </w:p>
+        </w:tc>
+        <w:tc>
+          <w:tcPr>
+            <w:tcW w:type="dxa" w:w="2880"/>
+          </w:tcPr>
+          <w:p>
+            <w:pPr>
+              <w:jc w:val="right"/>
+              <w:bidi/>
+            </w:pPr>
+            <w:r>
+              <w:t>صك حكم نهائي الشيخ اسامة زيني ـ دعوى 42824717 - 25-08-1</w:t>
             </w:r>
           </w:p>
         </w:tc>
@@ -1788,21 +1788,21 @@
               <w:bidi/>
             </w:pPr>
             <w:r>
-              <w:t>3/ 11/ 1431</w:t>
-            </w:r>
-          </w:p>
-        </w:tc>
-        <w:tc>
-          <w:tcPr>
-            <w:tcW w:type="dxa" w:w="2880"/>
-          </w:tcPr>
-          <w:p>
-            <w:pPr>
-              <w:jc w:val="right"/>
-              <w:bidi/>
-            </w:pPr>
-            <w:r>
-              <w:t>صك حكم نهائي ضد الشيخ اسامة زيني ـ دعوى 42824717 - 13-0</w:t>
+              <w:t>8/6/1433</w:t>
+            </w:r>
+          </w:p>
+        </w:tc>
+        <w:tc>
+          <w:tcPr>
+            <w:tcW w:type="dxa" w:w="2880"/>
+          </w:tcPr>
+          <w:p>
+            <w:pPr>
+              <w:jc w:val="right"/>
+              <w:bidi/>
+            </w:pPr>
+            <w:r>
+              <w:t>صك حكم نهائي الشيخ اسامة زيني ـ دعوى 42824717 - 25-08-1</w:t>
             </w:r>
           </w:p>
         </w:tc>
@@ -1832,21 +1832,21 @@
               <w:bidi/>
             </w:pPr>
             <w:r>
-              <w:t>18/ 2/ 1432</w:t>
-            </w:r>
-          </w:p>
-        </w:tc>
-        <w:tc>
-          <w:tcPr>
-            <w:tcW w:type="dxa" w:w="2880"/>
-          </w:tcPr>
-          <w:p>
-            <w:pPr>
-              <w:jc w:val="right"/>
-              <w:bidi/>
-            </w:pPr>
-            <w:r>
-              <w:t>صك حكم نهائي ضد الشيخ اسامة زيني ـ دعوى 42824717 - 13-0</w:t>
+              <w:t>4/3/1432</w:t>
+            </w:r>
+          </w:p>
+        </w:tc>
+        <w:tc>
+          <w:tcPr>
+            <w:tcW w:type="dxa" w:w="2880"/>
+          </w:tcPr>
+          <w:p>
+            <w:pPr>
+              <w:jc w:val="right"/>
+              <w:bidi/>
+            </w:pPr>
+            <w:r>
+              <w:t>صك حكم نهائي الشيخ اسامة زيني ـ دعوى 42824717 - 25-08-1</w:t>
             </w:r>
           </w:p>
         </w:tc>
@@ -1873,7 +1873,7 @@
         <w:bidi/>
       </w:pPr>
       <w:r>
-        <w:t>2) الخط الزمني (ميلادي) — 709 مدخلاً</w:t>
+        <w:t>2) الخط الزمني (ميلادي) — 682 مدخلاً</w:t>
       </w:r>
     </w:p>
     <w:tbl>
@@ -3040,7 +3040,7 @@
         <w:bidi/>
       </w:pPr>
       <w:r>
-        <w:t>3) المبالغ المركزية — 79</w:t>
+        <w:t>3) المبالغ المركزية — 77</w:t>
       </w:r>
     </w:p>
     <w:tbl>
@@ -3652,21 +3652,21 @@
               <w:bidi/>
             </w:pPr>
             <w:r>
-              <w:t>13</w:t>
-            </w:r>
-          </w:p>
-        </w:tc>
-        <w:tc>
-          <w:tcPr>
-            <w:tcW w:type="dxa" w:w="2880"/>
-          </w:tcPr>
-          <w:p>
-            <w:pPr>
-              <w:jc w:val="right"/>
-              <w:bidi/>
-            </w:pPr>
-            <w:r>
-              <w:t>13</w:t>
+              <w:t>6</w:t>
+            </w:r>
+          </w:p>
+        </w:tc>
+        <w:tc>
+          <w:tcPr>
+            <w:tcW w:type="dxa" w:w="2880"/>
+          </w:tcPr>
+          <w:p>
+            <w:pPr>
+              <w:jc w:val="right"/>
+              <w:bidi/>
+            </w:pPr>
+            <w:r>
+              <w:t>6</w:t>
             </w:r>
           </w:p>
         </w:tc>
@@ -3784,21 +3784,21 @@
               <w:bidi/>
             </w:pPr>
             <w:r>
-              <w:t>11</w:t>
-            </w:r>
-          </w:p>
-        </w:tc>
-        <w:tc>
-          <w:tcPr>
-            <w:tcW w:type="dxa" w:w="2880"/>
-          </w:tcPr>
-          <w:p>
-            <w:pPr>
-              <w:jc w:val="right"/>
-              <w:bidi/>
-            </w:pPr>
-            <w:r>
-              <w:t>11</w:t>
+              <w:t>4</w:t>
+            </w:r>
+          </w:p>
+        </w:tc>
+        <w:tc>
+          <w:tcPr>
+            <w:tcW w:type="dxa" w:w="2880"/>
+          </w:tcPr>
+          <w:p>
+            <w:pPr>
+              <w:jc w:val="right"/>
+              <w:bidi/>
+            </w:pPr>
+            <w:r>
+              <w:t>4</w:t>
             </w:r>
           </w:p>
         </w:tc>
@@ -4048,21 +4048,21 @@
               <w:bidi/>
             </w:pPr>
             <w:r>
-              <w:t>10</w:t>
-            </w:r>
-          </w:p>
-        </w:tc>
-        <w:tc>
-          <w:tcPr>
-            <w:tcW w:type="dxa" w:w="2880"/>
-          </w:tcPr>
-          <w:p>
-            <w:pPr>
-              <w:jc w:val="right"/>
-              <w:bidi/>
-            </w:pPr>
-            <w:r>
-              <w:t>10</w:t>
+              <w:t>3</w:t>
+            </w:r>
+          </w:p>
+        </w:tc>
+        <w:tc>
+          <w:tcPr>
+            <w:tcW w:type="dxa" w:w="2880"/>
+          </w:tcPr>
+          <w:p>
+            <w:pPr>
+              <w:jc w:val="right"/>
+              <w:bidi/>
+            </w:pPr>
+            <w:r>
+              <w:t>3</w:t>
             </w:r>
           </w:p>
         </w:tc>
@@ -4136,21 +4136,21 @@
               <w:bidi/>
             </w:pPr>
             <w:r>
-              <w:t>6</w:t>
-            </w:r>
-          </w:p>
-        </w:tc>
-        <w:tc>
-          <w:tcPr>
-            <w:tcW w:type="dxa" w:w="2880"/>
-          </w:tcPr>
-          <w:p>
-            <w:pPr>
-              <w:jc w:val="right"/>
-              <w:bidi/>
-            </w:pPr>
-            <w:r>
-              <w:t>6</w:t>
+              <w:t>3</w:t>
+            </w:r>
+          </w:p>
+        </w:tc>
+        <w:tc>
+          <w:tcPr>
+            <w:tcW w:type="dxa" w:w="2880"/>
+          </w:tcPr>
+          <w:p>
+            <w:pPr>
+              <w:jc w:val="right"/>
+              <w:bidi/>
+            </w:pPr>
+            <w:r>
+              <w:t>3</w:t>
             </w:r>
           </w:p>
         </w:tc>
@@ -4530,7 +4530,7 @@
         <w:bidi/>
       </w:pPr>
       <w:r>
-        <w:t>5) الإحالات النظامية المركزية — 56</w:t>
+        <w:t>5) الإحالات النظامية المركزية — 53</w:t>
       </w:r>
     </w:p>
     <w:tbl>
@@ -4820,35 +4820,35 @@
               <w:bidi/>
             </w:pPr>
             <w:r>
-              <w:t>مادة</w:t>
-            </w:r>
-          </w:p>
-        </w:tc>
-        <w:tc>
-          <w:tcPr>
-            <w:tcW w:type="dxa" w:w="2880"/>
-          </w:tcPr>
-          <w:p>
-            <w:pPr>
-              <w:jc w:val="right"/>
-              <w:bidi/>
-            </w:pPr>
-            <w:r>
-              <w:t>200</w:t>
-            </w:r>
-          </w:p>
-        </w:tc>
-        <w:tc>
-          <w:tcPr>
-            <w:tcW w:type="dxa" w:w="2880"/>
-          </w:tcPr>
-          <w:p>
-            <w:pPr>
-              <w:jc w:val="right"/>
-              <w:bidi/>
-            </w:pPr>
-            <w:r>
-              <w:t>18</w:t>
+              <w:t>نظام</w:t>
+            </w:r>
+          </w:p>
+        </w:tc>
+        <w:tc>
+          <w:tcPr>
+            <w:tcW w:type="dxa" w:w="2880"/>
+          </w:tcPr>
+          <w:p>
+            <w:pPr>
+              <w:jc w:val="right"/>
+              <w:bidi/>
+            </w:pPr>
+            <w:r>
+              <w:t>اللائحة التنفيذية</w:t>
+            </w:r>
+          </w:p>
+        </w:tc>
+        <w:tc>
+          <w:tcPr>
+            <w:tcW w:type="dxa" w:w="2880"/>
+          </w:tcPr>
+          <w:p>
+            <w:pPr>
+              <w:jc w:val="right"/>
+              <w:bidi/>
+            </w:pPr>
+            <w:r>
+              <w:t>16</w:t>
             </w:r>
           </w:p>
         </w:tc>
@@ -4878,21 +4878,21 @@
               <w:bidi/>
             </w:pPr>
             <w:r>
-              <w:t>1</w:t>
-            </w:r>
-          </w:p>
-        </w:tc>
-        <w:tc>
-          <w:tcPr>
-            <w:tcW w:type="dxa" w:w="2880"/>
-          </w:tcPr>
-          <w:p>
-            <w:pPr>
-              <w:jc w:val="right"/>
-              <w:bidi/>
-            </w:pPr>
-            <w:r>
-              <w:t>17</w:t>
+              <w:t>200</w:t>
+            </w:r>
+          </w:p>
+        </w:tc>
+        <w:tc>
+          <w:tcPr>
+            <w:tcW w:type="dxa" w:w="2880"/>
+          </w:tcPr>
+          <w:p>
+            <w:pPr>
+              <w:jc w:val="right"/>
+              <w:bidi/>
+            </w:pPr>
+            <w:r>
+              <w:t>11</w:t>
             </w:r>
           </w:p>
         </w:tc>
@@ -4908,35 +4908,35 @@
               <w:bidi/>
             </w:pPr>
             <w:r>
-              <w:t>نظام</w:t>
-            </w:r>
-          </w:p>
-        </w:tc>
-        <w:tc>
-          <w:tcPr>
-            <w:tcW w:type="dxa" w:w="2880"/>
-          </w:tcPr>
-          <w:p>
-            <w:pPr>
-              <w:jc w:val="right"/>
-              <w:bidi/>
-            </w:pPr>
-            <w:r>
-              <w:t>اللائحة التنفيذية</w:t>
-            </w:r>
-          </w:p>
-        </w:tc>
-        <w:tc>
-          <w:tcPr>
-            <w:tcW w:type="dxa" w:w="2880"/>
-          </w:tcPr>
-          <w:p>
-            <w:pPr>
-              <w:jc w:val="right"/>
-              <w:bidi/>
-            </w:pPr>
-            <w:r>
-              <w:t>16</w:t>
+              <w:t>مادة</w:t>
+            </w:r>
+          </w:p>
+        </w:tc>
+        <w:tc>
+          <w:tcPr>
+            <w:tcW w:type="dxa" w:w="2880"/>
+          </w:tcPr>
+          <w:p>
+            <w:pPr>
+              <w:jc w:val="right"/>
+              <w:bidi/>
+            </w:pPr>
+            <w:r>
+              <w:t>86</w:t>
+            </w:r>
+          </w:p>
+        </w:tc>
+        <w:tc>
+          <w:tcPr>
+            <w:tcW w:type="dxa" w:w="2880"/>
+          </w:tcPr>
+          <w:p>
+            <w:pPr>
+              <w:jc w:val="right"/>
+              <w:bidi/>
+            </w:pPr>
+            <w:r>
+              <w:t>8</w:t>
             </w:r>
           </w:p>
         </w:tc>
@@ -4952,35 +4952,35 @@
               <w:bidi/>
             </w:pPr>
             <w:r>
-              <w:t>مادة</w:t>
-            </w:r>
-          </w:p>
-        </w:tc>
-        <w:tc>
-          <w:tcPr>
-            <w:tcW w:type="dxa" w:w="2880"/>
-          </w:tcPr>
-          <w:p>
-            <w:pPr>
-              <w:jc w:val="right"/>
-              <w:bidi/>
-            </w:pPr>
-            <w:r>
-              <w:t>86</w:t>
-            </w:r>
-          </w:p>
-        </w:tc>
-        <w:tc>
-          <w:tcPr>
-            <w:tcW w:type="dxa" w:w="2880"/>
-          </w:tcPr>
-          <w:p>
-            <w:pPr>
-              <w:jc w:val="right"/>
-              <w:bidi/>
-            </w:pPr>
-            <w:r>
-              <w:t>15</w:t>
+              <w:t>نظام</w:t>
+            </w:r>
+          </w:p>
+        </w:tc>
+        <w:tc>
+          <w:tcPr>
+            <w:tcW w:type="dxa" w:w="2880"/>
+          </w:tcPr>
+          <w:p>
+            <w:pPr>
+              <w:jc w:val="right"/>
+              <w:bidi/>
+            </w:pPr>
+            <w:r>
+              <w:t>نظام التنفيذ</w:t>
+            </w:r>
+          </w:p>
+        </w:tc>
+        <w:tc>
+          <w:tcPr>
+            <w:tcW w:type="dxa" w:w="2880"/>
+          </w:tcPr>
+          <w:p>
+            <w:pPr>
+              <w:jc w:val="right"/>
+              <w:bidi/>
+            </w:pPr>
+            <w:r>
+              <w:t>7</w:t>
             </w:r>
           </w:p>
         </w:tc>
@@ -5010,21 +5010,21 @@
               <w:bidi/>
             </w:pPr>
             <w:r>
-              <w:t>250</w:t>
-            </w:r>
-          </w:p>
-        </w:tc>
-        <w:tc>
-          <w:tcPr>
-            <w:tcW w:type="dxa" w:w="2880"/>
-          </w:tcPr>
-          <w:p>
-            <w:pPr>
-              <w:jc w:val="right"/>
-              <w:bidi/>
-            </w:pPr>
-            <w:r>
-              <w:t>13</w:t>
+              <w:t>26</w:t>
+            </w:r>
+          </w:p>
+        </w:tc>
+        <w:tc>
+          <w:tcPr>
+            <w:tcW w:type="dxa" w:w="2880"/>
+          </w:tcPr>
+          <w:p>
+            <w:pPr>
+              <w:jc w:val="right"/>
+              <w:bidi/>
+            </w:pPr>
+            <w:r>
+              <w:t>7</w:t>
             </w:r>
           </w:p>
         </w:tc>
@@ -5054,21 +5054,21 @@
               <w:bidi/>
             </w:pPr>
             <w:r>
-              <w:t>201</w:t>
-            </w:r>
-          </w:p>
-        </w:tc>
-        <w:tc>
-          <w:tcPr>
-            <w:tcW w:type="dxa" w:w="2880"/>
-          </w:tcPr>
-          <w:p>
-            <w:pPr>
-              <w:jc w:val="right"/>
-              <w:bidi/>
-            </w:pPr>
-            <w:r>
-              <w:t>11</w:t>
+              <w:t>1</w:t>
+            </w:r>
+          </w:p>
+        </w:tc>
+        <w:tc>
+          <w:tcPr>
+            <w:tcW w:type="dxa" w:w="2880"/>
+          </w:tcPr>
+          <w:p>
+            <w:pPr>
+              <w:jc w:val="right"/>
+              <w:bidi/>
+            </w:pPr>
+            <w:r>
+              <w:t>7</w:t>
             </w:r>
           </w:p>
         </w:tc>
@@ -5098,21 +5098,21 @@
               <w:bidi/>
             </w:pPr>
             <w:r>
-              <w:t>202</w:t>
-            </w:r>
-          </w:p>
-        </w:tc>
-        <w:tc>
-          <w:tcPr>
-            <w:tcW w:type="dxa" w:w="2880"/>
-          </w:tcPr>
-          <w:p>
-            <w:pPr>
-              <w:jc w:val="right"/>
-              <w:bidi/>
-            </w:pPr>
-            <w:r>
-              <w:t>11</w:t>
+              <w:t>78</w:t>
+            </w:r>
+          </w:p>
+        </w:tc>
+        <w:tc>
+          <w:tcPr>
+            <w:tcW w:type="dxa" w:w="2880"/>
+          </w:tcPr>
+          <w:p>
+            <w:pPr>
+              <w:jc w:val="right"/>
+              <w:bidi/>
+            </w:pPr>
+            <w:r>
+              <w:t>6</w:t>
             </w:r>
           </w:p>
         </w:tc>
@@ -5142,21 +5142,21 @@
               <w:bidi/>
             </w:pPr>
             <w:r>
-              <w:t>58</w:t>
-            </w:r>
-          </w:p>
-        </w:tc>
-        <w:tc>
-          <w:tcPr>
-            <w:tcW w:type="dxa" w:w="2880"/>
-          </w:tcPr>
-          <w:p>
-            <w:pPr>
-              <w:jc w:val="right"/>
-              <w:bidi/>
-            </w:pPr>
-            <w:r>
-              <w:t>10</w:t>
+              <w:t>6</w:t>
+            </w:r>
+          </w:p>
+        </w:tc>
+        <w:tc>
+          <w:tcPr>
+            <w:tcW w:type="dxa" w:w="2880"/>
+          </w:tcPr>
+          <w:p>
+            <w:pPr>
+              <w:jc w:val="right"/>
+              <w:bidi/>
+            </w:pPr>
+            <w:r>
+              <w:t>6</w:t>
             </w:r>
           </w:p>
         </w:tc>
@@ -5186,21 +5186,21 @@
               <w:bidi/>
             </w:pPr>
             <w:r>
-              <w:t>6</w:t>
-            </w:r>
-          </w:p>
-        </w:tc>
-        <w:tc>
-          <w:tcPr>
-            <w:tcW w:type="dxa" w:w="2880"/>
-          </w:tcPr>
-          <w:p>
-            <w:pPr>
-              <w:jc w:val="right"/>
-              <w:bidi/>
-            </w:pPr>
-            <w:r>
-              <w:t>9</w:t>
+              <w:t>16</w:t>
+            </w:r>
+          </w:p>
+        </w:tc>
+        <w:tc>
+          <w:tcPr>
+            <w:tcW w:type="dxa" w:w="2880"/>
+          </w:tcPr>
+          <w:p>
+            <w:pPr>
+              <w:jc w:val="right"/>
+              <w:bidi/>
+            </w:pPr>
+            <w:r>
+              <w:t>5</w:t>
             </w:r>
           </w:p>
         </w:tc>
@@ -5230,21 +5230,21 @@
               <w:bidi/>
             </w:pPr>
             <w:r>
-              <w:t>نظام التنفيذ</w:t>
-            </w:r>
-          </w:p>
-        </w:tc>
-        <w:tc>
-          <w:tcPr>
-            <w:tcW w:type="dxa" w:w="2880"/>
-          </w:tcPr>
-          <w:p>
-            <w:pPr>
-              <w:jc w:val="right"/>
-              <w:bidi/>
-            </w:pPr>
-            <w:r>
-              <w:t>7</w:t>
+              <w:t>نظام القضاء</w:t>
+            </w:r>
+          </w:p>
+        </w:tc>
+        <w:tc>
+          <w:tcPr>
+            <w:tcW w:type="dxa" w:w="2880"/>
+          </w:tcPr>
+          <w:p>
+            <w:pPr>
+              <w:jc w:val="right"/>
+              <w:bidi/>
+            </w:pPr>
+            <w:r>
+              <w:t>5</w:t>
             </w:r>
           </w:p>
         </w:tc>
@@ -5274,21 +5274,21 @@
               <w:bidi/>
             </w:pPr>
             <w:r>
-              <w:t>26</w:t>
-            </w:r>
-          </w:p>
-        </w:tc>
-        <w:tc>
-          <w:tcPr>
-            <w:tcW w:type="dxa" w:w="2880"/>
-          </w:tcPr>
-          <w:p>
-            <w:pPr>
-              <w:jc w:val="right"/>
-              <w:bidi/>
-            </w:pPr>
-            <w:r>
-              <w:t>7</w:t>
+              <w:t>17</w:t>
+            </w:r>
+          </w:p>
+        </w:tc>
+        <w:tc>
+          <w:tcPr>
+            <w:tcW w:type="dxa" w:w="2880"/>
+          </w:tcPr>
+          <w:p>
+            <w:pPr>
+              <w:jc w:val="right"/>
+              <w:bidi/>
+            </w:pPr>
+            <w:r>
+              <w:t>4</w:t>
             </w:r>
           </w:p>
         </w:tc>
@@ -5318,21 +5318,21 @@
               <w:bidi/>
             </w:pPr>
             <w:r>
-              <w:t>78</w:t>
-            </w:r>
-          </w:p>
-        </w:tc>
-        <w:tc>
-          <w:tcPr>
-            <w:tcW w:type="dxa" w:w="2880"/>
-          </w:tcPr>
-          <w:p>
-            <w:pPr>
-              <w:jc w:val="right"/>
-              <w:bidi/>
-            </w:pPr>
-            <w:r>
-              <w:t>6</w:t>
+              <w:t>76</w:t>
+            </w:r>
+          </w:p>
+        </w:tc>
+        <w:tc>
+          <w:tcPr>
+            <w:tcW w:type="dxa" w:w="2880"/>
+          </w:tcPr>
+          <w:p>
+            <w:pPr>
+              <w:jc w:val="right"/>
+              <w:bidi/>
+            </w:pPr>
+            <w:r>
+              <w:t>4</w:t>
             </w:r>
           </w:p>
         </w:tc>
@@ -5362,21 +5362,21 @@
               <w:bidi/>
             </w:pPr>
             <w:r>
-              <w:t>نظام القضاء</w:t>
-            </w:r>
-          </w:p>
-        </w:tc>
-        <w:tc>
-          <w:tcPr>
-            <w:tcW w:type="dxa" w:w="2880"/>
-          </w:tcPr>
-          <w:p>
-            <w:pPr>
-              <w:jc w:val="right"/>
-              <w:bidi/>
-            </w:pPr>
-            <w:r>
-              <w:t>5</w:t>
+              <w:t>نظام الشركات</w:t>
+            </w:r>
+          </w:p>
+        </w:tc>
+        <w:tc>
+          <w:tcPr>
+            <w:tcW w:type="dxa" w:w="2880"/>
+          </w:tcPr>
+          <w:p>
+            <w:pPr>
+              <w:jc w:val="right"/>
+              <w:bidi/>
+            </w:pPr>
+            <w:r>
+              <w:t>4</w:t>
             </w:r>
           </w:p>
         </w:tc>
@@ -5406,21 +5406,21 @@
               <w:bidi/>
             </w:pPr>
             <w:r>
-              <w:t>3</w:t>
-            </w:r>
-          </w:p>
-        </w:tc>
-        <w:tc>
-          <w:tcPr>
-            <w:tcW w:type="dxa" w:w="2880"/>
-          </w:tcPr>
-          <w:p>
-            <w:pPr>
-              <w:jc w:val="right"/>
-              <w:bidi/>
-            </w:pPr>
-            <w:r>
-              <w:t>5</w:t>
+              <w:t>201</w:t>
+            </w:r>
+          </w:p>
+        </w:tc>
+        <w:tc>
+          <w:tcPr>
+            <w:tcW w:type="dxa" w:w="2880"/>
+          </w:tcPr>
+          <w:p>
+            <w:pPr>
+              <w:jc w:val="right"/>
+              <w:bidi/>
+            </w:pPr>
+            <w:r>
+              <w:t>4</w:t>
             </w:r>
           </w:p>
         </w:tc>
@@ -5450,21 +5450,21 @@
               <w:bidi/>
             </w:pPr>
             <w:r>
-              <w:t>21</w:t>
-            </w:r>
-          </w:p>
-        </w:tc>
-        <w:tc>
-          <w:tcPr>
-            <w:tcW w:type="dxa" w:w="2880"/>
-          </w:tcPr>
-          <w:p>
-            <w:pPr>
-              <w:jc w:val="right"/>
-              <w:bidi/>
-            </w:pPr>
-            <w:r>
-              <w:t>5</w:t>
+              <w:t>230</w:t>
+            </w:r>
+          </w:p>
+        </w:tc>
+        <w:tc>
+          <w:tcPr>
+            <w:tcW w:type="dxa" w:w="2880"/>
+          </w:tcPr>
+          <w:p>
+            <w:pPr>
+              <w:jc w:val="right"/>
+              <w:bidi/>
+            </w:pPr>
+            <w:r>
+              <w:t>4</w:t>
             </w:r>
           </w:p>
         </w:tc>
@@ -5494,21 +5494,21 @@
               <w:bidi/>
             </w:pPr>
             <w:r>
-              <w:t>80</w:t>
-            </w:r>
-          </w:p>
-        </w:tc>
-        <w:tc>
-          <w:tcPr>
-            <w:tcW w:type="dxa" w:w="2880"/>
-          </w:tcPr>
-          <w:p>
-            <w:pPr>
-              <w:jc w:val="right"/>
-              <w:bidi/>
-            </w:pPr>
-            <w:r>
-              <w:t>5</w:t>
+              <w:t>88</w:t>
+            </w:r>
+          </w:p>
+        </w:tc>
+        <w:tc>
+          <w:tcPr>
+            <w:tcW w:type="dxa" w:w="2880"/>
+          </w:tcPr>
+          <w:p>
+            <w:pPr>
+              <w:jc w:val="right"/>
+              <w:bidi/>
+            </w:pPr>
+            <w:r>
+              <w:t>3</w:t>
             </w:r>
           </w:p>
         </w:tc>
@@ -5538,21 +5538,21 @@
               <w:bidi/>
             </w:pPr>
             <w:r>
-              <w:t>141</w:t>
-            </w:r>
-          </w:p>
-        </w:tc>
-        <w:tc>
-          <w:tcPr>
-            <w:tcW w:type="dxa" w:w="2880"/>
-          </w:tcPr>
-          <w:p>
-            <w:pPr>
-              <w:jc w:val="right"/>
-              <w:bidi/>
-            </w:pPr>
-            <w:r>
-              <w:t>5</w:t>
+              <w:t>25</w:t>
+            </w:r>
+          </w:p>
+        </w:tc>
+        <w:tc>
+          <w:tcPr>
+            <w:tcW w:type="dxa" w:w="2880"/>
+          </w:tcPr>
+          <w:p>
+            <w:pPr>
+              <w:jc w:val="right"/>
+              <w:bidi/>
+            </w:pPr>
+            <w:r>
+              <w:t>3</w:t>
             </w:r>
           </w:p>
         </w:tc>
@@ -5582,21 +5582,21 @@
               <w:bidi/>
             </w:pPr>
             <w:r>
-              <w:t>16</w:t>
-            </w:r>
-          </w:p>
-        </w:tc>
-        <w:tc>
-          <w:tcPr>
-            <w:tcW w:type="dxa" w:w="2880"/>
-          </w:tcPr>
-          <w:p>
-            <w:pPr>
-              <w:jc w:val="right"/>
-              <w:bidi/>
-            </w:pPr>
-            <w:r>
-              <w:t>4</w:t>
+              <w:t>58</w:t>
+            </w:r>
+          </w:p>
+        </w:tc>
+        <w:tc>
+          <w:tcPr>
+            <w:tcW w:type="dxa" w:w="2880"/>
+          </w:tcPr>
+          <w:p>
+            <w:pPr>
+              <w:jc w:val="right"/>
+              <w:bidi/>
+            </w:pPr>
+            <w:r>
+              <w:t>3</w:t>
             </w:r>
           </w:p>
         </w:tc>
@@ -5626,21 +5626,21 @@
               <w:bidi/>
             </w:pPr>
             <w:r>
-              <w:t>17</w:t>
-            </w:r>
-          </w:p>
-        </w:tc>
-        <w:tc>
-          <w:tcPr>
-            <w:tcW w:type="dxa" w:w="2880"/>
-          </w:tcPr>
-          <w:p>
-            <w:pPr>
-              <w:jc w:val="right"/>
-              <w:bidi/>
-            </w:pPr>
-            <w:r>
-              <w:t>4</w:t>
+              <w:t>202</w:t>
+            </w:r>
+          </w:p>
+        </w:tc>
+        <w:tc>
+          <w:tcPr>
+            <w:tcW w:type="dxa" w:w="2880"/>
+          </w:tcPr>
+          <w:p>
+            <w:pPr>
+              <w:jc w:val="right"/>
+              <w:bidi/>
+            </w:pPr>
+            <w:r>
+              <w:t>3</w:t>
             </w:r>
           </w:p>
         </w:tc>
@@ -5670,21 +5670,21 @@
               <w:bidi/>
             </w:pPr>
             <w:r>
-              <w:t>76</w:t>
-            </w:r>
-          </w:p>
-        </w:tc>
-        <w:tc>
-          <w:tcPr>
-            <w:tcW w:type="dxa" w:w="2880"/>
-          </w:tcPr>
-          <w:p>
-            <w:pPr>
-              <w:jc w:val="right"/>
-              <w:bidi/>
-            </w:pPr>
-            <w:r>
-              <w:t>4</w:t>
+              <w:t>3</w:t>
+            </w:r>
+          </w:p>
+        </w:tc>
+        <w:tc>
+          <w:tcPr>
+            <w:tcW w:type="dxa" w:w="2880"/>
+          </w:tcPr>
+          <w:p>
+            <w:pPr>
+              <w:jc w:val="right"/>
+              <w:bidi/>
+            </w:pPr>
+            <w:r>
+              <w:t>3</w:t>
             </w:r>
           </w:p>
         </w:tc>
@@ -5700,35 +5700,35 @@
               <w:bidi/>
             </w:pPr>
             <w:r>
-              <w:t>نظام</w:t>
-            </w:r>
-          </w:p>
-        </w:tc>
-        <w:tc>
-          <w:tcPr>
-            <w:tcW w:type="dxa" w:w="2880"/>
-          </w:tcPr>
-          <w:p>
-            <w:pPr>
-              <w:jc w:val="right"/>
-              <w:bidi/>
-            </w:pPr>
-            <w:r>
-              <w:t>نظام الشركات</w:t>
-            </w:r>
-          </w:p>
-        </w:tc>
-        <w:tc>
-          <w:tcPr>
-            <w:tcW w:type="dxa" w:w="2880"/>
-          </w:tcPr>
-          <w:p>
-            <w:pPr>
-              <w:jc w:val="right"/>
-              <w:bidi/>
-            </w:pPr>
-            <w:r>
-              <w:t>4</w:t>
+              <w:t>مادة</w:t>
+            </w:r>
+          </w:p>
+        </w:tc>
+        <w:tc>
+          <w:tcPr>
+            <w:tcW w:type="dxa" w:w="2880"/>
+          </w:tcPr>
+          <w:p>
+            <w:pPr>
+              <w:jc w:val="right"/>
+              <w:bidi/>
+            </w:pPr>
+            <w:r>
+              <w:t>21</w:t>
+            </w:r>
+          </w:p>
+        </w:tc>
+        <w:tc>
+          <w:tcPr>
+            <w:tcW w:type="dxa" w:w="2880"/>
+          </w:tcPr>
+          <w:p>
+            <w:pPr>
+              <w:jc w:val="right"/>
+              <w:bidi/>
+            </w:pPr>
+            <w:r>
+              <w:t>3</w:t>
             </w:r>
           </w:p>
         </w:tc>
@@ -5758,21 +5758,21 @@
               <w:bidi/>
             </w:pPr>
             <w:r>
-              <w:t>230</w:t>
-            </w:r>
-          </w:p>
-        </w:tc>
-        <w:tc>
-          <w:tcPr>
-            <w:tcW w:type="dxa" w:w="2880"/>
-          </w:tcPr>
-          <w:p>
-            <w:pPr>
-              <w:jc w:val="right"/>
-              <w:bidi/>
-            </w:pPr>
-            <w:r>
-              <w:t>4</w:t>
+              <w:t>85</w:t>
+            </w:r>
+          </w:p>
+        </w:tc>
+        <w:tc>
+          <w:tcPr>
+            <w:tcW w:type="dxa" w:w="2880"/>
+          </w:tcPr>
+          <w:p>
+            <w:pPr>
+              <w:jc w:val="right"/>
+              <w:bidi/>
+            </w:pPr>
+            <w:r>
+              <w:t>3</w:t>
             </w:r>
           </w:p>
         </w:tc>
@@ -5802,21 +5802,21 @@
               <w:bidi/>
             </w:pPr>
             <w:r>
-              <w:t>88</w:t>
-            </w:r>
-          </w:p>
-        </w:tc>
-        <w:tc>
-          <w:tcPr>
-            <w:tcW w:type="dxa" w:w="2880"/>
-          </w:tcPr>
-          <w:p>
-            <w:pPr>
-              <w:jc w:val="right"/>
-              <w:bidi/>
-            </w:pPr>
-            <w:r>
-              <w:t>3</w:t>
+              <w:t>95</w:t>
+            </w:r>
+          </w:p>
+        </w:tc>
+        <w:tc>
+          <w:tcPr>
+            <w:tcW w:type="dxa" w:w="2880"/>
+          </w:tcPr>
+          <w:p>
+            <w:pPr>
+              <w:jc w:val="right"/>
+              <w:bidi/>
+            </w:pPr>
+            <w:r>
+              <w:t>2</w:t>
             </w:r>
           </w:p>
         </w:tc>
@@ -5846,21 +5846,21 @@
               <w:bidi/>
             </w:pPr>
             <w:r>
-              <w:t>25</w:t>
-            </w:r>
-          </w:p>
-        </w:tc>
-        <w:tc>
-          <w:tcPr>
-            <w:tcW w:type="dxa" w:w="2880"/>
-          </w:tcPr>
-          <w:p>
-            <w:pPr>
-              <w:jc w:val="right"/>
-              <w:bidi/>
-            </w:pPr>
-            <w:r>
-              <w:t>3</w:t>
+              <w:t>18</w:t>
+            </w:r>
+          </w:p>
+        </w:tc>
+        <w:tc>
+          <w:tcPr>
+            <w:tcW w:type="dxa" w:w="2880"/>
+          </w:tcPr>
+          <w:p>
+            <w:pPr>
+              <w:jc w:val="right"/>
+              <w:bidi/>
+            </w:pPr>
+            <w:r>
+              <w:t>2</w:t>
             </w:r>
           </w:p>
         </w:tc>
@@ -5890,7 +5890,7 @@
               <w:bidi/>
             </w:pPr>
             <w:r>
-              <w:t>95</w:t>
+              <w:t>80</w:t>
             </w:r>
           </w:p>
         </w:tc>

--- a/zaini_case_audit_output/outputs/word/02_الخط_الزمني_وأسباب_النقض.docx
+++ b/zaini_case_audit_output/outputs/word/02_الخط_الزمني_وأسباب_النقض.docx
@@ -46,7 +46,7 @@
         <w:bidi/>
       </w:pPr>
       <w:r>
-        <w:t>1) الخط الزمني (هجري) — 1409 مدخلاً</w:t>
+        <w:t>1) الخط الزمني (هجري) — 1410 مدخلاً</w:t>
       </w:r>
     </w:p>
     <w:tbl>
@@ -1873,7 +1873,7 @@
         <w:bidi/>
       </w:pPr>
       <w:r>
-        <w:t>2) الخط الزمني (ميلادي) — 682 مدخلاً</w:t>
+        <w:t>2) الخط الزمني (ميلادي) — 709 مدخلاً</w:t>
       </w:r>
     </w:p>
     <w:tbl>
@@ -3040,7 +3040,7 @@
         <w:bidi/>
       </w:pPr>
       <w:r>
-        <w:t>3) المبالغ المركزية — 77</w:t>
+        <w:t>3) المبالغ المركزية — 79</w:t>
       </w:r>
     </w:p>
     <w:tbl>
@@ -3652,21 +3652,21 @@
               <w:bidi/>
             </w:pPr>
             <w:r>
-              <w:t>6</w:t>
-            </w:r>
-          </w:p>
-        </w:tc>
-        <w:tc>
-          <w:tcPr>
-            <w:tcW w:type="dxa" w:w="2880"/>
-          </w:tcPr>
-          <w:p>
-            <w:pPr>
-              <w:jc w:val="right"/>
-              <w:bidi/>
-            </w:pPr>
-            <w:r>
-              <w:t>6</w:t>
+              <w:t>13</w:t>
+            </w:r>
+          </w:p>
+        </w:tc>
+        <w:tc>
+          <w:tcPr>
+            <w:tcW w:type="dxa" w:w="2880"/>
+          </w:tcPr>
+          <w:p>
+            <w:pPr>
+              <w:jc w:val="right"/>
+              <w:bidi/>
+            </w:pPr>
+            <w:r>
+              <w:t>13</w:t>
             </w:r>
           </w:p>
         </w:tc>
@@ -3784,21 +3784,21 @@
               <w:bidi/>
             </w:pPr>
             <w:r>
-              <w:t>4</w:t>
-            </w:r>
-          </w:p>
-        </w:tc>
-        <w:tc>
-          <w:tcPr>
-            <w:tcW w:type="dxa" w:w="2880"/>
-          </w:tcPr>
-          <w:p>
-            <w:pPr>
-              <w:jc w:val="right"/>
-              <w:bidi/>
-            </w:pPr>
-            <w:r>
-              <w:t>4</w:t>
+              <w:t>11</w:t>
+            </w:r>
+          </w:p>
+        </w:tc>
+        <w:tc>
+          <w:tcPr>
+            <w:tcW w:type="dxa" w:w="2880"/>
+          </w:tcPr>
+          <w:p>
+            <w:pPr>
+              <w:jc w:val="right"/>
+              <w:bidi/>
+            </w:pPr>
+            <w:r>
+              <w:t>11</w:t>
             </w:r>
           </w:p>
         </w:tc>
@@ -4048,21 +4048,21 @@
               <w:bidi/>
             </w:pPr>
             <w:r>
-              <w:t>3</w:t>
-            </w:r>
-          </w:p>
-        </w:tc>
-        <w:tc>
-          <w:tcPr>
-            <w:tcW w:type="dxa" w:w="2880"/>
-          </w:tcPr>
-          <w:p>
-            <w:pPr>
-              <w:jc w:val="right"/>
-              <w:bidi/>
-            </w:pPr>
-            <w:r>
-              <w:t>3</w:t>
+              <w:t>10</w:t>
+            </w:r>
+          </w:p>
+        </w:tc>
+        <w:tc>
+          <w:tcPr>
+            <w:tcW w:type="dxa" w:w="2880"/>
+          </w:tcPr>
+          <w:p>
+            <w:pPr>
+              <w:jc w:val="right"/>
+              <w:bidi/>
+            </w:pPr>
+            <w:r>
+              <w:t>10</w:t>
             </w:r>
           </w:p>
         </w:tc>
@@ -4136,21 +4136,21 @@
               <w:bidi/>
             </w:pPr>
             <w:r>
-              <w:t>3</w:t>
-            </w:r>
-          </w:p>
-        </w:tc>
-        <w:tc>
-          <w:tcPr>
-            <w:tcW w:type="dxa" w:w="2880"/>
-          </w:tcPr>
-          <w:p>
-            <w:pPr>
-              <w:jc w:val="right"/>
-              <w:bidi/>
-            </w:pPr>
-            <w:r>
-              <w:t>3</w:t>
+              <w:t>6</w:t>
+            </w:r>
+          </w:p>
+        </w:tc>
+        <w:tc>
+          <w:tcPr>
+            <w:tcW w:type="dxa" w:w="2880"/>
+          </w:tcPr>
+          <w:p>
+            <w:pPr>
+              <w:jc w:val="right"/>
+              <w:bidi/>
+            </w:pPr>
+            <w:r>
+              <w:t>6</w:t>
             </w:r>
           </w:p>
         </w:tc>
@@ -4530,7 +4530,7 @@
         <w:bidi/>
       </w:pPr>
       <w:r>
-        <w:t>5) الإحالات النظامية المركزية — 53</w:t>
+        <w:t>5) الإحالات النظامية المركزية — 56</w:t>
       </w:r>
     </w:p>
     <w:tbl>
@@ -4820,35 +4820,35 @@
               <w:bidi/>
             </w:pPr>
             <w:r>
-              <w:t>نظام</w:t>
-            </w:r>
-          </w:p>
-        </w:tc>
-        <w:tc>
-          <w:tcPr>
-            <w:tcW w:type="dxa" w:w="2880"/>
-          </w:tcPr>
-          <w:p>
-            <w:pPr>
-              <w:jc w:val="right"/>
-              <w:bidi/>
-            </w:pPr>
-            <w:r>
-              <w:t>اللائحة التنفيذية</w:t>
-            </w:r>
-          </w:p>
-        </w:tc>
-        <w:tc>
-          <w:tcPr>
-            <w:tcW w:type="dxa" w:w="2880"/>
-          </w:tcPr>
-          <w:p>
-            <w:pPr>
-              <w:jc w:val="right"/>
-              <w:bidi/>
-            </w:pPr>
-            <w:r>
-              <w:t>16</w:t>
+              <w:t>مادة</w:t>
+            </w:r>
+          </w:p>
+        </w:tc>
+        <w:tc>
+          <w:tcPr>
+            <w:tcW w:type="dxa" w:w="2880"/>
+          </w:tcPr>
+          <w:p>
+            <w:pPr>
+              <w:jc w:val="right"/>
+              <w:bidi/>
+            </w:pPr>
+            <w:r>
+              <w:t>200</w:t>
+            </w:r>
+          </w:p>
+        </w:tc>
+        <w:tc>
+          <w:tcPr>
+            <w:tcW w:type="dxa" w:w="2880"/>
+          </w:tcPr>
+          <w:p>
+            <w:pPr>
+              <w:jc w:val="right"/>
+              <w:bidi/>
+            </w:pPr>
+            <w:r>
+              <w:t>18</w:t>
             </w:r>
           </w:p>
         </w:tc>
@@ -4878,21 +4878,21 @@
               <w:bidi/>
             </w:pPr>
             <w:r>
-              <w:t>200</w:t>
-            </w:r>
-          </w:p>
-        </w:tc>
-        <w:tc>
-          <w:tcPr>
-            <w:tcW w:type="dxa" w:w="2880"/>
-          </w:tcPr>
-          <w:p>
-            <w:pPr>
-              <w:jc w:val="right"/>
-              <w:bidi/>
-            </w:pPr>
-            <w:r>
-              <w:t>11</w:t>
+              <w:t>1</w:t>
+            </w:r>
+          </w:p>
+        </w:tc>
+        <w:tc>
+          <w:tcPr>
+            <w:tcW w:type="dxa" w:w="2880"/>
+          </w:tcPr>
+          <w:p>
+            <w:pPr>
+              <w:jc w:val="right"/>
+              <w:bidi/>
+            </w:pPr>
+            <w:r>
+              <w:t>17</w:t>
             </w:r>
           </w:p>
         </w:tc>
@@ -4908,35 +4908,35 @@
               <w:bidi/>
             </w:pPr>
             <w:r>
-              <w:t>مادة</w:t>
-            </w:r>
-          </w:p>
-        </w:tc>
-        <w:tc>
-          <w:tcPr>
-            <w:tcW w:type="dxa" w:w="2880"/>
-          </w:tcPr>
-          <w:p>
-            <w:pPr>
-              <w:jc w:val="right"/>
-              <w:bidi/>
-            </w:pPr>
-            <w:r>
-              <w:t>86</w:t>
-            </w:r>
-          </w:p>
-        </w:tc>
-        <w:tc>
-          <w:tcPr>
-            <w:tcW w:type="dxa" w:w="2880"/>
-          </w:tcPr>
-          <w:p>
-            <w:pPr>
-              <w:jc w:val="right"/>
-              <w:bidi/>
-            </w:pPr>
-            <w:r>
-              <w:t>8</w:t>
+              <w:t>نظام</w:t>
+            </w:r>
+          </w:p>
+        </w:tc>
+        <w:tc>
+          <w:tcPr>
+            <w:tcW w:type="dxa" w:w="2880"/>
+          </w:tcPr>
+          <w:p>
+            <w:pPr>
+              <w:jc w:val="right"/>
+              <w:bidi/>
+            </w:pPr>
+            <w:r>
+              <w:t>اللائحة التنفيذية</w:t>
+            </w:r>
+          </w:p>
+        </w:tc>
+        <w:tc>
+          <w:tcPr>
+            <w:tcW w:type="dxa" w:w="2880"/>
+          </w:tcPr>
+          <w:p>
+            <w:pPr>
+              <w:jc w:val="right"/>
+              <w:bidi/>
+            </w:pPr>
+            <w:r>
+              <w:t>16</w:t>
             </w:r>
           </w:p>
         </w:tc>
@@ -4952,35 +4952,35 @@
               <w:bidi/>
             </w:pPr>
             <w:r>
-              <w:t>نظام</w:t>
-            </w:r>
-          </w:p>
-        </w:tc>
-        <w:tc>
-          <w:tcPr>
-            <w:tcW w:type="dxa" w:w="2880"/>
-          </w:tcPr>
-          <w:p>
-            <w:pPr>
-              <w:jc w:val="right"/>
-              <w:bidi/>
-            </w:pPr>
-            <w:r>
-              <w:t>نظام التنفيذ</w:t>
-            </w:r>
-          </w:p>
-        </w:tc>
-        <w:tc>
-          <w:tcPr>
-            <w:tcW w:type="dxa" w:w="2880"/>
-          </w:tcPr>
-          <w:p>
-            <w:pPr>
-              <w:jc w:val="right"/>
-              <w:bidi/>
-            </w:pPr>
-            <w:r>
-              <w:t>7</w:t>
+              <w:t>مادة</w:t>
+            </w:r>
+          </w:p>
+        </w:tc>
+        <w:tc>
+          <w:tcPr>
+            <w:tcW w:type="dxa" w:w="2880"/>
+          </w:tcPr>
+          <w:p>
+            <w:pPr>
+              <w:jc w:val="right"/>
+              <w:bidi/>
+            </w:pPr>
+            <w:r>
+              <w:t>86</w:t>
+            </w:r>
+          </w:p>
+        </w:tc>
+        <w:tc>
+          <w:tcPr>
+            <w:tcW w:type="dxa" w:w="2880"/>
+          </w:tcPr>
+          <w:p>
+            <w:pPr>
+              <w:jc w:val="right"/>
+              <w:bidi/>
+            </w:pPr>
+            <w:r>
+              <w:t>15</w:t>
             </w:r>
           </w:p>
         </w:tc>
@@ -5010,21 +5010,21 @@
               <w:bidi/>
             </w:pPr>
             <w:r>
-              <w:t>26</w:t>
-            </w:r>
-          </w:p>
-        </w:tc>
-        <w:tc>
-          <w:tcPr>
-            <w:tcW w:type="dxa" w:w="2880"/>
-          </w:tcPr>
-          <w:p>
-            <w:pPr>
-              <w:jc w:val="right"/>
-              <w:bidi/>
-            </w:pPr>
-            <w:r>
-              <w:t>7</w:t>
+              <w:t>201</w:t>
+            </w:r>
+          </w:p>
+        </w:tc>
+        <w:tc>
+          <w:tcPr>
+            <w:tcW w:type="dxa" w:w="2880"/>
+          </w:tcPr>
+          <w:p>
+            <w:pPr>
+              <w:jc w:val="right"/>
+              <w:bidi/>
+            </w:pPr>
+            <w:r>
+              <w:t>11</w:t>
             </w:r>
           </w:p>
         </w:tc>
@@ -5054,21 +5054,21 @@
               <w:bidi/>
             </w:pPr>
             <w:r>
-              <w:t>1</w:t>
-            </w:r>
-          </w:p>
-        </w:tc>
-        <w:tc>
-          <w:tcPr>
-            <w:tcW w:type="dxa" w:w="2880"/>
-          </w:tcPr>
-          <w:p>
-            <w:pPr>
-              <w:jc w:val="right"/>
-              <w:bidi/>
-            </w:pPr>
-            <w:r>
-              <w:t>7</w:t>
+              <w:t>202</w:t>
+            </w:r>
+          </w:p>
+        </w:tc>
+        <w:tc>
+          <w:tcPr>
+            <w:tcW w:type="dxa" w:w="2880"/>
+          </w:tcPr>
+          <w:p>
+            <w:pPr>
+              <w:jc w:val="right"/>
+              <w:bidi/>
+            </w:pPr>
+            <w:r>
+              <w:t>11</w:t>
             </w:r>
           </w:p>
         </w:tc>
@@ -5098,21 +5098,21 @@
               <w:bidi/>
             </w:pPr>
             <w:r>
-              <w:t>78</w:t>
-            </w:r>
-          </w:p>
-        </w:tc>
-        <w:tc>
-          <w:tcPr>
-            <w:tcW w:type="dxa" w:w="2880"/>
-          </w:tcPr>
-          <w:p>
-            <w:pPr>
-              <w:jc w:val="right"/>
-              <w:bidi/>
-            </w:pPr>
-            <w:r>
-              <w:t>6</w:t>
+              <w:t>58</w:t>
+            </w:r>
+          </w:p>
+        </w:tc>
+        <w:tc>
+          <w:tcPr>
+            <w:tcW w:type="dxa" w:w="2880"/>
+          </w:tcPr>
+          <w:p>
+            <w:pPr>
+              <w:jc w:val="right"/>
+              <w:bidi/>
+            </w:pPr>
+            <w:r>
+              <w:t>10</w:t>
             </w:r>
           </w:p>
         </w:tc>
@@ -5156,7 +5156,7 @@
               <w:bidi/>
             </w:pPr>
             <w:r>
-              <w:t>6</w:t>
+              <w:t>9</w:t>
             </w:r>
           </w:p>
         </w:tc>
@@ -5172,35 +5172,35 @@
               <w:bidi/>
             </w:pPr>
             <w:r>
-              <w:t>مادة</w:t>
-            </w:r>
-          </w:p>
-        </w:tc>
-        <w:tc>
-          <w:tcPr>
-            <w:tcW w:type="dxa" w:w="2880"/>
-          </w:tcPr>
-          <w:p>
-            <w:pPr>
-              <w:jc w:val="right"/>
-              <w:bidi/>
-            </w:pPr>
-            <w:r>
-              <w:t>16</w:t>
-            </w:r>
-          </w:p>
-        </w:tc>
-        <w:tc>
-          <w:tcPr>
-            <w:tcW w:type="dxa" w:w="2880"/>
-          </w:tcPr>
-          <w:p>
-            <w:pPr>
-              <w:jc w:val="right"/>
-              <w:bidi/>
-            </w:pPr>
-            <w:r>
-              <w:t>5</w:t>
+              <w:t>نظام</w:t>
+            </w:r>
+          </w:p>
+        </w:tc>
+        <w:tc>
+          <w:tcPr>
+            <w:tcW w:type="dxa" w:w="2880"/>
+          </w:tcPr>
+          <w:p>
+            <w:pPr>
+              <w:jc w:val="right"/>
+              <w:bidi/>
+            </w:pPr>
+            <w:r>
+              <w:t>نظام التنفيذ</w:t>
+            </w:r>
+          </w:p>
+        </w:tc>
+        <w:tc>
+          <w:tcPr>
+            <w:tcW w:type="dxa" w:w="2880"/>
+          </w:tcPr>
+          <w:p>
+            <w:pPr>
+              <w:jc w:val="right"/>
+              <w:bidi/>
+            </w:pPr>
+            <w:r>
+              <w:t>7</w:t>
             </w:r>
           </w:p>
         </w:tc>
@@ -5216,35 +5216,35 @@
               <w:bidi/>
             </w:pPr>
             <w:r>
-              <w:t>نظام</w:t>
-            </w:r>
-          </w:p>
-        </w:tc>
-        <w:tc>
-          <w:tcPr>
-            <w:tcW w:type="dxa" w:w="2880"/>
-          </w:tcPr>
-          <w:p>
-            <w:pPr>
-              <w:jc w:val="right"/>
-              <w:bidi/>
-            </w:pPr>
-            <w:r>
-              <w:t>نظام القضاء</w:t>
-            </w:r>
-          </w:p>
-        </w:tc>
-        <w:tc>
-          <w:tcPr>
-            <w:tcW w:type="dxa" w:w="2880"/>
-          </w:tcPr>
-          <w:p>
-            <w:pPr>
-              <w:jc w:val="right"/>
-              <w:bidi/>
-            </w:pPr>
-            <w:r>
-              <w:t>5</w:t>
+              <w:t>مادة</w:t>
+            </w:r>
+          </w:p>
+        </w:tc>
+        <w:tc>
+          <w:tcPr>
+            <w:tcW w:type="dxa" w:w="2880"/>
+          </w:tcPr>
+          <w:p>
+            <w:pPr>
+              <w:jc w:val="right"/>
+              <w:bidi/>
+            </w:pPr>
+            <w:r>
+              <w:t>26</w:t>
+            </w:r>
+          </w:p>
+        </w:tc>
+        <w:tc>
+          <w:tcPr>
+            <w:tcW w:type="dxa" w:w="2880"/>
+          </w:tcPr>
+          <w:p>
+            <w:pPr>
+              <w:jc w:val="right"/>
+              <w:bidi/>
+            </w:pPr>
+            <w:r>
+              <w:t>7</w:t>
             </w:r>
           </w:p>
         </w:tc>
@@ -5274,21 +5274,21 @@
               <w:bidi/>
             </w:pPr>
             <w:r>
-              <w:t>17</w:t>
-            </w:r>
-          </w:p>
-        </w:tc>
-        <w:tc>
-          <w:tcPr>
-            <w:tcW w:type="dxa" w:w="2880"/>
-          </w:tcPr>
-          <w:p>
-            <w:pPr>
-              <w:jc w:val="right"/>
-              <w:bidi/>
-            </w:pPr>
-            <w:r>
-              <w:t>4</w:t>
+              <w:t>78</w:t>
+            </w:r>
+          </w:p>
+        </w:tc>
+        <w:tc>
+          <w:tcPr>
+            <w:tcW w:type="dxa" w:w="2880"/>
+          </w:tcPr>
+          <w:p>
+            <w:pPr>
+              <w:jc w:val="right"/>
+              <w:bidi/>
+            </w:pPr>
+            <w:r>
+              <w:t>6</w:t>
             </w:r>
           </w:p>
         </w:tc>
@@ -5318,21 +5318,21 @@
               <w:bidi/>
             </w:pPr>
             <w:r>
-              <w:t>76</w:t>
-            </w:r>
-          </w:p>
-        </w:tc>
-        <w:tc>
-          <w:tcPr>
-            <w:tcW w:type="dxa" w:w="2880"/>
-          </w:tcPr>
-          <w:p>
-            <w:pPr>
-              <w:jc w:val="right"/>
-              <w:bidi/>
-            </w:pPr>
-            <w:r>
-              <w:t>4</w:t>
+              <w:t>3</w:t>
+            </w:r>
+          </w:p>
+        </w:tc>
+        <w:tc>
+          <w:tcPr>
+            <w:tcW w:type="dxa" w:w="2880"/>
+          </w:tcPr>
+          <w:p>
+            <w:pPr>
+              <w:jc w:val="right"/>
+              <w:bidi/>
+            </w:pPr>
+            <w:r>
+              <w:t>6</w:t>
             </w:r>
           </w:p>
         </w:tc>
@@ -5348,35 +5348,35 @@
               <w:bidi/>
             </w:pPr>
             <w:r>
-              <w:t>نظام</w:t>
-            </w:r>
-          </w:p>
-        </w:tc>
-        <w:tc>
-          <w:tcPr>
-            <w:tcW w:type="dxa" w:w="2880"/>
-          </w:tcPr>
-          <w:p>
-            <w:pPr>
-              <w:jc w:val="right"/>
-              <w:bidi/>
-            </w:pPr>
-            <w:r>
-              <w:t>نظام الشركات</w:t>
-            </w:r>
-          </w:p>
-        </w:tc>
-        <w:tc>
-          <w:tcPr>
-            <w:tcW w:type="dxa" w:w="2880"/>
-          </w:tcPr>
-          <w:p>
-            <w:pPr>
-              <w:jc w:val="right"/>
-              <w:bidi/>
-            </w:pPr>
-            <w:r>
-              <w:t>4</w:t>
+              <w:t>مادة</w:t>
+            </w:r>
+          </w:p>
+        </w:tc>
+        <w:tc>
+          <w:tcPr>
+            <w:tcW w:type="dxa" w:w="2880"/>
+          </w:tcPr>
+          <w:p>
+            <w:pPr>
+              <w:jc w:val="right"/>
+              <w:bidi/>
+            </w:pPr>
+            <w:r>
+              <w:t>21</w:t>
+            </w:r>
+          </w:p>
+        </w:tc>
+        <w:tc>
+          <w:tcPr>
+            <w:tcW w:type="dxa" w:w="2880"/>
+          </w:tcPr>
+          <w:p>
+            <w:pPr>
+              <w:jc w:val="right"/>
+              <w:bidi/>
+            </w:pPr>
+            <w:r>
+              <w:t>6</w:t>
             </w:r>
           </w:p>
         </w:tc>
@@ -5406,21 +5406,21 @@
               <w:bidi/>
             </w:pPr>
             <w:r>
-              <w:t>201</w:t>
-            </w:r>
-          </w:p>
-        </w:tc>
-        <w:tc>
-          <w:tcPr>
-            <w:tcW w:type="dxa" w:w="2880"/>
-          </w:tcPr>
-          <w:p>
-            <w:pPr>
-              <w:jc w:val="right"/>
-              <w:bidi/>
-            </w:pPr>
-            <w:r>
-              <w:t>4</w:t>
+              <w:t>16</w:t>
+            </w:r>
+          </w:p>
+        </w:tc>
+        <w:tc>
+          <w:tcPr>
+            <w:tcW w:type="dxa" w:w="2880"/>
+          </w:tcPr>
+          <w:p>
+            <w:pPr>
+              <w:jc w:val="right"/>
+              <w:bidi/>
+            </w:pPr>
+            <w:r>
+              <w:t>5</w:t>
             </w:r>
           </w:p>
         </w:tc>
@@ -5436,35 +5436,35 @@
               <w:bidi/>
             </w:pPr>
             <w:r>
-              <w:t>مادة</w:t>
-            </w:r>
-          </w:p>
-        </w:tc>
-        <w:tc>
-          <w:tcPr>
-            <w:tcW w:type="dxa" w:w="2880"/>
-          </w:tcPr>
-          <w:p>
-            <w:pPr>
-              <w:jc w:val="right"/>
-              <w:bidi/>
-            </w:pPr>
-            <w:r>
-              <w:t>230</w:t>
-            </w:r>
-          </w:p>
-        </w:tc>
-        <w:tc>
-          <w:tcPr>
-            <w:tcW w:type="dxa" w:w="2880"/>
-          </w:tcPr>
-          <w:p>
-            <w:pPr>
-              <w:jc w:val="right"/>
-              <w:bidi/>
-            </w:pPr>
-            <w:r>
-              <w:t>4</w:t>
+              <w:t>نظام</w:t>
+            </w:r>
+          </w:p>
+        </w:tc>
+        <w:tc>
+          <w:tcPr>
+            <w:tcW w:type="dxa" w:w="2880"/>
+          </w:tcPr>
+          <w:p>
+            <w:pPr>
+              <w:jc w:val="right"/>
+              <w:bidi/>
+            </w:pPr>
+            <w:r>
+              <w:t>نظام القضاء</w:t>
+            </w:r>
+          </w:p>
+        </w:tc>
+        <w:tc>
+          <w:tcPr>
+            <w:tcW w:type="dxa" w:w="2880"/>
+          </w:tcPr>
+          <w:p>
+            <w:pPr>
+              <w:jc w:val="right"/>
+              <w:bidi/>
+            </w:pPr>
+            <w:r>
+              <w:t>5</w:t>
             </w:r>
           </w:p>
         </w:tc>
@@ -5494,21 +5494,21 @@
               <w:bidi/>
             </w:pPr>
             <w:r>
-              <w:t>88</w:t>
-            </w:r>
-          </w:p>
-        </w:tc>
-        <w:tc>
-          <w:tcPr>
-            <w:tcW w:type="dxa" w:w="2880"/>
-          </w:tcPr>
-          <w:p>
-            <w:pPr>
-              <w:jc w:val="right"/>
-              <w:bidi/>
-            </w:pPr>
-            <w:r>
-              <w:t>3</w:t>
+              <w:t>80</w:t>
+            </w:r>
+          </w:p>
+        </w:tc>
+        <w:tc>
+          <w:tcPr>
+            <w:tcW w:type="dxa" w:w="2880"/>
+          </w:tcPr>
+          <w:p>
+            <w:pPr>
+              <w:jc w:val="right"/>
+              <w:bidi/>
+            </w:pPr>
+            <w:r>
+              <w:t>5</w:t>
             </w:r>
           </w:p>
         </w:tc>
@@ -5538,21 +5538,21 @@
               <w:bidi/>
             </w:pPr>
             <w:r>
-              <w:t>25</w:t>
-            </w:r>
-          </w:p>
-        </w:tc>
-        <w:tc>
-          <w:tcPr>
-            <w:tcW w:type="dxa" w:w="2880"/>
-          </w:tcPr>
-          <w:p>
-            <w:pPr>
-              <w:jc w:val="right"/>
-              <w:bidi/>
-            </w:pPr>
-            <w:r>
-              <w:t>3</w:t>
+              <w:t>141</w:t>
+            </w:r>
+          </w:p>
+        </w:tc>
+        <w:tc>
+          <w:tcPr>
+            <w:tcW w:type="dxa" w:w="2880"/>
+          </w:tcPr>
+          <w:p>
+            <w:pPr>
+              <w:jc w:val="right"/>
+              <w:bidi/>
+            </w:pPr>
+            <w:r>
+              <w:t>5</w:t>
             </w:r>
           </w:p>
         </w:tc>
@@ -5582,21 +5582,21 @@
               <w:bidi/>
             </w:pPr>
             <w:r>
-              <w:t>58</w:t>
-            </w:r>
-          </w:p>
-        </w:tc>
-        <w:tc>
-          <w:tcPr>
-            <w:tcW w:type="dxa" w:w="2880"/>
-          </w:tcPr>
-          <w:p>
-            <w:pPr>
-              <w:jc w:val="right"/>
-              <w:bidi/>
-            </w:pPr>
-            <w:r>
-              <w:t>3</w:t>
+              <w:t>17</w:t>
+            </w:r>
+          </w:p>
+        </w:tc>
+        <w:tc>
+          <w:tcPr>
+            <w:tcW w:type="dxa" w:w="2880"/>
+          </w:tcPr>
+          <w:p>
+            <w:pPr>
+              <w:jc w:val="right"/>
+              <w:bidi/>
+            </w:pPr>
+            <w:r>
+              <w:t>4</w:t>
             </w:r>
           </w:p>
         </w:tc>
@@ -5626,21 +5626,21 @@
               <w:bidi/>
             </w:pPr>
             <w:r>
-              <w:t>202</w:t>
-            </w:r>
-          </w:p>
-        </w:tc>
-        <w:tc>
-          <w:tcPr>
-            <w:tcW w:type="dxa" w:w="2880"/>
-          </w:tcPr>
-          <w:p>
-            <w:pPr>
-              <w:jc w:val="right"/>
-              <w:bidi/>
-            </w:pPr>
-            <w:r>
-              <w:t>3</w:t>
+              <w:t>76</w:t>
+            </w:r>
+          </w:p>
+        </w:tc>
+        <w:tc>
+          <w:tcPr>
+            <w:tcW w:type="dxa" w:w="2880"/>
+          </w:tcPr>
+          <w:p>
+            <w:pPr>
+              <w:jc w:val="right"/>
+              <w:bidi/>
+            </w:pPr>
+            <w:r>
+              <w:t>4</w:t>
             </w:r>
           </w:p>
         </w:tc>
@@ -5656,35 +5656,35 @@
               <w:bidi/>
             </w:pPr>
             <w:r>
-              <w:t>مادة</w:t>
-            </w:r>
-          </w:p>
-        </w:tc>
-        <w:tc>
-          <w:tcPr>
-            <w:tcW w:type="dxa" w:w="2880"/>
-          </w:tcPr>
-          <w:p>
-            <w:pPr>
-              <w:jc w:val="right"/>
-              <w:bidi/>
-            </w:pPr>
-            <w:r>
-              <w:t>3</w:t>
-            </w:r>
-          </w:p>
-        </w:tc>
-        <w:tc>
-          <w:tcPr>
-            <w:tcW w:type="dxa" w:w="2880"/>
-          </w:tcPr>
-          <w:p>
-            <w:pPr>
-              <w:jc w:val="right"/>
-              <w:bidi/>
-            </w:pPr>
-            <w:r>
-              <w:t>3</w:t>
+              <w:t>نظام</w:t>
+            </w:r>
+          </w:p>
+        </w:tc>
+        <w:tc>
+          <w:tcPr>
+            <w:tcW w:type="dxa" w:w="2880"/>
+          </w:tcPr>
+          <w:p>
+            <w:pPr>
+              <w:jc w:val="right"/>
+              <w:bidi/>
+            </w:pPr>
+            <w:r>
+              <w:t>نظام الشركات</w:t>
+            </w:r>
+          </w:p>
+        </w:tc>
+        <w:tc>
+          <w:tcPr>
+            <w:tcW w:type="dxa" w:w="2880"/>
+          </w:tcPr>
+          <w:p>
+            <w:pPr>
+              <w:jc w:val="right"/>
+              <w:bidi/>
+            </w:pPr>
+            <w:r>
+              <w:t>4</w:t>
             </w:r>
           </w:p>
         </w:tc>
@@ -5714,21 +5714,21 @@
               <w:bidi/>
             </w:pPr>
             <w:r>
-              <w:t>21</w:t>
-            </w:r>
-          </w:p>
-        </w:tc>
-        <w:tc>
-          <w:tcPr>
-            <w:tcW w:type="dxa" w:w="2880"/>
-          </w:tcPr>
-          <w:p>
-            <w:pPr>
-              <w:jc w:val="right"/>
-              <w:bidi/>
-            </w:pPr>
-            <w:r>
-              <w:t>3</w:t>
+              <w:t>230</w:t>
+            </w:r>
+          </w:p>
+        </w:tc>
+        <w:tc>
+          <w:tcPr>
+            <w:tcW w:type="dxa" w:w="2880"/>
+          </w:tcPr>
+          <w:p>
+            <w:pPr>
+              <w:jc w:val="right"/>
+              <w:bidi/>
+            </w:pPr>
+            <w:r>
+              <w:t>4</w:t>
             </w:r>
           </w:p>
         </w:tc>
@@ -5758,7 +5758,7 @@
               <w:bidi/>
             </w:pPr>
             <w:r>
-              <w:t>85</w:t>
+              <w:t>88</w:t>
             </w:r>
           </w:p>
         </w:tc>
@@ -5802,21 +5802,21 @@
               <w:bidi/>
             </w:pPr>
             <w:r>
-              <w:t>95</w:t>
-            </w:r>
-          </w:p>
-        </w:tc>
-        <w:tc>
-          <w:tcPr>
-            <w:tcW w:type="dxa" w:w="2880"/>
-          </w:tcPr>
-          <w:p>
-            <w:pPr>
-              <w:jc w:val="right"/>
-              <w:bidi/>
-            </w:pPr>
-            <w:r>
-              <w:t>2</w:t>
+              <w:t>25</w:t>
+            </w:r>
+          </w:p>
+        </w:tc>
+        <w:tc>
+          <w:tcPr>
+            <w:tcW w:type="dxa" w:w="2880"/>
+          </w:tcPr>
+          <w:p>
+            <w:pPr>
+              <w:jc w:val="right"/>
+              <w:bidi/>
+            </w:pPr>
+            <w:r>
+              <w:t>3</w:t>
             </w:r>
           </w:p>
         </w:tc>
@@ -5846,21 +5846,21 @@
               <w:bidi/>
             </w:pPr>
             <w:r>
-              <w:t>18</w:t>
-            </w:r>
-          </w:p>
-        </w:tc>
-        <w:tc>
-          <w:tcPr>
-            <w:tcW w:type="dxa" w:w="2880"/>
-          </w:tcPr>
-          <w:p>
-            <w:pPr>
-              <w:jc w:val="right"/>
-              <w:bidi/>
-            </w:pPr>
-            <w:r>
-              <w:t>2</w:t>
+              <w:t>85</w:t>
+            </w:r>
+          </w:p>
+        </w:tc>
+        <w:tc>
+          <w:tcPr>
+            <w:tcW w:type="dxa" w:w="2880"/>
+          </w:tcPr>
+          <w:p>
+            <w:pPr>
+              <w:jc w:val="right"/>
+              <w:bidi/>
+            </w:pPr>
+            <w:r>
+              <w:t>3</w:t>
             </w:r>
           </w:p>
         </w:tc>
@@ -5890,7 +5890,7 @@
               <w:bidi/>
             </w:pPr>
             <w:r>
-              <w:t>80</w:t>
+              <w:t>95</w:t>
             </w:r>
           </w:p>
         </w:tc>

--- a/zaini_case_audit_output/outputs/word/02_الخط_الزمني_وأسباب_النقض.docx
+++ b/zaini_case_audit_output/outputs/word/02_الخط_الزمني_وأسباب_النقض.docx
@@ -46,7 +46,7 @@
         <w:bidi/>
       </w:pPr>
       <w:r>
-        <w:t>1) الخط الزمني (هجري) — 1410 مدخلاً</w:t>
+        <w:t>1) الخط الزمني (هجري) — 1413 مدخلاً</w:t>
       </w:r>
     </w:p>
     <w:tbl>
@@ -1873,7 +1873,7 @@
         <w:bidi/>
       </w:pPr>
       <w:r>
-        <w:t>2) الخط الزمني (ميلادي) — 709 مدخلاً</w:t>
+        <w:t>2) الخط الزمني (ميلادي) — 683 مدخلاً</w:t>
       </w:r>
     </w:p>
     <w:tbl>
@@ -2295,7 +2295,7 @@
               <w:bidi/>
             </w:pPr>
             <w:r>
-              <w:t>2009/12/22</w:t>
+              <w:t>9/1/2010</w:t>
             </w:r>
           </w:p>
         </w:tc>
@@ -2339,35 +2339,35 @@
               <w:bidi/>
             </w:pPr>
             <w:r>
-              <w:t>9/1/2010</w:t>
-            </w:r>
-          </w:p>
-        </w:tc>
-        <w:tc>
-          <w:tcPr>
-            <w:tcW w:type="dxa" w:w="2880"/>
-          </w:tcPr>
-          <w:p>
-            <w:pPr>
-              <w:jc w:val="right"/>
-              <w:bidi/>
-            </w:pPr>
-            <w:r>
-              <w:t>مرفقات المدعي عدنان زيني في الدعوى رقم 42824717.pdf</w:t>
-            </w:r>
-          </w:p>
-        </w:tc>
-        <w:tc>
-          <w:tcPr>
-            <w:tcW w:type="dxa" w:w="2880"/>
-          </w:tcPr>
-          <w:p>
-            <w:pPr>
-              <w:jc w:val="right"/>
-              <w:bidi/>
-            </w:pPr>
-            <w:r>
-              <w:t>عقد / اتفاقية</w:t>
+              <w:t>17/01/2010</w:t>
+            </w:r>
+          </w:p>
+        </w:tc>
+        <w:tc>
+          <w:tcPr>
+            <w:tcW w:type="dxa" w:w="2880"/>
+          </w:tcPr>
+          <w:p>
+            <w:pPr>
+              <w:jc w:val="right"/>
+              <w:bidi/>
+            </w:pPr>
+            <w:r>
+              <w:t>مصاريف مزرعة الشيخ أحمد زيني بالوادي (1).xlsx</w:t>
+            </w:r>
+          </w:p>
+        </w:tc>
+        <w:tc>
+          <w:tcPr>
+            <w:tcW w:type="dxa" w:w="2880"/>
+          </w:tcPr>
+          <w:p>
+            <w:pPr>
+              <w:jc w:val="right"/>
+              <w:bidi/>
+            </w:pPr>
+            <w:r>
+              <w:t>مستند مالي</w:t>
             </w:r>
           </w:p>
         </w:tc>
@@ -2383,7 +2383,7 @@
               <w:bidi/>
             </w:pPr>
             <w:r>
-              <w:t>17/01/2010</w:t>
+              <w:t>13/02/2010</w:t>
             </w:r>
           </w:p>
         </w:tc>
@@ -2427,35 +2427,35 @@
               <w:bidi/>
             </w:pPr>
             <w:r>
-              <w:t>13/02/2010</w:t>
-            </w:r>
-          </w:p>
-        </w:tc>
-        <w:tc>
-          <w:tcPr>
-            <w:tcW w:type="dxa" w:w="2880"/>
-          </w:tcPr>
-          <w:p>
-            <w:pPr>
-              <w:jc w:val="right"/>
-              <w:bidi/>
-            </w:pPr>
-            <w:r>
-              <w:t>مصاريف مزرعة الشيخ أحمد زيني بالوادي (1).xlsx</w:t>
-            </w:r>
-          </w:p>
-        </w:tc>
-        <w:tc>
-          <w:tcPr>
-            <w:tcW w:type="dxa" w:w="2880"/>
-          </w:tcPr>
-          <w:p>
-            <w:pPr>
-              <w:jc w:val="right"/>
-              <w:bidi/>
-            </w:pPr>
-            <w:r>
-              <w:t>مستند مالي</w:t>
+              <w:t>10/03/2010</w:t>
+            </w:r>
+          </w:p>
+        </w:tc>
+        <w:tc>
+          <w:tcPr>
+            <w:tcW w:type="dxa" w:w="2880"/>
+          </w:tcPr>
+          <w:p>
+            <w:pPr>
+              <w:jc w:val="right"/>
+              <w:bidi/>
+            </w:pPr>
+            <w:r>
+              <w:t>ملف المسحوبات (Excel)</w:t>
+            </w:r>
+          </w:p>
+        </w:tc>
+        <w:tc>
+          <w:tcPr>
+            <w:tcW w:type="dxa" w:w="2880"/>
+          </w:tcPr>
+          <w:p>
+            <w:pPr>
+              <w:jc w:val="right"/>
+              <w:bidi/>
+            </w:pPr>
+            <w:r>
+              <w:t>وكالة</w:t>
             </w:r>
           </w:p>
         </w:tc>
@@ -2471,35 +2471,35 @@
               <w:bidi/>
             </w:pPr>
             <w:r>
-              <w:t>10/03/2010</w:t>
-            </w:r>
-          </w:p>
-        </w:tc>
-        <w:tc>
-          <w:tcPr>
-            <w:tcW w:type="dxa" w:w="2880"/>
-          </w:tcPr>
-          <w:p>
-            <w:pPr>
-              <w:jc w:val="right"/>
-              <w:bidi/>
-            </w:pPr>
-            <w:r>
-              <w:t>ملف المسحوبات (Excel)</w:t>
-            </w:r>
-          </w:p>
-        </w:tc>
-        <w:tc>
-          <w:tcPr>
-            <w:tcW w:type="dxa" w:w="2880"/>
-          </w:tcPr>
-          <w:p>
-            <w:pPr>
-              <w:jc w:val="right"/>
-              <w:bidi/>
-            </w:pPr>
-            <w:r>
-              <w:t>وكالة</w:t>
+              <w:t>16-03-2010</w:t>
+            </w:r>
+          </w:p>
+        </w:tc>
+        <w:tc>
+          <w:tcPr>
+            <w:tcW w:type="dxa" w:w="2880"/>
+          </w:tcPr>
+          <w:p>
+            <w:pPr>
+              <w:jc w:val="right"/>
+              <w:bidi/>
+            </w:pPr>
+            <w:r>
+              <w:t>مرفقات المدعي عدنان زيني في الدعوى رقم 42824717.pdf</w:t>
+            </w:r>
+          </w:p>
+        </w:tc>
+        <w:tc>
+          <w:tcPr>
+            <w:tcW w:type="dxa" w:w="2880"/>
+          </w:tcPr>
+          <w:p>
+            <w:pPr>
+              <w:jc w:val="right"/>
+              <w:bidi/>
+            </w:pPr>
+            <w:r>
+              <w:t>عقد / اتفاقية</w:t>
             </w:r>
           </w:p>
         </w:tc>
@@ -2515,35 +2515,35 @@
               <w:bidi/>
             </w:pPr>
             <w:r>
-              <w:t>16-03-2010</w:t>
-            </w:r>
-          </w:p>
-        </w:tc>
-        <w:tc>
-          <w:tcPr>
-            <w:tcW w:type="dxa" w:w="2880"/>
-          </w:tcPr>
-          <w:p>
-            <w:pPr>
-              <w:jc w:val="right"/>
-              <w:bidi/>
-            </w:pPr>
-            <w:r>
-              <w:t>مرفقات المدعي عدنان زيني في الدعوى رقم 42824717.pdf</w:t>
-            </w:r>
-          </w:p>
-        </w:tc>
-        <w:tc>
-          <w:tcPr>
-            <w:tcW w:type="dxa" w:w="2880"/>
-          </w:tcPr>
-          <w:p>
-            <w:pPr>
-              <w:jc w:val="right"/>
-              <w:bidi/>
-            </w:pPr>
-            <w:r>
-              <w:t>عقد / اتفاقية</w:t>
+              <w:t>23/03/2010</w:t>
+            </w:r>
+          </w:p>
+        </w:tc>
+        <w:tc>
+          <w:tcPr>
+            <w:tcW w:type="dxa" w:w="2880"/>
+          </w:tcPr>
+          <w:p>
+            <w:pPr>
+              <w:jc w:val="right"/>
+              <w:bidi/>
+            </w:pPr>
+            <w:r>
+              <w:t>مصاريف مزرعة الشيخ أحمد زيني بالوادي (1).xlsx</w:t>
+            </w:r>
+          </w:p>
+        </w:tc>
+        <w:tc>
+          <w:tcPr>
+            <w:tcW w:type="dxa" w:w="2880"/>
+          </w:tcPr>
+          <w:p>
+            <w:pPr>
+              <w:jc w:val="right"/>
+              <w:bidi/>
+            </w:pPr>
+            <w:r>
+              <w:t>مستند مالي</w:t>
             </w:r>
           </w:p>
         </w:tc>
@@ -2559,35 +2559,35 @@
               <w:bidi/>
             </w:pPr>
             <w:r>
-              <w:t>23/03/2010</w:t>
-            </w:r>
-          </w:p>
-        </w:tc>
-        <w:tc>
-          <w:tcPr>
-            <w:tcW w:type="dxa" w:w="2880"/>
-          </w:tcPr>
-          <w:p>
-            <w:pPr>
-              <w:jc w:val="right"/>
-              <w:bidi/>
-            </w:pPr>
-            <w:r>
-              <w:t>مصاريف مزرعة الشيخ أحمد زيني بالوادي (1).xlsx</w:t>
-            </w:r>
-          </w:p>
-        </w:tc>
-        <w:tc>
-          <w:tcPr>
-            <w:tcW w:type="dxa" w:w="2880"/>
-          </w:tcPr>
-          <w:p>
-            <w:pPr>
-              <w:jc w:val="right"/>
-              <w:bidi/>
-            </w:pPr>
-            <w:r>
-              <w:t>مستند مالي</w:t>
+              <w:t>31-03-2010</w:t>
+            </w:r>
+          </w:p>
+        </w:tc>
+        <w:tc>
+          <w:tcPr>
+            <w:tcW w:type="dxa" w:w="2880"/>
+          </w:tcPr>
+          <w:p>
+            <w:pPr>
+              <w:jc w:val="right"/>
+              <w:bidi/>
+            </w:pPr>
+            <w:r>
+              <w:t>مرفقات المدعي عدنان زيني في الدعوى رقم 42824717.pdf</w:t>
+            </w:r>
+          </w:p>
+        </w:tc>
+        <w:tc>
+          <w:tcPr>
+            <w:tcW w:type="dxa" w:w="2880"/>
+          </w:tcPr>
+          <w:p>
+            <w:pPr>
+              <w:jc w:val="right"/>
+              <w:bidi/>
+            </w:pPr>
+            <w:r>
+              <w:t>عقد / اتفاقية</w:t>
             </w:r>
           </w:p>
         </w:tc>
@@ -2603,7 +2603,7 @@
               <w:bidi/>
             </w:pPr>
             <w:r>
-              <w:t>31-03-2010</w:t>
+              <w:t>11-04-2010</w:t>
             </w:r>
           </w:p>
         </w:tc>
@@ -2647,35 +2647,35 @@
               <w:bidi/>
             </w:pPr>
             <w:r>
-              <w:t>11-04-2010</w:t>
-            </w:r>
-          </w:p>
-        </w:tc>
-        <w:tc>
-          <w:tcPr>
-            <w:tcW w:type="dxa" w:w="2880"/>
-          </w:tcPr>
-          <w:p>
-            <w:pPr>
-              <w:jc w:val="right"/>
-              <w:bidi/>
-            </w:pPr>
-            <w:r>
-              <w:t>مرفقات المدعي عدنان زيني في الدعوى رقم 42824717.pdf</w:t>
-            </w:r>
-          </w:p>
-        </w:tc>
-        <w:tc>
-          <w:tcPr>
-            <w:tcW w:type="dxa" w:w="2880"/>
-          </w:tcPr>
-          <w:p>
-            <w:pPr>
-              <w:jc w:val="right"/>
-              <w:bidi/>
-            </w:pPr>
-            <w:r>
-              <w:t>عقد / اتفاقية</w:t>
+              <w:t>14/04/2010</w:t>
+            </w:r>
+          </w:p>
+        </w:tc>
+        <w:tc>
+          <w:tcPr>
+            <w:tcW w:type="dxa" w:w="2880"/>
+          </w:tcPr>
+          <w:p>
+            <w:pPr>
+              <w:jc w:val="right"/>
+              <w:bidi/>
+            </w:pPr>
+            <w:r>
+              <w:t>مصاريف مزرعة الشيخ أحمد زيني بالوادي (1).xlsx</w:t>
+            </w:r>
+          </w:p>
+        </w:tc>
+        <w:tc>
+          <w:tcPr>
+            <w:tcW w:type="dxa" w:w="2880"/>
+          </w:tcPr>
+          <w:p>
+            <w:pPr>
+              <w:jc w:val="right"/>
+              <w:bidi/>
+            </w:pPr>
+            <w:r>
+              <w:t>مستند مالي</w:t>
             </w:r>
           </w:p>
         </w:tc>
@@ -2691,35 +2691,35 @@
               <w:bidi/>
             </w:pPr>
             <w:r>
-              <w:t>14/04/2010</w:t>
-            </w:r>
-          </w:p>
-        </w:tc>
-        <w:tc>
-          <w:tcPr>
-            <w:tcW w:type="dxa" w:w="2880"/>
-          </w:tcPr>
-          <w:p>
-            <w:pPr>
-              <w:jc w:val="right"/>
-              <w:bidi/>
-            </w:pPr>
-            <w:r>
-              <w:t>مصاريف مزرعة الشيخ أحمد زيني بالوادي (1).xlsx</w:t>
-            </w:r>
-          </w:p>
-        </w:tc>
-        <w:tc>
-          <w:tcPr>
-            <w:tcW w:type="dxa" w:w="2880"/>
-          </w:tcPr>
-          <w:p>
-            <w:pPr>
-              <w:jc w:val="right"/>
-              <w:bidi/>
-            </w:pPr>
-            <w:r>
-              <w:t>مستند مالي</w:t>
+              <w:t>2010/5/1</w:t>
+            </w:r>
+          </w:p>
+        </w:tc>
+        <w:tc>
+          <w:tcPr>
+            <w:tcW w:type="dxa" w:w="2880"/>
+          </w:tcPr>
+          <w:p>
+            <w:pPr>
+              <w:jc w:val="right"/>
+              <w:bidi/>
+            </w:pPr>
+            <w:r>
+              <w:t>مرفقات المدعي عدنان زيني في الدعوى رقم 42824717.pdf</w:t>
+            </w:r>
+          </w:p>
+        </w:tc>
+        <w:tc>
+          <w:tcPr>
+            <w:tcW w:type="dxa" w:w="2880"/>
+          </w:tcPr>
+          <w:p>
+            <w:pPr>
+              <w:jc w:val="right"/>
+              <w:bidi/>
+            </w:pPr>
+            <w:r>
+              <w:t>عقد / اتفاقية</w:t>
             </w:r>
           </w:p>
         </w:tc>
@@ -2735,35 +2735,35 @@
               <w:bidi/>
             </w:pPr>
             <w:r>
-              <w:t>2010/5/1</w:t>
-            </w:r>
-          </w:p>
-        </w:tc>
-        <w:tc>
-          <w:tcPr>
-            <w:tcW w:type="dxa" w:w="2880"/>
-          </w:tcPr>
-          <w:p>
-            <w:pPr>
-              <w:jc w:val="right"/>
-              <w:bidi/>
-            </w:pPr>
-            <w:r>
-              <w:t>مرفقات المدعي عدنان زيني في الدعوى رقم 42824717.pdf</w:t>
-            </w:r>
-          </w:p>
-        </w:tc>
-        <w:tc>
-          <w:tcPr>
-            <w:tcW w:type="dxa" w:w="2880"/>
-          </w:tcPr>
-          <w:p>
-            <w:pPr>
-              <w:jc w:val="right"/>
-              <w:bidi/>
-            </w:pPr>
-            <w:r>
-              <w:t>عقد / اتفاقية</w:t>
+              <w:t>2/5/2010</w:t>
+            </w:r>
+          </w:p>
+        </w:tc>
+        <w:tc>
+          <w:tcPr>
+            <w:tcW w:type="dxa" w:w="2880"/>
+          </w:tcPr>
+          <w:p>
+            <w:pPr>
+              <w:jc w:val="right"/>
+              <w:bidi/>
+            </w:pPr>
+            <w:r>
+              <w:t>مصاريف مزرعة الشيخ أحمد زيني بالوادي (1).xlsx</w:t>
+            </w:r>
+          </w:p>
+        </w:tc>
+        <w:tc>
+          <w:tcPr>
+            <w:tcW w:type="dxa" w:w="2880"/>
+          </w:tcPr>
+          <w:p>
+            <w:pPr>
+              <w:jc w:val="right"/>
+              <w:bidi/>
+            </w:pPr>
+            <w:r>
+              <w:t>مستند مالي</w:t>
             </w:r>
           </w:p>
         </w:tc>
@@ -2779,35 +2779,35 @@
               <w:bidi/>
             </w:pPr>
             <w:r>
-              <w:t>2/5/2010</w:t>
-            </w:r>
-          </w:p>
-        </w:tc>
-        <w:tc>
-          <w:tcPr>
-            <w:tcW w:type="dxa" w:w="2880"/>
-          </w:tcPr>
-          <w:p>
-            <w:pPr>
-              <w:jc w:val="right"/>
-              <w:bidi/>
-            </w:pPr>
-            <w:r>
-              <w:t>مصاريف مزرعة الشيخ أحمد زيني بالوادي (1).xlsx</w:t>
-            </w:r>
-          </w:p>
-        </w:tc>
-        <w:tc>
-          <w:tcPr>
-            <w:tcW w:type="dxa" w:w="2880"/>
-          </w:tcPr>
-          <w:p>
-            <w:pPr>
-              <w:jc w:val="right"/>
-              <w:bidi/>
-            </w:pPr>
-            <w:r>
-              <w:t>مستند مالي</w:t>
+              <w:t>04/05/2010</w:t>
+            </w:r>
+          </w:p>
+        </w:tc>
+        <w:tc>
+          <w:tcPr>
+            <w:tcW w:type="dxa" w:w="2880"/>
+          </w:tcPr>
+          <w:p>
+            <w:pPr>
+              <w:jc w:val="right"/>
+              <w:bidi/>
+            </w:pPr>
+            <w:r>
+              <w:t>ملف المسحوبات (Excel)</w:t>
+            </w:r>
+          </w:p>
+        </w:tc>
+        <w:tc>
+          <w:tcPr>
+            <w:tcW w:type="dxa" w:w="2880"/>
+          </w:tcPr>
+          <w:p>
+            <w:pPr>
+              <w:jc w:val="right"/>
+              <w:bidi/>
+            </w:pPr>
+            <w:r>
+              <w:t>وكالة</w:t>
             </w:r>
           </w:p>
         </w:tc>
@@ -2823,7 +2823,7 @@
               <w:bidi/>
             </w:pPr>
             <w:r>
-              <w:t>04/05/2010</w:t>
+              <w:t>10/05/2010</w:t>
             </w:r>
           </w:p>
         </w:tc>
@@ -2867,7 +2867,7 @@
               <w:bidi/>
             </w:pPr>
             <w:r>
-              <w:t>10/05/2010</w:t>
+              <w:t>12/05/2010</w:t>
             </w:r>
           </w:p>
         </w:tc>
@@ -2911,35 +2911,35 @@
               <w:bidi/>
             </w:pPr>
             <w:r>
-              <w:t>12/05/2010</w:t>
-            </w:r>
-          </w:p>
-        </w:tc>
-        <w:tc>
-          <w:tcPr>
-            <w:tcW w:type="dxa" w:w="2880"/>
-          </w:tcPr>
-          <w:p>
-            <w:pPr>
-              <w:jc w:val="right"/>
-              <w:bidi/>
-            </w:pPr>
-            <w:r>
-              <w:t>ملف المسحوبات (Excel)</w:t>
-            </w:r>
-          </w:p>
-        </w:tc>
-        <w:tc>
-          <w:tcPr>
-            <w:tcW w:type="dxa" w:w="2880"/>
-          </w:tcPr>
-          <w:p>
-            <w:pPr>
-              <w:jc w:val="right"/>
-              <w:bidi/>
-            </w:pPr>
-            <w:r>
-              <w:t>وكالة</w:t>
+              <w:t>13/5/2010</w:t>
+            </w:r>
+          </w:p>
+        </w:tc>
+        <w:tc>
+          <w:tcPr>
+            <w:tcW w:type="dxa" w:w="2880"/>
+          </w:tcPr>
+          <w:p>
+            <w:pPr>
+              <w:jc w:val="right"/>
+              <w:bidi/>
+            </w:pPr>
+            <w:r>
+              <w:t>مصاريف مزرعة الشيخ أحمد زيني بالوادي (1).xlsx</w:t>
+            </w:r>
+          </w:p>
+        </w:tc>
+        <w:tc>
+          <w:tcPr>
+            <w:tcW w:type="dxa" w:w="2880"/>
+          </w:tcPr>
+          <w:p>
+            <w:pPr>
+              <w:jc w:val="right"/>
+              <w:bidi/>
+            </w:pPr>
+            <w:r>
+              <w:t>مستند مالي</w:t>
             </w:r>
           </w:p>
         </w:tc>
@@ -2955,35 +2955,35 @@
               <w:bidi/>
             </w:pPr>
             <w:r>
-              <w:t>13/5/2010</w:t>
-            </w:r>
-          </w:p>
-        </w:tc>
-        <w:tc>
-          <w:tcPr>
-            <w:tcW w:type="dxa" w:w="2880"/>
-          </w:tcPr>
-          <w:p>
-            <w:pPr>
-              <w:jc w:val="right"/>
-              <w:bidi/>
-            </w:pPr>
-            <w:r>
-              <w:t>مصاريف مزرعة الشيخ أحمد زيني بالوادي (1).xlsx</w:t>
-            </w:r>
-          </w:p>
-        </w:tc>
-        <w:tc>
-          <w:tcPr>
-            <w:tcW w:type="dxa" w:w="2880"/>
-          </w:tcPr>
-          <w:p>
-            <w:pPr>
-              <w:jc w:val="right"/>
-              <w:bidi/>
-            </w:pPr>
-            <w:r>
-              <w:t>مستند مالي</w:t>
+              <w:t>16-05-2010</w:t>
+            </w:r>
+          </w:p>
+        </w:tc>
+        <w:tc>
+          <w:tcPr>
+            <w:tcW w:type="dxa" w:w="2880"/>
+          </w:tcPr>
+          <w:p>
+            <w:pPr>
+              <w:jc w:val="right"/>
+              <w:bidi/>
+            </w:pPr>
+            <w:r>
+              <w:t>مرفقات المدعي عدنان زيني في الدعوى رقم 42824717.pdf</w:t>
+            </w:r>
+          </w:p>
+        </w:tc>
+        <w:tc>
+          <w:tcPr>
+            <w:tcW w:type="dxa" w:w="2880"/>
+          </w:tcPr>
+          <w:p>
+            <w:pPr>
+              <w:jc w:val="right"/>
+              <w:bidi/>
+            </w:pPr>
+            <w:r>
+              <w:t>عقد / اتفاقية</w:t>
             </w:r>
           </w:p>
         </w:tc>
@@ -2999,7 +2999,7 @@
               <w:bidi/>
             </w:pPr>
             <w:r>
-              <w:t>16-05-2010</w:t>
+              <w:t>16-06-2010</w:t>
             </w:r>
           </w:p>
         </w:tc>
@@ -3040,7 +3040,7 @@
         <w:bidi/>
       </w:pPr>
       <w:r>
-        <w:t>3) المبالغ المركزية — 79</w:t>
+        <w:t>3) المبالغ المركزية — 68</w:t>
       </w:r>
     </w:p>
     <w:tbl>
@@ -3462,7 +3462,7 @@
               <w:bidi/>
             </w:pPr>
             <w:r>
-              <w:t>1,037,259,019</w:t>
+              <w:t>884,943,025</w:t>
             </w:r>
           </w:p>
         </w:tc>
@@ -3506,7 +3506,7 @@
               <w:bidi/>
             </w:pPr>
             <w:r>
-              <w:t>884,943,025</w:t>
+              <w:t>372,426,828</w:t>
             </w:r>
           </w:p>
         </w:tc>
@@ -3550,7 +3550,7 @@
               <w:bidi/>
             </w:pPr>
             <w:r>
-              <w:t>372,426,828</w:t>
+              <w:t>370,000,000</w:t>
             </w:r>
           </w:p>
         </w:tc>
@@ -3594,35 +3594,35 @@
               <w:bidi/>
             </w:pPr>
             <w:r>
-              <w:t>370,000,000</w:t>
-            </w:r>
-          </w:p>
-        </w:tc>
-        <w:tc>
-          <w:tcPr>
-            <w:tcW w:type="dxa" w:w="2880"/>
-          </w:tcPr>
-          <w:p>
-            <w:pPr>
-              <w:jc w:val="right"/>
-              <w:bidi/>
-            </w:pPr>
-            <w:r>
-              <w:t>1</w:t>
-            </w:r>
-          </w:p>
-        </w:tc>
-        <w:tc>
-          <w:tcPr>
-            <w:tcW w:type="dxa" w:w="2880"/>
-          </w:tcPr>
-          <w:p>
-            <w:pPr>
-              <w:jc w:val="right"/>
-              <w:bidi/>
-            </w:pPr>
-            <w:r>
-              <w:t>1</w:t>
+              <w:t>368,757,931</w:t>
+            </w:r>
+          </w:p>
+        </w:tc>
+        <w:tc>
+          <w:tcPr>
+            <w:tcW w:type="dxa" w:w="2880"/>
+          </w:tcPr>
+          <w:p>
+            <w:pPr>
+              <w:jc w:val="right"/>
+              <w:bidi/>
+            </w:pPr>
+            <w:r>
+              <w:t>13</w:t>
+            </w:r>
+          </w:p>
+        </w:tc>
+        <w:tc>
+          <w:tcPr>
+            <w:tcW w:type="dxa" w:w="2880"/>
+          </w:tcPr>
+          <w:p>
+            <w:pPr>
+              <w:jc w:val="right"/>
+              <w:bidi/>
+            </w:pPr>
+            <w:r>
+              <w:t>13</w:t>
             </w:r>
           </w:p>
         </w:tc>
@@ -3638,35 +3638,35 @@
               <w:bidi/>
             </w:pPr>
             <w:r>
-              <w:t>368,757,931</w:t>
-            </w:r>
-          </w:p>
-        </w:tc>
-        <w:tc>
-          <w:tcPr>
-            <w:tcW w:type="dxa" w:w="2880"/>
-          </w:tcPr>
-          <w:p>
-            <w:pPr>
-              <w:jc w:val="right"/>
-              <w:bidi/>
-            </w:pPr>
-            <w:r>
-              <w:t>13</w:t>
-            </w:r>
-          </w:p>
-        </w:tc>
-        <w:tc>
-          <w:tcPr>
-            <w:tcW w:type="dxa" w:w="2880"/>
-          </w:tcPr>
-          <w:p>
-            <w:pPr>
-              <w:jc w:val="right"/>
-              <w:bidi/>
-            </w:pPr>
-            <w:r>
-              <w:t>13</w:t>
+              <w:t>368,000,000</w:t>
+            </w:r>
+          </w:p>
+        </w:tc>
+        <w:tc>
+          <w:tcPr>
+            <w:tcW w:type="dxa" w:w="2880"/>
+          </w:tcPr>
+          <w:p>
+            <w:pPr>
+              <w:jc w:val="right"/>
+              <w:bidi/>
+            </w:pPr>
+            <w:r>
+              <w:t>2</w:t>
+            </w:r>
+          </w:p>
+        </w:tc>
+        <w:tc>
+          <w:tcPr>
+            <w:tcW w:type="dxa" w:w="2880"/>
+          </w:tcPr>
+          <w:p>
+            <w:pPr>
+              <w:jc w:val="right"/>
+              <w:bidi/>
+            </w:pPr>
+            <w:r>
+              <w:t>2</w:t>
             </w:r>
           </w:p>
         </w:tc>
@@ -3682,35 +3682,35 @@
               <w:bidi/>
             </w:pPr>
             <w:r>
-              <w:t>368,000,000</w:t>
-            </w:r>
-          </w:p>
-        </w:tc>
-        <w:tc>
-          <w:tcPr>
-            <w:tcW w:type="dxa" w:w="2880"/>
-          </w:tcPr>
-          <w:p>
-            <w:pPr>
-              <w:jc w:val="right"/>
-              <w:bidi/>
-            </w:pPr>
-            <w:r>
-              <w:t>2</w:t>
-            </w:r>
-          </w:p>
-        </w:tc>
-        <w:tc>
-          <w:tcPr>
-            <w:tcW w:type="dxa" w:w="2880"/>
-          </w:tcPr>
-          <w:p>
-            <w:pPr>
-              <w:jc w:val="right"/>
-              <w:bidi/>
-            </w:pPr>
-            <w:r>
-              <w:t>2</w:t>
+              <w:t>335,184,145</w:t>
+            </w:r>
+          </w:p>
+        </w:tc>
+        <w:tc>
+          <w:tcPr>
+            <w:tcW w:type="dxa" w:w="2880"/>
+          </w:tcPr>
+          <w:p>
+            <w:pPr>
+              <w:jc w:val="right"/>
+              <w:bidi/>
+            </w:pPr>
+            <w:r>
+              <w:t>1</w:t>
+            </w:r>
+          </w:p>
+        </w:tc>
+        <w:tc>
+          <w:tcPr>
+            <w:tcW w:type="dxa" w:w="2880"/>
+          </w:tcPr>
+          <w:p>
+            <w:pPr>
+              <w:jc w:val="right"/>
+              <w:bidi/>
+            </w:pPr>
+            <w:r>
+              <w:t>1</w:t>
             </w:r>
           </w:p>
         </w:tc>
@@ -3726,7 +3726,7 @@
               <w:bidi/>
             </w:pPr>
             <w:r>
-              <w:t>335,184,145</w:t>
+              <w:t>331,882,138</w:t>
             </w:r>
           </w:p>
         </w:tc>
@@ -3770,35 +3770,35 @@
               <w:bidi/>
             </w:pPr>
             <w:r>
-              <w:t>331,882,138</w:t>
-            </w:r>
-          </w:p>
-        </w:tc>
-        <w:tc>
-          <w:tcPr>
-            <w:tcW w:type="dxa" w:w="2880"/>
-          </w:tcPr>
-          <w:p>
-            <w:pPr>
-              <w:jc w:val="right"/>
-              <w:bidi/>
-            </w:pPr>
-            <w:r>
-              <w:t>11</w:t>
-            </w:r>
-          </w:p>
-        </w:tc>
-        <w:tc>
-          <w:tcPr>
-            <w:tcW w:type="dxa" w:w="2880"/>
-          </w:tcPr>
-          <w:p>
-            <w:pPr>
-              <w:jc w:val="right"/>
-              <w:bidi/>
-            </w:pPr>
-            <w:r>
-              <w:t>11</w:t>
+              <w:t>250,000,000</w:t>
+            </w:r>
+          </w:p>
+        </w:tc>
+        <w:tc>
+          <w:tcPr>
+            <w:tcW w:type="dxa" w:w="2880"/>
+          </w:tcPr>
+          <w:p>
+            <w:pPr>
+              <w:jc w:val="right"/>
+              <w:bidi/>
+            </w:pPr>
+            <w:r>
+              <w:t>1</w:t>
+            </w:r>
+          </w:p>
+        </w:tc>
+        <w:tc>
+          <w:tcPr>
+            <w:tcW w:type="dxa" w:w="2880"/>
+          </w:tcPr>
+          <w:p>
+            <w:pPr>
+              <w:jc w:val="right"/>
+              <w:bidi/>
+            </w:pPr>
+            <w:r>
+              <w:t>1</w:t>
             </w:r>
           </w:p>
         </w:tc>
@@ -3814,7 +3814,7 @@
               <w:bidi/>
             </w:pPr>
             <w:r>
-              <w:t>250,000,000</w:t>
+              <w:t>217,250,000</w:t>
             </w:r>
           </w:p>
         </w:tc>
@@ -3858,7 +3858,7 @@
               <w:bidi/>
             </w:pPr>
             <w:r>
-              <w:t>217,250,000</w:t>
+              <w:t>172,613,467</w:t>
             </w:r>
           </w:p>
         </w:tc>
@@ -3902,35 +3902,35 @@
               <w:bidi/>
             </w:pPr>
             <w:r>
-              <w:t>172,613,467</w:t>
-            </w:r>
-          </w:p>
-        </w:tc>
-        <w:tc>
-          <w:tcPr>
-            <w:tcW w:type="dxa" w:w="2880"/>
-          </w:tcPr>
-          <w:p>
-            <w:pPr>
-              <w:jc w:val="right"/>
-              <w:bidi/>
-            </w:pPr>
-            <w:r>
-              <w:t>2</w:t>
-            </w:r>
-          </w:p>
-        </w:tc>
-        <w:tc>
-          <w:tcPr>
-            <w:tcW w:type="dxa" w:w="2880"/>
-          </w:tcPr>
-          <w:p>
-            <w:pPr>
-              <w:jc w:val="right"/>
-              <w:bidi/>
-            </w:pPr>
-            <w:r>
-              <w:t>2</w:t>
+              <w:t>172,613,466</w:t>
+            </w:r>
+          </w:p>
+        </w:tc>
+        <w:tc>
+          <w:tcPr>
+            <w:tcW w:type="dxa" w:w="2880"/>
+          </w:tcPr>
+          <w:p>
+            <w:pPr>
+              <w:jc w:val="right"/>
+              <w:bidi/>
+            </w:pPr>
+            <w:r>
+              <w:t>1</w:t>
+            </w:r>
+          </w:p>
+        </w:tc>
+        <w:tc>
+          <w:tcPr>
+            <w:tcW w:type="dxa" w:w="2880"/>
+          </w:tcPr>
+          <w:p>
+            <w:pPr>
+              <w:jc w:val="right"/>
+              <w:bidi/>
+            </w:pPr>
+            <w:r>
+              <w:t>1</w:t>
             </w:r>
           </w:p>
         </w:tc>
@@ -3946,7 +3946,7 @@
               <w:bidi/>
             </w:pPr>
             <w:r>
-              <w:t>172,613,466</w:t>
+              <w:t>140,000,000</w:t>
             </w:r>
           </w:p>
         </w:tc>
@@ -3990,35 +3990,35 @@
               <w:bidi/>
             </w:pPr>
             <w:r>
-              <w:t>140,000,000</w:t>
-            </w:r>
-          </w:p>
-        </w:tc>
-        <w:tc>
-          <w:tcPr>
-            <w:tcW w:type="dxa" w:w="2880"/>
-          </w:tcPr>
-          <w:p>
-            <w:pPr>
-              <w:jc w:val="right"/>
-              <w:bidi/>
-            </w:pPr>
-            <w:r>
-              <w:t>1</w:t>
-            </w:r>
-          </w:p>
-        </w:tc>
-        <w:tc>
-          <w:tcPr>
-            <w:tcW w:type="dxa" w:w="2880"/>
-          </w:tcPr>
-          <w:p>
-            <w:pPr>
-              <w:jc w:val="right"/>
-              <w:bidi/>
-            </w:pPr>
-            <w:r>
-              <w:t>1</w:t>
+              <w:t>137,631,929</w:t>
+            </w:r>
+          </w:p>
+        </w:tc>
+        <w:tc>
+          <w:tcPr>
+            <w:tcW w:type="dxa" w:w="2880"/>
+          </w:tcPr>
+          <w:p>
+            <w:pPr>
+              <w:jc w:val="right"/>
+              <w:bidi/>
+            </w:pPr>
+            <w:r>
+              <w:t>10</w:t>
+            </w:r>
+          </w:p>
+        </w:tc>
+        <w:tc>
+          <w:tcPr>
+            <w:tcW w:type="dxa" w:w="2880"/>
+          </w:tcPr>
+          <w:p>
+            <w:pPr>
+              <w:jc w:val="right"/>
+              <w:bidi/>
+            </w:pPr>
+            <w:r>
+              <w:t>10</w:t>
             </w:r>
           </w:p>
         </w:tc>
@@ -4034,35 +4034,35 @@
               <w:bidi/>
             </w:pPr>
             <w:r>
-              <w:t>137,631,929</w:t>
-            </w:r>
-          </w:p>
-        </w:tc>
-        <w:tc>
-          <w:tcPr>
-            <w:tcW w:type="dxa" w:w="2880"/>
-          </w:tcPr>
-          <w:p>
-            <w:pPr>
-              <w:jc w:val="right"/>
-              <w:bidi/>
-            </w:pPr>
-            <w:r>
-              <w:t>10</w:t>
-            </w:r>
-          </w:p>
-        </w:tc>
-        <w:tc>
-          <w:tcPr>
-            <w:tcW w:type="dxa" w:w="2880"/>
-          </w:tcPr>
-          <w:p>
-            <w:pPr>
-              <w:jc w:val="right"/>
-              <w:bidi/>
-            </w:pPr>
-            <w:r>
-              <w:t>10</w:t>
+              <w:t>120,000,000</w:t>
+            </w:r>
+          </w:p>
+        </w:tc>
+        <w:tc>
+          <w:tcPr>
+            <w:tcW w:type="dxa" w:w="2880"/>
+          </w:tcPr>
+          <w:p>
+            <w:pPr>
+              <w:jc w:val="right"/>
+              <w:bidi/>
+            </w:pPr>
+            <w:r>
+              <w:t>5</w:t>
+            </w:r>
+          </w:p>
+        </w:tc>
+        <w:tc>
+          <w:tcPr>
+            <w:tcW w:type="dxa" w:w="2880"/>
+          </w:tcPr>
+          <w:p>
+            <w:pPr>
+              <w:jc w:val="right"/>
+              <w:bidi/>
+            </w:pPr>
+            <w:r>
+              <w:t>5</w:t>
             </w:r>
           </w:p>
         </w:tc>
@@ -4078,35 +4078,35 @@
               <w:bidi/>
             </w:pPr>
             <w:r>
-              <w:t>120,000,000</w:t>
-            </w:r>
-          </w:p>
-        </w:tc>
-        <w:tc>
-          <w:tcPr>
-            <w:tcW w:type="dxa" w:w="2880"/>
-          </w:tcPr>
-          <w:p>
-            <w:pPr>
-              <w:jc w:val="right"/>
-              <w:bidi/>
-            </w:pPr>
-            <w:r>
-              <w:t>5</w:t>
-            </w:r>
-          </w:p>
-        </w:tc>
-        <w:tc>
-          <w:tcPr>
-            <w:tcW w:type="dxa" w:w="2880"/>
-          </w:tcPr>
-          <w:p>
-            <w:pPr>
-              <w:jc w:val="right"/>
-              <w:bidi/>
-            </w:pPr>
-            <w:r>
-              <w:t>5</w:t>
+              <w:t>100,000,000</w:t>
+            </w:r>
+          </w:p>
+        </w:tc>
+        <w:tc>
+          <w:tcPr>
+            <w:tcW w:type="dxa" w:w="2880"/>
+          </w:tcPr>
+          <w:p>
+            <w:pPr>
+              <w:jc w:val="right"/>
+              <w:bidi/>
+            </w:pPr>
+            <w:r>
+              <w:t>3</w:t>
+            </w:r>
+          </w:p>
+        </w:tc>
+        <w:tc>
+          <w:tcPr>
+            <w:tcW w:type="dxa" w:w="2880"/>
+          </w:tcPr>
+          <w:p>
+            <w:pPr>
+              <w:jc w:val="right"/>
+              <w:bidi/>
+            </w:pPr>
+            <w:r>
+              <w:t>3</w:t>
             </w:r>
           </w:p>
         </w:tc>
@@ -4122,35 +4122,35 @@
               <w:bidi/>
             </w:pPr>
             <w:r>
-              <w:t>100,000,000</w:t>
-            </w:r>
-          </w:p>
-        </w:tc>
-        <w:tc>
-          <w:tcPr>
-            <w:tcW w:type="dxa" w:w="2880"/>
-          </w:tcPr>
-          <w:p>
-            <w:pPr>
-              <w:jc w:val="right"/>
-              <w:bidi/>
-            </w:pPr>
-            <w:r>
-              <w:t>6</w:t>
-            </w:r>
-          </w:p>
-        </w:tc>
-        <w:tc>
-          <w:tcPr>
-            <w:tcW w:type="dxa" w:w="2880"/>
-          </w:tcPr>
-          <w:p>
-            <w:pPr>
-              <w:jc w:val="right"/>
-              <w:bidi/>
-            </w:pPr>
-            <w:r>
-              <w:t>6</w:t>
+              <w:t>97,762,042</w:t>
+            </w:r>
+          </w:p>
+        </w:tc>
+        <w:tc>
+          <w:tcPr>
+            <w:tcW w:type="dxa" w:w="2880"/>
+          </w:tcPr>
+          <w:p>
+            <w:pPr>
+              <w:jc w:val="right"/>
+              <w:bidi/>
+            </w:pPr>
+            <w:r>
+              <w:t>2</w:t>
+            </w:r>
+          </w:p>
+        </w:tc>
+        <w:tc>
+          <w:tcPr>
+            <w:tcW w:type="dxa" w:w="2880"/>
+          </w:tcPr>
+          <w:p>
+            <w:pPr>
+              <w:jc w:val="right"/>
+              <w:bidi/>
+            </w:pPr>
+            <w:r>
+              <w:t>2</w:t>
             </w:r>
           </w:p>
         </w:tc>
@@ -4166,35 +4166,35 @@
               <w:bidi/>
             </w:pPr>
             <w:r>
-              <w:t>97,762,042</w:t>
-            </w:r>
-          </w:p>
-        </w:tc>
-        <w:tc>
-          <w:tcPr>
-            <w:tcW w:type="dxa" w:w="2880"/>
-          </w:tcPr>
-          <w:p>
-            <w:pPr>
-              <w:jc w:val="right"/>
-              <w:bidi/>
-            </w:pPr>
-            <w:r>
-              <w:t>2</w:t>
-            </w:r>
-          </w:p>
-        </w:tc>
-        <w:tc>
-          <w:tcPr>
-            <w:tcW w:type="dxa" w:w="2880"/>
-          </w:tcPr>
-          <w:p>
-            <w:pPr>
-              <w:jc w:val="right"/>
-              <w:bidi/>
-            </w:pPr>
-            <w:r>
-              <w:t>2</w:t>
+              <w:t>96,779,270</w:t>
+            </w:r>
+          </w:p>
+        </w:tc>
+        <w:tc>
+          <w:tcPr>
+            <w:tcW w:type="dxa" w:w="2880"/>
+          </w:tcPr>
+          <w:p>
+            <w:pPr>
+              <w:jc w:val="right"/>
+              <w:bidi/>
+            </w:pPr>
+            <w:r>
+              <w:t>1</w:t>
+            </w:r>
+          </w:p>
+        </w:tc>
+        <w:tc>
+          <w:tcPr>
+            <w:tcW w:type="dxa" w:w="2880"/>
+          </w:tcPr>
+          <w:p>
+            <w:pPr>
+              <w:jc w:val="right"/>
+              <w:bidi/>
+            </w:pPr>
+            <w:r>
+              <w:t>1</w:t>
             </w:r>
           </w:p>
         </w:tc>
@@ -4530,7 +4530,7 @@
         <w:bidi/>
       </w:pPr>
       <w:r>
-        <w:t>5) الإحالات النظامية المركزية — 56</w:t>
+        <w:t>5) الإحالات النظامية المركزية — 53</w:t>
       </w:r>
     </w:p>
     <w:tbl>
@@ -4628,7 +4628,7 @@
               <w:bidi/>
             </w:pPr>
             <w:r>
-              <w:t>42</w:t>
+              <w:t>40</w:t>
             </w:r>
           </w:p>
         </w:tc>
@@ -4672,7 +4672,7 @@
               <w:bidi/>
             </w:pPr>
             <w:r>
-              <w:t>41</w:t>
+              <w:t>39</w:t>
             </w:r>
           </w:p>
         </w:tc>
@@ -4864,35 +4864,35 @@
               <w:bidi/>
             </w:pPr>
             <w:r>
-              <w:t>مادة</w:t>
-            </w:r>
-          </w:p>
-        </w:tc>
-        <w:tc>
-          <w:tcPr>
-            <w:tcW w:type="dxa" w:w="2880"/>
-          </w:tcPr>
-          <w:p>
-            <w:pPr>
-              <w:jc w:val="right"/>
-              <w:bidi/>
-            </w:pPr>
-            <w:r>
-              <w:t>1</w:t>
-            </w:r>
-          </w:p>
-        </w:tc>
-        <w:tc>
-          <w:tcPr>
-            <w:tcW w:type="dxa" w:w="2880"/>
-          </w:tcPr>
-          <w:p>
-            <w:pPr>
-              <w:jc w:val="right"/>
-              <w:bidi/>
-            </w:pPr>
-            <w:r>
-              <w:t>17</w:t>
+              <w:t>نظام</w:t>
+            </w:r>
+          </w:p>
+        </w:tc>
+        <w:tc>
+          <w:tcPr>
+            <w:tcW w:type="dxa" w:w="2880"/>
+          </w:tcPr>
+          <w:p>
+            <w:pPr>
+              <w:jc w:val="right"/>
+              <w:bidi/>
+            </w:pPr>
+            <w:r>
+              <w:t>اللائحة التنفيذية</w:t>
+            </w:r>
+          </w:p>
+        </w:tc>
+        <w:tc>
+          <w:tcPr>
+            <w:tcW w:type="dxa" w:w="2880"/>
+          </w:tcPr>
+          <w:p>
+            <w:pPr>
+              <w:jc w:val="right"/>
+              <w:bidi/>
+            </w:pPr>
+            <w:r>
+              <w:t>16</w:t>
             </w:r>
           </w:p>
         </w:tc>
@@ -4908,21 +4908,21 @@
               <w:bidi/>
             </w:pPr>
             <w:r>
-              <w:t>نظام</w:t>
-            </w:r>
-          </w:p>
-        </w:tc>
-        <w:tc>
-          <w:tcPr>
-            <w:tcW w:type="dxa" w:w="2880"/>
-          </w:tcPr>
-          <w:p>
-            <w:pPr>
-              <w:jc w:val="right"/>
-              <w:bidi/>
-            </w:pPr>
-            <w:r>
-              <w:t>اللائحة التنفيذية</w:t>
+              <w:t>مادة</w:t>
+            </w:r>
+          </w:p>
+        </w:tc>
+        <w:tc>
+          <w:tcPr>
+            <w:tcW w:type="dxa" w:w="2880"/>
+          </w:tcPr>
+          <w:p>
+            <w:pPr>
+              <w:jc w:val="right"/>
+              <w:bidi/>
+            </w:pPr>
+            <w:r>
+              <w:t>1</w:t>
             </w:r>
           </w:p>
         </w:tc>
@@ -5318,7 +5318,7 @@
               <w:bidi/>
             </w:pPr>
             <w:r>
-              <w:t>3</w:t>
+              <w:t>21</w:t>
             </w:r>
           </w:p>
         </w:tc>
@@ -5362,21 +5362,21 @@
               <w:bidi/>
             </w:pPr>
             <w:r>
-              <w:t>21</w:t>
-            </w:r>
-          </w:p>
-        </w:tc>
-        <w:tc>
-          <w:tcPr>
-            <w:tcW w:type="dxa" w:w="2880"/>
-          </w:tcPr>
-          <w:p>
-            <w:pPr>
-              <w:jc w:val="right"/>
-              <w:bidi/>
-            </w:pPr>
-            <w:r>
-              <w:t>6</w:t>
+              <w:t>3</w:t>
+            </w:r>
+          </w:p>
+        </w:tc>
+        <w:tc>
+          <w:tcPr>
+            <w:tcW w:type="dxa" w:w="2880"/>
+          </w:tcPr>
+          <w:p>
+            <w:pPr>
+              <w:jc w:val="right"/>
+              <w:bidi/>
+            </w:pPr>
+            <w:r>
+              <w:t>5</w:t>
             </w:r>
           </w:p>
         </w:tc>
@@ -5392,21 +5392,21 @@
               <w:bidi/>
             </w:pPr>
             <w:r>
-              <w:t>مادة</w:t>
-            </w:r>
-          </w:p>
-        </w:tc>
-        <w:tc>
-          <w:tcPr>
-            <w:tcW w:type="dxa" w:w="2880"/>
-          </w:tcPr>
-          <w:p>
-            <w:pPr>
-              <w:jc w:val="right"/>
-              <w:bidi/>
-            </w:pPr>
-            <w:r>
-              <w:t>16</w:t>
+              <w:t>نظام</w:t>
+            </w:r>
+          </w:p>
+        </w:tc>
+        <w:tc>
+          <w:tcPr>
+            <w:tcW w:type="dxa" w:w="2880"/>
+          </w:tcPr>
+          <w:p>
+            <w:pPr>
+              <w:jc w:val="right"/>
+              <w:bidi/>
+            </w:pPr>
+            <w:r>
+              <w:t>نظام القضاء</w:t>
             </w:r>
           </w:p>
         </w:tc>
@@ -5436,21 +5436,21 @@
               <w:bidi/>
             </w:pPr>
             <w:r>
-              <w:t>نظام</w:t>
-            </w:r>
-          </w:p>
-        </w:tc>
-        <w:tc>
-          <w:tcPr>
-            <w:tcW w:type="dxa" w:w="2880"/>
-          </w:tcPr>
-          <w:p>
-            <w:pPr>
-              <w:jc w:val="right"/>
-              <w:bidi/>
-            </w:pPr>
-            <w:r>
-              <w:t>نظام القضاء</w:t>
+              <w:t>مادة</w:t>
+            </w:r>
+          </w:p>
+        </w:tc>
+        <w:tc>
+          <w:tcPr>
+            <w:tcW w:type="dxa" w:w="2880"/>
+          </w:tcPr>
+          <w:p>
+            <w:pPr>
+              <w:jc w:val="right"/>
+              <w:bidi/>
+            </w:pPr>
+            <w:r>
+              <w:t>80</w:t>
             </w:r>
           </w:p>
         </w:tc>
@@ -5494,7 +5494,7 @@
               <w:bidi/>
             </w:pPr>
             <w:r>
-              <w:t>80</w:t>
+              <w:t>141</w:t>
             </w:r>
           </w:p>
         </w:tc>
@@ -5538,21 +5538,21 @@
               <w:bidi/>
             </w:pPr>
             <w:r>
-              <w:t>141</w:t>
-            </w:r>
-          </w:p>
-        </w:tc>
-        <w:tc>
-          <w:tcPr>
-            <w:tcW w:type="dxa" w:w="2880"/>
-          </w:tcPr>
-          <w:p>
-            <w:pPr>
-              <w:jc w:val="right"/>
-              <w:bidi/>
-            </w:pPr>
-            <w:r>
-              <w:t>5</w:t>
+              <w:t>16</w:t>
+            </w:r>
+          </w:p>
+        </w:tc>
+        <w:tc>
+          <w:tcPr>
+            <w:tcW w:type="dxa" w:w="2880"/>
+          </w:tcPr>
+          <w:p>
+            <w:pPr>
+              <w:jc w:val="right"/>
+              <w:bidi/>
+            </w:pPr>
+            <w:r>
+              <w:t>4</w:t>
             </w:r>
           </w:p>
         </w:tc>
@@ -5714,21 +5714,21 @@
               <w:bidi/>
             </w:pPr>
             <w:r>
-              <w:t>230</w:t>
-            </w:r>
-          </w:p>
-        </w:tc>
-        <w:tc>
-          <w:tcPr>
-            <w:tcW w:type="dxa" w:w="2880"/>
-          </w:tcPr>
-          <w:p>
-            <w:pPr>
-              <w:jc w:val="right"/>
-              <w:bidi/>
-            </w:pPr>
-            <w:r>
-              <w:t>4</w:t>
+              <w:t>88</w:t>
+            </w:r>
+          </w:p>
+        </w:tc>
+        <w:tc>
+          <w:tcPr>
+            <w:tcW w:type="dxa" w:w="2880"/>
+          </w:tcPr>
+          <w:p>
+            <w:pPr>
+              <w:jc w:val="right"/>
+              <w:bidi/>
+            </w:pPr>
+            <w:r>
+              <w:t>3</w:t>
             </w:r>
           </w:p>
         </w:tc>
@@ -5758,7 +5758,7 @@
               <w:bidi/>
             </w:pPr>
             <w:r>
-              <w:t>88</w:t>
+              <w:t>25</w:t>
             </w:r>
           </w:p>
         </w:tc>
@@ -5802,7 +5802,7 @@
               <w:bidi/>
             </w:pPr>
             <w:r>
-              <w:t>25</w:t>
+              <w:t>85</w:t>
             </w:r>
           </w:p>
         </w:tc>
@@ -5846,21 +5846,21 @@
               <w:bidi/>
             </w:pPr>
             <w:r>
-              <w:t>85</w:t>
-            </w:r>
-          </w:p>
-        </w:tc>
-        <w:tc>
-          <w:tcPr>
-            <w:tcW w:type="dxa" w:w="2880"/>
-          </w:tcPr>
-          <w:p>
-            <w:pPr>
-              <w:jc w:val="right"/>
-              <w:bidi/>
-            </w:pPr>
-            <w:r>
-              <w:t>3</w:t>
+              <w:t>95</w:t>
+            </w:r>
+          </w:p>
+        </w:tc>
+        <w:tc>
+          <w:tcPr>
+            <w:tcW w:type="dxa" w:w="2880"/>
+          </w:tcPr>
+          <w:p>
+            <w:pPr>
+              <w:jc w:val="right"/>
+              <w:bidi/>
+            </w:pPr>
+            <w:r>
+              <w:t>2</w:t>
             </w:r>
           </w:p>
         </w:tc>
@@ -5890,7 +5890,7 @@
               <w:bidi/>
             </w:pPr>
             <w:r>
-              <w:t>95</w:t>
+              <w:t>18</w:t>
             </w:r>
           </w:p>
         </w:tc>

--- a/zaini_case_audit_output/outputs/word/02_الخط_الزمني_وأسباب_النقض.docx
+++ b/zaini_case_audit_output/outputs/word/02_الخط_الزمني_وأسباب_النقض.docx
@@ -46,7 +46,7 @@
         <w:bidi/>
       </w:pPr>
       <w:r>
-        <w:t>1) الخط الزمني (هجري) — 1413 مدخلاً</w:t>
+        <w:t>1) الخط الزمني (هجري) — 1238 مدخلاً</w:t>
       </w:r>
     </w:p>
     <w:tbl>
@@ -116,7 +116,7 @@
               <w:bidi/>
             </w:pPr>
             <w:r>
-              <w:t>25/07/1432</w:t>
+              <w:t>18/11/1393</w:t>
             </w:r>
           </w:p>
         </w:tc>
@@ -160,7 +160,7 @@
               <w:bidi/>
             </w:pPr>
             <w:r>
-              <w:t>12/5/1438</w:t>
+              <w:t>20/09/1431</w:t>
             </w:r>
           </w:p>
         </w:tc>
@@ -204,7 +204,7 @@
               <w:bidi/>
             </w:pPr>
             <w:r>
-              <w:t>12/05/1438</w:t>
+              <w:t>12/3/1433</w:t>
             </w:r>
           </w:p>
         </w:tc>
@@ -248,7 +248,7 @@
               <w:bidi/>
             </w:pPr>
             <w:r>
-              <w:t>20/09/1431</w:t>
+              <w:t>26/7/1434</w:t>
             </w:r>
           </w:p>
         </w:tc>
@@ -292,7 +292,7 @@
               <w:bidi/>
             </w:pPr>
             <w:r>
-              <w:t>1/1/1445</w:t>
+              <w:t>12/4/1438</w:t>
             </w:r>
           </w:p>
         </w:tc>
@@ -336,7 +336,7 @@
               <w:bidi/>
             </w:pPr>
             <w:r>
-              <w:t>21/04/1438</w:t>
+              <w:t>4/3/1432</w:t>
             </w:r>
           </w:p>
         </w:tc>
@@ -380,7 +380,7 @@
               <w:bidi/>
             </w:pPr>
             <w:r>
-              <w:t>18/11/1393</w:t>
+              <w:t>8/6/1433</w:t>
             </w:r>
           </w:p>
         </w:tc>
@@ -424,7 +424,7 @@
               <w:bidi/>
             </w:pPr>
             <w:r>
-              <w:t>26/7/1434</w:t>
+              <w:t>12/2/1432</w:t>
             </w:r>
           </w:p>
         </w:tc>
@@ -468,7 +468,7 @@
               <w:bidi/>
             </w:pPr>
             <w:r>
-              <w:t>2/12/1432</w:t>
+              <w:t>29/ 02/ 1445</w:t>
             </w:r>
           </w:p>
         </w:tc>
@@ -512,7 +512,7 @@
               <w:bidi/>
             </w:pPr>
             <w:r>
-              <w:t>8/6/1433</w:t>
+              <w:t>16/11/1444</w:t>
             </w:r>
           </w:p>
         </w:tc>
@@ -556,7 +556,7 @@
               <w:bidi/>
             </w:pPr>
             <w:r>
-              <w:t>4/3/1432</w:t>
+              <w:t>26/06/1444</w:t>
             </w:r>
           </w:p>
         </w:tc>
@@ -600,21 +600,21 @@
               <w:bidi/>
             </w:pPr>
             <w:r>
-              <w:t>16/10/1431</w:t>
-            </w:r>
-          </w:p>
-        </w:tc>
-        <w:tc>
-          <w:tcPr>
-            <w:tcW w:type="dxa" w:w="2880"/>
-          </w:tcPr>
-          <w:p>
-            <w:pPr>
-              <w:jc w:val="right"/>
-              <w:bidi/>
-            </w:pPr>
-            <w:r>
-              <w:t>صك حكم نهائي ضد الشيخ اسامة زيني ـ دعوى 42824717 - 13-0</w:t>
+              <w:t>08/04/1445</w:t>
+            </w:r>
+          </w:p>
+        </w:tc>
+        <w:tc>
+          <w:tcPr>
+            <w:tcW w:type="dxa" w:w="2880"/>
+          </w:tcPr>
+          <w:p>
+            <w:pPr>
+              <w:jc w:val="right"/>
+              <w:bidi/>
+            </w:pPr>
+            <w:r>
+              <w:t>طلب تنفيذ مقدم من السيدة/ عاتقة ضد السيد/ أسامة فيما يت</w:t>
             </w:r>
           </w:p>
         </w:tc>
@@ -644,35 +644,35 @@
               <w:bidi/>
             </w:pPr>
             <w:r>
-              <w:t>1/12/1442</w:t>
-            </w:r>
-          </w:p>
-        </w:tc>
-        <w:tc>
-          <w:tcPr>
-            <w:tcW w:type="dxa" w:w="2880"/>
-          </w:tcPr>
-          <w:p>
-            <w:pPr>
-              <w:jc w:val="right"/>
-              <w:bidi/>
-            </w:pPr>
-            <w:r>
-              <w:t>صك حكم نهائي ضد الشيخ اسامة زيني ـ دعوى 42824717 - 13-0</w:t>
-            </w:r>
-          </w:p>
-        </w:tc>
-        <w:tc>
-          <w:tcPr>
-            <w:tcW w:type="dxa" w:w="2880"/>
-          </w:tcPr>
-          <w:p>
-            <w:pPr>
-              <w:jc w:val="right"/>
-              <w:bidi/>
-            </w:pPr>
-            <w:r>
-              <w:t>حكم / صك</w:t>
+              <w:t>02-06-1446</w:t>
+            </w:r>
+          </w:p>
+        </w:tc>
+        <w:tc>
+          <w:tcPr>
+            <w:tcW w:type="dxa" w:w="2880"/>
+          </w:tcPr>
+          <w:p>
+            <w:pPr>
+              <w:jc w:val="right"/>
+              <w:bidi/>
+            </w:pPr>
+            <w:r>
+              <w:t>تذكرة تقديم طلب التماس إعادة نظر في القضية رقم (4282471</w:t>
+            </w:r>
+          </w:p>
+        </w:tc>
+        <w:tc>
+          <w:tcPr>
+            <w:tcW w:type="dxa" w:w="2880"/>
+          </w:tcPr>
+          <w:p>
+            <w:pPr>
+              <w:jc w:val="right"/>
+              <w:bidi/>
+            </w:pPr>
+            <w:r>
+              <w:t>مذكرة قضائية</w:t>
             </w:r>
           </w:p>
         </w:tc>
@@ -688,35 +688,35 @@
               <w:bidi/>
             </w:pPr>
             <w:r>
-              <w:t>22/10/1444</w:t>
-            </w:r>
-          </w:p>
-        </w:tc>
-        <w:tc>
-          <w:tcPr>
-            <w:tcW w:type="dxa" w:w="2880"/>
-          </w:tcPr>
-          <w:p>
-            <w:pPr>
-              <w:jc w:val="right"/>
-              <w:bidi/>
-            </w:pPr>
-            <w:r>
-              <w:t>صك حكم نهائي ضد الشيخ اسامة زيني ـ دعوى 42824717 - 13-0</w:t>
-            </w:r>
-          </w:p>
-        </w:tc>
-        <w:tc>
-          <w:tcPr>
-            <w:tcW w:type="dxa" w:w="2880"/>
-          </w:tcPr>
-          <w:p>
-            <w:pPr>
-              <w:jc w:val="right"/>
-              <w:bidi/>
-            </w:pPr>
-            <w:r>
-              <w:t>حكم / صك</w:t>
+              <w:t>16 / 10 / 1431</w:t>
+            </w:r>
+          </w:p>
+        </w:tc>
+        <w:tc>
+          <w:tcPr>
+            <w:tcW w:type="dxa" w:w="2880"/>
+          </w:tcPr>
+          <w:p>
+            <w:pPr>
+              <w:jc w:val="right"/>
+              <w:bidi/>
+            </w:pPr>
+            <w:r>
+              <w:t>ملف دراسة دفع بعدم صفة المدعي/ عدنان في الدعوى لكون الم</w:t>
+            </w:r>
+          </w:p>
+        </w:tc>
+        <w:tc>
+          <w:tcPr>
+            <w:tcW w:type="dxa" w:w="2880"/>
+          </w:tcPr>
+          <w:p>
+            <w:pPr>
+              <w:jc w:val="right"/>
+              <w:bidi/>
+            </w:pPr>
+            <w:r>
+              <w:t>عقد / اتفاقية</w:t>
             </w:r>
           </w:p>
         </w:tc>
@@ -732,35 +732,35 @@
               <w:bidi/>
             </w:pPr>
             <w:r>
-              <w:t>01/08/1444</w:t>
-            </w:r>
-          </w:p>
-        </w:tc>
-        <w:tc>
-          <w:tcPr>
-            <w:tcW w:type="dxa" w:w="2880"/>
-          </w:tcPr>
-          <w:p>
-            <w:pPr>
-              <w:jc w:val="right"/>
-              <w:bidi/>
-            </w:pPr>
-            <w:r>
-              <w:t>صك حكم نهائي ضد الشيخ اسامة زيني ـ دعوى 42824717 - 13-0</w:t>
-            </w:r>
-          </w:p>
-        </w:tc>
-        <w:tc>
-          <w:tcPr>
-            <w:tcW w:type="dxa" w:w="2880"/>
-          </w:tcPr>
-          <w:p>
-            <w:pPr>
-              <w:jc w:val="right"/>
-              <w:bidi/>
-            </w:pPr>
-            <w:r>
-              <w:t>حكم / صك</w:t>
+              <w:t>10 / 02 / 1434</w:t>
+            </w:r>
+          </w:p>
+        </w:tc>
+        <w:tc>
+          <w:tcPr>
+            <w:tcW w:type="dxa" w:w="2880"/>
+          </w:tcPr>
+          <w:p>
+            <w:pPr>
+              <w:jc w:val="right"/>
+              <w:bidi/>
+            </w:pPr>
+            <w:r>
+              <w:t>ملف دراسة دفع بعدم صفة المدعي/ عدنان في الدعوى لكون الم</w:t>
+            </w:r>
+          </w:p>
+        </w:tc>
+        <w:tc>
+          <w:tcPr>
+            <w:tcW w:type="dxa" w:w="2880"/>
+          </w:tcPr>
+          <w:p>
+            <w:pPr>
+              <w:jc w:val="right"/>
+              <w:bidi/>
+            </w:pPr>
+            <w:r>
+              <w:t>عقد / اتفاقية</w:t>
             </w:r>
           </w:p>
         </w:tc>
@@ -776,35 +776,35 @@
               <w:bidi/>
             </w:pPr>
             <w:r>
-              <w:t>10/11/1444</w:t>
-            </w:r>
-          </w:p>
-        </w:tc>
-        <w:tc>
-          <w:tcPr>
-            <w:tcW w:type="dxa" w:w="2880"/>
-          </w:tcPr>
-          <w:p>
-            <w:pPr>
-              <w:jc w:val="right"/>
-              <w:bidi/>
-            </w:pPr>
-            <w:r>
-              <w:t>صك حكم نهائي ضد الشيخ اسامة زيني ـ دعوى 42824717 - 13-0</w:t>
-            </w:r>
-          </w:p>
-        </w:tc>
-        <w:tc>
-          <w:tcPr>
-            <w:tcW w:type="dxa" w:w="2880"/>
-          </w:tcPr>
-          <w:p>
-            <w:pPr>
-              <w:jc w:val="right"/>
-              <w:bidi/>
-            </w:pPr>
-            <w:r>
-              <w:t>حكم / صك</w:t>
+              <w:t>02 / 12 / 1432</w:t>
+            </w:r>
+          </w:p>
+        </w:tc>
+        <w:tc>
+          <w:tcPr>
+            <w:tcW w:type="dxa" w:w="2880"/>
+          </w:tcPr>
+          <w:p>
+            <w:pPr>
+              <w:jc w:val="right"/>
+              <w:bidi/>
+            </w:pPr>
+            <w:r>
+              <w:t>ملف دراسة دفع بعدم صفة المدعي/ عدنان في الدعوى لكون الم</w:t>
+            </w:r>
+          </w:p>
+        </w:tc>
+        <w:tc>
+          <w:tcPr>
+            <w:tcW w:type="dxa" w:w="2880"/>
+          </w:tcPr>
+          <w:p>
+            <w:pPr>
+              <w:jc w:val="right"/>
+              <w:bidi/>
+            </w:pPr>
+            <w:r>
+              <w:t>عقد / اتفاقية</w:t>
             </w:r>
           </w:p>
         </w:tc>
@@ -820,35 +820,35 @@
               <w:bidi/>
             </w:pPr>
             <w:r>
-              <w:t>02/04/1444</w:t>
-            </w:r>
-          </w:p>
-        </w:tc>
-        <w:tc>
-          <w:tcPr>
-            <w:tcW w:type="dxa" w:w="2880"/>
-          </w:tcPr>
-          <w:p>
-            <w:pPr>
-              <w:jc w:val="right"/>
-              <w:bidi/>
-            </w:pPr>
-            <w:r>
-              <w:t>صك حكم نهائي ضد الشيخ اسامة زيني ـ دعوى 42824717 - 13-0</w:t>
-            </w:r>
-          </w:p>
-        </w:tc>
-        <w:tc>
-          <w:tcPr>
-            <w:tcW w:type="dxa" w:w="2880"/>
-          </w:tcPr>
-          <w:p>
-            <w:pPr>
-              <w:jc w:val="right"/>
-              <w:bidi/>
-            </w:pPr>
-            <w:r>
-              <w:t>حكم / صك</w:t>
+              <w:t>24/04/1446</w:t>
+            </w:r>
+          </w:p>
+        </w:tc>
+        <w:tc>
+          <w:tcPr>
+            <w:tcW w:type="dxa" w:w="2880"/>
+          </w:tcPr>
+          <w:p>
+            <w:pPr>
+              <w:jc w:val="right"/>
+              <w:bidi/>
+            </w:pPr>
+            <w:r>
+              <w:t>التماس الشيخ أسامه زيني ـ القضية 42824717 ـ من المستشار</w:t>
+            </w:r>
+          </w:p>
+        </w:tc>
+        <w:tc>
+          <w:tcPr>
+            <w:tcW w:type="dxa" w:w="2880"/>
+          </w:tcPr>
+          <w:p>
+            <w:pPr>
+              <w:jc w:val="right"/>
+              <w:bidi/>
+            </w:pPr>
+            <w:r>
+              <w:t>مذكرة قضائية</w:t>
             </w:r>
           </w:p>
         </w:tc>
@@ -864,35 +864,35 @@
               <w:bidi/>
             </w:pPr>
             <w:r>
-              <w:t>09/11/1443</w:t>
-            </w:r>
-          </w:p>
-        </w:tc>
-        <w:tc>
-          <w:tcPr>
-            <w:tcW w:type="dxa" w:w="2880"/>
-          </w:tcPr>
-          <w:p>
-            <w:pPr>
-              <w:jc w:val="right"/>
-              <w:bidi/>
-            </w:pPr>
-            <w:r>
-              <w:t>صك حكم نهائي ضد الشيخ اسامة زيني ـ دعوى 42824717 - 13-0</w:t>
-            </w:r>
-          </w:p>
-        </w:tc>
-        <w:tc>
-          <w:tcPr>
-            <w:tcW w:type="dxa" w:w="2880"/>
-          </w:tcPr>
-          <w:p>
-            <w:pPr>
-              <w:jc w:val="right"/>
-              <w:bidi/>
-            </w:pPr>
-            <w:r>
-              <w:t>حكم / صك</w:t>
+              <w:t>01-01-1430</w:t>
+            </w:r>
+          </w:p>
+        </w:tc>
+        <w:tc>
+          <w:tcPr>
+            <w:tcW w:type="dxa" w:w="2880"/>
+          </w:tcPr>
+          <w:p>
+            <w:pPr>
+              <w:jc w:val="right"/>
+              <w:bidi/>
+            </w:pPr>
+            <w:r>
+              <w:t>مرفقات المدعي عدنان زيني في الدعوى رقم 42824717.pdf</w:t>
+            </w:r>
+          </w:p>
+        </w:tc>
+        <w:tc>
+          <w:tcPr>
+            <w:tcW w:type="dxa" w:w="2880"/>
+          </w:tcPr>
+          <w:p>
+            <w:pPr>
+              <w:jc w:val="right"/>
+              <w:bidi/>
+            </w:pPr>
+            <w:r>
+              <w:t>عقد / اتفاقية</w:t>
             </w:r>
           </w:p>
         </w:tc>
@@ -908,35 +908,35 @@
               <w:bidi/>
             </w:pPr>
             <w:r>
-              <w:t>11/4/1437</w:t>
-            </w:r>
-          </w:p>
-        </w:tc>
-        <w:tc>
-          <w:tcPr>
-            <w:tcW w:type="dxa" w:w="2880"/>
-          </w:tcPr>
-          <w:p>
-            <w:pPr>
-              <w:jc w:val="right"/>
-              <w:bidi/>
-            </w:pPr>
-            <w:r>
-              <w:t>صك حكم نهائي ضد الشيخ اسامة زيني ـ دعوى 42824717 - 13-0</w:t>
-            </w:r>
-          </w:p>
-        </w:tc>
-        <w:tc>
-          <w:tcPr>
-            <w:tcW w:type="dxa" w:w="2880"/>
-          </w:tcPr>
-          <w:p>
-            <w:pPr>
-              <w:jc w:val="right"/>
-              <w:bidi/>
-            </w:pPr>
-            <w:r>
-              <w:t>حكم / صك</w:t>
+              <w:t>29-12-1430</w:t>
+            </w:r>
+          </w:p>
+        </w:tc>
+        <w:tc>
+          <w:tcPr>
+            <w:tcW w:type="dxa" w:w="2880"/>
+          </w:tcPr>
+          <w:p>
+            <w:pPr>
+              <w:jc w:val="right"/>
+              <w:bidi/>
+            </w:pPr>
+            <w:r>
+              <w:t>مرفقات المدعي عدنان زيني في الدعوى رقم 42824717.pdf</w:t>
+            </w:r>
+          </w:p>
+        </w:tc>
+        <w:tc>
+          <w:tcPr>
+            <w:tcW w:type="dxa" w:w="2880"/>
+          </w:tcPr>
+          <w:p>
+            <w:pPr>
+              <w:jc w:val="right"/>
+              <w:bidi/>
+            </w:pPr>
+            <w:r>
+              <w:t>عقد / اتفاقية</w:t>
             </w:r>
           </w:p>
         </w:tc>
@@ -952,35 +952,35 @@
               <w:bidi/>
             </w:pPr>
             <w:r>
-              <w:t>11/11/1444</w:t>
-            </w:r>
-          </w:p>
-        </w:tc>
-        <w:tc>
-          <w:tcPr>
-            <w:tcW w:type="dxa" w:w="2880"/>
-          </w:tcPr>
-          <w:p>
-            <w:pPr>
-              <w:jc w:val="right"/>
-              <w:bidi/>
-            </w:pPr>
-            <w:r>
-              <w:t>صك حكم نهائي ضد الشيخ اسامة زيني ـ دعوى 42824717 - 13-0</w:t>
-            </w:r>
-          </w:p>
-        </w:tc>
-        <w:tc>
-          <w:tcPr>
-            <w:tcW w:type="dxa" w:w="2880"/>
-          </w:tcPr>
-          <w:p>
-            <w:pPr>
-              <w:jc w:val="right"/>
-              <w:bidi/>
-            </w:pPr>
-            <w:r>
-              <w:t>حكم / صك</w:t>
+              <w:t>09/08/1431</w:t>
+            </w:r>
+          </w:p>
+        </w:tc>
+        <w:tc>
+          <w:tcPr>
+            <w:tcW w:type="dxa" w:w="2880"/>
+          </w:tcPr>
+          <w:p>
+            <w:pPr>
+              <w:jc w:val="right"/>
+              <w:bidi/>
+            </w:pPr>
+            <w:r>
+              <w:t>مرفقات المدعي عدنان زيني في الدعوى رقم 42824717.pdf</w:t>
+            </w:r>
+          </w:p>
+        </w:tc>
+        <w:tc>
+          <w:tcPr>
+            <w:tcW w:type="dxa" w:w="2880"/>
+          </w:tcPr>
+          <w:p>
+            <w:pPr>
+              <w:jc w:val="right"/>
+              <w:bidi/>
+            </w:pPr>
+            <w:r>
+              <w:t>عقد / اتفاقية</w:t>
             </w:r>
           </w:p>
         </w:tc>
@@ -996,35 +996,35 @@
               <w:bidi/>
             </w:pPr>
             <w:r>
-              <w:t>10/2/1434</w:t>
-            </w:r>
-          </w:p>
-        </w:tc>
-        <w:tc>
-          <w:tcPr>
-            <w:tcW w:type="dxa" w:w="2880"/>
-          </w:tcPr>
-          <w:p>
-            <w:pPr>
-              <w:jc w:val="right"/>
-              <w:bidi/>
-            </w:pPr>
-            <w:r>
-              <w:t>صك حكم نهائي ضد الشيخ اسامة زيني ـ دعوى 42824717 - 13-0</w:t>
-            </w:r>
-          </w:p>
-        </w:tc>
-        <w:tc>
-          <w:tcPr>
-            <w:tcW w:type="dxa" w:w="2880"/>
-          </w:tcPr>
-          <w:p>
-            <w:pPr>
-              <w:jc w:val="right"/>
-              <w:bidi/>
-            </w:pPr>
-            <w:r>
-              <w:t>حكم / صك</w:t>
+              <w:t>8/15/1431</w:t>
+            </w:r>
+          </w:p>
+        </w:tc>
+        <w:tc>
+          <w:tcPr>
+            <w:tcW w:type="dxa" w:w="2880"/>
+          </w:tcPr>
+          <w:p>
+            <w:pPr>
+              <w:jc w:val="right"/>
+              <w:bidi/>
+            </w:pPr>
+            <w:r>
+              <w:t>مرفقات المدعي عدنان زيني في الدعوى رقم 42824717.pdf</w:t>
+            </w:r>
+          </w:p>
+        </w:tc>
+        <w:tc>
+          <w:tcPr>
+            <w:tcW w:type="dxa" w:w="2880"/>
+          </w:tcPr>
+          <w:p>
+            <w:pPr>
+              <w:jc w:val="right"/>
+              <w:bidi/>
+            </w:pPr>
+            <w:r>
+              <w:t>عقد / اتفاقية</w:t>
             </w:r>
           </w:p>
         </w:tc>
@@ -1040,35 +1040,35 @@
               <w:bidi/>
             </w:pPr>
             <w:r>
-              <w:t>21/11/1433</w:t>
-            </w:r>
-          </w:p>
-        </w:tc>
-        <w:tc>
-          <w:tcPr>
-            <w:tcW w:type="dxa" w:w="2880"/>
-          </w:tcPr>
-          <w:p>
-            <w:pPr>
-              <w:jc w:val="right"/>
-              <w:bidi/>
-            </w:pPr>
-            <w:r>
-              <w:t>صك حكم نهائي ضد الشيخ اسامة زيني ـ دعوى 42824717 - 13-0</w:t>
-            </w:r>
-          </w:p>
-        </w:tc>
-        <w:tc>
-          <w:tcPr>
-            <w:tcW w:type="dxa" w:w="2880"/>
-          </w:tcPr>
-          <w:p>
-            <w:pPr>
-              <w:jc w:val="right"/>
-              <w:bidi/>
-            </w:pPr>
-            <w:r>
-              <w:t>حكم / صك</w:t>
+              <w:t>9/22/1431</w:t>
+            </w:r>
+          </w:p>
+        </w:tc>
+        <w:tc>
+          <w:tcPr>
+            <w:tcW w:type="dxa" w:w="2880"/>
+          </w:tcPr>
+          <w:p>
+            <w:pPr>
+              <w:jc w:val="right"/>
+              <w:bidi/>
+            </w:pPr>
+            <w:r>
+              <w:t>مرفقات المدعي عدنان زيني في الدعوى رقم 42824717.pdf</w:t>
+            </w:r>
+          </w:p>
+        </w:tc>
+        <w:tc>
+          <w:tcPr>
+            <w:tcW w:type="dxa" w:w="2880"/>
+          </w:tcPr>
+          <w:p>
+            <w:pPr>
+              <w:jc w:val="right"/>
+              <w:bidi/>
+            </w:pPr>
+            <w:r>
+              <w:t>عقد / اتفاقية</w:t>
             </w:r>
           </w:p>
         </w:tc>
@@ -1084,35 +1084,35 @@
               <w:bidi/>
             </w:pPr>
             <w:r>
-              <w:t>26/11/1431</w:t>
-            </w:r>
-          </w:p>
-        </w:tc>
-        <w:tc>
-          <w:tcPr>
-            <w:tcW w:type="dxa" w:w="2880"/>
-          </w:tcPr>
-          <w:p>
-            <w:pPr>
-              <w:jc w:val="right"/>
-              <w:bidi/>
-            </w:pPr>
-            <w:r>
-              <w:t>صك حكم نهائي ضد الشيخ اسامة زيني ـ دعوى 42824717 - 13-0</w:t>
-            </w:r>
-          </w:p>
-        </w:tc>
-        <w:tc>
-          <w:tcPr>
-            <w:tcW w:type="dxa" w:w="2880"/>
-          </w:tcPr>
-          <w:p>
-            <w:pPr>
-              <w:jc w:val="right"/>
-              <w:bidi/>
-            </w:pPr>
-            <w:r>
-              <w:t>حكم / صك</w:t>
+              <w:t>23/01/1432</w:t>
+            </w:r>
+          </w:p>
+        </w:tc>
+        <w:tc>
+          <w:tcPr>
+            <w:tcW w:type="dxa" w:w="2880"/>
+          </w:tcPr>
+          <w:p>
+            <w:pPr>
+              <w:jc w:val="right"/>
+              <w:bidi/>
+            </w:pPr>
+            <w:r>
+              <w:t>مرفقات المدعي عدنان زيني في الدعوى رقم 42824717.pdf</w:t>
+            </w:r>
+          </w:p>
+        </w:tc>
+        <w:tc>
+          <w:tcPr>
+            <w:tcW w:type="dxa" w:w="2880"/>
+          </w:tcPr>
+          <w:p>
+            <w:pPr>
+              <w:jc w:val="right"/>
+              <w:bidi/>
+            </w:pPr>
+            <w:r>
+              <w:t>عقد / اتفاقية</w:t>
             </w:r>
           </w:p>
         </w:tc>
@@ -1128,35 +1128,35 @@
               <w:bidi/>
             </w:pPr>
             <w:r>
-              <w:t>17 / 3 / 1385</w:t>
-            </w:r>
-          </w:p>
-        </w:tc>
-        <w:tc>
-          <w:tcPr>
-            <w:tcW w:type="dxa" w:w="2880"/>
-          </w:tcPr>
-          <w:p>
-            <w:pPr>
-              <w:jc w:val="right"/>
-              <w:bidi/>
-            </w:pPr>
-            <w:r>
-              <w:t>صك حكم نهائي ضد الشيخ اسامة زيني ـ دعوى 42824717 - 13-0</w:t>
-            </w:r>
-          </w:p>
-        </w:tc>
-        <w:tc>
-          <w:tcPr>
-            <w:tcW w:type="dxa" w:w="2880"/>
-          </w:tcPr>
-          <w:p>
-            <w:pPr>
-              <w:jc w:val="right"/>
-              <w:bidi/>
-            </w:pPr>
-            <w:r>
-              <w:t>حكم / صك</w:t>
+              <w:t>10/19/1431</w:t>
+            </w:r>
+          </w:p>
+        </w:tc>
+        <w:tc>
+          <w:tcPr>
+            <w:tcW w:type="dxa" w:w="2880"/>
+          </w:tcPr>
+          <w:p>
+            <w:pPr>
+              <w:jc w:val="right"/>
+              <w:bidi/>
+            </w:pPr>
+            <w:r>
+              <w:t>مرفقات المدعي عدنان زيني في الدعوى رقم 42824717.pdf</w:t>
+            </w:r>
+          </w:p>
+        </w:tc>
+        <w:tc>
+          <w:tcPr>
+            <w:tcW w:type="dxa" w:w="2880"/>
+          </w:tcPr>
+          <w:p>
+            <w:pPr>
+              <w:jc w:val="right"/>
+              <w:bidi/>
+            </w:pPr>
+            <w:r>
+              <w:t>عقد / اتفاقية</w:t>
             </w:r>
           </w:p>
         </w:tc>
@@ -1172,35 +1172,35 @@
               <w:bidi/>
             </w:pPr>
             <w:r>
-              <w:t>02/12/1432</w:t>
-            </w:r>
-          </w:p>
-        </w:tc>
-        <w:tc>
-          <w:tcPr>
-            <w:tcW w:type="dxa" w:w="2880"/>
-          </w:tcPr>
-          <w:p>
-            <w:pPr>
-              <w:jc w:val="right"/>
-              <w:bidi/>
-            </w:pPr>
-            <w:r>
-              <w:t>صك حكم نهائي ضد الشيخ اسامة زيني ـ دعوى 42824717 - 13-0</w:t>
-            </w:r>
-          </w:p>
-        </w:tc>
-        <w:tc>
-          <w:tcPr>
-            <w:tcW w:type="dxa" w:w="2880"/>
-          </w:tcPr>
-          <w:p>
-            <w:pPr>
-              <w:jc w:val="right"/>
-              <w:bidi/>
-            </w:pPr>
-            <w:r>
-              <w:t>حكم / صك</w:t>
+              <w:t>10-07-1434</w:t>
+            </w:r>
+          </w:p>
+        </w:tc>
+        <w:tc>
+          <w:tcPr>
+            <w:tcW w:type="dxa" w:w="2880"/>
+          </w:tcPr>
+          <w:p>
+            <w:pPr>
+              <w:jc w:val="right"/>
+              <w:bidi/>
+            </w:pPr>
+            <w:r>
+              <w:t>محضر اجتماع تقسيم شركات ابار وزيني و شيكات الامير احمد</w:t>
+            </w:r>
+          </w:p>
+        </w:tc>
+        <w:tc>
+          <w:tcPr>
+            <w:tcW w:type="dxa" w:w="2880"/>
+          </w:tcPr>
+          <w:p>
+            <w:pPr>
+              <w:jc w:val="right"/>
+              <w:bidi/>
+            </w:pPr>
+            <w:r>
+              <w:t>محضر</w:t>
             </w:r>
           </w:p>
         </w:tc>
@@ -1216,35 +1216,35 @@
               <w:bidi/>
             </w:pPr>
             <w:r>
-              <w:t>16/11/1444</w:t>
-            </w:r>
-          </w:p>
-        </w:tc>
-        <w:tc>
-          <w:tcPr>
-            <w:tcW w:type="dxa" w:w="2880"/>
-          </w:tcPr>
-          <w:p>
-            <w:pPr>
-              <w:jc w:val="right"/>
-              <w:bidi/>
-            </w:pPr>
-            <w:r>
-              <w:t>صك حكم نهائي ضد الشيخ اسامة زيني ـ دعوى 42824717 - 13-0</w:t>
-            </w:r>
-          </w:p>
-        </w:tc>
-        <w:tc>
-          <w:tcPr>
-            <w:tcW w:type="dxa" w:w="2880"/>
-          </w:tcPr>
-          <w:p>
-            <w:pPr>
-              <w:jc w:val="right"/>
-              <w:bidi/>
-            </w:pPr>
-            <w:r>
-              <w:t>حكم / صك</w:t>
+              <w:t>12/3/ 1429</w:t>
+            </w:r>
+          </w:p>
+        </w:tc>
+        <w:tc>
+          <w:tcPr>
+            <w:tcW w:type="dxa" w:w="2880"/>
+          </w:tcPr>
+          <w:p>
+            <w:pPr>
+              <w:jc w:val="right"/>
+              <w:bidi/>
+            </w:pPr>
+            <w:r>
+              <w:t>ملحق تنازل الشيخ احمد زيني عن كامل حصصه الى الشيخ اسامة</w:t>
+            </w:r>
+          </w:p>
+        </w:tc>
+        <w:tc>
+          <w:tcPr>
+            <w:tcW w:type="dxa" w:w="2880"/>
+          </w:tcPr>
+          <w:p>
+            <w:pPr>
+              <w:jc w:val="right"/>
+              <w:bidi/>
+            </w:pPr>
+            <w:r>
+              <w:t>عقد / اتفاقية</w:t>
             </w:r>
           </w:p>
         </w:tc>
@@ -1260,35 +1260,35 @@
               <w:bidi/>
             </w:pPr>
             <w:r>
-              <w:t>26/06/1444</w:t>
-            </w:r>
-          </w:p>
-        </w:tc>
-        <w:tc>
-          <w:tcPr>
-            <w:tcW w:type="dxa" w:w="2880"/>
-          </w:tcPr>
-          <w:p>
-            <w:pPr>
-              <w:jc w:val="right"/>
-              <w:bidi/>
-            </w:pPr>
-            <w:r>
-              <w:t>صك حكم نهائي ضد الشيخ اسامة زيني ـ دعوى 42824717 - 13-0</w:t>
-            </w:r>
-          </w:p>
-        </w:tc>
-        <w:tc>
-          <w:tcPr>
-            <w:tcW w:type="dxa" w:w="2880"/>
-          </w:tcPr>
-          <w:p>
-            <w:pPr>
-              <w:jc w:val="right"/>
-              <w:bidi/>
-            </w:pPr>
-            <w:r>
-              <w:t>حكم / صك</w:t>
+              <w:t>4/4/ 1430</w:t>
+            </w:r>
+          </w:p>
+        </w:tc>
+        <w:tc>
+          <w:tcPr>
+            <w:tcW w:type="dxa" w:w="2880"/>
+          </w:tcPr>
+          <w:p>
+            <w:pPr>
+              <w:jc w:val="right"/>
+              <w:bidi/>
+            </w:pPr>
+            <w:r>
+              <w:t>ملحق تنازل الشيخ احمد زيني عن كامل حصصه الى الشيخ اسامة</w:t>
+            </w:r>
+          </w:p>
+        </w:tc>
+        <w:tc>
+          <w:tcPr>
+            <w:tcW w:type="dxa" w:w="2880"/>
+          </w:tcPr>
+          <w:p>
+            <w:pPr>
+              <w:jc w:val="right"/>
+              <w:bidi/>
+            </w:pPr>
+            <w:r>
+              <w:t>عقد / اتفاقية</w:t>
             </w:r>
           </w:p>
         </w:tc>
@@ -1304,35 +1304,35 @@
               <w:bidi/>
             </w:pPr>
             <w:r>
-              <w:t>22 / 3 / 1385</w:t>
-            </w:r>
-          </w:p>
-        </w:tc>
-        <w:tc>
-          <w:tcPr>
-            <w:tcW w:type="dxa" w:w="2880"/>
-          </w:tcPr>
-          <w:p>
-            <w:pPr>
-              <w:jc w:val="right"/>
-              <w:bidi/>
-            </w:pPr>
-            <w:r>
-              <w:t>صك حكم نهائي ضد الشيخ اسامة زيني ـ دعوى 42824717 - 13-0</w:t>
-            </w:r>
-          </w:p>
-        </w:tc>
-        <w:tc>
-          <w:tcPr>
-            <w:tcW w:type="dxa" w:w="2880"/>
-          </w:tcPr>
-          <w:p>
-            <w:pPr>
-              <w:jc w:val="right"/>
-              <w:bidi/>
-            </w:pPr>
-            <w:r>
-              <w:t>حكم / صك</w:t>
+              <w:t>08/04/1445</w:t>
+            </w:r>
+          </w:p>
+        </w:tc>
+        <w:tc>
+          <w:tcPr>
+            <w:tcW w:type="dxa" w:w="2880"/>
+          </w:tcPr>
+          <w:p>
+            <w:pPr>
+              <w:jc w:val="right"/>
+              <w:bidi/>
+            </w:pPr>
+            <w:r>
+              <w:t>أمر تنفيذ الوالدة عاتقة ضد الشيخ أسامة ـ 40102450124071</w:t>
+            </w:r>
+          </w:p>
+        </w:tc>
+        <w:tc>
+          <w:tcPr>
+            <w:tcW w:type="dxa" w:w="2880"/>
+          </w:tcPr>
+          <w:p>
+            <w:pPr>
+              <w:jc w:val="right"/>
+              <w:bidi/>
+            </w:pPr>
+            <w:r>
+              <w:t>محضر</w:t>
             </w:r>
           </w:p>
         </w:tc>
@@ -1348,35 +1348,35 @@
               <w:bidi/>
             </w:pPr>
             <w:r>
-              <w:t>9/11/1443</w:t>
-            </w:r>
-          </w:p>
-        </w:tc>
-        <w:tc>
-          <w:tcPr>
-            <w:tcW w:type="dxa" w:w="2880"/>
-          </w:tcPr>
-          <w:p>
-            <w:pPr>
-              <w:jc w:val="right"/>
-              <w:bidi/>
-            </w:pPr>
-            <w:r>
-              <w:t>صك حكم نهائي ضد الشيخ اسامة زيني ـ دعوى 42824717 - 13-0</w:t>
-            </w:r>
-          </w:p>
-        </w:tc>
-        <w:tc>
-          <w:tcPr>
-            <w:tcW w:type="dxa" w:w="2880"/>
-          </w:tcPr>
-          <w:p>
-            <w:pPr>
-              <w:jc w:val="right"/>
-              <w:bidi/>
-            </w:pPr>
-            <w:r>
-              <w:t>حكم / صك</w:t>
+              <w:t>16/03/1445</w:t>
+            </w:r>
+          </w:p>
+        </w:tc>
+        <w:tc>
+          <w:tcPr>
+            <w:tcW w:type="dxa" w:w="2880"/>
+          </w:tcPr>
+          <w:p>
+            <w:pPr>
+              <w:jc w:val="right"/>
+              <w:bidi/>
+            </w:pPr>
+            <w:r>
+              <w:t>أمر تنفيذ عدنان زيني ضد الشيخ أسامة ـ 401024501215577 ـ</w:t>
+            </w:r>
+          </w:p>
+        </w:tc>
+        <w:tc>
+          <w:tcPr>
+            <w:tcW w:type="dxa" w:w="2880"/>
+          </w:tcPr>
+          <w:p>
+            <w:pPr>
+              <w:jc w:val="right"/>
+              <w:bidi/>
+            </w:pPr>
+            <w:r>
+              <w:t>إخطار مطالبة</w:t>
             </w:r>
           </w:p>
         </w:tc>
@@ -1392,21 +1392,21 @@
               <w:bidi/>
             </w:pPr>
             <w:r>
-              <w:t>25/07/1432</w:t>
-            </w:r>
-          </w:p>
-        </w:tc>
-        <w:tc>
-          <w:tcPr>
-            <w:tcW w:type="dxa" w:w="2880"/>
-          </w:tcPr>
-          <w:p>
-            <w:pPr>
-              <w:jc w:val="right"/>
-              <w:bidi/>
-            </w:pPr>
-            <w:r>
-              <w:t>صك حكم نهائي الشيخ اسامة زيني ـ دعوى 42824717 - 25-08-1</w:t>
+              <w:t>10/02/1438</w:t>
+            </w:r>
+          </w:p>
+        </w:tc>
+        <w:tc>
+          <w:tcPr>
+            <w:tcW w:type="dxa" w:w="2880"/>
+          </w:tcPr>
+          <w:p>
+            <w:pPr>
+              <w:jc w:val="right"/>
+              <w:bidi/>
+            </w:pPr>
+            <w:r>
+              <w:t>حكم القاضي الدعيلج بإرجاع القضية رقم 3218883 ـ 25-10-14</w:t>
             </w:r>
           </w:p>
         </w:tc>
@@ -1436,21 +1436,21 @@
               <w:bidi/>
             </w:pPr>
             <w:r>
-              <w:t>12/5/1438</w:t>
-            </w:r>
-          </w:p>
-        </w:tc>
-        <w:tc>
-          <w:tcPr>
-            <w:tcW w:type="dxa" w:w="2880"/>
-          </w:tcPr>
-          <w:p>
-            <w:pPr>
-              <w:jc w:val="right"/>
-              <w:bidi/>
-            </w:pPr>
-            <w:r>
-              <w:t>صك حكم نهائي الشيخ اسامة زيني ـ دعوى 42824717 - 25-08-1</w:t>
+              <w:t>04/03/1432</w:t>
+            </w:r>
+          </w:p>
+        </w:tc>
+        <w:tc>
+          <w:tcPr>
+            <w:tcW w:type="dxa" w:w="2880"/>
+          </w:tcPr>
+          <w:p>
+            <w:pPr>
+              <w:jc w:val="right"/>
+              <w:bidi/>
+            </w:pPr>
+            <w:r>
+              <w:t>حكم القاضي الدعيلج بإرجاع القضية رقم 3218883 ـ 25-10-14</w:t>
             </w:r>
           </w:p>
         </w:tc>
@@ -1480,21 +1480,21 @@
               <w:bidi/>
             </w:pPr>
             <w:r>
-              <w:t>12/05/1438</w:t>
-            </w:r>
-          </w:p>
-        </w:tc>
-        <w:tc>
-          <w:tcPr>
-            <w:tcW w:type="dxa" w:w="2880"/>
-          </w:tcPr>
-          <w:p>
-            <w:pPr>
-              <w:jc w:val="right"/>
-              <w:bidi/>
-            </w:pPr>
-            <w:r>
-              <w:t>صك حكم نهائي الشيخ اسامة زيني ـ دعوى 42824717 - 25-08-1</w:t>
+              <w:t>23/12/1434</w:t>
+            </w:r>
+          </w:p>
+        </w:tc>
+        <w:tc>
+          <w:tcPr>
+            <w:tcW w:type="dxa" w:w="2880"/>
+          </w:tcPr>
+          <w:p>
+            <w:pPr>
+              <w:jc w:val="right"/>
+              <w:bidi/>
+            </w:pPr>
+            <w:r>
+              <w:t>حكم القاضي الدعيلج بإرجاع القضية رقم 3218883 ـ 25-10-14</w:t>
             </w:r>
           </w:p>
         </w:tc>
@@ -1524,21 +1524,21 @@
               <w:bidi/>
             </w:pPr>
             <w:r>
-              <w:t>20/09/1431</w:t>
-            </w:r>
-          </w:p>
-        </w:tc>
-        <w:tc>
-          <w:tcPr>
-            <w:tcW w:type="dxa" w:w="2880"/>
-          </w:tcPr>
-          <w:p>
-            <w:pPr>
-              <w:jc w:val="right"/>
-              <w:bidi/>
-            </w:pPr>
-            <w:r>
-              <w:t>صك حكم نهائي الشيخ اسامة زيني ـ دعوى 42824717 - 25-08-1</w:t>
+              <w:t>22/7/1435</w:t>
+            </w:r>
+          </w:p>
+        </w:tc>
+        <w:tc>
+          <w:tcPr>
+            <w:tcW w:type="dxa" w:w="2880"/>
+          </w:tcPr>
+          <w:p>
+            <w:pPr>
+              <w:jc w:val="right"/>
+              <w:bidi/>
+            </w:pPr>
+            <w:r>
+              <w:t>حكم القاضي الدعيلج بإرجاع القضية رقم 3218883 ـ 25-10-14</w:t>
             </w:r>
           </w:p>
         </w:tc>
@@ -1568,21 +1568,21 @@
               <w:bidi/>
             </w:pPr>
             <w:r>
-              <w:t>1/1/1445</w:t>
-            </w:r>
-          </w:p>
-        </w:tc>
-        <w:tc>
-          <w:tcPr>
-            <w:tcW w:type="dxa" w:w="2880"/>
-          </w:tcPr>
-          <w:p>
-            <w:pPr>
-              <w:jc w:val="right"/>
-              <w:bidi/>
-            </w:pPr>
-            <w:r>
-              <w:t>صك حكم نهائي الشيخ اسامة زيني ـ دعوى 42824717 - 25-08-1</w:t>
+              <w:t>03/09/1435</w:t>
+            </w:r>
+          </w:p>
+        </w:tc>
+        <w:tc>
+          <w:tcPr>
+            <w:tcW w:type="dxa" w:w="2880"/>
+          </w:tcPr>
+          <w:p>
+            <w:pPr>
+              <w:jc w:val="right"/>
+              <w:bidi/>
+            </w:pPr>
+            <w:r>
+              <w:t>حكم القاضي الدعيلج بإرجاع القضية رقم 3218883 ـ 25-10-14</w:t>
             </w:r>
           </w:p>
         </w:tc>
@@ -1612,21 +1612,21 @@
               <w:bidi/>
             </w:pPr>
             <w:r>
-              <w:t>21/04/1438</w:t>
-            </w:r>
-          </w:p>
-        </w:tc>
-        <w:tc>
-          <w:tcPr>
-            <w:tcW w:type="dxa" w:w="2880"/>
-          </w:tcPr>
-          <w:p>
-            <w:pPr>
-              <w:jc w:val="right"/>
-              <w:bidi/>
-            </w:pPr>
-            <w:r>
-              <w:t>صك حكم نهائي الشيخ اسامة زيني ـ دعوى 42824717 - 25-08-1</w:t>
+              <w:t>20/9/1431</w:t>
+            </w:r>
+          </w:p>
+        </w:tc>
+        <w:tc>
+          <w:tcPr>
+            <w:tcW w:type="dxa" w:w="2880"/>
+          </w:tcPr>
+          <w:p>
+            <w:pPr>
+              <w:jc w:val="right"/>
+              <w:bidi/>
+            </w:pPr>
+            <w:r>
+              <w:t>حكم القاضي الدعيلج بإرجاع القضية رقم 3218883 ـ 25-10-14</w:t>
             </w:r>
           </w:p>
         </w:tc>
@@ -1656,21 +1656,21 @@
               <w:bidi/>
             </w:pPr>
             <w:r>
-              <w:t>18/11/1393</w:t>
-            </w:r>
-          </w:p>
-        </w:tc>
-        <w:tc>
-          <w:tcPr>
-            <w:tcW w:type="dxa" w:w="2880"/>
-          </w:tcPr>
-          <w:p>
-            <w:pPr>
-              <w:jc w:val="right"/>
-              <w:bidi/>
-            </w:pPr>
-            <w:r>
-              <w:t>صك حكم نهائي الشيخ اسامة زيني ـ دعوى 42824717 - 25-08-1</w:t>
+              <w:t>4/3/1432</w:t>
+            </w:r>
+          </w:p>
+        </w:tc>
+        <w:tc>
+          <w:tcPr>
+            <w:tcW w:type="dxa" w:w="2880"/>
+          </w:tcPr>
+          <w:p>
+            <w:pPr>
+              <w:jc w:val="right"/>
+              <w:bidi/>
+            </w:pPr>
+            <w:r>
+              <w:t>حكم القاضي الدعيلج بإرجاع القضية رقم 3218883 ـ 25-10-14</w:t>
             </w:r>
           </w:p>
         </w:tc>
@@ -1714,7 +1714,7 @@
               <w:bidi/>
             </w:pPr>
             <w:r>
-              <w:t>صك حكم نهائي الشيخ اسامة زيني ـ دعوى 42824717 - 25-08-1</w:t>
+              <w:t>حكم القاضي الدعيلج بإرجاع القضية رقم 3218883 ـ 25-10-14</w:t>
             </w:r>
           </w:p>
         </w:tc>
@@ -1744,21 +1744,21 @@
               <w:bidi/>
             </w:pPr>
             <w:r>
-              <w:t>2/12/1432</w:t>
-            </w:r>
-          </w:p>
-        </w:tc>
-        <w:tc>
-          <w:tcPr>
-            <w:tcW w:type="dxa" w:w="2880"/>
-          </w:tcPr>
-          <w:p>
-            <w:pPr>
-              <w:jc w:val="right"/>
-              <w:bidi/>
-            </w:pPr>
-            <w:r>
-              <w:t>صك حكم نهائي الشيخ اسامة زيني ـ دعوى 42824717 - 25-08-1</w:t>
+              <w:t>26/07/1434</w:t>
+            </w:r>
+          </w:p>
+        </w:tc>
+        <w:tc>
+          <w:tcPr>
+            <w:tcW w:type="dxa" w:w="2880"/>
+          </w:tcPr>
+          <w:p>
+            <w:pPr>
+              <w:jc w:val="right"/>
+              <w:bidi/>
+            </w:pPr>
+            <w:r>
+              <w:t>حكم القاضي الدعيلج بإرجاع القضية رقم 3218883 ـ 25-10-14</w:t>
             </w:r>
           </w:p>
         </w:tc>
@@ -1788,21 +1788,21 @@
               <w:bidi/>
             </w:pPr>
             <w:r>
-              <w:t>8/6/1433</w:t>
-            </w:r>
-          </w:p>
-        </w:tc>
-        <w:tc>
-          <w:tcPr>
-            <w:tcW w:type="dxa" w:w="2880"/>
-          </w:tcPr>
-          <w:p>
-            <w:pPr>
-              <w:jc w:val="right"/>
-              <w:bidi/>
-            </w:pPr>
-            <w:r>
-              <w:t>صك حكم نهائي الشيخ اسامة زيني ـ دعوى 42824717 - 25-08-1</w:t>
+              <w:t>02/02/1438</w:t>
+            </w:r>
+          </w:p>
+        </w:tc>
+        <w:tc>
+          <w:tcPr>
+            <w:tcW w:type="dxa" w:w="2880"/>
+          </w:tcPr>
+          <w:p>
+            <w:pPr>
+              <w:jc w:val="right"/>
+              <w:bidi/>
+            </w:pPr>
+            <w:r>
+              <w:t>حكم القاضي الدعيلج بإرجاع القضية رقم 3218883 ـ 25-10-14</w:t>
             </w:r>
           </w:p>
         </w:tc>
@@ -1832,21 +1832,21 @@
               <w:bidi/>
             </w:pPr>
             <w:r>
-              <w:t>4/3/1432</w:t>
-            </w:r>
-          </w:p>
-        </w:tc>
-        <w:tc>
-          <w:tcPr>
-            <w:tcW w:type="dxa" w:w="2880"/>
-          </w:tcPr>
-          <w:p>
-            <w:pPr>
-              <w:jc w:val="right"/>
-              <w:bidi/>
-            </w:pPr>
-            <w:r>
-              <w:t>صك حكم نهائي الشيخ اسامة زيني ـ دعوى 42824717 - 25-08-1</w:t>
+              <w:t>25/10/1438</w:t>
+            </w:r>
+          </w:p>
+        </w:tc>
+        <w:tc>
+          <w:tcPr>
+            <w:tcW w:type="dxa" w:w="2880"/>
+          </w:tcPr>
+          <w:p>
+            <w:pPr>
+              <w:jc w:val="right"/>
+              <w:bidi/>
+            </w:pPr>
+            <w:r>
+              <w:t>حكم القاضي الدعيلج بإرجاع القضية رقم 3218883 ـ 25-10-14</w:t>
             </w:r>
           </w:p>
         </w:tc>
@@ -1873,7 +1873,7 @@
         <w:bidi/>
       </w:pPr>
       <w:r>
-        <w:t>2) الخط الزمني (ميلادي) — 683 مدخلاً</w:t>
+        <w:t>2) الخط الزمني (ميلادي) — 681 مدخلاً</w:t>
       </w:r>
     </w:p>
     <w:tbl>
@@ -3040,7 +3040,7 @@
         <w:bidi/>
       </w:pPr>
       <w:r>
-        <w:t>3) المبالغ المركزية — 68</w:t>
+        <w:t>3) المبالغ المركزية — 79</w:t>
       </w:r>
     </w:p>
     <w:tbl>
@@ -3506,7 +3506,7 @@
               <w:bidi/>
             </w:pPr>
             <w:r>
-              <w:t>372,426,828</w:t>
+              <w:t>478,757,110</w:t>
             </w:r>
           </w:p>
         </w:tc>
@@ -3550,7 +3550,7 @@
               <w:bidi/>
             </w:pPr>
             <w:r>
-              <w:t>370,000,000</w:t>
+              <w:t>372,426,828</w:t>
             </w:r>
           </w:p>
         </w:tc>
@@ -3594,35 +3594,35 @@
               <w:bidi/>
             </w:pPr>
             <w:r>
-              <w:t>368,757,931</w:t>
-            </w:r>
-          </w:p>
-        </w:tc>
-        <w:tc>
-          <w:tcPr>
-            <w:tcW w:type="dxa" w:w="2880"/>
-          </w:tcPr>
-          <w:p>
-            <w:pPr>
-              <w:jc w:val="right"/>
-              <w:bidi/>
-            </w:pPr>
-            <w:r>
-              <w:t>13</w:t>
-            </w:r>
-          </w:p>
-        </w:tc>
-        <w:tc>
-          <w:tcPr>
-            <w:tcW w:type="dxa" w:w="2880"/>
-          </w:tcPr>
-          <w:p>
-            <w:pPr>
-              <w:jc w:val="right"/>
-              <w:bidi/>
-            </w:pPr>
-            <w:r>
-              <w:t>13</w:t>
+              <w:t>370,000,000</w:t>
+            </w:r>
+          </w:p>
+        </w:tc>
+        <w:tc>
+          <w:tcPr>
+            <w:tcW w:type="dxa" w:w="2880"/>
+          </w:tcPr>
+          <w:p>
+            <w:pPr>
+              <w:jc w:val="right"/>
+              <w:bidi/>
+            </w:pPr>
+            <w:r>
+              <w:t>1</w:t>
+            </w:r>
+          </w:p>
+        </w:tc>
+        <w:tc>
+          <w:tcPr>
+            <w:tcW w:type="dxa" w:w="2880"/>
+          </w:tcPr>
+          <w:p>
+            <w:pPr>
+              <w:jc w:val="right"/>
+              <w:bidi/>
+            </w:pPr>
+            <w:r>
+              <w:t>1</w:t>
             </w:r>
           </w:p>
         </w:tc>
@@ -3638,35 +3638,35 @@
               <w:bidi/>
             </w:pPr>
             <w:r>
-              <w:t>368,000,000</w:t>
-            </w:r>
-          </w:p>
-        </w:tc>
-        <w:tc>
-          <w:tcPr>
-            <w:tcW w:type="dxa" w:w="2880"/>
-          </w:tcPr>
-          <w:p>
-            <w:pPr>
-              <w:jc w:val="right"/>
-              <w:bidi/>
-            </w:pPr>
-            <w:r>
-              <w:t>2</w:t>
-            </w:r>
-          </w:p>
-        </w:tc>
-        <w:tc>
-          <w:tcPr>
-            <w:tcW w:type="dxa" w:w="2880"/>
-          </w:tcPr>
-          <w:p>
-            <w:pPr>
-              <w:jc w:val="right"/>
-              <w:bidi/>
-            </w:pPr>
-            <w:r>
-              <w:t>2</w:t>
+              <w:t>368,757,931</w:t>
+            </w:r>
+          </w:p>
+        </w:tc>
+        <w:tc>
+          <w:tcPr>
+            <w:tcW w:type="dxa" w:w="2880"/>
+          </w:tcPr>
+          <w:p>
+            <w:pPr>
+              <w:jc w:val="right"/>
+              <w:bidi/>
+            </w:pPr>
+            <w:r>
+              <w:t>15</w:t>
+            </w:r>
+          </w:p>
+        </w:tc>
+        <w:tc>
+          <w:tcPr>
+            <w:tcW w:type="dxa" w:w="2880"/>
+          </w:tcPr>
+          <w:p>
+            <w:pPr>
+              <w:jc w:val="right"/>
+              <w:bidi/>
+            </w:pPr>
+            <w:r>
+              <w:t>15</w:t>
             </w:r>
           </w:p>
         </w:tc>
@@ -3682,35 +3682,35 @@
               <w:bidi/>
             </w:pPr>
             <w:r>
-              <w:t>335,184,145</w:t>
-            </w:r>
-          </w:p>
-        </w:tc>
-        <w:tc>
-          <w:tcPr>
-            <w:tcW w:type="dxa" w:w="2880"/>
-          </w:tcPr>
-          <w:p>
-            <w:pPr>
-              <w:jc w:val="right"/>
-              <w:bidi/>
-            </w:pPr>
-            <w:r>
-              <w:t>1</w:t>
-            </w:r>
-          </w:p>
-        </w:tc>
-        <w:tc>
-          <w:tcPr>
-            <w:tcW w:type="dxa" w:w="2880"/>
-          </w:tcPr>
-          <w:p>
-            <w:pPr>
-              <w:jc w:val="right"/>
-              <w:bidi/>
-            </w:pPr>
-            <w:r>
-              <w:t>1</w:t>
+              <w:t>368,000,000</w:t>
+            </w:r>
+          </w:p>
+        </w:tc>
+        <w:tc>
+          <w:tcPr>
+            <w:tcW w:type="dxa" w:w="2880"/>
+          </w:tcPr>
+          <w:p>
+            <w:pPr>
+              <w:jc w:val="right"/>
+              <w:bidi/>
+            </w:pPr>
+            <w:r>
+              <w:t>2</w:t>
+            </w:r>
+          </w:p>
+        </w:tc>
+        <w:tc>
+          <w:tcPr>
+            <w:tcW w:type="dxa" w:w="2880"/>
+          </w:tcPr>
+          <w:p>
+            <w:pPr>
+              <w:jc w:val="right"/>
+              <w:bidi/>
+            </w:pPr>
+            <w:r>
+              <w:t>2</w:t>
             </w:r>
           </w:p>
         </w:tc>
@@ -3726,35 +3726,35 @@
               <w:bidi/>
             </w:pPr>
             <w:r>
-              <w:t>331,882,138</w:t>
-            </w:r>
-          </w:p>
-        </w:tc>
-        <w:tc>
-          <w:tcPr>
-            <w:tcW w:type="dxa" w:w="2880"/>
-          </w:tcPr>
-          <w:p>
-            <w:pPr>
-              <w:jc w:val="right"/>
-              <w:bidi/>
-            </w:pPr>
-            <w:r>
-              <w:t>1</w:t>
-            </w:r>
-          </w:p>
-        </w:tc>
-        <w:tc>
-          <w:tcPr>
-            <w:tcW w:type="dxa" w:w="2880"/>
-          </w:tcPr>
-          <w:p>
-            <w:pPr>
-              <w:jc w:val="right"/>
-              <w:bidi/>
-            </w:pPr>
-            <w:r>
-              <w:t>1</w:t>
+              <w:t>367,757,931</w:t>
+            </w:r>
+          </w:p>
+        </w:tc>
+        <w:tc>
+          <w:tcPr>
+            <w:tcW w:type="dxa" w:w="2880"/>
+          </w:tcPr>
+          <w:p>
+            <w:pPr>
+              <w:jc w:val="right"/>
+              <w:bidi/>
+            </w:pPr>
+            <w:r>
+              <w:t>2</w:t>
+            </w:r>
+          </w:p>
+        </w:tc>
+        <w:tc>
+          <w:tcPr>
+            <w:tcW w:type="dxa" w:w="2880"/>
+          </w:tcPr>
+          <w:p>
+            <w:pPr>
+              <w:jc w:val="right"/>
+              <w:bidi/>
+            </w:pPr>
+            <w:r>
+              <w:t>2</w:t>
             </w:r>
           </w:p>
         </w:tc>
@@ -3770,7 +3770,7 @@
               <w:bidi/>
             </w:pPr>
             <w:r>
-              <w:t>250,000,000</w:t>
+              <w:t>335,184,145</w:t>
             </w:r>
           </w:p>
         </w:tc>
@@ -3814,35 +3814,35 @@
               <w:bidi/>
             </w:pPr>
             <w:r>
-              <w:t>217,250,000</w:t>
-            </w:r>
-          </w:p>
-        </w:tc>
-        <w:tc>
-          <w:tcPr>
-            <w:tcW w:type="dxa" w:w="2880"/>
-          </w:tcPr>
-          <w:p>
-            <w:pPr>
-              <w:jc w:val="right"/>
-              <w:bidi/>
-            </w:pPr>
-            <w:r>
-              <w:t>1</w:t>
-            </w:r>
-          </w:p>
-        </w:tc>
-        <w:tc>
-          <w:tcPr>
-            <w:tcW w:type="dxa" w:w="2880"/>
-          </w:tcPr>
-          <w:p>
-            <w:pPr>
-              <w:jc w:val="right"/>
-              <w:bidi/>
-            </w:pPr>
-            <w:r>
-              <w:t>1</w:t>
+              <w:t>331,882,138</w:t>
+            </w:r>
+          </w:p>
+        </w:tc>
+        <w:tc>
+          <w:tcPr>
+            <w:tcW w:type="dxa" w:w="2880"/>
+          </w:tcPr>
+          <w:p>
+            <w:pPr>
+              <w:jc w:val="right"/>
+              <w:bidi/>
+            </w:pPr>
+            <w:r>
+              <w:t>4</w:t>
+            </w:r>
+          </w:p>
+        </w:tc>
+        <w:tc>
+          <w:tcPr>
+            <w:tcW w:type="dxa" w:w="2880"/>
+          </w:tcPr>
+          <w:p>
+            <w:pPr>
+              <w:jc w:val="right"/>
+              <w:bidi/>
+            </w:pPr>
+            <w:r>
+              <w:t>4</w:t>
             </w:r>
           </w:p>
         </w:tc>
@@ -3858,7 +3858,7 @@
               <w:bidi/>
             </w:pPr>
             <w:r>
-              <w:t>172,613,467</w:t>
+              <w:t>250,000,000</w:t>
             </w:r>
           </w:p>
         </w:tc>
@@ -3902,7 +3902,7 @@
               <w:bidi/>
             </w:pPr>
             <w:r>
-              <w:t>172,613,466</w:t>
+              <w:t>217,250,000</w:t>
             </w:r>
           </w:p>
         </w:tc>
@@ -3946,7 +3946,7 @@
               <w:bidi/>
             </w:pPr>
             <w:r>
-              <w:t>140,000,000</w:t>
+              <w:t>172,613,467</w:t>
             </w:r>
           </w:p>
         </w:tc>
@@ -3990,35 +3990,35 @@
               <w:bidi/>
             </w:pPr>
             <w:r>
-              <w:t>137,631,929</w:t>
-            </w:r>
-          </w:p>
-        </w:tc>
-        <w:tc>
-          <w:tcPr>
-            <w:tcW w:type="dxa" w:w="2880"/>
-          </w:tcPr>
-          <w:p>
-            <w:pPr>
-              <w:jc w:val="right"/>
-              <w:bidi/>
-            </w:pPr>
-            <w:r>
-              <w:t>10</w:t>
-            </w:r>
-          </w:p>
-        </w:tc>
-        <w:tc>
-          <w:tcPr>
-            <w:tcW w:type="dxa" w:w="2880"/>
-          </w:tcPr>
-          <w:p>
-            <w:pPr>
-              <w:jc w:val="right"/>
-              <w:bidi/>
-            </w:pPr>
-            <w:r>
-              <w:t>10</w:t>
+              <w:t>172,613,466</w:t>
+            </w:r>
+          </w:p>
+        </w:tc>
+        <w:tc>
+          <w:tcPr>
+            <w:tcW w:type="dxa" w:w="2880"/>
+          </w:tcPr>
+          <w:p>
+            <w:pPr>
+              <w:jc w:val="right"/>
+              <w:bidi/>
+            </w:pPr>
+            <w:r>
+              <w:t>1</w:t>
+            </w:r>
+          </w:p>
+        </w:tc>
+        <w:tc>
+          <w:tcPr>
+            <w:tcW w:type="dxa" w:w="2880"/>
+          </w:tcPr>
+          <w:p>
+            <w:pPr>
+              <w:jc w:val="right"/>
+              <w:bidi/>
+            </w:pPr>
+            <w:r>
+              <w:t>1</w:t>
             </w:r>
           </w:p>
         </w:tc>
@@ -4034,35 +4034,35 @@
               <w:bidi/>
             </w:pPr>
             <w:r>
-              <w:t>120,000,000</w:t>
-            </w:r>
-          </w:p>
-        </w:tc>
-        <w:tc>
-          <w:tcPr>
-            <w:tcW w:type="dxa" w:w="2880"/>
-          </w:tcPr>
-          <w:p>
-            <w:pPr>
-              <w:jc w:val="right"/>
-              <w:bidi/>
-            </w:pPr>
-            <w:r>
-              <w:t>5</w:t>
-            </w:r>
-          </w:p>
-        </w:tc>
-        <w:tc>
-          <w:tcPr>
-            <w:tcW w:type="dxa" w:w="2880"/>
-          </w:tcPr>
-          <w:p>
-            <w:pPr>
-              <w:jc w:val="right"/>
-              <w:bidi/>
-            </w:pPr>
-            <w:r>
-              <w:t>5</w:t>
+              <w:t>140,000,000</w:t>
+            </w:r>
+          </w:p>
+        </w:tc>
+        <w:tc>
+          <w:tcPr>
+            <w:tcW w:type="dxa" w:w="2880"/>
+          </w:tcPr>
+          <w:p>
+            <w:pPr>
+              <w:jc w:val="right"/>
+              <w:bidi/>
+            </w:pPr>
+            <w:r>
+              <w:t>1</w:t>
+            </w:r>
+          </w:p>
+        </w:tc>
+        <w:tc>
+          <w:tcPr>
+            <w:tcW w:type="dxa" w:w="2880"/>
+          </w:tcPr>
+          <w:p>
+            <w:pPr>
+              <w:jc w:val="right"/>
+              <w:bidi/>
+            </w:pPr>
+            <w:r>
+              <w:t>1</w:t>
             </w:r>
           </w:p>
         </w:tc>
@@ -4078,35 +4078,35 @@
               <w:bidi/>
             </w:pPr>
             <w:r>
-              <w:t>100,000,000</w:t>
-            </w:r>
-          </w:p>
-        </w:tc>
-        <w:tc>
-          <w:tcPr>
-            <w:tcW w:type="dxa" w:w="2880"/>
-          </w:tcPr>
-          <w:p>
-            <w:pPr>
-              <w:jc w:val="right"/>
-              <w:bidi/>
-            </w:pPr>
-            <w:r>
-              <w:t>3</w:t>
-            </w:r>
-          </w:p>
-        </w:tc>
-        <w:tc>
-          <w:tcPr>
-            <w:tcW w:type="dxa" w:w="2880"/>
-          </w:tcPr>
-          <w:p>
-            <w:pPr>
-              <w:jc w:val="right"/>
-              <w:bidi/>
-            </w:pPr>
-            <w:r>
-              <w:t>3</w:t>
+              <w:t>137,631,929</w:t>
+            </w:r>
+          </w:p>
+        </w:tc>
+        <w:tc>
+          <w:tcPr>
+            <w:tcW w:type="dxa" w:w="2880"/>
+          </w:tcPr>
+          <w:p>
+            <w:pPr>
+              <w:jc w:val="right"/>
+              <w:bidi/>
+            </w:pPr>
+            <w:r>
+              <w:t>10</w:t>
+            </w:r>
+          </w:p>
+        </w:tc>
+        <w:tc>
+          <w:tcPr>
+            <w:tcW w:type="dxa" w:w="2880"/>
+          </w:tcPr>
+          <w:p>
+            <w:pPr>
+              <w:jc w:val="right"/>
+              <w:bidi/>
+            </w:pPr>
+            <w:r>
+              <w:t>10</w:t>
             </w:r>
           </w:p>
         </w:tc>
@@ -4122,35 +4122,35 @@
               <w:bidi/>
             </w:pPr>
             <w:r>
-              <w:t>97,762,042</w:t>
-            </w:r>
-          </w:p>
-        </w:tc>
-        <w:tc>
-          <w:tcPr>
-            <w:tcW w:type="dxa" w:w="2880"/>
-          </w:tcPr>
-          <w:p>
-            <w:pPr>
-              <w:jc w:val="right"/>
-              <w:bidi/>
-            </w:pPr>
-            <w:r>
-              <w:t>2</w:t>
-            </w:r>
-          </w:p>
-        </w:tc>
-        <w:tc>
-          <w:tcPr>
-            <w:tcW w:type="dxa" w:w="2880"/>
-          </w:tcPr>
-          <w:p>
-            <w:pPr>
-              <w:jc w:val="right"/>
-              <w:bidi/>
-            </w:pPr>
-            <w:r>
-              <w:t>2</w:t>
+              <w:t>120,000,000</w:t>
+            </w:r>
+          </w:p>
+        </w:tc>
+        <w:tc>
+          <w:tcPr>
+            <w:tcW w:type="dxa" w:w="2880"/>
+          </w:tcPr>
+          <w:p>
+            <w:pPr>
+              <w:jc w:val="right"/>
+              <w:bidi/>
+            </w:pPr>
+            <w:r>
+              <w:t>8</w:t>
+            </w:r>
+          </w:p>
+        </w:tc>
+        <w:tc>
+          <w:tcPr>
+            <w:tcW w:type="dxa" w:w="2880"/>
+          </w:tcPr>
+          <w:p>
+            <w:pPr>
+              <w:jc w:val="right"/>
+              <w:bidi/>
+            </w:pPr>
+            <w:r>
+              <w:t>8</w:t>
             </w:r>
           </w:p>
         </w:tc>
@@ -4166,35 +4166,35 @@
               <w:bidi/>
             </w:pPr>
             <w:r>
-              <w:t>96,779,270</w:t>
-            </w:r>
-          </w:p>
-        </w:tc>
-        <w:tc>
-          <w:tcPr>
-            <w:tcW w:type="dxa" w:w="2880"/>
-          </w:tcPr>
-          <w:p>
-            <w:pPr>
-              <w:jc w:val="right"/>
-              <w:bidi/>
-            </w:pPr>
-            <w:r>
-              <w:t>1</w:t>
-            </w:r>
-          </w:p>
-        </w:tc>
-        <w:tc>
-          <w:tcPr>
-            <w:tcW w:type="dxa" w:w="2880"/>
-          </w:tcPr>
-          <w:p>
-            <w:pPr>
-              <w:jc w:val="right"/>
-              <w:bidi/>
-            </w:pPr>
-            <w:r>
-              <w:t>1</w:t>
+              <w:t>110,672,379</w:t>
+            </w:r>
+          </w:p>
+        </w:tc>
+        <w:tc>
+          <w:tcPr>
+            <w:tcW w:type="dxa" w:w="2880"/>
+          </w:tcPr>
+          <w:p>
+            <w:pPr>
+              <w:jc w:val="right"/>
+              <w:bidi/>
+            </w:pPr>
+            <w:r>
+              <w:t>3</w:t>
+            </w:r>
+          </w:p>
+        </w:tc>
+        <w:tc>
+          <w:tcPr>
+            <w:tcW w:type="dxa" w:w="2880"/>
+          </w:tcPr>
+          <w:p>
+            <w:pPr>
+              <w:jc w:val="right"/>
+              <w:bidi/>
+            </w:pPr>
+            <w:r>
+              <w:t>3</w:t>
             </w:r>
           </w:p>
         </w:tc>
@@ -4530,7 +4530,7 @@
         <w:bidi/>
       </w:pPr>
       <w:r>
-        <w:t>5) الإحالات النظامية المركزية — 53</w:t>
+        <w:t>5) الإحالات النظامية المركزية — 74</w:t>
       </w:r>
     </w:p>
     <w:tbl>
@@ -4628,7 +4628,7 @@
               <w:bidi/>
             </w:pPr>
             <w:r>
-              <w:t>40</w:t>
+              <w:t>46</w:t>
             </w:r>
           </w:p>
         </w:tc>
@@ -4672,7 +4672,7 @@
               <w:bidi/>
             </w:pPr>
             <w:r>
-              <w:t>39</w:t>
+              <w:t>45</w:t>
             </w:r>
           </w:p>
         </w:tc>
@@ -4716,7 +4716,7 @@
               <w:bidi/>
             </w:pPr>
             <w:r>
-              <w:t>26</w:t>
+              <w:t>30</w:t>
             </w:r>
           </w:p>
         </w:tc>
@@ -4760,7 +4760,7 @@
               <w:bidi/>
             </w:pPr>
             <w:r>
-              <w:t>23</w:t>
+              <w:t>28</w:t>
             </w:r>
           </w:p>
         </w:tc>
@@ -4804,7 +4804,7 @@
               <w:bidi/>
             </w:pPr>
             <w:r>
-              <w:t>23</w:t>
+              <w:t>28</w:t>
             </w:r>
           </w:p>
         </w:tc>
@@ -4820,35 +4820,35 @@
               <w:bidi/>
             </w:pPr>
             <w:r>
-              <w:t>مادة</w:t>
-            </w:r>
-          </w:p>
-        </w:tc>
-        <w:tc>
-          <w:tcPr>
-            <w:tcW w:type="dxa" w:w="2880"/>
-          </w:tcPr>
-          <w:p>
-            <w:pPr>
-              <w:jc w:val="right"/>
-              <w:bidi/>
-            </w:pPr>
-            <w:r>
-              <w:t>200</w:t>
-            </w:r>
-          </w:p>
-        </w:tc>
-        <w:tc>
-          <w:tcPr>
-            <w:tcW w:type="dxa" w:w="2880"/>
-          </w:tcPr>
-          <w:p>
-            <w:pPr>
-              <w:jc w:val="right"/>
-              <w:bidi/>
-            </w:pPr>
-            <w:r>
-              <w:t>18</w:t>
+              <w:t>نظام</w:t>
+            </w:r>
+          </w:p>
+        </w:tc>
+        <w:tc>
+          <w:tcPr>
+            <w:tcW w:type="dxa" w:w="2880"/>
+          </w:tcPr>
+          <w:p>
+            <w:pPr>
+              <w:jc w:val="right"/>
+              <w:bidi/>
+            </w:pPr>
+            <w:r>
+              <w:t>اللائحة التنفيذية</w:t>
+            </w:r>
+          </w:p>
+        </w:tc>
+        <w:tc>
+          <w:tcPr>
+            <w:tcW w:type="dxa" w:w="2880"/>
+          </w:tcPr>
+          <w:p>
+            <w:pPr>
+              <w:jc w:val="right"/>
+              <w:bidi/>
+            </w:pPr>
+            <w:r>
+              <w:t>21</w:t>
             </w:r>
           </w:p>
         </w:tc>
@@ -4864,35 +4864,35 @@
               <w:bidi/>
             </w:pPr>
             <w:r>
-              <w:t>نظام</w:t>
-            </w:r>
-          </w:p>
-        </w:tc>
-        <w:tc>
-          <w:tcPr>
-            <w:tcW w:type="dxa" w:w="2880"/>
-          </w:tcPr>
-          <w:p>
-            <w:pPr>
-              <w:jc w:val="right"/>
-              <w:bidi/>
-            </w:pPr>
-            <w:r>
-              <w:t>اللائحة التنفيذية</w:t>
-            </w:r>
-          </w:p>
-        </w:tc>
-        <w:tc>
-          <w:tcPr>
-            <w:tcW w:type="dxa" w:w="2880"/>
-          </w:tcPr>
-          <w:p>
-            <w:pPr>
-              <w:jc w:val="right"/>
-              <w:bidi/>
-            </w:pPr>
-            <w:r>
-              <w:t>16</w:t>
+              <w:t>مادة</w:t>
+            </w:r>
+          </w:p>
+        </w:tc>
+        <w:tc>
+          <w:tcPr>
+            <w:tcW w:type="dxa" w:w="2880"/>
+          </w:tcPr>
+          <w:p>
+            <w:pPr>
+              <w:jc w:val="right"/>
+              <w:bidi/>
+            </w:pPr>
+            <w:r>
+              <w:t>200</w:t>
+            </w:r>
+          </w:p>
+        </w:tc>
+        <w:tc>
+          <w:tcPr>
+            <w:tcW w:type="dxa" w:w="2880"/>
+          </w:tcPr>
+          <w:p>
+            <w:pPr>
+              <w:jc w:val="right"/>
+              <w:bidi/>
+            </w:pPr>
+            <w:r>
+              <w:t>20</w:t>
             </w:r>
           </w:p>
         </w:tc>
@@ -4936,7 +4936,7 @@
               <w:bidi/>
             </w:pPr>
             <w:r>
-              <w:t>16</w:t>
+              <w:t>18</w:t>
             </w:r>
           </w:p>
         </w:tc>
@@ -4980,7 +4980,7 @@
               <w:bidi/>
             </w:pPr>
             <w:r>
-              <w:t>15</w:t>
+              <w:t>17</w:t>
             </w:r>
           </w:p>
         </w:tc>
@@ -5024,7 +5024,7 @@
               <w:bidi/>
             </w:pPr>
             <w:r>
-              <w:t>11</w:t>
+              <w:t>12</w:t>
             </w:r>
           </w:p>
         </w:tc>
@@ -5098,7 +5098,7 @@
               <w:bidi/>
             </w:pPr>
             <w:r>
-              <w:t>58</w:t>
+              <w:t>26</w:t>
             </w:r>
           </w:p>
         </w:tc>
@@ -5142,21 +5142,21 @@
               <w:bidi/>
             </w:pPr>
             <w:r>
-              <w:t>6</w:t>
-            </w:r>
-          </w:p>
-        </w:tc>
-        <w:tc>
-          <w:tcPr>
-            <w:tcW w:type="dxa" w:w="2880"/>
-          </w:tcPr>
-          <w:p>
-            <w:pPr>
-              <w:jc w:val="right"/>
-              <w:bidi/>
-            </w:pPr>
-            <w:r>
-              <w:t>9</w:t>
+              <w:t>58</w:t>
+            </w:r>
+          </w:p>
+        </w:tc>
+        <w:tc>
+          <w:tcPr>
+            <w:tcW w:type="dxa" w:w="2880"/>
+          </w:tcPr>
+          <w:p>
+            <w:pPr>
+              <w:jc w:val="right"/>
+              <w:bidi/>
+            </w:pPr>
+            <w:r>
+              <w:t>10</w:t>
             </w:r>
           </w:p>
         </w:tc>
@@ -5172,35 +5172,35 @@
               <w:bidi/>
             </w:pPr>
             <w:r>
-              <w:t>نظام</w:t>
-            </w:r>
-          </w:p>
-        </w:tc>
-        <w:tc>
-          <w:tcPr>
-            <w:tcW w:type="dxa" w:w="2880"/>
-          </w:tcPr>
-          <w:p>
-            <w:pPr>
-              <w:jc w:val="right"/>
-              <w:bidi/>
-            </w:pPr>
-            <w:r>
-              <w:t>نظام التنفيذ</w:t>
-            </w:r>
-          </w:p>
-        </w:tc>
-        <w:tc>
-          <w:tcPr>
-            <w:tcW w:type="dxa" w:w="2880"/>
-          </w:tcPr>
-          <w:p>
-            <w:pPr>
-              <w:jc w:val="right"/>
-              <w:bidi/>
-            </w:pPr>
-            <w:r>
-              <w:t>7</w:t>
+              <w:t>مادة</w:t>
+            </w:r>
+          </w:p>
+        </w:tc>
+        <w:tc>
+          <w:tcPr>
+            <w:tcW w:type="dxa" w:w="2880"/>
+          </w:tcPr>
+          <w:p>
+            <w:pPr>
+              <w:jc w:val="right"/>
+              <w:bidi/>
+            </w:pPr>
+            <w:r>
+              <w:t>78</w:t>
+            </w:r>
+          </w:p>
+        </w:tc>
+        <w:tc>
+          <w:tcPr>
+            <w:tcW w:type="dxa" w:w="2880"/>
+          </w:tcPr>
+          <w:p>
+            <w:pPr>
+              <w:jc w:val="right"/>
+              <w:bidi/>
+            </w:pPr>
+            <w:r>
+              <w:t>9</w:t>
             </w:r>
           </w:p>
         </w:tc>
@@ -5230,21 +5230,21 @@
               <w:bidi/>
             </w:pPr>
             <w:r>
-              <w:t>26</w:t>
-            </w:r>
-          </w:p>
-        </w:tc>
-        <w:tc>
-          <w:tcPr>
-            <w:tcW w:type="dxa" w:w="2880"/>
-          </w:tcPr>
-          <w:p>
-            <w:pPr>
-              <w:jc w:val="right"/>
-              <w:bidi/>
-            </w:pPr>
-            <w:r>
-              <w:t>7</w:t>
+              <w:t>6</w:t>
+            </w:r>
+          </w:p>
+        </w:tc>
+        <w:tc>
+          <w:tcPr>
+            <w:tcW w:type="dxa" w:w="2880"/>
+          </w:tcPr>
+          <w:p>
+            <w:pPr>
+              <w:jc w:val="right"/>
+              <w:bidi/>
+            </w:pPr>
+            <w:r>
+              <w:t>9</w:t>
             </w:r>
           </w:p>
         </w:tc>
@@ -5274,21 +5274,21 @@
               <w:bidi/>
             </w:pPr>
             <w:r>
-              <w:t>78</w:t>
-            </w:r>
-          </w:p>
-        </w:tc>
-        <w:tc>
-          <w:tcPr>
-            <w:tcW w:type="dxa" w:w="2880"/>
-          </w:tcPr>
-          <w:p>
-            <w:pPr>
-              <w:jc w:val="right"/>
-              <w:bidi/>
-            </w:pPr>
-            <w:r>
-              <w:t>6</w:t>
+              <w:t>21</w:t>
+            </w:r>
+          </w:p>
+        </w:tc>
+        <w:tc>
+          <w:tcPr>
+            <w:tcW w:type="dxa" w:w="2880"/>
+          </w:tcPr>
+          <w:p>
+            <w:pPr>
+              <w:jc w:val="right"/>
+              <w:bidi/>
+            </w:pPr>
+            <w:r>
+              <w:t>8</w:t>
             </w:r>
           </w:p>
         </w:tc>
@@ -5318,21 +5318,21 @@
               <w:bidi/>
             </w:pPr>
             <w:r>
-              <w:t>21</w:t>
-            </w:r>
-          </w:p>
-        </w:tc>
-        <w:tc>
-          <w:tcPr>
-            <w:tcW w:type="dxa" w:w="2880"/>
-          </w:tcPr>
-          <w:p>
-            <w:pPr>
-              <w:jc w:val="right"/>
-              <w:bidi/>
-            </w:pPr>
-            <w:r>
-              <w:t>6</w:t>
+              <w:t>76</w:t>
+            </w:r>
+          </w:p>
+        </w:tc>
+        <w:tc>
+          <w:tcPr>
+            <w:tcW w:type="dxa" w:w="2880"/>
+          </w:tcPr>
+          <w:p>
+            <w:pPr>
+              <w:jc w:val="right"/>
+              <w:bidi/>
+            </w:pPr>
+            <w:r>
+              <w:t>7</w:t>
             </w:r>
           </w:p>
         </w:tc>
@@ -5376,7 +5376,7 @@
               <w:bidi/>
             </w:pPr>
             <w:r>
-              <w:t>5</w:t>
+              <w:t>7</w:t>
             </w:r>
           </w:p>
         </w:tc>
@@ -5406,21 +5406,21 @@
               <w:bidi/>
             </w:pPr>
             <w:r>
-              <w:t>نظام القضاء</w:t>
-            </w:r>
-          </w:p>
-        </w:tc>
-        <w:tc>
-          <w:tcPr>
-            <w:tcW w:type="dxa" w:w="2880"/>
-          </w:tcPr>
-          <w:p>
-            <w:pPr>
-              <w:jc w:val="right"/>
-              <w:bidi/>
-            </w:pPr>
-            <w:r>
-              <w:t>5</w:t>
+              <w:t>نظام الشركات</w:t>
+            </w:r>
+          </w:p>
+        </w:tc>
+        <w:tc>
+          <w:tcPr>
+            <w:tcW w:type="dxa" w:w="2880"/>
+          </w:tcPr>
+          <w:p>
+            <w:pPr>
+              <w:jc w:val="right"/>
+              <w:bidi/>
+            </w:pPr>
+            <w:r>
+              <w:t>6</w:t>
             </w:r>
           </w:p>
         </w:tc>
@@ -5450,21 +5450,21 @@
               <w:bidi/>
             </w:pPr>
             <w:r>
-              <w:t>80</w:t>
-            </w:r>
-          </w:p>
-        </w:tc>
-        <w:tc>
-          <w:tcPr>
-            <w:tcW w:type="dxa" w:w="2880"/>
-          </w:tcPr>
-          <w:p>
-            <w:pPr>
-              <w:jc w:val="right"/>
-              <w:bidi/>
-            </w:pPr>
-            <w:r>
-              <w:t>5</w:t>
+              <w:t>16</w:t>
+            </w:r>
+          </w:p>
+        </w:tc>
+        <w:tc>
+          <w:tcPr>
+            <w:tcW w:type="dxa" w:w="2880"/>
+          </w:tcPr>
+          <w:p>
+            <w:pPr>
+              <w:jc w:val="right"/>
+              <w:bidi/>
+            </w:pPr>
+            <w:r>
+              <w:t>6</w:t>
             </w:r>
           </w:p>
         </w:tc>
@@ -5494,21 +5494,21 @@
               <w:bidi/>
             </w:pPr>
             <w:r>
-              <w:t>141</w:t>
-            </w:r>
-          </w:p>
-        </w:tc>
-        <w:tc>
-          <w:tcPr>
-            <w:tcW w:type="dxa" w:w="2880"/>
-          </w:tcPr>
-          <w:p>
-            <w:pPr>
-              <w:jc w:val="right"/>
-              <w:bidi/>
-            </w:pPr>
-            <w:r>
-              <w:t>5</w:t>
+              <w:t>25</w:t>
+            </w:r>
+          </w:p>
+        </w:tc>
+        <w:tc>
+          <w:tcPr>
+            <w:tcW w:type="dxa" w:w="2880"/>
+          </w:tcPr>
+          <w:p>
+            <w:pPr>
+              <w:jc w:val="right"/>
+              <w:bidi/>
+            </w:pPr>
+            <w:r>
+              <w:t>6</w:t>
             </w:r>
           </w:p>
         </w:tc>
@@ -5538,21 +5538,21 @@
               <w:bidi/>
             </w:pPr>
             <w:r>
-              <w:t>16</w:t>
-            </w:r>
-          </w:p>
-        </w:tc>
-        <w:tc>
-          <w:tcPr>
-            <w:tcW w:type="dxa" w:w="2880"/>
-          </w:tcPr>
-          <w:p>
-            <w:pPr>
-              <w:jc w:val="right"/>
-              <w:bidi/>
-            </w:pPr>
-            <w:r>
-              <w:t>4</w:t>
+              <w:t>17</w:t>
+            </w:r>
+          </w:p>
+        </w:tc>
+        <w:tc>
+          <w:tcPr>
+            <w:tcW w:type="dxa" w:w="2880"/>
+          </w:tcPr>
+          <w:p>
+            <w:pPr>
+              <w:jc w:val="right"/>
+              <w:bidi/>
+            </w:pPr>
+            <w:r>
+              <w:t>6</w:t>
             </w:r>
           </w:p>
         </w:tc>
@@ -5568,35 +5568,35 @@
               <w:bidi/>
             </w:pPr>
             <w:r>
-              <w:t>مادة</w:t>
-            </w:r>
-          </w:p>
-        </w:tc>
-        <w:tc>
-          <w:tcPr>
-            <w:tcW w:type="dxa" w:w="2880"/>
-          </w:tcPr>
-          <w:p>
-            <w:pPr>
-              <w:jc w:val="right"/>
-              <w:bidi/>
-            </w:pPr>
-            <w:r>
-              <w:t>17</w:t>
-            </w:r>
-          </w:p>
-        </w:tc>
-        <w:tc>
-          <w:tcPr>
-            <w:tcW w:type="dxa" w:w="2880"/>
-          </w:tcPr>
-          <w:p>
-            <w:pPr>
-              <w:jc w:val="right"/>
-              <w:bidi/>
-            </w:pPr>
-            <w:r>
-              <w:t>4</w:t>
+              <w:t>نظام</w:t>
+            </w:r>
+          </w:p>
+        </w:tc>
+        <w:tc>
+          <w:tcPr>
+            <w:tcW w:type="dxa" w:w="2880"/>
+          </w:tcPr>
+          <w:p>
+            <w:pPr>
+              <w:jc w:val="right"/>
+              <w:bidi/>
+            </w:pPr>
+            <w:r>
+              <w:t>نظام التنفيذ</w:t>
+            </w:r>
+          </w:p>
+        </w:tc>
+        <w:tc>
+          <w:tcPr>
+            <w:tcW w:type="dxa" w:w="2880"/>
+          </w:tcPr>
+          <w:p>
+            <w:pPr>
+              <w:jc w:val="right"/>
+              <w:bidi/>
+            </w:pPr>
+            <w:r>
+              <w:t>6</w:t>
             </w:r>
           </w:p>
         </w:tc>
@@ -5612,35 +5612,35 @@
               <w:bidi/>
             </w:pPr>
             <w:r>
-              <w:t>مادة</w:t>
-            </w:r>
-          </w:p>
-        </w:tc>
-        <w:tc>
-          <w:tcPr>
-            <w:tcW w:type="dxa" w:w="2880"/>
-          </w:tcPr>
-          <w:p>
-            <w:pPr>
-              <w:jc w:val="right"/>
-              <w:bidi/>
-            </w:pPr>
-            <w:r>
-              <w:t>76</w:t>
-            </w:r>
-          </w:p>
-        </w:tc>
-        <w:tc>
-          <w:tcPr>
-            <w:tcW w:type="dxa" w:w="2880"/>
-          </w:tcPr>
-          <w:p>
-            <w:pPr>
-              <w:jc w:val="right"/>
-              <w:bidi/>
-            </w:pPr>
-            <w:r>
-              <w:t>4</w:t>
+              <w:t>نظام</w:t>
+            </w:r>
+          </w:p>
+        </w:tc>
+        <w:tc>
+          <w:tcPr>
+            <w:tcW w:type="dxa" w:w="2880"/>
+          </w:tcPr>
+          <w:p>
+            <w:pPr>
+              <w:jc w:val="right"/>
+              <w:bidi/>
+            </w:pPr>
+            <w:r>
+              <w:t>نظام القضاء</w:t>
+            </w:r>
+          </w:p>
+        </w:tc>
+        <w:tc>
+          <w:tcPr>
+            <w:tcW w:type="dxa" w:w="2880"/>
+          </w:tcPr>
+          <w:p>
+            <w:pPr>
+              <w:jc w:val="right"/>
+              <w:bidi/>
+            </w:pPr>
+            <w:r>
+              <w:t>5</w:t>
             </w:r>
           </w:p>
         </w:tc>
@@ -5656,35 +5656,35 @@
               <w:bidi/>
             </w:pPr>
             <w:r>
-              <w:t>نظام</w:t>
-            </w:r>
-          </w:p>
-        </w:tc>
-        <w:tc>
-          <w:tcPr>
-            <w:tcW w:type="dxa" w:w="2880"/>
-          </w:tcPr>
-          <w:p>
-            <w:pPr>
-              <w:jc w:val="right"/>
-              <w:bidi/>
-            </w:pPr>
-            <w:r>
-              <w:t>نظام الشركات</w:t>
-            </w:r>
-          </w:p>
-        </w:tc>
-        <w:tc>
-          <w:tcPr>
-            <w:tcW w:type="dxa" w:w="2880"/>
-          </w:tcPr>
-          <w:p>
-            <w:pPr>
-              <w:jc w:val="right"/>
-              <w:bidi/>
-            </w:pPr>
-            <w:r>
-              <w:t>4</w:t>
+              <w:t>مادة</w:t>
+            </w:r>
+          </w:p>
+        </w:tc>
+        <w:tc>
+          <w:tcPr>
+            <w:tcW w:type="dxa" w:w="2880"/>
+          </w:tcPr>
+          <w:p>
+            <w:pPr>
+              <w:jc w:val="right"/>
+              <w:bidi/>
+            </w:pPr>
+            <w:r>
+              <w:t>80</w:t>
+            </w:r>
+          </w:p>
+        </w:tc>
+        <w:tc>
+          <w:tcPr>
+            <w:tcW w:type="dxa" w:w="2880"/>
+          </w:tcPr>
+          <w:p>
+            <w:pPr>
+              <w:jc w:val="right"/>
+              <w:bidi/>
+            </w:pPr>
+            <w:r>
+              <w:t>5</w:t>
             </w:r>
           </w:p>
         </w:tc>
@@ -5714,21 +5714,21 @@
               <w:bidi/>
             </w:pPr>
             <w:r>
-              <w:t>88</w:t>
-            </w:r>
-          </w:p>
-        </w:tc>
-        <w:tc>
-          <w:tcPr>
-            <w:tcW w:type="dxa" w:w="2880"/>
-          </w:tcPr>
-          <w:p>
-            <w:pPr>
-              <w:jc w:val="right"/>
-              <w:bidi/>
-            </w:pPr>
-            <w:r>
-              <w:t>3</w:t>
+              <w:t>141</w:t>
+            </w:r>
+          </w:p>
+        </w:tc>
+        <w:tc>
+          <w:tcPr>
+            <w:tcW w:type="dxa" w:w="2880"/>
+          </w:tcPr>
+          <w:p>
+            <w:pPr>
+              <w:jc w:val="right"/>
+              <w:bidi/>
+            </w:pPr>
+            <w:r>
+              <w:t>5</w:t>
             </w:r>
           </w:p>
         </w:tc>
@@ -5758,21 +5758,21 @@
               <w:bidi/>
             </w:pPr>
             <w:r>
-              <w:t>25</w:t>
-            </w:r>
-          </w:p>
-        </w:tc>
-        <w:tc>
-          <w:tcPr>
-            <w:tcW w:type="dxa" w:w="2880"/>
-          </w:tcPr>
-          <w:p>
-            <w:pPr>
-              <w:jc w:val="right"/>
-              <w:bidi/>
-            </w:pPr>
-            <w:r>
-              <w:t>3</w:t>
+              <w:t>29</w:t>
+            </w:r>
+          </w:p>
+        </w:tc>
+        <w:tc>
+          <w:tcPr>
+            <w:tcW w:type="dxa" w:w="2880"/>
+          </w:tcPr>
+          <w:p>
+            <w:pPr>
+              <w:jc w:val="right"/>
+              <w:bidi/>
+            </w:pPr>
+            <w:r>
+              <w:t>4</w:t>
             </w:r>
           </w:p>
         </w:tc>
@@ -5802,21 +5802,21 @@
               <w:bidi/>
             </w:pPr>
             <w:r>
-              <w:t>85</w:t>
-            </w:r>
-          </w:p>
-        </w:tc>
-        <w:tc>
-          <w:tcPr>
-            <w:tcW w:type="dxa" w:w="2880"/>
-          </w:tcPr>
-          <w:p>
-            <w:pPr>
-              <w:jc w:val="right"/>
-              <w:bidi/>
-            </w:pPr>
-            <w:r>
-              <w:t>3</w:t>
+              <w:t>87</w:t>
+            </w:r>
+          </w:p>
+        </w:tc>
+        <w:tc>
+          <w:tcPr>
+            <w:tcW w:type="dxa" w:w="2880"/>
+          </w:tcPr>
+          <w:p>
+            <w:pPr>
+              <w:jc w:val="right"/>
+              <w:bidi/>
+            </w:pPr>
+            <w:r>
+              <w:t>4</w:t>
             </w:r>
           </w:p>
         </w:tc>
@@ -5846,21 +5846,21 @@
               <w:bidi/>
             </w:pPr>
             <w:r>
-              <w:t>95</w:t>
-            </w:r>
-          </w:p>
-        </w:tc>
-        <w:tc>
-          <w:tcPr>
-            <w:tcW w:type="dxa" w:w="2880"/>
-          </w:tcPr>
-          <w:p>
-            <w:pPr>
-              <w:jc w:val="right"/>
-              <w:bidi/>
-            </w:pPr>
-            <w:r>
-              <w:t>2</w:t>
+              <w:t>8</w:t>
+            </w:r>
+          </w:p>
+        </w:tc>
+        <w:tc>
+          <w:tcPr>
+            <w:tcW w:type="dxa" w:w="2880"/>
+          </w:tcPr>
+          <w:p>
+            <w:pPr>
+              <w:jc w:val="right"/>
+              <w:bidi/>
+            </w:pPr>
+            <w:r>
+              <w:t>3</w:t>
             </w:r>
           </w:p>
         </w:tc>
@@ -5890,21 +5890,21 @@
               <w:bidi/>
             </w:pPr>
             <w:r>
-              <w:t>18</w:t>
-            </w:r>
-          </w:p>
-        </w:tc>
-        <w:tc>
-          <w:tcPr>
-            <w:tcW w:type="dxa" w:w="2880"/>
-          </w:tcPr>
-          <w:p>
-            <w:pPr>
-              <w:jc w:val="right"/>
-              <w:bidi/>
-            </w:pPr>
-            <w:r>
-              <w:t>2</w:t>
+              <w:t>40</w:t>
+            </w:r>
+          </w:p>
+        </w:tc>
+        <w:tc>
+          <w:tcPr>
+            <w:tcW w:type="dxa" w:w="2880"/>
+          </w:tcPr>
+          <w:p>
+            <w:pPr>
+              <w:jc w:val="right"/>
+              <w:bidi/>
+            </w:pPr>
+            <w:r>
+              <w:t>3</w:t>
             </w:r>
           </w:p>
         </w:tc>

--- a/zaini_case_audit_output/outputs/word/02_الخط_الزمني_وأسباب_النقض.docx
+++ b/zaini_case_audit_output/outputs/word/02_الخط_الزمني_وأسباب_النقض.docx
@@ -46,7 +46,7 @@
         <w:bidi/>
       </w:pPr>
       <w:r>
-        <w:t>1) الخط الزمني (هجري) — 1238 مدخلاً</w:t>
+        <w:t>1) الخط الزمني (هجري) — 1228 مدخلاً</w:t>
       </w:r>
     </w:p>
     <w:tbl>
@@ -116,21 +116,21 @@
               <w:bidi/>
             </w:pPr>
             <w:r>
-              <w:t>18/11/1393</w:t>
-            </w:r>
-          </w:p>
-        </w:tc>
-        <w:tc>
-          <w:tcPr>
-            <w:tcW w:type="dxa" w:w="2880"/>
-          </w:tcPr>
-          <w:p>
-            <w:pPr>
-              <w:jc w:val="right"/>
-              <w:bidi/>
-            </w:pPr>
-            <w:r>
-              <w:t>صك حكم نهائي ضد الشيخ اسامة زيني ـ دعوى 42824717 - 13-0</w:t>
+              <w:t>2/11/1443</w:t>
+            </w:r>
+          </w:p>
+        </w:tc>
+        <w:tc>
+          <w:tcPr>
+            <w:tcW w:type="dxa" w:w="2880"/>
+          </w:tcPr>
+          <w:p>
+            <w:pPr>
+              <w:jc w:val="right"/>
+              <w:bidi/>
+            </w:pPr>
+            <w:r>
+              <w:t>صك حكم ابتدائي ضد الشيخ اسامة زيني في القضية رقم 428247</w:t>
             </w:r>
           </w:p>
         </w:tc>
@@ -160,21 +160,21 @@
               <w:bidi/>
             </w:pPr>
             <w:r>
-              <w:t>20/09/1431</w:t>
-            </w:r>
-          </w:p>
-        </w:tc>
-        <w:tc>
-          <w:tcPr>
-            <w:tcW w:type="dxa" w:w="2880"/>
-          </w:tcPr>
-          <w:p>
-            <w:pPr>
-              <w:jc w:val="right"/>
-              <w:bidi/>
-            </w:pPr>
-            <w:r>
-              <w:t>صك حكم نهائي ضد الشيخ اسامة زيني ـ دعوى 42824717 - 13-0</w:t>
+              <w:t>20/9/1431</w:t>
+            </w:r>
+          </w:p>
+        </w:tc>
+        <w:tc>
+          <w:tcPr>
+            <w:tcW w:type="dxa" w:w="2880"/>
+          </w:tcPr>
+          <w:p>
+            <w:pPr>
+              <w:jc w:val="right"/>
+              <w:bidi/>
+            </w:pPr>
+            <w:r>
+              <w:t>صك حكم ابتدائي ضد الشيخ اسامة زيني في القضية رقم 428247</w:t>
             </w:r>
           </w:p>
         </w:tc>
@@ -204,7 +204,7 @@
               <w:bidi/>
             </w:pPr>
             <w:r>
-              <w:t>12/3/1433</w:t>
+              <w:t>18/11/1393</w:t>
             </w:r>
           </w:p>
         </w:tc>
@@ -248,7 +248,7 @@
               <w:bidi/>
             </w:pPr>
             <w:r>
-              <w:t>26/7/1434</w:t>
+              <w:t>20/09/1431</w:t>
             </w:r>
           </w:p>
         </w:tc>
@@ -292,7 +292,7 @@
               <w:bidi/>
             </w:pPr>
             <w:r>
-              <w:t>12/4/1438</w:t>
+              <w:t>12/3/1433</w:t>
             </w:r>
           </w:p>
         </w:tc>
@@ -336,7 +336,7 @@
               <w:bidi/>
             </w:pPr>
             <w:r>
-              <w:t>4/3/1432</w:t>
+              <w:t>26/7/1434</w:t>
             </w:r>
           </w:p>
         </w:tc>
@@ -380,7 +380,7 @@
               <w:bidi/>
             </w:pPr>
             <w:r>
-              <w:t>8/6/1433</w:t>
+              <w:t>12/4/1438</w:t>
             </w:r>
           </w:p>
         </w:tc>
@@ -424,7 +424,7 @@
               <w:bidi/>
             </w:pPr>
             <w:r>
-              <w:t>12/2/1432</w:t>
+              <w:t>4/3/1432</w:t>
             </w:r>
           </w:p>
         </w:tc>
@@ -468,7 +468,7 @@
               <w:bidi/>
             </w:pPr>
             <w:r>
-              <w:t>29/ 02/ 1445</w:t>
+              <w:t>8/6/1433</w:t>
             </w:r>
           </w:p>
         </w:tc>
@@ -512,7 +512,7 @@
               <w:bidi/>
             </w:pPr>
             <w:r>
-              <w:t>16/11/1444</w:t>
+              <w:t>12/2/1432</w:t>
             </w:r>
           </w:p>
         </w:tc>
@@ -556,7 +556,7 @@
               <w:bidi/>
             </w:pPr>
             <w:r>
-              <w:t>26/06/1444</w:t>
+              <w:t>29/ 02/ 1445</w:t>
             </w:r>
           </w:p>
         </w:tc>
@@ -600,21 +600,21 @@
               <w:bidi/>
             </w:pPr>
             <w:r>
-              <w:t>08/04/1445</w:t>
-            </w:r>
-          </w:p>
-        </w:tc>
-        <w:tc>
-          <w:tcPr>
-            <w:tcW w:type="dxa" w:w="2880"/>
-          </w:tcPr>
-          <w:p>
-            <w:pPr>
-              <w:jc w:val="right"/>
-              <w:bidi/>
-            </w:pPr>
-            <w:r>
-              <w:t>طلب تنفيذ مقدم من السيدة/ عاتقة ضد السيد/ أسامة فيما يت</w:t>
+              <w:t>16/11/1444</w:t>
+            </w:r>
+          </w:p>
+        </w:tc>
+        <w:tc>
+          <w:tcPr>
+            <w:tcW w:type="dxa" w:w="2880"/>
+          </w:tcPr>
+          <w:p>
+            <w:pPr>
+              <w:jc w:val="right"/>
+              <w:bidi/>
+            </w:pPr>
+            <w:r>
+              <w:t>صك حكم نهائي ضد الشيخ اسامة زيني ـ دعوى 42824717 - 13-0</w:t>
             </w:r>
           </w:p>
         </w:tc>
@@ -644,35 +644,35 @@
               <w:bidi/>
             </w:pPr>
             <w:r>
-              <w:t>02-06-1446</w:t>
-            </w:r>
-          </w:p>
-        </w:tc>
-        <w:tc>
-          <w:tcPr>
-            <w:tcW w:type="dxa" w:w="2880"/>
-          </w:tcPr>
-          <w:p>
-            <w:pPr>
-              <w:jc w:val="right"/>
-              <w:bidi/>
-            </w:pPr>
-            <w:r>
-              <w:t>تذكرة تقديم طلب التماس إعادة نظر في القضية رقم (4282471</w:t>
-            </w:r>
-          </w:p>
-        </w:tc>
-        <w:tc>
-          <w:tcPr>
-            <w:tcW w:type="dxa" w:w="2880"/>
-          </w:tcPr>
-          <w:p>
-            <w:pPr>
-              <w:jc w:val="right"/>
-              <w:bidi/>
-            </w:pPr>
-            <w:r>
-              <w:t>مذكرة قضائية</w:t>
+              <w:t>26/06/1444</w:t>
+            </w:r>
+          </w:p>
+        </w:tc>
+        <w:tc>
+          <w:tcPr>
+            <w:tcW w:type="dxa" w:w="2880"/>
+          </w:tcPr>
+          <w:p>
+            <w:pPr>
+              <w:jc w:val="right"/>
+              <w:bidi/>
+            </w:pPr>
+            <w:r>
+              <w:t>صك حكم نهائي ضد الشيخ اسامة زيني ـ دعوى 42824717 - 13-0</w:t>
+            </w:r>
+          </w:p>
+        </w:tc>
+        <w:tc>
+          <w:tcPr>
+            <w:tcW w:type="dxa" w:w="2880"/>
+          </w:tcPr>
+          <w:p>
+            <w:pPr>
+              <w:jc w:val="right"/>
+              <w:bidi/>
+            </w:pPr>
+            <w:r>
+              <w:t>حكم / صك</w:t>
             </w:r>
           </w:p>
         </w:tc>
@@ -688,35 +688,35 @@
               <w:bidi/>
             </w:pPr>
             <w:r>
-              <w:t>16 / 10 / 1431</w:t>
-            </w:r>
-          </w:p>
-        </w:tc>
-        <w:tc>
-          <w:tcPr>
-            <w:tcW w:type="dxa" w:w="2880"/>
-          </w:tcPr>
-          <w:p>
-            <w:pPr>
-              <w:jc w:val="right"/>
-              <w:bidi/>
-            </w:pPr>
-            <w:r>
-              <w:t>ملف دراسة دفع بعدم صفة المدعي/ عدنان في الدعوى لكون الم</w:t>
-            </w:r>
-          </w:p>
-        </w:tc>
-        <w:tc>
-          <w:tcPr>
-            <w:tcW w:type="dxa" w:w="2880"/>
-          </w:tcPr>
-          <w:p>
-            <w:pPr>
-              <w:jc w:val="right"/>
-              <w:bidi/>
-            </w:pPr>
-            <w:r>
-              <w:t>عقد / اتفاقية</w:t>
+              <w:t>1/17/1460</w:t>
+            </w:r>
+          </w:p>
+        </w:tc>
+        <w:tc>
+          <w:tcPr>
+            <w:tcW w:type="dxa" w:w="2880"/>
+          </w:tcPr>
+          <w:p>
+            <w:pPr>
+              <w:jc w:val="right"/>
+              <w:bidi/>
+            </w:pPr>
+            <w:r>
+              <w:t>صك حكم التخارج في شركات احمد زيني و اولاده ـ 02-12-1432</w:t>
+            </w:r>
+          </w:p>
+        </w:tc>
+        <w:tc>
+          <w:tcPr>
+            <w:tcW w:type="dxa" w:w="2880"/>
+          </w:tcPr>
+          <w:p>
+            <w:pPr>
+              <w:jc w:val="right"/>
+              <w:bidi/>
+            </w:pPr>
+            <w:r>
+              <w:t>حكم / صك</w:t>
             </w:r>
           </w:p>
         </w:tc>
@@ -732,35 +732,35 @@
               <w:bidi/>
             </w:pPr>
             <w:r>
-              <w:t>10 / 02 / 1434</w:t>
-            </w:r>
-          </w:p>
-        </w:tc>
-        <w:tc>
-          <w:tcPr>
-            <w:tcW w:type="dxa" w:w="2880"/>
-          </w:tcPr>
-          <w:p>
-            <w:pPr>
-              <w:jc w:val="right"/>
-              <w:bidi/>
-            </w:pPr>
-            <w:r>
-              <w:t>ملف دراسة دفع بعدم صفة المدعي/ عدنان في الدعوى لكون الم</w:t>
-            </w:r>
-          </w:p>
-        </w:tc>
-        <w:tc>
-          <w:tcPr>
-            <w:tcW w:type="dxa" w:w="2880"/>
-          </w:tcPr>
-          <w:p>
-            <w:pPr>
-              <w:jc w:val="right"/>
-              <w:bidi/>
-            </w:pPr>
-            <w:r>
-              <w:t>عقد / اتفاقية</w:t>
+              <w:t>08/04/1445</w:t>
+            </w:r>
+          </w:p>
+        </w:tc>
+        <w:tc>
+          <w:tcPr>
+            <w:tcW w:type="dxa" w:w="2880"/>
+          </w:tcPr>
+          <w:p>
+            <w:pPr>
+              <w:jc w:val="right"/>
+              <w:bidi/>
+            </w:pPr>
+            <w:r>
+              <w:t>طلب تنفيذ مقدم من السيدة/ عاتقة ضد السيد/ أسامة فيما يت</w:t>
+            </w:r>
+          </w:p>
+        </w:tc>
+        <w:tc>
+          <w:tcPr>
+            <w:tcW w:type="dxa" w:w="2880"/>
+          </w:tcPr>
+          <w:p>
+            <w:pPr>
+              <w:jc w:val="right"/>
+              <w:bidi/>
+            </w:pPr>
+            <w:r>
+              <w:t>حكم / صك</w:t>
             </w:r>
           </w:p>
         </w:tc>
@@ -776,35 +776,35 @@
               <w:bidi/>
             </w:pPr>
             <w:r>
-              <w:t>02 / 12 / 1432</w:t>
-            </w:r>
-          </w:p>
-        </w:tc>
-        <w:tc>
-          <w:tcPr>
-            <w:tcW w:type="dxa" w:w="2880"/>
-          </w:tcPr>
-          <w:p>
-            <w:pPr>
-              <w:jc w:val="right"/>
-              <w:bidi/>
-            </w:pPr>
-            <w:r>
-              <w:t>ملف دراسة دفع بعدم صفة المدعي/ عدنان في الدعوى لكون الم</w:t>
-            </w:r>
-          </w:p>
-        </w:tc>
-        <w:tc>
-          <w:tcPr>
-            <w:tcW w:type="dxa" w:w="2880"/>
-          </w:tcPr>
-          <w:p>
-            <w:pPr>
-              <w:jc w:val="right"/>
-              <w:bidi/>
-            </w:pPr>
-            <w:r>
-              <w:t>عقد / اتفاقية</w:t>
+              <w:t>02-06-1446</w:t>
+            </w:r>
+          </w:p>
+        </w:tc>
+        <w:tc>
+          <w:tcPr>
+            <w:tcW w:type="dxa" w:w="2880"/>
+          </w:tcPr>
+          <w:p>
+            <w:pPr>
+              <w:jc w:val="right"/>
+              <w:bidi/>
+            </w:pPr>
+            <w:r>
+              <w:t>تذكرة تقديم طلب التماس إعادة نظر في القضية رقم (4282471</w:t>
+            </w:r>
+          </w:p>
+        </w:tc>
+        <w:tc>
+          <w:tcPr>
+            <w:tcW w:type="dxa" w:w="2880"/>
+          </w:tcPr>
+          <w:p>
+            <w:pPr>
+              <w:jc w:val="right"/>
+              <w:bidi/>
+            </w:pPr>
+            <w:r>
+              <w:t>مذكرة قضائية</w:t>
             </w:r>
           </w:p>
         </w:tc>
@@ -820,35 +820,35 @@
               <w:bidi/>
             </w:pPr>
             <w:r>
-              <w:t>24/04/1446</w:t>
-            </w:r>
-          </w:p>
-        </w:tc>
-        <w:tc>
-          <w:tcPr>
-            <w:tcW w:type="dxa" w:w="2880"/>
-          </w:tcPr>
-          <w:p>
-            <w:pPr>
-              <w:jc w:val="right"/>
-              <w:bidi/>
-            </w:pPr>
-            <w:r>
-              <w:t>التماس الشيخ أسامه زيني ـ القضية 42824717 ـ من المستشار</w:t>
-            </w:r>
-          </w:p>
-        </w:tc>
-        <w:tc>
-          <w:tcPr>
-            <w:tcW w:type="dxa" w:w="2880"/>
-          </w:tcPr>
-          <w:p>
-            <w:pPr>
-              <w:jc w:val="right"/>
-              <w:bidi/>
-            </w:pPr>
-            <w:r>
-              <w:t>مذكرة قضائية</w:t>
+              <w:t>16 / 10 / 1431</w:t>
+            </w:r>
+          </w:p>
+        </w:tc>
+        <w:tc>
+          <w:tcPr>
+            <w:tcW w:type="dxa" w:w="2880"/>
+          </w:tcPr>
+          <w:p>
+            <w:pPr>
+              <w:jc w:val="right"/>
+              <w:bidi/>
+            </w:pPr>
+            <w:r>
+              <w:t>ملف دراسة دفع بعدم صفة المدعي/ عدنان في الدعوى لكون الم</w:t>
+            </w:r>
+          </w:p>
+        </w:tc>
+        <w:tc>
+          <w:tcPr>
+            <w:tcW w:type="dxa" w:w="2880"/>
+          </w:tcPr>
+          <w:p>
+            <w:pPr>
+              <w:jc w:val="right"/>
+              <w:bidi/>
+            </w:pPr>
+            <w:r>
+              <w:t>عقد / اتفاقية</w:t>
             </w:r>
           </w:p>
         </w:tc>
@@ -864,21 +864,21 @@
               <w:bidi/>
             </w:pPr>
             <w:r>
-              <w:t>01-01-1430</w:t>
-            </w:r>
-          </w:p>
-        </w:tc>
-        <w:tc>
-          <w:tcPr>
-            <w:tcW w:type="dxa" w:w="2880"/>
-          </w:tcPr>
-          <w:p>
-            <w:pPr>
-              <w:jc w:val="right"/>
-              <w:bidi/>
-            </w:pPr>
-            <w:r>
-              <w:t>مرفقات المدعي عدنان زيني في الدعوى رقم 42824717.pdf</w:t>
+              <w:t>10 / 02 / 1434</w:t>
+            </w:r>
+          </w:p>
+        </w:tc>
+        <w:tc>
+          <w:tcPr>
+            <w:tcW w:type="dxa" w:w="2880"/>
+          </w:tcPr>
+          <w:p>
+            <w:pPr>
+              <w:jc w:val="right"/>
+              <w:bidi/>
+            </w:pPr>
+            <w:r>
+              <w:t>ملف دراسة دفع بعدم صفة المدعي/ عدنان في الدعوى لكون الم</w:t>
             </w:r>
           </w:p>
         </w:tc>
@@ -908,21 +908,21 @@
               <w:bidi/>
             </w:pPr>
             <w:r>
-              <w:t>29-12-1430</w:t>
-            </w:r>
-          </w:p>
-        </w:tc>
-        <w:tc>
-          <w:tcPr>
-            <w:tcW w:type="dxa" w:w="2880"/>
-          </w:tcPr>
-          <w:p>
-            <w:pPr>
-              <w:jc w:val="right"/>
-              <w:bidi/>
-            </w:pPr>
-            <w:r>
-              <w:t>مرفقات المدعي عدنان زيني في الدعوى رقم 42824717.pdf</w:t>
+              <w:t>02 / 12 / 1432</w:t>
+            </w:r>
+          </w:p>
+        </w:tc>
+        <w:tc>
+          <w:tcPr>
+            <w:tcW w:type="dxa" w:w="2880"/>
+          </w:tcPr>
+          <w:p>
+            <w:pPr>
+              <w:jc w:val="right"/>
+              <w:bidi/>
+            </w:pPr>
+            <w:r>
+              <w:t>ملف دراسة دفع بعدم صفة المدعي/ عدنان في الدعوى لكون الم</w:t>
             </w:r>
           </w:p>
         </w:tc>
@@ -952,35 +952,35 @@
               <w:bidi/>
             </w:pPr>
             <w:r>
-              <w:t>09/08/1431</w:t>
-            </w:r>
-          </w:p>
-        </w:tc>
-        <w:tc>
-          <w:tcPr>
-            <w:tcW w:type="dxa" w:w="2880"/>
-          </w:tcPr>
-          <w:p>
-            <w:pPr>
-              <w:jc w:val="right"/>
-              <w:bidi/>
-            </w:pPr>
-            <w:r>
-              <w:t>مرفقات المدعي عدنان زيني في الدعوى رقم 42824717.pdf</w:t>
-            </w:r>
-          </w:p>
-        </w:tc>
-        <w:tc>
-          <w:tcPr>
-            <w:tcW w:type="dxa" w:w="2880"/>
-          </w:tcPr>
-          <w:p>
-            <w:pPr>
-              <w:jc w:val="right"/>
-              <w:bidi/>
-            </w:pPr>
-            <w:r>
-              <w:t>عقد / اتفاقية</w:t>
+              <w:t>24/04/1446</w:t>
+            </w:r>
+          </w:p>
+        </w:tc>
+        <w:tc>
+          <w:tcPr>
+            <w:tcW w:type="dxa" w:w="2880"/>
+          </w:tcPr>
+          <w:p>
+            <w:pPr>
+              <w:jc w:val="right"/>
+              <w:bidi/>
+            </w:pPr>
+            <w:r>
+              <w:t>التماس الشيخ أسامه زيني ـ القضية 42824717 ـ من المستشار</w:t>
+            </w:r>
+          </w:p>
+        </w:tc>
+        <w:tc>
+          <w:tcPr>
+            <w:tcW w:type="dxa" w:w="2880"/>
+          </w:tcPr>
+          <w:p>
+            <w:pPr>
+              <w:jc w:val="right"/>
+              <w:bidi/>
+            </w:pPr>
+            <w:r>
+              <w:t>مذكرة قضائية</w:t>
             </w:r>
           </w:p>
         </w:tc>
@@ -996,7 +996,7 @@
               <w:bidi/>
             </w:pPr>
             <w:r>
-              <w:t>8/15/1431</w:t>
+              <w:t>01-01-1430</w:t>
             </w:r>
           </w:p>
         </w:tc>
@@ -1040,7 +1040,7 @@
               <w:bidi/>
             </w:pPr>
             <w:r>
-              <w:t>9/22/1431</w:t>
+              <w:t>29-12-1430</w:t>
             </w:r>
           </w:p>
         </w:tc>
@@ -1084,7 +1084,7 @@
               <w:bidi/>
             </w:pPr>
             <w:r>
-              <w:t>23/01/1432</w:t>
+              <w:t>09/08/1431</w:t>
             </w:r>
           </w:p>
         </w:tc>
@@ -1128,7 +1128,7 @@
               <w:bidi/>
             </w:pPr>
             <w:r>
-              <w:t>10/19/1431</w:t>
+              <w:t>8/15/1431</w:t>
             </w:r>
           </w:p>
         </w:tc>
@@ -1172,35 +1172,35 @@
               <w:bidi/>
             </w:pPr>
             <w:r>
-              <w:t>10-07-1434</w:t>
-            </w:r>
-          </w:p>
-        </w:tc>
-        <w:tc>
-          <w:tcPr>
-            <w:tcW w:type="dxa" w:w="2880"/>
-          </w:tcPr>
-          <w:p>
-            <w:pPr>
-              <w:jc w:val="right"/>
-              <w:bidi/>
-            </w:pPr>
-            <w:r>
-              <w:t>محضر اجتماع تقسيم شركات ابار وزيني و شيكات الامير احمد</w:t>
-            </w:r>
-          </w:p>
-        </w:tc>
-        <w:tc>
-          <w:tcPr>
-            <w:tcW w:type="dxa" w:w="2880"/>
-          </w:tcPr>
-          <w:p>
-            <w:pPr>
-              <w:jc w:val="right"/>
-              <w:bidi/>
-            </w:pPr>
-            <w:r>
-              <w:t>محضر</w:t>
+              <w:t>9/22/1431</w:t>
+            </w:r>
+          </w:p>
+        </w:tc>
+        <w:tc>
+          <w:tcPr>
+            <w:tcW w:type="dxa" w:w="2880"/>
+          </w:tcPr>
+          <w:p>
+            <w:pPr>
+              <w:jc w:val="right"/>
+              <w:bidi/>
+            </w:pPr>
+            <w:r>
+              <w:t>مرفقات المدعي عدنان زيني في الدعوى رقم 42824717.pdf</w:t>
+            </w:r>
+          </w:p>
+        </w:tc>
+        <w:tc>
+          <w:tcPr>
+            <w:tcW w:type="dxa" w:w="2880"/>
+          </w:tcPr>
+          <w:p>
+            <w:pPr>
+              <w:jc w:val="right"/>
+              <w:bidi/>
+            </w:pPr>
+            <w:r>
+              <w:t>عقد / اتفاقية</w:t>
             </w:r>
           </w:p>
         </w:tc>
@@ -1216,21 +1216,21 @@
               <w:bidi/>
             </w:pPr>
             <w:r>
-              <w:t>12/3/ 1429</w:t>
-            </w:r>
-          </w:p>
-        </w:tc>
-        <w:tc>
-          <w:tcPr>
-            <w:tcW w:type="dxa" w:w="2880"/>
-          </w:tcPr>
-          <w:p>
-            <w:pPr>
-              <w:jc w:val="right"/>
-              <w:bidi/>
-            </w:pPr>
-            <w:r>
-              <w:t>ملحق تنازل الشيخ احمد زيني عن كامل حصصه الى الشيخ اسامة</w:t>
+              <w:t>23/01/1432</w:t>
+            </w:r>
+          </w:p>
+        </w:tc>
+        <w:tc>
+          <w:tcPr>
+            <w:tcW w:type="dxa" w:w="2880"/>
+          </w:tcPr>
+          <w:p>
+            <w:pPr>
+              <w:jc w:val="right"/>
+              <w:bidi/>
+            </w:pPr>
+            <w:r>
+              <w:t>مرفقات المدعي عدنان زيني في الدعوى رقم 42824717.pdf</w:t>
             </w:r>
           </w:p>
         </w:tc>
@@ -1260,21 +1260,21 @@
               <w:bidi/>
             </w:pPr>
             <w:r>
-              <w:t>4/4/ 1430</w:t>
-            </w:r>
-          </w:p>
-        </w:tc>
-        <w:tc>
-          <w:tcPr>
-            <w:tcW w:type="dxa" w:w="2880"/>
-          </w:tcPr>
-          <w:p>
-            <w:pPr>
-              <w:jc w:val="right"/>
-              <w:bidi/>
-            </w:pPr>
-            <w:r>
-              <w:t>ملحق تنازل الشيخ احمد زيني عن كامل حصصه الى الشيخ اسامة</w:t>
+              <w:t>10/19/1431</w:t>
+            </w:r>
+          </w:p>
+        </w:tc>
+        <w:tc>
+          <w:tcPr>
+            <w:tcW w:type="dxa" w:w="2880"/>
+          </w:tcPr>
+          <w:p>
+            <w:pPr>
+              <w:jc w:val="right"/>
+              <w:bidi/>
+            </w:pPr>
+            <w:r>
+              <w:t>مرفقات المدعي عدنان زيني في الدعوى رقم 42824717.pdf</w:t>
             </w:r>
           </w:p>
         </w:tc>
@@ -1304,21 +1304,21 @@
               <w:bidi/>
             </w:pPr>
             <w:r>
-              <w:t>08/04/1445</w:t>
-            </w:r>
-          </w:p>
-        </w:tc>
-        <w:tc>
-          <w:tcPr>
-            <w:tcW w:type="dxa" w:w="2880"/>
-          </w:tcPr>
-          <w:p>
-            <w:pPr>
-              <w:jc w:val="right"/>
-              <w:bidi/>
-            </w:pPr>
-            <w:r>
-              <w:t>أمر تنفيذ الوالدة عاتقة ضد الشيخ أسامة ـ 40102450124071</w:t>
+              <w:t>10-07-1434</w:t>
+            </w:r>
+          </w:p>
+        </w:tc>
+        <w:tc>
+          <w:tcPr>
+            <w:tcW w:type="dxa" w:w="2880"/>
+          </w:tcPr>
+          <w:p>
+            <w:pPr>
+              <w:jc w:val="right"/>
+              <w:bidi/>
+            </w:pPr>
+            <w:r>
+              <w:t>محضر اجتماع تقسيم شركات ابار وزيني و شيكات الامير احمد</w:t>
             </w:r>
           </w:p>
         </w:tc>
@@ -1348,35 +1348,35 @@
               <w:bidi/>
             </w:pPr>
             <w:r>
-              <w:t>16/03/1445</w:t>
-            </w:r>
-          </w:p>
-        </w:tc>
-        <w:tc>
-          <w:tcPr>
-            <w:tcW w:type="dxa" w:w="2880"/>
-          </w:tcPr>
-          <w:p>
-            <w:pPr>
-              <w:jc w:val="right"/>
-              <w:bidi/>
-            </w:pPr>
-            <w:r>
-              <w:t>أمر تنفيذ عدنان زيني ضد الشيخ أسامة ـ 401024501215577 ـ</w:t>
-            </w:r>
-          </w:p>
-        </w:tc>
-        <w:tc>
-          <w:tcPr>
-            <w:tcW w:type="dxa" w:w="2880"/>
-          </w:tcPr>
-          <w:p>
-            <w:pPr>
-              <w:jc w:val="right"/>
-              <w:bidi/>
-            </w:pPr>
-            <w:r>
-              <w:t>إخطار مطالبة</w:t>
+              <w:t>12/3/ 1429</w:t>
+            </w:r>
+          </w:p>
+        </w:tc>
+        <w:tc>
+          <w:tcPr>
+            <w:tcW w:type="dxa" w:w="2880"/>
+          </w:tcPr>
+          <w:p>
+            <w:pPr>
+              <w:jc w:val="right"/>
+              <w:bidi/>
+            </w:pPr>
+            <w:r>
+              <w:t>ملحق تنازل الشيخ احمد زيني عن كامل حصصه الى الشيخ اسامة</w:t>
+            </w:r>
+          </w:p>
+        </w:tc>
+        <w:tc>
+          <w:tcPr>
+            <w:tcW w:type="dxa" w:w="2880"/>
+          </w:tcPr>
+          <w:p>
+            <w:pPr>
+              <w:jc w:val="right"/>
+              <w:bidi/>
+            </w:pPr>
+            <w:r>
+              <w:t>عقد / اتفاقية</w:t>
             </w:r>
           </w:p>
         </w:tc>
@@ -1392,35 +1392,35 @@
               <w:bidi/>
             </w:pPr>
             <w:r>
-              <w:t>10/02/1438</w:t>
-            </w:r>
-          </w:p>
-        </w:tc>
-        <w:tc>
-          <w:tcPr>
-            <w:tcW w:type="dxa" w:w="2880"/>
-          </w:tcPr>
-          <w:p>
-            <w:pPr>
-              <w:jc w:val="right"/>
-              <w:bidi/>
-            </w:pPr>
-            <w:r>
-              <w:t>حكم القاضي الدعيلج بإرجاع القضية رقم 3218883 ـ 25-10-14</w:t>
-            </w:r>
-          </w:p>
-        </w:tc>
-        <w:tc>
-          <w:tcPr>
-            <w:tcW w:type="dxa" w:w="2880"/>
-          </w:tcPr>
-          <w:p>
-            <w:pPr>
-              <w:jc w:val="right"/>
-              <w:bidi/>
-            </w:pPr>
-            <w:r>
-              <w:t>حكم / صك</w:t>
+              <w:t>4/4/ 1430</w:t>
+            </w:r>
+          </w:p>
+        </w:tc>
+        <w:tc>
+          <w:tcPr>
+            <w:tcW w:type="dxa" w:w="2880"/>
+          </w:tcPr>
+          <w:p>
+            <w:pPr>
+              <w:jc w:val="right"/>
+              <w:bidi/>
+            </w:pPr>
+            <w:r>
+              <w:t>ملحق تنازل الشيخ احمد زيني عن كامل حصصه الى الشيخ اسامة</w:t>
+            </w:r>
+          </w:p>
+        </w:tc>
+        <w:tc>
+          <w:tcPr>
+            <w:tcW w:type="dxa" w:w="2880"/>
+          </w:tcPr>
+          <w:p>
+            <w:pPr>
+              <w:jc w:val="right"/>
+              <w:bidi/>
+            </w:pPr>
+            <w:r>
+              <w:t>عقد / اتفاقية</w:t>
             </w:r>
           </w:p>
         </w:tc>
@@ -1436,35 +1436,35 @@
               <w:bidi/>
             </w:pPr>
             <w:r>
-              <w:t>04/03/1432</w:t>
-            </w:r>
-          </w:p>
-        </w:tc>
-        <w:tc>
-          <w:tcPr>
-            <w:tcW w:type="dxa" w:w="2880"/>
-          </w:tcPr>
-          <w:p>
-            <w:pPr>
-              <w:jc w:val="right"/>
-              <w:bidi/>
-            </w:pPr>
-            <w:r>
-              <w:t>حكم القاضي الدعيلج بإرجاع القضية رقم 3218883 ـ 25-10-14</w:t>
-            </w:r>
-          </w:p>
-        </w:tc>
-        <w:tc>
-          <w:tcPr>
-            <w:tcW w:type="dxa" w:w="2880"/>
-          </w:tcPr>
-          <w:p>
-            <w:pPr>
-              <w:jc w:val="right"/>
-              <w:bidi/>
-            </w:pPr>
-            <w:r>
-              <w:t>حكم / صك</w:t>
+              <w:t>08/04/1445</w:t>
+            </w:r>
+          </w:p>
+        </w:tc>
+        <w:tc>
+          <w:tcPr>
+            <w:tcW w:type="dxa" w:w="2880"/>
+          </w:tcPr>
+          <w:p>
+            <w:pPr>
+              <w:jc w:val="right"/>
+              <w:bidi/>
+            </w:pPr>
+            <w:r>
+              <w:t>أمر تنفيذ الوالدة عاتقة ضد الشيخ أسامة ـ 40102450124071</w:t>
+            </w:r>
+          </w:p>
+        </w:tc>
+        <w:tc>
+          <w:tcPr>
+            <w:tcW w:type="dxa" w:w="2880"/>
+          </w:tcPr>
+          <w:p>
+            <w:pPr>
+              <w:jc w:val="right"/>
+              <w:bidi/>
+            </w:pPr>
+            <w:r>
+              <w:t>محضر</w:t>
             </w:r>
           </w:p>
         </w:tc>
@@ -1480,35 +1480,35 @@
               <w:bidi/>
             </w:pPr>
             <w:r>
-              <w:t>23/12/1434</w:t>
-            </w:r>
-          </w:p>
-        </w:tc>
-        <w:tc>
-          <w:tcPr>
-            <w:tcW w:type="dxa" w:w="2880"/>
-          </w:tcPr>
-          <w:p>
-            <w:pPr>
-              <w:jc w:val="right"/>
-              <w:bidi/>
-            </w:pPr>
-            <w:r>
-              <w:t>حكم القاضي الدعيلج بإرجاع القضية رقم 3218883 ـ 25-10-14</w:t>
-            </w:r>
-          </w:p>
-        </w:tc>
-        <w:tc>
-          <w:tcPr>
-            <w:tcW w:type="dxa" w:w="2880"/>
-          </w:tcPr>
-          <w:p>
-            <w:pPr>
-              <w:jc w:val="right"/>
-              <w:bidi/>
-            </w:pPr>
-            <w:r>
-              <w:t>حكم / صك</w:t>
+              <w:t>16/03/1445</w:t>
+            </w:r>
+          </w:p>
+        </w:tc>
+        <w:tc>
+          <w:tcPr>
+            <w:tcW w:type="dxa" w:w="2880"/>
+          </w:tcPr>
+          <w:p>
+            <w:pPr>
+              <w:jc w:val="right"/>
+              <w:bidi/>
+            </w:pPr>
+            <w:r>
+              <w:t>أمر تنفيذ عدنان زيني ضد الشيخ أسامة ـ 401024501215577 ـ</w:t>
+            </w:r>
+          </w:p>
+        </w:tc>
+        <w:tc>
+          <w:tcPr>
+            <w:tcW w:type="dxa" w:w="2880"/>
+          </w:tcPr>
+          <w:p>
+            <w:pPr>
+              <w:jc w:val="right"/>
+              <w:bidi/>
+            </w:pPr>
+            <w:r>
+              <w:t>إخطار مطالبة</w:t>
             </w:r>
           </w:p>
         </w:tc>
@@ -1524,7 +1524,7 @@
               <w:bidi/>
             </w:pPr>
             <w:r>
-              <w:t>22/7/1435</w:t>
+              <w:t>10/02/1438</w:t>
             </w:r>
           </w:p>
         </w:tc>
@@ -1568,7 +1568,7 @@
               <w:bidi/>
             </w:pPr>
             <w:r>
-              <w:t>03/09/1435</w:t>
+              <w:t>04/03/1432</w:t>
             </w:r>
           </w:p>
         </w:tc>
@@ -1612,7 +1612,7 @@
               <w:bidi/>
             </w:pPr>
             <w:r>
-              <w:t>20/9/1431</w:t>
+              <w:t>23/12/1434</w:t>
             </w:r>
           </w:p>
         </w:tc>
@@ -1656,7 +1656,7 @@
               <w:bidi/>
             </w:pPr>
             <w:r>
-              <w:t>4/3/1432</w:t>
+              <w:t>22/7/1435</w:t>
             </w:r>
           </w:p>
         </w:tc>
@@ -1700,7 +1700,7 @@
               <w:bidi/>
             </w:pPr>
             <w:r>
-              <w:t>26/7/1434</w:t>
+              <w:t>03/09/1435</w:t>
             </w:r>
           </w:p>
         </w:tc>
@@ -1744,7 +1744,7 @@
               <w:bidi/>
             </w:pPr>
             <w:r>
-              <w:t>26/07/1434</w:t>
+              <w:t>20/9/1431</w:t>
             </w:r>
           </w:p>
         </w:tc>
@@ -1788,7 +1788,7 @@
               <w:bidi/>
             </w:pPr>
             <w:r>
-              <w:t>02/02/1438</w:t>
+              <w:t>4/3/1432</w:t>
             </w:r>
           </w:p>
         </w:tc>
@@ -1832,7 +1832,7 @@
               <w:bidi/>
             </w:pPr>
             <w:r>
-              <w:t>25/10/1438</w:t>
+              <w:t>26/7/1434</w:t>
             </w:r>
           </w:p>
         </w:tc>
@@ -3040,7 +3040,7 @@
         <w:bidi/>
       </w:pPr>
       <w:r>
-        <w:t>3) المبالغ المركزية — 79</w:t>
+        <w:t>3) المبالغ المركزية — 85</w:t>
       </w:r>
     </w:p>
     <w:tbl>
@@ -3154,7 +3154,7 @@
               <w:bidi/>
             </w:pPr>
             <w:r>
-              <w:t>36,816,064,891</w:t>
+              <w:t>71,218,857,178</w:t>
             </w:r>
           </w:p>
         </w:tc>
@@ -3198,7 +3198,7 @@
               <w:bidi/>
             </w:pPr>
             <w:r>
-              <w:t>3,700,000,000</w:t>
+              <w:t>50,484,843,715</w:t>
             </w:r>
           </w:p>
         </w:tc>
@@ -3242,7 +3242,7 @@
               <w:bidi/>
             </w:pPr>
             <w:r>
-              <w:t>3,681,664,891</w:t>
+              <w:t>36,816,064,891</w:t>
             </w:r>
           </w:p>
         </w:tc>
@@ -3286,7 +3286,7 @@
               <w:bidi/>
             </w:pPr>
             <w:r>
-              <w:t>3,048,489,219</w:t>
+              <w:t>8,849,447,678</w:t>
             </w:r>
           </w:p>
         </w:tc>
@@ -3330,7 +3330,7 @@
               <w:bidi/>
             </w:pPr>
             <w:r>
-              <w:t>1,840,832,446</w:t>
+              <w:t>3,700,000,000</w:t>
             </w:r>
           </w:p>
         </w:tc>
@@ -3374,35 +3374,35 @@
               <w:bidi/>
             </w:pPr>
             <w:r>
-              <w:t>1,769,886,051</w:t>
-            </w:r>
-          </w:p>
-        </w:tc>
-        <w:tc>
-          <w:tcPr>
-            <w:tcW w:type="dxa" w:w="2880"/>
-          </w:tcPr>
-          <w:p>
-            <w:pPr>
-              <w:jc w:val="right"/>
-              <w:bidi/>
-            </w:pPr>
-            <w:r>
-              <w:t>2</w:t>
-            </w:r>
-          </w:p>
-        </w:tc>
-        <w:tc>
-          <w:tcPr>
-            <w:tcW w:type="dxa" w:w="2880"/>
-          </w:tcPr>
-          <w:p>
-            <w:pPr>
-              <w:jc w:val="right"/>
-              <w:bidi/>
-            </w:pPr>
-            <w:r>
-              <w:t>2</w:t>
+              <w:t>3,681,664,891</w:t>
+            </w:r>
+          </w:p>
+        </w:tc>
+        <w:tc>
+          <w:tcPr>
+            <w:tcW w:type="dxa" w:w="2880"/>
+          </w:tcPr>
+          <w:p>
+            <w:pPr>
+              <w:jc w:val="right"/>
+              <w:bidi/>
+            </w:pPr>
+            <w:r>
+              <w:t>1</w:t>
+            </w:r>
+          </w:p>
+        </w:tc>
+        <w:tc>
+          <w:tcPr>
+            <w:tcW w:type="dxa" w:w="2880"/>
+          </w:tcPr>
+          <w:p>
+            <w:pPr>
+              <w:jc w:val="right"/>
+              <w:bidi/>
+            </w:pPr>
+            <w:r>
+              <w:t>1</w:t>
             </w:r>
           </w:p>
         </w:tc>
@@ -3418,7 +3418,7 @@
               <w:bidi/>
             </w:pPr>
             <w:r>
-              <w:t>1,524,244,610</w:t>
+              <w:t>3,048,489,219</w:t>
             </w:r>
           </w:p>
         </w:tc>
@@ -3462,7 +3462,7 @@
               <w:bidi/>
             </w:pPr>
             <w:r>
-              <w:t>884,943,025</w:t>
+              <w:t>1,840,832,446</w:t>
             </w:r>
           </w:p>
         </w:tc>
@@ -3506,35 +3506,35 @@
               <w:bidi/>
             </w:pPr>
             <w:r>
-              <w:t>478,757,110</w:t>
-            </w:r>
-          </w:p>
-        </w:tc>
-        <w:tc>
-          <w:tcPr>
-            <w:tcW w:type="dxa" w:w="2880"/>
-          </w:tcPr>
-          <w:p>
-            <w:pPr>
-              <w:jc w:val="right"/>
-              <w:bidi/>
-            </w:pPr>
-            <w:r>
-              <w:t>1</w:t>
-            </w:r>
-          </w:p>
-        </w:tc>
-        <w:tc>
-          <w:tcPr>
-            <w:tcW w:type="dxa" w:w="2880"/>
-          </w:tcPr>
-          <w:p>
-            <w:pPr>
-              <w:jc w:val="right"/>
-              <w:bidi/>
-            </w:pPr>
-            <w:r>
-              <w:t>1</w:t>
+              <w:t>1,769,886,051</w:t>
+            </w:r>
+          </w:p>
+        </w:tc>
+        <w:tc>
+          <w:tcPr>
+            <w:tcW w:type="dxa" w:w="2880"/>
+          </w:tcPr>
+          <w:p>
+            <w:pPr>
+              <w:jc w:val="right"/>
+              <w:bidi/>
+            </w:pPr>
+            <w:r>
+              <w:t>2</w:t>
+            </w:r>
+          </w:p>
+        </w:tc>
+        <w:tc>
+          <w:tcPr>
+            <w:tcW w:type="dxa" w:w="2880"/>
+          </w:tcPr>
+          <w:p>
+            <w:pPr>
+              <w:jc w:val="right"/>
+              <w:bidi/>
+            </w:pPr>
+            <w:r>
+              <w:t>2</w:t>
             </w:r>
           </w:p>
         </w:tc>
@@ -3550,7 +3550,7 @@
               <w:bidi/>
             </w:pPr>
             <w:r>
-              <w:t>372,426,828</w:t>
+              <w:t>1,524,244,610</w:t>
             </w:r>
           </w:p>
         </w:tc>
@@ -3594,7 +3594,7 @@
               <w:bidi/>
             </w:pPr>
             <w:r>
-              <w:t>370,000,000</w:t>
+              <w:t>884,943,025</w:t>
             </w:r>
           </w:p>
         </w:tc>
@@ -3638,35 +3638,35 @@
               <w:bidi/>
             </w:pPr>
             <w:r>
-              <w:t>368,757,931</w:t>
-            </w:r>
-          </w:p>
-        </w:tc>
-        <w:tc>
-          <w:tcPr>
-            <w:tcW w:type="dxa" w:w="2880"/>
-          </w:tcPr>
-          <w:p>
-            <w:pPr>
-              <w:jc w:val="right"/>
-              <w:bidi/>
-            </w:pPr>
-            <w:r>
-              <w:t>15</w:t>
-            </w:r>
-          </w:p>
-        </w:tc>
-        <w:tc>
-          <w:tcPr>
-            <w:tcW w:type="dxa" w:w="2880"/>
-          </w:tcPr>
-          <w:p>
-            <w:pPr>
-              <w:jc w:val="right"/>
-              <w:bidi/>
-            </w:pPr>
-            <w:r>
-              <w:t>15</w:t>
+              <w:t>478,757,110</w:t>
+            </w:r>
+          </w:p>
+        </w:tc>
+        <w:tc>
+          <w:tcPr>
+            <w:tcW w:type="dxa" w:w="2880"/>
+          </w:tcPr>
+          <w:p>
+            <w:pPr>
+              <w:jc w:val="right"/>
+              <w:bidi/>
+            </w:pPr>
+            <w:r>
+              <w:t>1</w:t>
+            </w:r>
+          </w:p>
+        </w:tc>
+        <w:tc>
+          <w:tcPr>
+            <w:tcW w:type="dxa" w:w="2880"/>
+          </w:tcPr>
+          <w:p>
+            <w:pPr>
+              <w:jc w:val="right"/>
+              <w:bidi/>
+            </w:pPr>
+            <w:r>
+              <w:t>1</w:t>
             </w:r>
           </w:p>
         </w:tc>
@@ -3682,7 +3682,7 @@
               <w:bidi/>
             </w:pPr>
             <w:r>
-              <w:t>368,000,000</w:t>
+              <w:t>372,426,828</w:t>
             </w:r>
           </w:p>
         </w:tc>
@@ -3726,35 +3726,35 @@
               <w:bidi/>
             </w:pPr>
             <w:r>
-              <w:t>367,757,931</w:t>
-            </w:r>
-          </w:p>
-        </w:tc>
-        <w:tc>
-          <w:tcPr>
-            <w:tcW w:type="dxa" w:w="2880"/>
-          </w:tcPr>
-          <w:p>
-            <w:pPr>
-              <w:jc w:val="right"/>
-              <w:bidi/>
-            </w:pPr>
-            <w:r>
-              <w:t>2</w:t>
-            </w:r>
-          </w:p>
-        </w:tc>
-        <w:tc>
-          <w:tcPr>
-            <w:tcW w:type="dxa" w:w="2880"/>
-          </w:tcPr>
-          <w:p>
-            <w:pPr>
-              <w:jc w:val="right"/>
-              <w:bidi/>
-            </w:pPr>
-            <w:r>
-              <w:t>2</w:t>
+              <w:t>370,000,000</w:t>
+            </w:r>
+          </w:p>
+        </w:tc>
+        <w:tc>
+          <w:tcPr>
+            <w:tcW w:type="dxa" w:w="2880"/>
+          </w:tcPr>
+          <w:p>
+            <w:pPr>
+              <w:jc w:val="right"/>
+              <w:bidi/>
+            </w:pPr>
+            <w:r>
+              <w:t>1</w:t>
+            </w:r>
+          </w:p>
+        </w:tc>
+        <w:tc>
+          <w:tcPr>
+            <w:tcW w:type="dxa" w:w="2880"/>
+          </w:tcPr>
+          <w:p>
+            <w:pPr>
+              <w:jc w:val="right"/>
+              <w:bidi/>
+            </w:pPr>
+            <w:r>
+              <w:t>1</w:t>
             </w:r>
           </w:p>
         </w:tc>
@@ -3770,35 +3770,35 @@
               <w:bidi/>
             </w:pPr>
             <w:r>
-              <w:t>335,184,145</w:t>
-            </w:r>
-          </w:p>
-        </w:tc>
-        <w:tc>
-          <w:tcPr>
-            <w:tcW w:type="dxa" w:w="2880"/>
-          </w:tcPr>
-          <w:p>
-            <w:pPr>
-              <w:jc w:val="right"/>
-              <w:bidi/>
-            </w:pPr>
-            <w:r>
-              <w:t>1</w:t>
-            </w:r>
-          </w:p>
-        </w:tc>
-        <w:tc>
-          <w:tcPr>
-            <w:tcW w:type="dxa" w:w="2880"/>
-          </w:tcPr>
-          <w:p>
-            <w:pPr>
-              <w:jc w:val="right"/>
-              <w:bidi/>
-            </w:pPr>
-            <w:r>
-              <w:t>1</w:t>
+              <w:t>368,757,931</w:t>
+            </w:r>
+          </w:p>
+        </w:tc>
+        <w:tc>
+          <w:tcPr>
+            <w:tcW w:type="dxa" w:w="2880"/>
+          </w:tcPr>
+          <w:p>
+            <w:pPr>
+              <w:jc w:val="right"/>
+              <w:bidi/>
+            </w:pPr>
+            <w:r>
+              <w:t>15</w:t>
+            </w:r>
+          </w:p>
+        </w:tc>
+        <w:tc>
+          <w:tcPr>
+            <w:tcW w:type="dxa" w:w="2880"/>
+          </w:tcPr>
+          <w:p>
+            <w:pPr>
+              <w:jc w:val="right"/>
+              <w:bidi/>
+            </w:pPr>
+            <w:r>
+              <w:t>15</w:t>
             </w:r>
           </w:p>
         </w:tc>
@@ -3814,35 +3814,35 @@
               <w:bidi/>
             </w:pPr>
             <w:r>
-              <w:t>331,882,138</w:t>
-            </w:r>
-          </w:p>
-        </w:tc>
-        <w:tc>
-          <w:tcPr>
-            <w:tcW w:type="dxa" w:w="2880"/>
-          </w:tcPr>
-          <w:p>
-            <w:pPr>
-              <w:jc w:val="right"/>
-              <w:bidi/>
-            </w:pPr>
-            <w:r>
-              <w:t>4</w:t>
-            </w:r>
-          </w:p>
-        </w:tc>
-        <w:tc>
-          <w:tcPr>
-            <w:tcW w:type="dxa" w:w="2880"/>
-          </w:tcPr>
-          <w:p>
-            <w:pPr>
-              <w:jc w:val="right"/>
-              <w:bidi/>
-            </w:pPr>
-            <w:r>
-              <w:t>4</w:t>
+              <w:t>368,000,000</w:t>
+            </w:r>
+          </w:p>
+        </w:tc>
+        <w:tc>
+          <w:tcPr>
+            <w:tcW w:type="dxa" w:w="2880"/>
+          </w:tcPr>
+          <w:p>
+            <w:pPr>
+              <w:jc w:val="right"/>
+              <w:bidi/>
+            </w:pPr>
+            <w:r>
+              <w:t>2</w:t>
+            </w:r>
+          </w:p>
+        </w:tc>
+        <w:tc>
+          <w:tcPr>
+            <w:tcW w:type="dxa" w:w="2880"/>
+          </w:tcPr>
+          <w:p>
+            <w:pPr>
+              <w:jc w:val="right"/>
+              <w:bidi/>
+            </w:pPr>
+            <w:r>
+              <w:t>2</w:t>
             </w:r>
           </w:p>
         </w:tc>
@@ -3858,35 +3858,35 @@
               <w:bidi/>
             </w:pPr>
             <w:r>
-              <w:t>250,000,000</w:t>
-            </w:r>
-          </w:p>
-        </w:tc>
-        <w:tc>
-          <w:tcPr>
-            <w:tcW w:type="dxa" w:w="2880"/>
-          </w:tcPr>
-          <w:p>
-            <w:pPr>
-              <w:jc w:val="right"/>
-              <w:bidi/>
-            </w:pPr>
-            <w:r>
-              <w:t>1</w:t>
-            </w:r>
-          </w:p>
-        </w:tc>
-        <w:tc>
-          <w:tcPr>
-            <w:tcW w:type="dxa" w:w="2880"/>
-          </w:tcPr>
-          <w:p>
-            <w:pPr>
-              <w:jc w:val="right"/>
-              <w:bidi/>
-            </w:pPr>
-            <w:r>
-              <w:t>1</w:t>
+              <w:t>367,757,931</w:t>
+            </w:r>
+          </w:p>
+        </w:tc>
+        <w:tc>
+          <w:tcPr>
+            <w:tcW w:type="dxa" w:w="2880"/>
+          </w:tcPr>
+          <w:p>
+            <w:pPr>
+              <w:jc w:val="right"/>
+              <w:bidi/>
+            </w:pPr>
+            <w:r>
+              <w:t>2</w:t>
+            </w:r>
+          </w:p>
+        </w:tc>
+        <w:tc>
+          <w:tcPr>
+            <w:tcW w:type="dxa" w:w="2880"/>
+          </w:tcPr>
+          <w:p>
+            <w:pPr>
+              <w:jc w:val="right"/>
+              <w:bidi/>
+            </w:pPr>
+            <w:r>
+              <w:t>2</w:t>
             </w:r>
           </w:p>
         </w:tc>
@@ -3902,35 +3902,35 @@
               <w:bidi/>
             </w:pPr>
             <w:r>
-              <w:t>217,250,000</w:t>
-            </w:r>
-          </w:p>
-        </w:tc>
-        <w:tc>
-          <w:tcPr>
-            <w:tcW w:type="dxa" w:w="2880"/>
-          </w:tcPr>
-          <w:p>
-            <w:pPr>
-              <w:jc w:val="right"/>
-              <w:bidi/>
-            </w:pPr>
-            <w:r>
-              <w:t>1</w:t>
-            </w:r>
-          </w:p>
-        </w:tc>
-        <w:tc>
-          <w:tcPr>
-            <w:tcW w:type="dxa" w:w="2880"/>
-          </w:tcPr>
-          <w:p>
-            <w:pPr>
-              <w:jc w:val="right"/>
-              <w:bidi/>
-            </w:pPr>
-            <w:r>
-              <w:t>1</w:t>
+              <w:t>331,882,138</w:t>
+            </w:r>
+          </w:p>
+        </w:tc>
+        <w:tc>
+          <w:tcPr>
+            <w:tcW w:type="dxa" w:w="2880"/>
+          </w:tcPr>
+          <w:p>
+            <w:pPr>
+              <w:jc w:val="right"/>
+              <w:bidi/>
+            </w:pPr>
+            <w:r>
+              <w:t>4</w:t>
+            </w:r>
+          </w:p>
+        </w:tc>
+        <w:tc>
+          <w:tcPr>
+            <w:tcW w:type="dxa" w:w="2880"/>
+          </w:tcPr>
+          <w:p>
+            <w:pPr>
+              <w:jc w:val="right"/>
+              <w:bidi/>
+            </w:pPr>
+            <w:r>
+              <w:t>4</w:t>
             </w:r>
           </w:p>
         </w:tc>
@@ -3946,7 +3946,7 @@
               <w:bidi/>
             </w:pPr>
             <w:r>
-              <w:t>172,613,467</w:t>
+              <w:t>250,000,000</w:t>
             </w:r>
           </w:p>
         </w:tc>
@@ -3990,7 +3990,7 @@
               <w:bidi/>
             </w:pPr>
             <w:r>
-              <w:t>172,613,466</w:t>
+              <w:t>217,250,000</w:t>
             </w:r>
           </w:p>
         </w:tc>
@@ -4034,7 +4034,7 @@
               <w:bidi/>
             </w:pPr>
             <w:r>
-              <w:t>140,000,000</w:t>
+              <w:t>184,887,445</w:t>
             </w:r>
           </w:p>
         </w:tc>
@@ -4078,35 +4078,35 @@
               <w:bidi/>
             </w:pPr>
             <w:r>
-              <w:t>137,631,929</w:t>
-            </w:r>
-          </w:p>
-        </w:tc>
-        <w:tc>
-          <w:tcPr>
-            <w:tcW w:type="dxa" w:w="2880"/>
-          </w:tcPr>
-          <w:p>
-            <w:pPr>
-              <w:jc w:val="right"/>
-              <w:bidi/>
-            </w:pPr>
-            <w:r>
-              <w:t>10</w:t>
-            </w:r>
-          </w:p>
-        </w:tc>
-        <w:tc>
-          <w:tcPr>
-            <w:tcW w:type="dxa" w:w="2880"/>
-          </w:tcPr>
-          <w:p>
-            <w:pPr>
-              <w:jc w:val="right"/>
-              <w:bidi/>
-            </w:pPr>
-            <w:r>
-              <w:t>10</w:t>
+              <w:t>172,613,467</w:t>
+            </w:r>
+          </w:p>
+        </w:tc>
+        <w:tc>
+          <w:tcPr>
+            <w:tcW w:type="dxa" w:w="2880"/>
+          </w:tcPr>
+          <w:p>
+            <w:pPr>
+              <w:jc w:val="right"/>
+              <w:bidi/>
+            </w:pPr>
+            <w:r>
+              <w:t>1</w:t>
+            </w:r>
+          </w:p>
+        </w:tc>
+        <w:tc>
+          <w:tcPr>
+            <w:tcW w:type="dxa" w:w="2880"/>
+          </w:tcPr>
+          <w:p>
+            <w:pPr>
+              <w:jc w:val="right"/>
+              <w:bidi/>
+            </w:pPr>
+            <w:r>
+              <w:t>1</w:t>
             </w:r>
           </w:p>
         </w:tc>
@@ -4122,35 +4122,35 @@
               <w:bidi/>
             </w:pPr>
             <w:r>
-              <w:t>120,000,000</w:t>
-            </w:r>
-          </w:p>
-        </w:tc>
-        <w:tc>
-          <w:tcPr>
-            <w:tcW w:type="dxa" w:w="2880"/>
-          </w:tcPr>
-          <w:p>
-            <w:pPr>
-              <w:jc w:val="right"/>
-              <w:bidi/>
-            </w:pPr>
-            <w:r>
-              <w:t>8</w:t>
-            </w:r>
-          </w:p>
-        </w:tc>
-        <w:tc>
-          <w:tcPr>
-            <w:tcW w:type="dxa" w:w="2880"/>
-          </w:tcPr>
-          <w:p>
-            <w:pPr>
-              <w:jc w:val="right"/>
-              <w:bidi/>
-            </w:pPr>
-            <w:r>
-              <w:t>8</w:t>
+              <w:t>172,613,466</w:t>
+            </w:r>
+          </w:p>
+        </w:tc>
+        <w:tc>
+          <w:tcPr>
+            <w:tcW w:type="dxa" w:w="2880"/>
+          </w:tcPr>
+          <w:p>
+            <w:pPr>
+              <w:jc w:val="right"/>
+              <w:bidi/>
+            </w:pPr>
+            <w:r>
+              <w:t>1</w:t>
+            </w:r>
+          </w:p>
+        </w:tc>
+        <w:tc>
+          <w:tcPr>
+            <w:tcW w:type="dxa" w:w="2880"/>
+          </w:tcPr>
+          <w:p>
+            <w:pPr>
+              <w:jc w:val="right"/>
+              <w:bidi/>
+            </w:pPr>
+            <w:r>
+              <w:t>1</w:t>
             </w:r>
           </w:p>
         </w:tc>
@@ -4166,35 +4166,35 @@
               <w:bidi/>
             </w:pPr>
             <w:r>
-              <w:t>110,672,379</w:t>
-            </w:r>
-          </w:p>
-        </w:tc>
-        <w:tc>
-          <w:tcPr>
-            <w:tcW w:type="dxa" w:w="2880"/>
-          </w:tcPr>
-          <w:p>
-            <w:pPr>
-              <w:jc w:val="right"/>
-              <w:bidi/>
-            </w:pPr>
-            <w:r>
-              <w:t>3</w:t>
-            </w:r>
-          </w:p>
-        </w:tc>
-        <w:tc>
-          <w:tcPr>
-            <w:tcW w:type="dxa" w:w="2880"/>
-          </w:tcPr>
-          <w:p>
-            <w:pPr>
-              <w:jc w:val="right"/>
-              <w:bidi/>
-            </w:pPr>
-            <w:r>
-              <w:t>3</w:t>
+              <w:t>140,000,000</w:t>
+            </w:r>
+          </w:p>
+        </w:tc>
+        <w:tc>
+          <w:tcPr>
+            <w:tcW w:type="dxa" w:w="2880"/>
+          </w:tcPr>
+          <w:p>
+            <w:pPr>
+              <w:jc w:val="right"/>
+              <w:bidi/>
+            </w:pPr>
+            <w:r>
+              <w:t>1</w:t>
+            </w:r>
+          </w:p>
+        </w:tc>
+        <w:tc>
+          <w:tcPr>
+            <w:tcW w:type="dxa" w:w="2880"/>
+          </w:tcPr>
+          <w:p>
+            <w:pPr>
+              <w:jc w:val="right"/>
+              <w:bidi/>
+            </w:pPr>
+            <w:r>
+              <w:t>1</w:t>
             </w:r>
           </w:p>
         </w:tc>
@@ -4614,7 +4614,7 @@
               <w:bidi/>
             </w:pPr>
             <w:r>
-              <w:t>نظام المرافعات</w:t>
+              <w:t>نظام المرافعات الشرعية</w:t>
             </w:r>
           </w:p>
         </w:tc>
@@ -4658,21 +4658,21 @@
               <w:bidi/>
             </w:pPr>
             <w:r>
-              <w:t>نظام المرافعات الشرعية</w:t>
-            </w:r>
-          </w:p>
-        </w:tc>
-        <w:tc>
-          <w:tcPr>
-            <w:tcW w:type="dxa" w:w="2880"/>
-          </w:tcPr>
-          <w:p>
-            <w:pPr>
-              <w:jc w:val="right"/>
-              <w:bidi/>
-            </w:pPr>
-            <w:r>
-              <w:t>45</w:t>
+              <w:t>نظام المرافعات</w:t>
+            </w:r>
+          </w:p>
+        </w:tc>
+        <w:tc>
+          <w:tcPr>
+            <w:tcW w:type="dxa" w:w="2880"/>
+          </w:tcPr>
+          <w:p>
+            <w:pPr>
+              <w:jc w:val="right"/>
+              <w:bidi/>
+            </w:pPr>
+            <w:r>
+              <w:t>46</w:t>
             </w:r>
           </w:p>
         </w:tc>
@@ -4716,7 +4716,7 @@
               <w:bidi/>
             </w:pPr>
             <w:r>
-              <w:t>30</w:t>
+              <w:t>31</w:t>
             </w:r>
           </w:p>
         </w:tc>
@@ -4760,7 +4760,7 @@
               <w:bidi/>
             </w:pPr>
             <w:r>
-              <w:t>28</w:t>
+              <w:t>29</w:t>
             </w:r>
           </w:p>
         </w:tc>
@@ -4804,7 +4804,7 @@
               <w:bidi/>
             </w:pPr>
             <w:r>
-              <w:t>28</w:t>
+              <w:t>29</w:t>
             </w:r>
           </w:p>
         </w:tc>
@@ -4848,7 +4848,7 @@
               <w:bidi/>
             </w:pPr>
             <w:r>
-              <w:t>21</w:t>
+              <w:t>22</w:t>
             </w:r>
           </w:p>
         </w:tc>
@@ -5318,7 +5318,7 @@
               <w:bidi/>
             </w:pPr>
             <w:r>
-              <w:t>76</w:t>
+              <w:t>17</w:t>
             </w:r>
           </w:p>
         </w:tc>
@@ -5348,21 +5348,21 @@
               <w:bidi/>
             </w:pPr>
             <w:r>
-              <w:t>مادة</w:t>
-            </w:r>
-          </w:p>
-        </w:tc>
-        <w:tc>
-          <w:tcPr>
-            <w:tcW w:type="dxa" w:w="2880"/>
-          </w:tcPr>
-          <w:p>
-            <w:pPr>
-              <w:jc w:val="right"/>
-              <w:bidi/>
-            </w:pPr>
-            <w:r>
-              <w:t>3</w:t>
+              <w:t>نظام</w:t>
+            </w:r>
+          </w:p>
+        </w:tc>
+        <w:tc>
+          <w:tcPr>
+            <w:tcW w:type="dxa" w:w="2880"/>
+          </w:tcPr>
+          <w:p>
+            <w:pPr>
+              <w:jc w:val="right"/>
+              <w:bidi/>
+            </w:pPr>
+            <w:r>
+              <w:t>نظام الشركات</w:t>
             </w:r>
           </w:p>
         </w:tc>
@@ -5392,35 +5392,35 @@
               <w:bidi/>
             </w:pPr>
             <w:r>
-              <w:t>نظام</w:t>
-            </w:r>
-          </w:p>
-        </w:tc>
-        <w:tc>
-          <w:tcPr>
-            <w:tcW w:type="dxa" w:w="2880"/>
-          </w:tcPr>
-          <w:p>
-            <w:pPr>
-              <w:jc w:val="right"/>
-              <w:bidi/>
-            </w:pPr>
-            <w:r>
-              <w:t>نظام الشركات</w:t>
-            </w:r>
-          </w:p>
-        </w:tc>
-        <w:tc>
-          <w:tcPr>
-            <w:tcW w:type="dxa" w:w="2880"/>
-          </w:tcPr>
-          <w:p>
-            <w:pPr>
-              <w:jc w:val="right"/>
-              <w:bidi/>
-            </w:pPr>
-            <w:r>
-              <w:t>6</w:t>
+              <w:t>مادة</w:t>
+            </w:r>
+          </w:p>
+        </w:tc>
+        <w:tc>
+          <w:tcPr>
+            <w:tcW w:type="dxa" w:w="2880"/>
+          </w:tcPr>
+          <w:p>
+            <w:pPr>
+              <w:jc w:val="right"/>
+              <w:bidi/>
+            </w:pPr>
+            <w:r>
+              <w:t>76</w:t>
+            </w:r>
+          </w:p>
+        </w:tc>
+        <w:tc>
+          <w:tcPr>
+            <w:tcW w:type="dxa" w:w="2880"/>
+          </w:tcPr>
+          <w:p>
+            <w:pPr>
+              <w:jc w:val="right"/>
+              <w:bidi/>
+            </w:pPr>
+            <w:r>
+              <w:t>7</w:t>
             </w:r>
           </w:p>
         </w:tc>
@@ -5450,21 +5450,21 @@
               <w:bidi/>
             </w:pPr>
             <w:r>
-              <w:t>16</w:t>
-            </w:r>
-          </w:p>
-        </w:tc>
-        <w:tc>
-          <w:tcPr>
-            <w:tcW w:type="dxa" w:w="2880"/>
-          </w:tcPr>
-          <w:p>
-            <w:pPr>
-              <w:jc w:val="right"/>
-              <w:bidi/>
-            </w:pPr>
-            <w:r>
-              <w:t>6</w:t>
+              <w:t>3</w:t>
+            </w:r>
+          </w:p>
+        </w:tc>
+        <w:tc>
+          <w:tcPr>
+            <w:tcW w:type="dxa" w:w="2880"/>
+          </w:tcPr>
+          <w:p>
+            <w:pPr>
+              <w:jc w:val="right"/>
+              <w:bidi/>
+            </w:pPr>
+            <w:r>
+              <w:t>7</w:t>
             </w:r>
           </w:p>
         </w:tc>
@@ -5494,7 +5494,7 @@
               <w:bidi/>
             </w:pPr>
             <w:r>
-              <w:t>25</w:t>
+              <w:t>16</w:t>
             </w:r>
           </w:p>
         </w:tc>
@@ -5538,7 +5538,7 @@
               <w:bidi/>
             </w:pPr>
             <w:r>
-              <w:t>17</w:t>
+              <w:t>25</w:t>
             </w:r>
           </w:p>
         </w:tc>

--- a/zaini_case_audit_output/outputs/word/02_الخط_الزمني_وأسباب_النقض.docx
+++ b/zaini_case_audit_output/outputs/word/02_الخط_الزمني_وأسباب_النقض.docx
@@ -46,7 +46,7 @@
         <w:bidi/>
       </w:pPr>
       <w:r>
-        <w:t>1) الخط الزمني (هجري) — 1228 مدخلاً</w:t>
+        <w:t>1) الخط الزمني (هجري) — 1225 مدخلاً</w:t>
       </w:r>
     </w:p>
     <w:tbl>
@@ -1873,7 +1873,7 @@
         <w:bidi/>
       </w:pPr>
       <w:r>
-        <w:t>2) الخط الزمني (ميلادي) — 681 مدخلاً</w:t>
+        <w:t>2) الخط الزمني (ميلادي) — 683 مدخلاً</w:t>
       </w:r>
     </w:p>
     <w:tbl>
@@ -3040,7 +3040,7 @@
         <w:bidi/>
       </w:pPr>
       <w:r>
-        <w:t>3) المبالغ المركزية — 85</w:t>
+        <w:t>3) المبالغ المركزية — 87</w:t>
       </w:r>
     </w:p>
     <w:tbl>
@@ -3652,21 +3652,21 @@
               <w:bidi/>
             </w:pPr>
             <w:r>
-              <w:t>1</w:t>
-            </w:r>
-          </w:p>
-        </w:tc>
-        <w:tc>
-          <w:tcPr>
-            <w:tcW w:type="dxa" w:w="2880"/>
-          </w:tcPr>
-          <w:p>
-            <w:pPr>
-              <w:jc w:val="right"/>
-              <w:bidi/>
-            </w:pPr>
-            <w:r>
-              <w:t>1</w:t>
+              <w:t>2</w:t>
+            </w:r>
+          </w:p>
+        </w:tc>
+        <w:tc>
+          <w:tcPr>
+            <w:tcW w:type="dxa" w:w="2880"/>
+          </w:tcPr>
+          <w:p>
+            <w:pPr>
+              <w:jc w:val="right"/>
+              <w:bidi/>
+            </w:pPr>
+            <w:r>
+              <w:t>2</w:t>
             </w:r>
           </w:p>
         </w:tc>
@@ -4530,7 +4530,7 @@
         <w:bidi/>
       </w:pPr>
       <w:r>
-        <w:t>5) الإحالات النظامية المركزية — 74</w:t>
+        <w:t>5) الإحالات النظامية المركزية — 73</w:t>
       </w:r>
     </w:p>
     <w:tbl>
@@ -4628,7 +4628,7 @@
               <w:bidi/>
             </w:pPr>
             <w:r>
-              <w:t>46</w:t>
+              <w:t>47</w:t>
             </w:r>
           </w:p>
         </w:tc>
@@ -4672,7 +4672,7 @@
               <w:bidi/>
             </w:pPr>
             <w:r>
-              <w:t>46</w:t>
+              <w:t>47</w:t>
             </w:r>
           </w:p>
         </w:tc>
@@ -4716,7 +4716,7 @@
               <w:bidi/>
             </w:pPr>
             <w:r>
-              <w:t>31</w:t>
+              <w:t>33</w:t>
             </w:r>
           </w:p>
         </w:tc>
@@ -4848,7 +4848,7 @@
               <w:bidi/>
             </w:pPr>
             <w:r>
-              <w:t>22</w:t>
+              <w:t>23</w:t>
             </w:r>
           </w:p>
         </w:tc>
@@ -4892,7 +4892,7 @@
               <w:bidi/>
             </w:pPr>
             <w:r>
-              <w:t>20</w:t>
+              <w:t>21</w:t>
             </w:r>
           </w:p>
         </w:tc>
@@ -4980,7 +4980,7 @@
               <w:bidi/>
             </w:pPr>
             <w:r>
-              <w:t>17</w:t>
+              <w:t>18</w:t>
             </w:r>
           </w:p>
         </w:tc>
@@ -5024,7 +5024,7 @@
               <w:bidi/>
             </w:pPr>
             <w:r>
-              <w:t>12</w:t>
+              <w:t>13</w:t>
             </w:r>
           </w:p>
         </w:tc>
@@ -5142,7 +5142,7 @@
               <w:bidi/>
             </w:pPr>
             <w:r>
-              <w:t>58</w:t>
+              <w:t>78</w:t>
             </w:r>
           </w:p>
         </w:tc>
@@ -5186,21 +5186,21 @@
               <w:bidi/>
             </w:pPr>
             <w:r>
-              <w:t>78</w:t>
-            </w:r>
-          </w:p>
-        </w:tc>
-        <w:tc>
-          <w:tcPr>
-            <w:tcW w:type="dxa" w:w="2880"/>
-          </w:tcPr>
-          <w:p>
-            <w:pPr>
-              <w:jc w:val="right"/>
-              <w:bidi/>
-            </w:pPr>
-            <w:r>
-              <w:t>9</w:t>
+              <w:t>58</w:t>
+            </w:r>
+          </w:p>
+        </w:tc>
+        <w:tc>
+          <w:tcPr>
+            <w:tcW w:type="dxa" w:w="2880"/>
+          </w:tcPr>
+          <w:p>
+            <w:pPr>
+              <w:jc w:val="right"/>
+              <w:bidi/>
+            </w:pPr>
+            <w:r>
+              <w:t>10</w:t>
             </w:r>
           </w:p>
         </w:tc>
@@ -5846,21 +5846,21 @@
               <w:bidi/>
             </w:pPr>
             <w:r>
-              <w:t>8</w:t>
-            </w:r>
-          </w:p>
-        </w:tc>
-        <w:tc>
-          <w:tcPr>
-            <w:tcW w:type="dxa" w:w="2880"/>
-          </w:tcPr>
-          <w:p>
-            <w:pPr>
-              <w:jc w:val="right"/>
-              <w:bidi/>
-            </w:pPr>
-            <w:r>
-              <w:t>3</w:t>
+              <w:t>69</w:t>
+            </w:r>
+          </w:p>
+        </w:tc>
+        <w:tc>
+          <w:tcPr>
+            <w:tcW w:type="dxa" w:w="2880"/>
+          </w:tcPr>
+          <w:p>
+            <w:pPr>
+              <w:jc w:val="right"/>
+              <w:bidi/>
+            </w:pPr>
+            <w:r>
+              <w:t>4</w:t>
             </w:r>
           </w:p>
         </w:tc>
@@ -5890,7 +5890,7 @@
               <w:bidi/>
             </w:pPr>
             <w:r>
-              <w:t>40</w:t>
+              <w:t>8</w:t>
             </w:r>
           </w:p>
         </w:tc>

--- a/zaini_case_audit_output/outputs/word/02_الخط_الزمني_وأسباب_النقض.docx
+++ b/zaini_case_audit_output/outputs/word/02_الخط_الزمني_وأسباب_النقض.docx
@@ -5406,7 +5406,7 @@
               <w:bidi/>
             </w:pPr>
             <w:r>
-              <w:t>76</w:t>
+              <w:t>16</w:t>
             </w:r>
           </w:p>
         </w:tc>
@@ -5450,7 +5450,7 @@
               <w:bidi/>
             </w:pPr>
             <w:r>
-              <w:t>3</w:t>
+              <w:t>76</w:t>
             </w:r>
           </w:p>
         </w:tc>
@@ -5494,21 +5494,21 @@
               <w:bidi/>
             </w:pPr>
             <w:r>
-              <w:t>16</w:t>
-            </w:r>
-          </w:p>
-        </w:tc>
-        <w:tc>
-          <w:tcPr>
-            <w:tcW w:type="dxa" w:w="2880"/>
-          </w:tcPr>
-          <w:p>
-            <w:pPr>
-              <w:jc w:val="right"/>
-              <w:bidi/>
-            </w:pPr>
-            <w:r>
-              <w:t>6</w:t>
+              <w:t>3</w:t>
+            </w:r>
+          </w:p>
+        </w:tc>
+        <w:tc>
+          <w:tcPr>
+            <w:tcW w:type="dxa" w:w="2880"/>
+          </w:tcPr>
+          <w:p>
+            <w:pPr>
+              <w:jc w:val="right"/>
+              <w:bidi/>
+            </w:pPr>
+            <w:r>
+              <w:t>7</w:t>
             </w:r>
           </w:p>
         </w:tc>

--- a/zaini_case_audit_output/outputs/word/02_الخط_الزمني_وأسباب_النقض.docx
+++ b/zaini_case_audit_output/outputs/word/02_الخط_الزمني_وأسباب_النقض.docx
@@ -46,7 +46,7 @@
         <w:bidi/>
       </w:pPr>
       <w:r>
-        <w:t>1) الخط الزمني (هجري) — 1225 مدخلاً</w:t>
+        <w:t>1) الخط الزمني (هجري) — 1372 مدخلاً</w:t>
       </w:r>
     </w:p>
     <w:tbl>
@@ -820,7 +820,7 @@
               <w:bidi/>
             </w:pPr>
             <w:r>
-              <w:t>16 / 10 / 1431</w:t>
+              <w:t>02 / 12 / 1432</w:t>
             </w:r>
           </w:p>
         </w:tc>
@@ -864,35 +864,35 @@
               <w:bidi/>
             </w:pPr>
             <w:r>
-              <w:t>10 / 02 / 1434</w:t>
-            </w:r>
-          </w:p>
-        </w:tc>
-        <w:tc>
-          <w:tcPr>
-            <w:tcW w:type="dxa" w:w="2880"/>
-          </w:tcPr>
-          <w:p>
-            <w:pPr>
-              <w:jc w:val="right"/>
-              <w:bidi/>
-            </w:pPr>
-            <w:r>
-              <w:t>ملف دراسة دفع بعدم صفة المدعي/ عدنان في الدعوى لكون الم</w:t>
-            </w:r>
-          </w:p>
-        </w:tc>
-        <w:tc>
-          <w:tcPr>
-            <w:tcW w:type="dxa" w:w="2880"/>
-          </w:tcPr>
-          <w:p>
-            <w:pPr>
-              <w:jc w:val="right"/>
-              <w:bidi/>
-            </w:pPr>
-            <w:r>
-              <w:t>عقد / اتفاقية</w:t>
+              <w:t>24/04/1446</w:t>
+            </w:r>
+          </w:p>
+        </w:tc>
+        <w:tc>
+          <w:tcPr>
+            <w:tcW w:type="dxa" w:w="2880"/>
+          </w:tcPr>
+          <w:p>
+            <w:pPr>
+              <w:jc w:val="right"/>
+              <w:bidi/>
+            </w:pPr>
+            <w:r>
+              <w:t>التماس الشيخ أسامه زيني ـ القضية 42824717 ـ من المستشار</w:t>
+            </w:r>
+          </w:p>
+        </w:tc>
+        <w:tc>
+          <w:tcPr>
+            <w:tcW w:type="dxa" w:w="2880"/>
+          </w:tcPr>
+          <w:p>
+            <w:pPr>
+              <w:jc w:val="right"/>
+              <w:bidi/>
+            </w:pPr>
+            <w:r>
+              <w:t>مذكرة قضائية</w:t>
             </w:r>
           </w:p>
         </w:tc>
@@ -908,21 +908,21 @@
               <w:bidi/>
             </w:pPr>
             <w:r>
-              <w:t>02 / 12 / 1432</w:t>
-            </w:r>
-          </w:p>
-        </w:tc>
-        <w:tc>
-          <w:tcPr>
-            <w:tcW w:type="dxa" w:w="2880"/>
-          </w:tcPr>
-          <w:p>
-            <w:pPr>
-              <w:jc w:val="right"/>
-              <w:bidi/>
-            </w:pPr>
-            <w:r>
-              <w:t>ملف دراسة دفع بعدم صفة المدعي/ عدنان في الدعوى لكون الم</w:t>
+              <w:t>01-01-1430</w:t>
+            </w:r>
+          </w:p>
+        </w:tc>
+        <w:tc>
+          <w:tcPr>
+            <w:tcW w:type="dxa" w:w="2880"/>
+          </w:tcPr>
+          <w:p>
+            <w:pPr>
+              <w:jc w:val="right"/>
+              <w:bidi/>
+            </w:pPr>
+            <w:r>
+              <w:t>مرفقات المدعي عدنان زيني في الدعوى رقم 42824717.pdf</w:t>
             </w:r>
           </w:p>
         </w:tc>
@@ -952,35 +952,35 @@
               <w:bidi/>
             </w:pPr>
             <w:r>
-              <w:t>24/04/1446</w:t>
-            </w:r>
-          </w:p>
-        </w:tc>
-        <w:tc>
-          <w:tcPr>
-            <w:tcW w:type="dxa" w:w="2880"/>
-          </w:tcPr>
-          <w:p>
-            <w:pPr>
-              <w:jc w:val="right"/>
-              <w:bidi/>
-            </w:pPr>
-            <w:r>
-              <w:t>التماس الشيخ أسامه زيني ـ القضية 42824717 ـ من المستشار</w:t>
-            </w:r>
-          </w:p>
-        </w:tc>
-        <w:tc>
-          <w:tcPr>
-            <w:tcW w:type="dxa" w:w="2880"/>
-          </w:tcPr>
-          <w:p>
-            <w:pPr>
-              <w:jc w:val="right"/>
-              <w:bidi/>
-            </w:pPr>
-            <w:r>
-              <w:t>مذكرة قضائية</w:t>
+              <w:t>29-12-1430</w:t>
+            </w:r>
+          </w:p>
+        </w:tc>
+        <w:tc>
+          <w:tcPr>
+            <w:tcW w:type="dxa" w:w="2880"/>
+          </w:tcPr>
+          <w:p>
+            <w:pPr>
+              <w:jc w:val="right"/>
+              <w:bidi/>
+            </w:pPr>
+            <w:r>
+              <w:t>مرفقات المدعي عدنان زيني في الدعوى رقم 42824717.pdf</w:t>
+            </w:r>
+          </w:p>
+        </w:tc>
+        <w:tc>
+          <w:tcPr>
+            <w:tcW w:type="dxa" w:w="2880"/>
+          </w:tcPr>
+          <w:p>
+            <w:pPr>
+              <w:jc w:val="right"/>
+              <w:bidi/>
+            </w:pPr>
+            <w:r>
+              <w:t>عقد / اتفاقية</w:t>
             </w:r>
           </w:p>
         </w:tc>
@@ -996,7 +996,7 @@
               <w:bidi/>
             </w:pPr>
             <w:r>
-              <w:t>01-01-1430</w:t>
+              <w:t>09/08/1431</w:t>
             </w:r>
           </w:p>
         </w:tc>
@@ -1040,7 +1040,7 @@
               <w:bidi/>
             </w:pPr>
             <w:r>
-              <w:t>29-12-1430</w:t>
+              <w:t>8/15/1431</w:t>
             </w:r>
           </w:p>
         </w:tc>
@@ -1084,7 +1084,7 @@
               <w:bidi/>
             </w:pPr>
             <w:r>
-              <w:t>09/08/1431</w:t>
+              <w:t>9/22/1431</w:t>
             </w:r>
           </w:p>
         </w:tc>
@@ -1128,7 +1128,7 @@
               <w:bidi/>
             </w:pPr>
             <w:r>
-              <w:t>8/15/1431</w:t>
+              <w:t>23/01/1432</w:t>
             </w:r>
           </w:p>
         </w:tc>
@@ -1172,7 +1172,7 @@
               <w:bidi/>
             </w:pPr>
             <w:r>
-              <w:t>9/22/1431</w:t>
+              <w:t>10/19/1431</w:t>
             </w:r>
           </w:p>
         </w:tc>
@@ -1216,35 +1216,35 @@
               <w:bidi/>
             </w:pPr>
             <w:r>
-              <w:t>23/01/1432</w:t>
-            </w:r>
-          </w:p>
-        </w:tc>
-        <w:tc>
-          <w:tcPr>
-            <w:tcW w:type="dxa" w:w="2880"/>
-          </w:tcPr>
-          <w:p>
-            <w:pPr>
-              <w:jc w:val="right"/>
-              <w:bidi/>
-            </w:pPr>
-            <w:r>
-              <w:t>مرفقات المدعي عدنان زيني في الدعوى رقم 42824717.pdf</w:t>
-            </w:r>
-          </w:p>
-        </w:tc>
-        <w:tc>
-          <w:tcPr>
-            <w:tcW w:type="dxa" w:w="2880"/>
-          </w:tcPr>
-          <w:p>
-            <w:pPr>
-              <w:jc w:val="right"/>
-              <w:bidi/>
-            </w:pPr>
-            <w:r>
-              <w:t>عقد / اتفاقية</w:t>
+              <w:t>10-07-1434</w:t>
+            </w:r>
+          </w:p>
+        </w:tc>
+        <w:tc>
+          <w:tcPr>
+            <w:tcW w:type="dxa" w:w="2880"/>
+          </w:tcPr>
+          <w:p>
+            <w:pPr>
+              <w:jc w:val="right"/>
+              <w:bidi/>
+            </w:pPr>
+            <w:r>
+              <w:t>محضر اجتماع تقسيم شركات ابار وزيني و شيكات الامير احمد</w:t>
+            </w:r>
+          </w:p>
+        </w:tc>
+        <w:tc>
+          <w:tcPr>
+            <w:tcW w:type="dxa" w:w="2880"/>
+          </w:tcPr>
+          <w:p>
+            <w:pPr>
+              <w:jc w:val="right"/>
+              <w:bidi/>
+            </w:pPr>
+            <w:r>
+              <w:t>محضر</w:t>
             </w:r>
           </w:p>
         </w:tc>
@@ -1260,21 +1260,21 @@
               <w:bidi/>
             </w:pPr>
             <w:r>
-              <w:t>10/19/1431</w:t>
-            </w:r>
-          </w:p>
-        </w:tc>
-        <w:tc>
-          <w:tcPr>
-            <w:tcW w:type="dxa" w:w="2880"/>
-          </w:tcPr>
-          <w:p>
-            <w:pPr>
-              <w:jc w:val="right"/>
-              <w:bidi/>
-            </w:pPr>
-            <w:r>
-              <w:t>مرفقات المدعي عدنان زيني في الدعوى رقم 42824717.pdf</w:t>
+              <w:t>12/3/ 1429</w:t>
+            </w:r>
+          </w:p>
+        </w:tc>
+        <w:tc>
+          <w:tcPr>
+            <w:tcW w:type="dxa" w:w="2880"/>
+          </w:tcPr>
+          <w:p>
+            <w:pPr>
+              <w:jc w:val="right"/>
+              <w:bidi/>
+            </w:pPr>
+            <w:r>
+              <w:t>ملحق تنازل الشيخ احمد زيني عن كامل حصصه الى الشيخ اسامة</w:t>
             </w:r>
           </w:p>
         </w:tc>
@@ -1304,35 +1304,35 @@
               <w:bidi/>
             </w:pPr>
             <w:r>
-              <w:t>10-07-1434</w:t>
-            </w:r>
-          </w:p>
-        </w:tc>
-        <w:tc>
-          <w:tcPr>
-            <w:tcW w:type="dxa" w:w="2880"/>
-          </w:tcPr>
-          <w:p>
-            <w:pPr>
-              <w:jc w:val="right"/>
-              <w:bidi/>
-            </w:pPr>
-            <w:r>
-              <w:t>محضر اجتماع تقسيم شركات ابار وزيني و شيكات الامير احمد</w:t>
-            </w:r>
-          </w:p>
-        </w:tc>
-        <w:tc>
-          <w:tcPr>
-            <w:tcW w:type="dxa" w:w="2880"/>
-          </w:tcPr>
-          <w:p>
-            <w:pPr>
-              <w:jc w:val="right"/>
-              <w:bidi/>
-            </w:pPr>
-            <w:r>
-              <w:t>محضر</w:t>
+              <w:t>4/4/ 1430</w:t>
+            </w:r>
+          </w:p>
+        </w:tc>
+        <w:tc>
+          <w:tcPr>
+            <w:tcW w:type="dxa" w:w="2880"/>
+          </w:tcPr>
+          <w:p>
+            <w:pPr>
+              <w:jc w:val="right"/>
+              <w:bidi/>
+            </w:pPr>
+            <w:r>
+              <w:t>ملحق تنازل الشيخ احمد زيني عن كامل حصصه الى الشيخ اسامة</w:t>
+            </w:r>
+          </w:p>
+        </w:tc>
+        <w:tc>
+          <w:tcPr>
+            <w:tcW w:type="dxa" w:w="2880"/>
+          </w:tcPr>
+          <w:p>
+            <w:pPr>
+              <w:jc w:val="right"/>
+              <w:bidi/>
+            </w:pPr>
+            <w:r>
+              <w:t>عقد / اتفاقية</w:t>
             </w:r>
           </w:p>
         </w:tc>
@@ -1348,35 +1348,35 @@
               <w:bidi/>
             </w:pPr>
             <w:r>
-              <w:t>12/3/ 1429</w:t>
-            </w:r>
-          </w:p>
-        </w:tc>
-        <w:tc>
-          <w:tcPr>
-            <w:tcW w:type="dxa" w:w="2880"/>
-          </w:tcPr>
-          <w:p>
-            <w:pPr>
-              <w:jc w:val="right"/>
-              <w:bidi/>
-            </w:pPr>
-            <w:r>
-              <w:t>ملحق تنازل الشيخ احمد زيني عن كامل حصصه الى الشيخ اسامة</w:t>
-            </w:r>
-          </w:p>
-        </w:tc>
-        <w:tc>
-          <w:tcPr>
-            <w:tcW w:type="dxa" w:w="2880"/>
-          </w:tcPr>
-          <w:p>
-            <w:pPr>
-              <w:jc w:val="right"/>
-              <w:bidi/>
-            </w:pPr>
-            <w:r>
-              <w:t>عقد / اتفاقية</w:t>
+              <w:t>08/04/1445</w:t>
+            </w:r>
+          </w:p>
+        </w:tc>
+        <w:tc>
+          <w:tcPr>
+            <w:tcW w:type="dxa" w:w="2880"/>
+          </w:tcPr>
+          <w:p>
+            <w:pPr>
+              <w:jc w:val="right"/>
+              <w:bidi/>
+            </w:pPr>
+            <w:r>
+              <w:t>أمر تنفيذ الوالدة عاتقة ضد الشيخ أسامة ـ 40102450124071</w:t>
+            </w:r>
+          </w:p>
+        </w:tc>
+        <w:tc>
+          <w:tcPr>
+            <w:tcW w:type="dxa" w:w="2880"/>
+          </w:tcPr>
+          <w:p>
+            <w:pPr>
+              <w:jc w:val="right"/>
+              <w:bidi/>
+            </w:pPr>
+            <w:r>
+              <w:t>محضر</w:t>
             </w:r>
           </w:p>
         </w:tc>
@@ -1392,35 +1392,35 @@
               <w:bidi/>
             </w:pPr>
             <w:r>
-              <w:t>4/4/ 1430</w:t>
-            </w:r>
-          </w:p>
-        </w:tc>
-        <w:tc>
-          <w:tcPr>
-            <w:tcW w:type="dxa" w:w="2880"/>
-          </w:tcPr>
-          <w:p>
-            <w:pPr>
-              <w:jc w:val="right"/>
-              <w:bidi/>
-            </w:pPr>
-            <w:r>
-              <w:t>ملحق تنازل الشيخ احمد زيني عن كامل حصصه الى الشيخ اسامة</w:t>
-            </w:r>
-          </w:p>
-        </w:tc>
-        <w:tc>
-          <w:tcPr>
-            <w:tcW w:type="dxa" w:w="2880"/>
-          </w:tcPr>
-          <w:p>
-            <w:pPr>
-              <w:jc w:val="right"/>
-              <w:bidi/>
-            </w:pPr>
-            <w:r>
-              <w:t>عقد / اتفاقية</w:t>
+              <w:t>16/03/1445</w:t>
+            </w:r>
+          </w:p>
+        </w:tc>
+        <w:tc>
+          <w:tcPr>
+            <w:tcW w:type="dxa" w:w="2880"/>
+          </w:tcPr>
+          <w:p>
+            <w:pPr>
+              <w:jc w:val="right"/>
+              <w:bidi/>
+            </w:pPr>
+            <w:r>
+              <w:t>أمر تنفيذ عدنان زيني ضد الشيخ أسامة ـ 401024501215577 ـ</w:t>
+            </w:r>
+          </w:p>
+        </w:tc>
+        <w:tc>
+          <w:tcPr>
+            <w:tcW w:type="dxa" w:w="2880"/>
+          </w:tcPr>
+          <w:p>
+            <w:pPr>
+              <w:jc w:val="right"/>
+              <w:bidi/>
+            </w:pPr>
+            <w:r>
+              <w:t>إخطار مطالبة</w:t>
             </w:r>
           </w:p>
         </w:tc>
@@ -1436,35 +1436,35 @@
               <w:bidi/>
             </w:pPr>
             <w:r>
-              <w:t>08/04/1445</w:t>
-            </w:r>
-          </w:p>
-        </w:tc>
-        <w:tc>
-          <w:tcPr>
-            <w:tcW w:type="dxa" w:w="2880"/>
-          </w:tcPr>
-          <w:p>
-            <w:pPr>
-              <w:jc w:val="right"/>
-              <w:bidi/>
-            </w:pPr>
-            <w:r>
-              <w:t>أمر تنفيذ الوالدة عاتقة ضد الشيخ أسامة ـ 40102450124071</w:t>
-            </w:r>
-          </w:p>
-        </w:tc>
-        <w:tc>
-          <w:tcPr>
-            <w:tcW w:type="dxa" w:w="2880"/>
-          </w:tcPr>
-          <w:p>
-            <w:pPr>
-              <w:jc w:val="right"/>
-              <w:bidi/>
-            </w:pPr>
-            <w:r>
-              <w:t>محضر</w:t>
+              <w:t>10/02/1438</w:t>
+            </w:r>
+          </w:p>
+        </w:tc>
+        <w:tc>
+          <w:tcPr>
+            <w:tcW w:type="dxa" w:w="2880"/>
+          </w:tcPr>
+          <w:p>
+            <w:pPr>
+              <w:jc w:val="right"/>
+              <w:bidi/>
+            </w:pPr>
+            <w:r>
+              <w:t>حكم القاضي الدعيلج بإرجاع القضية رقم 3218883 ـ 25-10-14</w:t>
+            </w:r>
+          </w:p>
+        </w:tc>
+        <w:tc>
+          <w:tcPr>
+            <w:tcW w:type="dxa" w:w="2880"/>
+          </w:tcPr>
+          <w:p>
+            <w:pPr>
+              <w:jc w:val="right"/>
+              <w:bidi/>
+            </w:pPr>
+            <w:r>
+              <w:t>حكم / صك</w:t>
             </w:r>
           </w:p>
         </w:tc>
@@ -1480,35 +1480,35 @@
               <w:bidi/>
             </w:pPr>
             <w:r>
-              <w:t>16/03/1445</w:t>
-            </w:r>
-          </w:p>
-        </w:tc>
-        <w:tc>
-          <w:tcPr>
-            <w:tcW w:type="dxa" w:w="2880"/>
-          </w:tcPr>
-          <w:p>
-            <w:pPr>
-              <w:jc w:val="right"/>
-              <w:bidi/>
-            </w:pPr>
-            <w:r>
-              <w:t>أمر تنفيذ عدنان زيني ضد الشيخ أسامة ـ 401024501215577 ـ</w:t>
-            </w:r>
-          </w:p>
-        </w:tc>
-        <w:tc>
-          <w:tcPr>
-            <w:tcW w:type="dxa" w:w="2880"/>
-          </w:tcPr>
-          <w:p>
-            <w:pPr>
-              <w:jc w:val="right"/>
-              <w:bidi/>
-            </w:pPr>
-            <w:r>
-              <w:t>إخطار مطالبة</w:t>
+              <w:t>04/03/1432</w:t>
+            </w:r>
+          </w:p>
+        </w:tc>
+        <w:tc>
+          <w:tcPr>
+            <w:tcW w:type="dxa" w:w="2880"/>
+          </w:tcPr>
+          <w:p>
+            <w:pPr>
+              <w:jc w:val="right"/>
+              <w:bidi/>
+            </w:pPr>
+            <w:r>
+              <w:t>حكم القاضي الدعيلج بإرجاع القضية رقم 3218883 ـ 25-10-14</w:t>
+            </w:r>
+          </w:p>
+        </w:tc>
+        <w:tc>
+          <w:tcPr>
+            <w:tcW w:type="dxa" w:w="2880"/>
+          </w:tcPr>
+          <w:p>
+            <w:pPr>
+              <w:jc w:val="right"/>
+              <w:bidi/>
+            </w:pPr>
+            <w:r>
+              <w:t>حكم / صك</w:t>
             </w:r>
           </w:p>
         </w:tc>
@@ -1524,7 +1524,7 @@
               <w:bidi/>
             </w:pPr>
             <w:r>
-              <w:t>10/02/1438</w:t>
+              <w:t>23/12/1434</w:t>
             </w:r>
           </w:p>
         </w:tc>
@@ -1568,7 +1568,7 @@
               <w:bidi/>
             </w:pPr>
             <w:r>
-              <w:t>04/03/1432</w:t>
+              <w:t>22/7/1435</w:t>
             </w:r>
           </w:p>
         </w:tc>
@@ -1612,7 +1612,7 @@
               <w:bidi/>
             </w:pPr>
             <w:r>
-              <w:t>23/12/1434</w:t>
+              <w:t>03/09/1435</w:t>
             </w:r>
           </w:p>
         </w:tc>
@@ -1656,7 +1656,7 @@
               <w:bidi/>
             </w:pPr>
             <w:r>
-              <w:t>22/7/1435</w:t>
+              <w:t>20/9/1431</w:t>
             </w:r>
           </w:p>
         </w:tc>
@@ -1700,7 +1700,7 @@
               <w:bidi/>
             </w:pPr>
             <w:r>
-              <w:t>03/09/1435</w:t>
+              <w:t>4/3/1432</w:t>
             </w:r>
           </w:p>
         </w:tc>
@@ -1744,7 +1744,7 @@
               <w:bidi/>
             </w:pPr>
             <w:r>
-              <w:t>20/9/1431</w:t>
+              <w:t>26/7/1434</w:t>
             </w:r>
           </w:p>
         </w:tc>
@@ -1788,7 +1788,7 @@
               <w:bidi/>
             </w:pPr>
             <w:r>
-              <w:t>4/3/1432</w:t>
+              <w:t>26/07/1434</w:t>
             </w:r>
           </w:p>
         </w:tc>
@@ -1832,7 +1832,7 @@
               <w:bidi/>
             </w:pPr>
             <w:r>
-              <w:t>26/7/1434</w:t>
+              <w:t>02/02/1438</w:t>
             </w:r>
           </w:p>
         </w:tc>
@@ -1873,7 +1873,7 @@
         <w:bidi/>
       </w:pPr>
       <w:r>
-        <w:t>2) الخط الزمني (ميلادي) — 683 مدخلاً</w:t>
+        <w:t>2) الخط الزمني (ميلادي) — 709 مدخلاً</w:t>
       </w:r>
     </w:p>
     <w:tbl>
@@ -2295,7 +2295,7 @@
               <w:bidi/>
             </w:pPr>
             <w:r>
-              <w:t>9/1/2010</w:t>
+              <w:t>2009/12/22</w:t>
             </w:r>
           </w:p>
         </w:tc>
@@ -2339,35 +2339,35 @@
               <w:bidi/>
             </w:pPr>
             <w:r>
-              <w:t>17/01/2010</w:t>
-            </w:r>
-          </w:p>
-        </w:tc>
-        <w:tc>
-          <w:tcPr>
-            <w:tcW w:type="dxa" w:w="2880"/>
-          </w:tcPr>
-          <w:p>
-            <w:pPr>
-              <w:jc w:val="right"/>
-              <w:bidi/>
-            </w:pPr>
-            <w:r>
-              <w:t>مصاريف مزرعة الشيخ أحمد زيني بالوادي (1).xlsx</w:t>
-            </w:r>
-          </w:p>
-        </w:tc>
-        <w:tc>
-          <w:tcPr>
-            <w:tcW w:type="dxa" w:w="2880"/>
-          </w:tcPr>
-          <w:p>
-            <w:pPr>
-              <w:jc w:val="right"/>
-              <w:bidi/>
-            </w:pPr>
-            <w:r>
-              <w:t>مستند مالي</w:t>
+              <w:t>9/1/2010</w:t>
+            </w:r>
+          </w:p>
+        </w:tc>
+        <w:tc>
+          <w:tcPr>
+            <w:tcW w:type="dxa" w:w="2880"/>
+          </w:tcPr>
+          <w:p>
+            <w:pPr>
+              <w:jc w:val="right"/>
+              <w:bidi/>
+            </w:pPr>
+            <w:r>
+              <w:t>مرفقات المدعي عدنان زيني في الدعوى رقم 42824717.pdf</w:t>
+            </w:r>
+          </w:p>
+        </w:tc>
+        <w:tc>
+          <w:tcPr>
+            <w:tcW w:type="dxa" w:w="2880"/>
+          </w:tcPr>
+          <w:p>
+            <w:pPr>
+              <w:jc w:val="right"/>
+              <w:bidi/>
+            </w:pPr>
+            <w:r>
+              <w:t>عقد / اتفاقية</w:t>
             </w:r>
           </w:p>
         </w:tc>
@@ -2383,7 +2383,7 @@
               <w:bidi/>
             </w:pPr>
             <w:r>
-              <w:t>13/02/2010</w:t>
+              <w:t>17/01/2010</w:t>
             </w:r>
           </w:p>
         </w:tc>
@@ -2427,35 +2427,35 @@
               <w:bidi/>
             </w:pPr>
             <w:r>
-              <w:t>10/03/2010</w:t>
-            </w:r>
-          </w:p>
-        </w:tc>
-        <w:tc>
-          <w:tcPr>
-            <w:tcW w:type="dxa" w:w="2880"/>
-          </w:tcPr>
-          <w:p>
-            <w:pPr>
-              <w:jc w:val="right"/>
-              <w:bidi/>
-            </w:pPr>
-            <w:r>
-              <w:t>ملف المسحوبات (Excel)</w:t>
-            </w:r>
-          </w:p>
-        </w:tc>
-        <w:tc>
-          <w:tcPr>
-            <w:tcW w:type="dxa" w:w="2880"/>
-          </w:tcPr>
-          <w:p>
-            <w:pPr>
-              <w:jc w:val="right"/>
-              <w:bidi/>
-            </w:pPr>
-            <w:r>
-              <w:t>وكالة</w:t>
+              <w:t>13/02/2010</w:t>
+            </w:r>
+          </w:p>
+        </w:tc>
+        <w:tc>
+          <w:tcPr>
+            <w:tcW w:type="dxa" w:w="2880"/>
+          </w:tcPr>
+          <w:p>
+            <w:pPr>
+              <w:jc w:val="right"/>
+              <w:bidi/>
+            </w:pPr>
+            <w:r>
+              <w:t>مصاريف مزرعة الشيخ أحمد زيني بالوادي (1).xlsx</w:t>
+            </w:r>
+          </w:p>
+        </w:tc>
+        <w:tc>
+          <w:tcPr>
+            <w:tcW w:type="dxa" w:w="2880"/>
+          </w:tcPr>
+          <w:p>
+            <w:pPr>
+              <w:jc w:val="right"/>
+              <w:bidi/>
+            </w:pPr>
+            <w:r>
+              <w:t>مستند مالي</w:t>
             </w:r>
           </w:p>
         </w:tc>
@@ -2471,35 +2471,35 @@
               <w:bidi/>
             </w:pPr>
             <w:r>
-              <w:t>16-03-2010</w:t>
-            </w:r>
-          </w:p>
-        </w:tc>
-        <w:tc>
-          <w:tcPr>
-            <w:tcW w:type="dxa" w:w="2880"/>
-          </w:tcPr>
-          <w:p>
-            <w:pPr>
-              <w:jc w:val="right"/>
-              <w:bidi/>
-            </w:pPr>
-            <w:r>
-              <w:t>مرفقات المدعي عدنان زيني في الدعوى رقم 42824717.pdf</w:t>
-            </w:r>
-          </w:p>
-        </w:tc>
-        <w:tc>
-          <w:tcPr>
-            <w:tcW w:type="dxa" w:w="2880"/>
-          </w:tcPr>
-          <w:p>
-            <w:pPr>
-              <w:jc w:val="right"/>
-              <w:bidi/>
-            </w:pPr>
-            <w:r>
-              <w:t>عقد / اتفاقية</w:t>
+              <w:t>10/03/2010</w:t>
+            </w:r>
+          </w:p>
+        </w:tc>
+        <w:tc>
+          <w:tcPr>
+            <w:tcW w:type="dxa" w:w="2880"/>
+          </w:tcPr>
+          <w:p>
+            <w:pPr>
+              <w:jc w:val="right"/>
+              <w:bidi/>
+            </w:pPr>
+            <w:r>
+              <w:t>ملف المسحوبات (Excel)</w:t>
+            </w:r>
+          </w:p>
+        </w:tc>
+        <w:tc>
+          <w:tcPr>
+            <w:tcW w:type="dxa" w:w="2880"/>
+          </w:tcPr>
+          <w:p>
+            <w:pPr>
+              <w:jc w:val="right"/>
+              <w:bidi/>
+            </w:pPr>
+            <w:r>
+              <w:t>وكالة</w:t>
             </w:r>
           </w:p>
         </w:tc>
@@ -2515,35 +2515,35 @@
               <w:bidi/>
             </w:pPr>
             <w:r>
-              <w:t>23/03/2010</w:t>
-            </w:r>
-          </w:p>
-        </w:tc>
-        <w:tc>
-          <w:tcPr>
-            <w:tcW w:type="dxa" w:w="2880"/>
-          </w:tcPr>
-          <w:p>
-            <w:pPr>
-              <w:jc w:val="right"/>
-              <w:bidi/>
-            </w:pPr>
-            <w:r>
-              <w:t>مصاريف مزرعة الشيخ أحمد زيني بالوادي (1).xlsx</w:t>
-            </w:r>
-          </w:p>
-        </w:tc>
-        <w:tc>
-          <w:tcPr>
-            <w:tcW w:type="dxa" w:w="2880"/>
-          </w:tcPr>
-          <w:p>
-            <w:pPr>
-              <w:jc w:val="right"/>
-              <w:bidi/>
-            </w:pPr>
-            <w:r>
-              <w:t>مستند مالي</w:t>
+              <w:t>16-03-2010</w:t>
+            </w:r>
+          </w:p>
+        </w:tc>
+        <w:tc>
+          <w:tcPr>
+            <w:tcW w:type="dxa" w:w="2880"/>
+          </w:tcPr>
+          <w:p>
+            <w:pPr>
+              <w:jc w:val="right"/>
+              <w:bidi/>
+            </w:pPr>
+            <w:r>
+              <w:t>مرفقات المدعي عدنان زيني في الدعوى رقم 42824717.pdf</w:t>
+            </w:r>
+          </w:p>
+        </w:tc>
+        <w:tc>
+          <w:tcPr>
+            <w:tcW w:type="dxa" w:w="2880"/>
+          </w:tcPr>
+          <w:p>
+            <w:pPr>
+              <w:jc w:val="right"/>
+              <w:bidi/>
+            </w:pPr>
+            <w:r>
+              <w:t>عقد / اتفاقية</w:t>
             </w:r>
           </w:p>
         </w:tc>
@@ -2559,35 +2559,35 @@
               <w:bidi/>
             </w:pPr>
             <w:r>
-              <w:t>31-03-2010</w:t>
-            </w:r>
-          </w:p>
-        </w:tc>
-        <w:tc>
-          <w:tcPr>
-            <w:tcW w:type="dxa" w:w="2880"/>
-          </w:tcPr>
-          <w:p>
-            <w:pPr>
-              <w:jc w:val="right"/>
-              <w:bidi/>
-            </w:pPr>
-            <w:r>
-              <w:t>مرفقات المدعي عدنان زيني في الدعوى رقم 42824717.pdf</w:t>
-            </w:r>
-          </w:p>
-        </w:tc>
-        <w:tc>
-          <w:tcPr>
-            <w:tcW w:type="dxa" w:w="2880"/>
-          </w:tcPr>
-          <w:p>
-            <w:pPr>
-              <w:jc w:val="right"/>
-              <w:bidi/>
-            </w:pPr>
-            <w:r>
-              <w:t>عقد / اتفاقية</w:t>
+              <w:t>23/03/2010</w:t>
+            </w:r>
+          </w:p>
+        </w:tc>
+        <w:tc>
+          <w:tcPr>
+            <w:tcW w:type="dxa" w:w="2880"/>
+          </w:tcPr>
+          <w:p>
+            <w:pPr>
+              <w:jc w:val="right"/>
+              <w:bidi/>
+            </w:pPr>
+            <w:r>
+              <w:t>مصاريف مزرعة الشيخ أحمد زيني بالوادي (1).xlsx</w:t>
+            </w:r>
+          </w:p>
+        </w:tc>
+        <w:tc>
+          <w:tcPr>
+            <w:tcW w:type="dxa" w:w="2880"/>
+          </w:tcPr>
+          <w:p>
+            <w:pPr>
+              <w:jc w:val="right"/>
+              <w:bidi/>
+            </w:pPr>
+            <w:r>
+              <w:t>مستند مالي</w:t>
             </w:r>
           </w:p>
         </w:tc>
@@ -2603,7 +2603,7 @@
               <w:bidi/>
             </w:pPr>
             <w:r>
-              <w:t>11-04-2010</w:t>
+              <w:t>31-03-2010</w:t>
             </w:r>
           </w:p>
         </w:tc>
@@ -2647,35 +2647,35 @@
               <w:bidi/>
             </w:pPr>
             <w:r>
-              <w:t>14/04/2010</w:t>
-            </w:r>
-          </w:p>
-        </w:tc>
-        <w:tc>
-          <w:tcPr>
-            <w:tcW w:type="dxa" w:w="2880"/>
-          </w:tcPr>
-          <w:p>
-            <w:pPr>
-              <w:jc w:val="right"/>
-              <w:bidi/>
-            </w:pPr>
-            <w:r>
-              <w:t>مصاريف مزرعة الشيخ أحمد زيني بالوادي (1).xlsx</w:t>
-            </w:r>
-          </w:p>
-        </w:tc>
-        <w:tc>
-          <w:tcPr>
-            <w:tcW w:type="dxa" w:w="2880"/>
-          </w:tcPr>
-          <w:p>
-            <w:pPr>
-              <w:jc w:val="right"/>
-              <w:bidi/>
-            </w:pPr>
-            <w:r>
-              <w:t>مستند مالي</w:t>
+              <w:t>11-04-2010</w:t>
+            </w:r>
+          </w:p>
+        </w:tc>
+        <w:tc>
+          <w:tcPr>
+            <w:tcW w:type="dxa" w:w="2880"/>
+          </w:tcPr>
+          <w:p>
+            <w:pPr>
+              <w:jc w:val="right"/>
+              <w:bidi/>
+            </w:pPr>
+            <w:r>
+              <w:t>مرفقات المدعي عدنان زيني في الدعوى رقم 42824717.pdf</w:t>
+            </w:r>
+          </w:p>
+        </w:tc>
+        <w:tc>
+          <w:tcPr>
+            <w:tcW w:type="dxa" w:w="2880"/>
+          </w:tcPr>
+          <w:p>
+            <w:pPr>
+              <w:jc w:val="right"/>
+              <w:bidi/>
+            </w:pPr>
+            <w:r>
+              <w:t>عقد / اتفاقية</w:t>
             </w:r>
           </w:p>
         </w:tc>
@@ -2691,35 +2691,35 @@
               <w:bidi/>
             </w:pPr>
             <w:r>
-              <w:t>2010/5/1</w:t>
-            </w:r>
-          </w:p>
-        </w:tc>
-        <w:tc>
-          <w:tcPr>
-            <w:tcW w:type="dxa" w:w="2880"/>
-          </w:tcPr>
-          <w:p>
-            <w:pPr>
-              <w:jc w:val="right"/>
-              <w:bidi/>
-            </w:pPr>
-            <w:r>
-              <w:t>مرفقات المدعي عدنان زيني في الدعوى رقم 42824717.pdf</w:t>
-            </w:r>
-          </w:p>
-        </w:tc>
-        <w:tc>
-          <w:tcPr>
-            <w:tcW w:type="dxa" w:w="2880"/>
-          </w:tcPr>
-          <w:p>
-            <w:pPr>
-              <w:jc w:val="right"/>
-              <w:bidi/>
-            </w:pPr>
-            <w:r>
-              <w:t>عقد / اتفاقية</w:t>
+              <w:t>14/04/2010</w:t>
+            </w:r>
+          </w:p>
+        </w:tc>
+        <w:tc>
+          <w:tcPr>
+            <w:tcW w:type="dxa" w:w="2880"/>
+          </w:tcPr>
+          <w:p>
+            <w:pPr>
+              <w:jc w:val="right"/>
+              <w:bidi/>
+            </w:pPr>
+            <w:r>
+              <w:t>مصاريف مزرعة الشيخ أحمد زيني بالوادي (1).xlsx</w:t>
+            </w:r>
+          </w:p>
+        </w:tc>
+        <w:tc>
+          <w:tcPr>
+            <w:tcW w:type="dxa" w:w="2880"/>
+          </w:tcPr>
+          <w:p>
+            <w:pPr>
+              <w:jc w:val="right"/>
+              <w:bidi/>
+            </w:pPr>
+            <w:r>
+              <w:t>مستند مالي</w:t>
             </w:r>
           </w:p>
         </w:tc>
@@ -2735,35 +2735,35 @@
               <w:bidi/>
             </w:pPr>
             <w:r>
-              <w:t>2/5/2010</w:t>
-            </w:r>
-          </w:p>
-        </w:tc>
-        <w:tc>
-          <w:tcPr>
-            <w:tcW w:type="dxa" w:w="2880"/>
-          </w:tcPr>
-          <w:p>
-            <w:pPr>
-              <w:jc w:val="right"/>
-              <w:bidi/>
-            </w:pPr>
-            <w:r>
-              <w:t>مصاريف مزرعة الشيخ أحمد زيني بالوادي (1).xlsx</w:t>
-            </w:r>
-          </w:p>
-        </w:tc>
-        <w:tc>
-          <w:tcPr>
-            <w:tcW w:type="dxa" w:w="2880"/>
-          </w:tcPr>
-          <w:p>
-            <w:pPr>
-              <w:jc w:val="right"/>
-              <w:bidi/>
-            </w:pPr>
-            <w:r>
-              <w:t>مستند مالي</w:t>
+              <w:t>2010/5/1</w:t>
+            </w:r>
+          </w:p>
+        </w:tc>
+        <w:tc>
+          <w:tcPr>
+            <w:tcW w:type="dxa" w:w="2880"/>
+          </w:tcPr>
+          <w:p>
+            <w:pPr>
+              <w:jc w:val="right"/>
+              <w:bidi/>
+            </w:pPr>
+            <w:r>
+              <w:t>مرفقات المدعي عدنان زيني في الدعوى رقم 42824717.pdf</w:t>
+            </w:r>
+          </w:p>
+        </w:tc>
+        <w:tc>
+          <w:tcPr>
+            <w:tcW w:type="dxa" w:w="2880"/>
+          </w:tcPr>
+          <w:p>
+            <w:pPr>
+              <w:jc w:val="right"/>
+              <w:bidi/>
+            </w:pPr>
+            <w:r>
+              <w:t>عقد / اتفاقية</w:t>
             </w:r>
           </w:p>
         </w:tc>
@@ -2779,35 +2779,35 @@
               <w:bidi/>
             </w:pPr>
             <w:r>
-              <w:t>04/05/2010</w:t>
-            </w:r>
-          </w:p>
-        </w:tc>
-        <w:tc>
-          <w:tcPr>
-            <w:tcW w:type="dxa" w:w="2880"/>
-          </w:tcPr>
-          <w:p>
-            <w:pPr>
-              <w:jc w:val="right"/>
-              <w:bidi/>
-            </w:pPr>
-            <w:r>
-              <w:t>ملف المسحوبات (Excel)</w:t>
-            </w:r>
-          </w:p>
-        </w:tc>
-        <w:tc>
-          <w:tcPr>
-            <w:tcW w:type="dxa" w:w="2880"/>
-          </w:tcPr>
-          <w:p>
-            <w:pPr>
-              <w:jc w:val="right"/>
-              <w:bidi/>
-            </w:pPr>
-            <w:r>
-              <w:t>وكالة</w:t>
+              <w:t>2/5/2010</w:t>
+            </w:r>
+          </w:p>
+        </w:tc>
+        <w:tc>
+          <w:tcPr>
+            <w:tcW w:type="dxa" w:w="2880"/>
+          </w:tcPr>
+          <w:p>
+            <w:pPr>
+              <w:jc w:val="right"/>
+              <w:bidi/>
+            </w:pPr>
+            <w:r>
+              <w:t>مصاريف مزرعة الشيخ أحمد زيني بالوادي (1).xlsx</w:t>
+            </w:r>
+          </w:p>
+        </w:tc>
+        <w:tc>
+          <w:tcPr>
+            <w:tcW w:type="dxa" w:w="2880"/>
+          </w:tcPr>
+          <w:p>
+            <w:pPr>
+              <w:jc w:val="right"/>
+              <w:bidi/>
+            </w:pPr>
+            <w:r>
+              <w:t>مستند مالي</w:t>
             </w:r>
           </w:p>
         </w:tc>
@@ -2823,7 +2823,7 @@
               <w:bidi/>
             </w:pPr>
             <w:r>
-              <w:t>10/05/2010</w:t>
+              <w:t>04/05/2010</w:t>
             </w:r>
           </w:p>
         </w:tc>
@@ -2867,7 +2867,7 @@
               <w:bidi/>
             </w:pPr>
             <w:r>
-              <w:t>12/05/2010</w:t>
+              <w:t>10/05/2010</w:t>
             </w:r>
           </w:p>
         </w:tc>
@@ -2911,35 +2911,35 @@
               <w:bidi/>
             </w:pPr>
             <w:r>
-              <w:t>13/5/2010</w:t>
-            </w:r>
-          </w:p>
-        </w:tc>
-        <w:tc>
-          <w:tcPr>
-            <w:tcW w:type="dxa" w:w="2880"/>
-          </w:tcPr>
-          <w:p>
-            <w:pPr>
-              <w:jc w:val="right"/>
-              <w:bidi/>
-            </w:pPr>
-            <w:r>
-              <w:t>مصاريف مزرعة الشيخ أحمد زيني بالوادي (1).xlsx</w:t>
-            </w:r>
-          </w:p>
-        </w:tc>
-        <w:tc>
-          <w:tcPr>
-            <w:tcW w:type="dxa" w:w="2880"/>
-          </w:tcPr>
-          <w:p>
-            <w:pPr>
-              <w:jc w:val="right"/>
-              <w:bidi/>
-            </w:pPr>
-            <w:r>
-              <w:t>مستند مالي</w:t>
+              <w:t>12/05/2010</w:t>
+            </w:r>
+          </w:p>
+        </w:tc>
+        <w:tc>
+          <w:tcPr>
+            <w:tcW w:type="dxa" w:w="2880"/>
+          </w:tcPr>
+          <w:p>
+            <w:pPr>
+              <w:jc w:val="right"/>
+              <w:bidi/>
+            </w:pPr>
+            <w:r>
+              <w:t>ملف المسحوبات (Excel)</w:t>
+            </w:r>
+          </w:p>
+        </w:tc>
+        <w:tc>
+          <w:tcPr>
+            <w:tcW w:type="dxa" w:w="2880"/>
+          </w:tcPr>
+          <w:p>
+            <w:pPr>
+              <w:jc w:val="right"/>
+              <w:bidi/>
+            </w:pPr>
+            <w:r>
+              <w:t>وكالة</w:t>
             </w:r>
           </w:p>
         </w:tc>
@@ -2955,35 +2955,35 @@
               <w:bidi/>
             </w:pPr>
             <w:r>
-              <w:t>16-05-2010</w:t>
-            </w:r>
-          </w:p>
-        </w:tc>
-        <w:tc>
-          <w:tcPr>
-            <w:tcW w:type="dxa" w:w="2880"/>
-          </w:tcPr>
-          <w:p>
-            <w:pPr>
-              <w:jc w:val="right"/>
-              <w:bidi/>
-            </w:pPr>
-            <w:r>
-              <w:t>مرفقات المدعي عدنان زيني في الدعوى رقم 42824717.pdf</w:t>
-            </w:r>
-          </w:p>
-        </w:tc>
-        <w:tc>
-          <w:tcPr>
-            <w:tcW w:type="dxa" w:w="2880"/>
-          </w:tcPr>
-          <w:p>
-            <w:pPr>
-              <w:jc w:val="right"/>
-              <w:bidi/>
-            </w:pPr>
-            <w:r>
-              <w:t>عقد / اتفاقية</w:t>
+              <w:t>13/5/2010</w:t>
+            </w:r>
+          </w:p>
+        </w:tc>
+        <w:tc>
+          <w:tcPr>
+            <w:tcW w:type="dxa" w:w="2880"/>
+          </w:tcPr>
+          <w:p>
+            <w:pPr>
+              <w:jc w:val="right"/>
+              <w:bidi/>
+            </w:pPr>
+            <w:r>
+              <w:t>مصاريف مزرعة الشيخ أحمد زيني بالوادي (1).xlsx</w:t>
+            </w:r>
+          </w:p>
+        </w:tc>
+        <w:tc>
+          <w:tcPr>
+            <w:tcW w:type="dxa" w:w="2880"/>
+          </w:tcPr>
+          <w:p>
+            <w:pPr>
+              <w:jc w:val="right"/>
+              <w:bidi/>
+            </w:pPr>
+            <w:r>
+              <w:t>مستند مالي</w:t>
             </w:r>
           </w:p>
         </w:tc>
@@ -2999,7 +2999,7 @@
               <w:bidi/>
             </w:pPr>
             <w:r>
-              <w:t>16-06-2010</w:t>
+              <w:t>16-05-2010</w:t>
             </w:r>
           </w:p>
         </w:tc>
@@ -3040,7 +3040,7 @@
         <w:bidi/>
       </w:pPr>
       <w:r>
-        <w:t>3) المبالغ المركزية — 87</w:t>
+        <w:t>3) المبالغ المركزية — 97</w:t>
       </w:r>
     </w:p>
     <w:tbl>
@@ -3594,7 +3594,7 @@
               <w:bidi/>
             </w:pPr>
             <w:r>
-              <w:t>884,943,025</w:t>
+              <w:t>1,037,259,019</w:t>
             </w:r>
           </w:p>
         </w:tc>
@@ -3638,35 +3638,35 @@
               <w:bidi/>
             </w:pPr>
             <w:r>
-              <w:t>478,757,110</w:t>
-            </w:r>
-          </w:p>
-        </w:tc>
-        <w:tc>
-          <w:tcPr>
-            <w:tcW w:type="dxa" w:w="2880"/>
-          </w:tcPr>
-          <w:p>
-            <w:pPr>
-              <w:jc w:val="right"/>
-              <w:bidi/>
-            </w:pPr>
-            <w:r>
-              <w:t>2</w:t>
-            </w:r>
-          </w:p>
-        </w:tc>
-        <w:tc>
-          <w:tcPr>
-            <w:tcW w:type="dxa" w:w="2880"/>
-          </w:tcPr>
-          <w:p>
-            <w:pPr>
-              <w:jc w:val="right"/>
-              <w:bidi/>
-            </w:pPr>
-            <w:r>
-              <w:t>2</w:t>
+              <w:t>884,943,025</w:t>
+            </w:r>
+          </w:p>
+        </w:tc>
+        <w:tc>
+          <w:tcPr>
+            <w:tcW w:type="dxa" w:w="2880"/>
+          </w:tcPr>
+          <w:p>
+            <w:pPr>
+              <w:jc w:val="right"/>
+              <w:bidi/>
+            </w:pPr>
+            <w:r>
+              <w:t>1</w:t>
+            </w:r>
+          </w:p>
+        </w:tc>
+        <w:tc>
+          <w:tcPr>
+            <w:tcW w:type="dxa" w:w="2880"/>
+          </w:tcPr>
+          <w:p>
+            <w:pPr>
+              <w:jc w:val="right"/>
+              <w:bidi/>
+            </w:pPr>
+            <w:r>
+              <w:t>1</w:t>
             </w:r>
           </w:p>
         </w:tc>
@@ -3682,7 +3682,7 @@
               <w:bidi/>
             </w:pPr>
             <w:r>
-              <w:t>372,426,828</w:t>
+              <w:t>478,757,110</w:t>
             </w:r>
           </w:p>
         </w:tc>
@@ -3726,35 +3726,35 @@
               <w:bidi/>
             </w:pPr>
             <w:r>
-              <w:t>370,000,000</w:t>
-            </w:r>
-          </w:p>
-        </w:tc>
-        <w:tc>
-          <w:tcPr>
-            <w:tcW w:type="dxa" w:w="2880"/>
-          </w:tcPr>
-          <w:p>
-            <w:pPr>
-              <w:jc w:val="right"/>
-              <w:bidi/>
-            </w:pPr>
-            <w:r>
-              <w:t>1</w:t>
-            </w:r>
-          </w:p>
-        </w:tc>
-        <w:tc>
-          <w:tcPr>
-            <w:tcW w:type="dxa" w:w="2880"/>
-          </w:tcPr>
-          <w:p>
-            <w:pPr>
-              <w:jc w:val="right"/>
-              <w:bidi/>
-            </w:pPr>
-            <w:r>
-              <w:t>1</w:t>
+              <w:t>372,426,828</w:t>
+            </w:r>
+          </w:p>
+        </w:tc>
+        <w:tc>
+          <w:tcPr>
+            <w:tcW w:type="dxa" w:w="2880"/>
+          </w:tcPr>
+          <w:p>
+            <w:pPr>
+              <w:jc w:val="right"/>
+              <w:bidi/>
+            </w:pPr>
+            <w:r>
+              <w:t>2</w:t>
+            </w:r>
+          </w:p>
+        </w:tc>
+        <w:tc>
+          <w:tcPr>
+            <w:tcW w:type="dxa" w:w="2880"/>
+          </w:tcPr>
+          <w:p>
+            <w:pPr>
+              <w:jc w:val="right"/>
+              <w:bidi/>
+            </w:pPr>
+            <w:r>
+              <w:t>2</w:t>
             </w:r>
           </w:p>
         </w:tc>
@@ -3770,35 +3770,35 @@
               <w:bidi/>
             </w:pPr>
             <w:r>
-              <w:t>368,757,931</w:t>
-            </w:r>
-          </w:p>
-        </w:tc>
-        <w:tc>
-          <w:tcPr>
-            <w:tcW w:type="dxa" w:w="2880"/>
-          </w:tcPr>
-          <w:p>
-            <w:pPr>
-              <w:jc w:val="right"/>
-              <w:bidi/>
-            </w:pPr>
-            <w:r>
-              <w:t>15</w:t>
-            </w:r>
-          </w:p>
-        </w:tc>
-        <w:tc>
-          <w:tcPr>
-            <w:tcW w:type="dxa" w:w="2880"/>
-          </w:tcPr>
-          <w:p>
-            <w:pPr>
-              <w:jc w:val="right"/>
-              <w:bidi/>
-            </w:pPr>
-            <w:r>
-              <w:t>15</w:t>
+              <w:t>370,000,000</w:t>
+            </w:r>
+          </w:p>
+        </w:tc>
+        <w:tc>
+          <w:tcPr>
+            <w:tcW w:type="dxa" w:w="2880"/>
+          </w:tcPr>
+          <w:p>
+            <w:pPr>
+              <w:jc w:val="right"/>
+              <w:bidi/>
+            </w:pPr>
+            <w:r>
+              <w:t>1</w:t>
+            </w:r>
+          </w:p>
+        </w:tc>
+        <w:tc>
+          <w:tcPr>
+            <w:tcW w:type="dxa" w:w="2880"/>
+          </w:tcPr>
+          <w:p>
+            <w:pPr>
+              <w:jc w:val="right"/>
+              <w:bidi/>
+            </w:pPr>
+            <w:r>
+              <w:t>1</w:t>
             </w:r>
           </w:p>
         </w:tc>
@@ -3814,35 +3814,35 @@
               <w:bidi/>
             </w:pPr>
             <w:r>
-              <w:t>368,000,000</w:t>
-            </w:r>
-          </w:p>
-        </w:tc>
-        <w:tc>
-          <w:tcPr>
-            <w:tcW w:type="dxa" w:w="2880"/>
-          </w:tcPr>
-          <w:p>
-            <w:pPr>
-              <w:jc w:val="right"/>
-              <w:bidi/>
-            </w:pPr>
-            <w:r>
-              <w:t>2</w:t>
-            </w:r>
-          </w:p>
-        </w:tc>
-        <w:tc>
-          <w:tcPr>
-            <w:tcW w:type="dxa" w:w="2880"/>
-          </w:tcPr>
-          <w:p>
-            <w:pPr>
-              <w:jc w:val="right"/>
-              <w:bidi/>
-            </w:pPr>
-            <w:r>
-              <w:t>2</w:t>
+              <w:t>368,757,931</w:t>
+            </w:r>
+          </w:p>
+        </w:tc>
+        <w:tc>
+          <w:tcPr>
+            <w:tcW w:type="dxa" w:w="2880"/>
+          </w:tcPr>
+          <w:p>
+            <w:pPr>
+              <w:jc w:val="right"/>
+              <w:bidi/>
+            </w:pPr>
+            <w:r>
+              <w:t>18</w:t>
+            </w:r>
+          </w:p>
+        </w:tc>
+        <w:tc>
+          <w:tcPr>
+            <w:tcW w:type="dxa" w:w="2880"/>
+          </w:tcPr>
+          <w:p>
+            <w:pPr>
+              <w:jc w:val="right"/>
+              <w:bidi/>
+            </w:pPr>
+            <w:r>
+              <w:t>18</w:t>
             </w:r>
           </w:p>
         </w:tc>
@@ -3858,7 +3858,7 @@
               <w:bidi/>
             </w:pPr>
             <w:r>
-              <w:t>367,757,931</w:t>
+              <w:t>368,000,000</w:t>
             </w:r>
           </w:p>
         </w:tc>
@@ -3902,35 +3902,35 @@
               <w:bidi/>
             </w:pPr>
             <w:r>
-              <w:t>331,882,138</w:t>
-            </w:r>
-          </w:p>
-        </w:tc>
-        <w:tc>
-          <w:tcPr>
-            <w:tcW w:type="dxa" w:w="2880"/>
-          </w:tcPr>
-          <w:p>
-            <w:pPr>
-              <w:jc w:val="right"/>
-              <w:bidi/>
-            </w:pPr>
-            <w:r>
-              <w:t>4</w:t>
-            </w:r>
-          </w:p>
-        </w:tc>
-        <w:tc>
-          <w:tcPr>
-            <w:tcW w:type="dxa" w:w="2880"/>
-          </w:tcPr>
-          <w:p>
-            <w:pPr>
-              <w:jc w:val="right"/>
-              <w:bidi/>
-            </w:pPr>
-            <w:r>
-              <w:t>4</w:t>
+              <w:t>367,757,931</w:t>
+            </w:r>
+          </w:p>
+        </w:tc>
+        <w:tc>
+          <w:tcPr>
+            <w:tcW w:type="dxa" w:w="2880"/>
+          </w:tcPr>
+          <w:p>
+            <w:pPr>
+              <w:jc w:val="right"/>
+              <w:bidi/>
+            </w:pPr>
+            <w:r>
+              <w:t>2</w:t>
+            </w:r>
+          </w:p>
+        </w:tc>
+        <w:tc>
+          <w:tcPr>
+            <w:tcW w:type="dxa" w:w="2880"/>
+          </w:tcPr>
+          <w:p>
+            <w:pPr>
+              <w:jc w:val="right"/>
+              <w:bidi/>
+            </w:pPr>
+            <w:r>
+              <w:t>2</w:t>
             </w:r>
           </w:p>
         </w:tc>
@@ -3946,35 +3946,35 @@
               <w:bidi/>
             </w:pPr>
             <w:r>
-              <w:t>250,000,000</w:t>
-            </w:r>
-          </w:p>
-        </w:tc>
-        <w:tc>
-          <w:tcPr>
-            <w:tcW w:type="dxa" w:w="2880"/>
-          </w:tcPr>
-          <w:p>
-            <w:pPr>
-              <w:jc w:val="right"/>
-              <w:bidi/>
-            </w:pPr>
-            <w:r>
-              <w:t>1</w:t>
-            </w:r>
-          </w:p>
-        </w:tc>
-        <w:tc>
-          <w:tcPr>
-            <w:tcW w:type="dxa" w:w="2880"/>
-          </w:tcPr>
-          <w:p>
-            <w:pPr>
-              <w:jc w:val="right"/>
-              <w:bidi/>
-            </w:pPr>
-            <w:r>
-              <w:t>1</w:t>
+              <w:t>331,882,138</w:t>
+            </w:r>
+          </w:p>
+        </w:tc>
+        <w:tc>
+          <w:tcPr>
+            <w:tcW w:type="dxa" w:w="2880"/>
+          </w:tcPr>
+          <w:p>
+            <w:pPr>
+              <w:jc w:val="right"/>
+              <w:bidi/>
+            </w:pPr>
+            <w:r>
+              <w:t>14</w:t>
+            </w:r>
+          </w:p>
+        </w:tc>
+        <w:tc>
+          <w:tcPr>
+            <w:tcW w:type="dxa" w:w="2880"/>
+          </w:tcPr>
+          <w:p>
+            <w:pPr>
+              <w:jc w:val="right"/>
+              <w:bidi/>
+            </w:pPr>
+            <w:r>
+              <w:t>14</w:t>
             </w:r>
           </w:p>
         </w:tc>
@@ -3990,7 +3990,7 @@
               <w:bidi/>
             </w:pPr>
             <w:r>
-              <w:t>217,250,000</w:t>
+              <w:t>250,000,000</w:t>
             </w:r>
           </w:p>
         </w:tc>
@@ -4034,7 +4034,7 @@
               <w:bidi/>
             </w:pPr>
             <w:r>
-              <w:t>184,887,445</w:t>
+              <w:t>217,250,000</w:t>
             </w:r>
           </w:p>
         </w:tc>
@@ -4078,7 +4078,7 @@
               <w:bidi/>
             </w:pPr>
             <w:r>
-              <w:t>172,613,467</w:t>
+              <w:t>184,887,445</w:t>
             </w:r>
           </w:p>
         </w:tc>
@@ -4122,35 +4122,35 @@
               <w:bidi/>
             </w:pPr>
             <w:r>
-              <w:t>172,613,466</w:t>
-            </w:r>
-          </w:p>
-        </w:tc>
-        <w:tc>
-          <w:tcPr>
-            <w:tcW w:type="dxa" w:w="2880"/>
-          </w:tcPr>
-          <w:p>
-            <w:pPr>
-              <w:jc w:val="right"/>
-              <w:bidi/>
-            </w:pPr>
-            <w:r>
-              <w:t>1</w:t>
-            </w:r>
-          </w:p>
-        </w:tc>
-        <w:tc>
-          <w:tcPr>
-            <w:tcW w:type="dxa" w:w="2880"/>
-          </w:tcPr>
-          <w:p>
-            <w:pPr>
-              <w:jc w:val="right"/>
-              <w:bidi/>
-            </w:pPr>
-            <w:r>
-              <w:t>1</w:t>
+              <w:t>172,613,467</w:t>
+            </w:r>
+          </w:p>
+        </w:tc>
+        <w:tc>
+          <w:tcPr>
+            <w:tcW w:type="dxa" w:w="2880"/>
+          </w:tcPr>
+          <w:p>
+            <w:pPr>
+              <w:jc w:val="right"/>
+              <w:bidi/>
+            </w:pPr>
+            <w:r>
+              <w:t>2</w:t>
+            </w:r>
+          </w:p>
+        </w:tc>
+        <w:tc>
+          <w:tcPr>
+            <w:tcW w:type="dxa" w:w="2880"/>
+          </w:tcPr>
+          <w:p>
+            <w:pPr>
+              <w:jc w:val="right"/>
+              <w:bidi/>
+            </w:pPr>
+            <w:r>
+              <w:t>2</w:t>
             </w:r>
           </w:p>
         </w:tc>
@@ -4166,7 +4166,7 @@
               <w:bidi/>
             </w:pPr>
             <w:r>
-              <w:t>140,000,000</w:t>
+              <w:t>172,613,466</w:t>
             </w:r>
           </w:p>
         </w:tc>
@@ -4530,7 +4530,7 @@
         <w:bidi/>
       </w:pPr>
       <w:r>
-        <w:t>5) الإحالات النظامية المركزية — 73</w:t>
+        <w:t>5) الإحالات النظامية المركزية — 77</w:t>
       </w:r>
     </w:p>
     <w:tbl>
@@ -4628,7 +4628,7 @@
               <w:bidi/>
             </w:pPr>
             <w:r>
-              <w:t>47</w:t>
+              <w:t>49</w:t>
             </w:r>
           </w:p>
         </w:tc>
@@ -4672,7 +4672,7 @@
               <w:bidi/>
             </w:pPr>
             <w:r>
-              <w:t>47</w:t>
+              <w:t>49</w:t>
             </w:r>
           </w:p>
         </w:tc>
@@ -4922,21 +4922,21 @@
               <w:bidi/>
             </w:pPr>
             <w:r>
-              <w:t>1</w:t>
-            </w:r>
-          </w:p>
-        </w:tc>
-        <w:tc>
-          <w:tcPr>
-            <w:tcW w:type="dxa" w:w="2880"/>
-          </w:tcPr>
-          <w:p>
-            <w:pPr>
-              <w:jc w:val="right"/>
-              <w:bidi/>
-            </w:pPr>
-            <w:r>
-              <w:t>18</w:t>
+              <w:t>86</w:t>
+            </w:r>
+          </w:p>
+        </w:tc>
+        <w:tc>
+          <w:tcPr>
+            <w:tcW w:type="dxa" w:w="2880"/>
+          </w:tcPr>
+          <w:p>
+            <w:pPr>
+              <w:jc w:val="right"/>
+              <w:bidi/>
+            </w:pPr>
+            <w:r>
+              <w:t>20</w:t>
             </w:r>
           </w:p>
         </w:tc>
@@ -4966,21 +4966,21 @@
               <w:bidi/>
             </w:pPr>
             <w:r>
-              <w:t>86</w:t>
-            </w:r>
-          </w:p>
-        </w:tc>
-        <w:tc>
-          <w:tcPr>
-            <w:tcW w:type="dxa" w:w="2880"/>
-          </w:tcPr>
-          <w:p>
-            <w:pPr>
-              <w:jc w:val="right"/>
-              <w:bidi/>
-            </w:pPr>
-            <w:r>
-              <w:t>18</w:t>
+              <w:t>1</w:t>
+            </w:r>
+          </w:p>
+        </w:tc>
+        <w:tc>
+          <w:tcPr>
+            <w:tcW w:type="dxa" w:w="2880"/>
+          </w:tcPr>
+          <w:p>
+            <w:pPr>
+              <w:jc w:val="right"/>
+              <w:bidi/>
+            </w:pPr>
+            <w:r>
+              <w:t>19</w:t>
             </w:r>
           </w:p>
         </w:tc>
@@ -5230,21 +5230,21 @@
               <w:bidi/>
             </w:pPr>
             <w:r>
-              <w:t>6</w:t>
-            </w:r>
-          </w:p>
-        </w:tc>
-        <w:tc>
-          <w:tcPr>
-            <w:tcW w:type="dxa" w:w="2880"/>
-          </w:tcPr>
-          <w:p>
-            <w:pPr>
-              <w:jc w:val="right"/>
-              <w:bidi/>
-            </w:pPr>
-            <w:r>
-              <w:t>9</w:t>
+              <w:t>250</w:t>
+            </w:r>
+          </w:p>
+        </w:tc>
+        <w:tc>
+          <w:tcPr>
+            <w:tcW w:type="dxa" w:w="2880"/>
+          </w:tcPr>
+          <w:p>
+            <w:pPr>
+              <w:jc w:val="right"/>
+              <w:bidi/>
+            </w:pPr>
+            <w:r>
+              <w:t>10</w:t>
             </w:r>
           </w:p>
         </w:tc>
@@ -5274,21 +5274,21 @@
               <w:bidi/>
             </w:pPr>
             <w:r>
-              <w:t>21</w:t>
-            </w:r>
-          </w:p>
-        </w:tc>
-        <w:tc>
-          <w:tcPr>
-            <w:tcW w:type="dxa" w:w="2880"/>
-          </w:tcPr>
-          <w:p>
-            <w:pPr>
-              <w:jc w:val="right"/>
-              <w:bidi/>
-            </w:pPr>
-            <w:r>
-              <w:t>8</w:t>
+              <w:t>6</w:t>
+            </w:r>
+          </w:p>
+        </w:tc>
+        <w:tc>
+          <w:tcPr>
+            <w:tcW w:type="dxa" w:w="2880"/>
+          </w:tcPr>
+          <w:p>
+            <w:pPr>
+              <w:jc w:val="right"/>
+              <w:bidi/>
+            </w:pPr>
+            <w:r>
+              <w:t>9</w:t>
             </w:r>
           </w:p>
         </w:tc>
@@ -5318,21 +5318,21 @@
               <w:bidi/>
             </w:pPr>
             <w:r>
-              <w:t>17</w:t>
-            </w:r>
-          </w:p>
-        </w:tc>
-        <w:tc>
-          <w:tcPr>
-            <w:tcW w:type="dxa" w:w="2880"/>
-          </w:tcPr>
-          <w:p>
-            <w:pPr>
-              <w:jc w:val="right"/>
-              <w:bidi/>
-            </w:pPr>
-            <w:r>
-              <w:t>7</w:t>
+              <w:t>21</w:t>
+            </w:r>
+          </w:p>
+        </w:tc>
+        <w:tc>
+          <w:tcPr>
+            <w:tcW w:type="dxa" w:w="2880"/>
+          </w:tcPr>
+          <w:p>
+            <w:pPr>
+              <w:jc w:val="right"/>
+              <w:bidi/>
+            </w:pPr>
+            <w:r>
+              <w:t>8</w:t>
             </w:r>
           </w:p>
         </w:tc>
@@ -5348,35 +5348,35 @@
               <w:bidi/>
             </w:pPr>
             <w:r>
-              <w:t>نظام</w:t>
-            </w:r>
-          </w:p>
-        </w:tc>
-        <w:tc>
-          <w:tcPr>
-            <w:tcW w:type="dxa" w:w="2880"/>
-          </w:tcPr>
-          <w:p>
-            <w:pPr>
-              <w:jc w:val="right"/>
-              <w:bidi/>
-            </w:pPr>
-            <w:r>
-              <w:t>نظام الشركات</w:t>
-            </w:r>
-          </w:p>
-        </w:tc>
-        <w:tc>
-          <w:tcPr>
-            <w:tcW w:type="dxa" w:w="2880"/>
-          </w:tcPr>
-          <w:p>
-            <w:pPr>
-              <w:jc w:val="right"/>
-              <w:bidi/>
-            </w:pPr>
-            <w:r>
-              <w:t>7</w:t>
+              <w:t>مادة</w:t>
+            </w:r>
+          </w:p>
+        </w:tc>
+        <w:tc>
+          <w:tcPr>
+            <w:tcW w:type="dxa" w:w="2880"/>
+          </w:tcPr>
+          <w:p>
+            <w:pPr>
+              <w:jc w:val="right"/>
+              <w:bidi/>
+            </w:pPr>
+            <w:r>
+              <w:t>3</w:t>
+            </w:r>
+          </w:p>
+        </w:tc>
+        <w:tc>
+          <w:tcPr>
+            <w:tcW w:type="dxa" w:w="2880"/>
+          </w:tcPr>
+          <w:p>
+            <w:pPr>
+              <w:jc w:val="right"/>
+              <w:bidi/>
+            </w:pPr>
+            <w:r>
+              <w:t>8</w:t>
             </w:r>
           </w:p>
         </w:tc>
@@ -5406,7 +5406,7 @@
               <w:bidi/>
             </w:pPr>
             <w:r>
-              <w:t>16</w:t>
+              <w:t>17</w:t>
             </w:r>
           </w:p>
         </w:tc>
@@ -5436,21 +5436,21 @@
               <w:bidi/>
             </w:pPr>
             <w:r>
-              <w:t>مادة</w:t>
-            </w:r>
-          </w:p>
-        </w:tc>
-        <w:tc>
-          <w:tcPr>
-            <w:tcW w:type="dxa" w:w="2880"/>
-          </w:tcPr>
-          <w:p>
-            <w:pPr>
-              <w:jc w:val="right"/>
-              <w:bidi/>
-            </w:pPr>
-            <w:r>
-              <w:t>76</w:t>
+              <w:t>نظام</w:t>
+            </w:r>
+          </w:p>
+        </w:tc>
+        <w:tc>
+          <w:tcPr>
+            <w:tcW w:type="dxa" w:w="2880"/>
+          </w:tcPr>
+          <w:p>
+            <w:pPr>
+              <w:jc w:val="right"/>
+              <w:bidi/>
+            </w:pPr>
+            <w:r>
+              <w:t>نظام الشركات</w:t>
             </w:r>
           </w:p>
         </w:tc>
@@ -5494,7 +5494,7 @@
               <w:bidi/>
             </w:pPr>
             <w:r>
-              <w:t>3</w:t>
+              <w:t>16</w:t>
             </w:r>
           </w:p>
         </w:tc>
@@ -5538,21 +5538,21 @@
               <w:bidi/>
             </w:pPr>
             <w:r>
-              <w:t>25</w:t>
-            </w:r>
-          </w:p>
-        </w:tc>
-        <w:tc>
-          <w:tcPr>
-            <w:tcW w:type="dxa" w:w="2880"/>
-          </w:tcPr>
-          <w:p>
-            <w:pPr>
-              <w:jc w:val="right"/>
-              <w:bidi/>
-            </w:pPr>
-            <w:r>
-              <w:t>6</w:t>
+              <w:t>76</w:t>
+            </w:r>
+          </w:p>
+        </w:tc>
+        <w:tc>
+          <w:tcPr>
+            <w:tcW w:type="dxa" w:w="2880"/>
+          </w:tcPr>
+          <w:p>
+            <w:pPr>
+              <w:jc w:val="right"/>
+              <w:bidi/>
+            </w:pPr>
+            <w:r>
+              <w:t>7</w:t>
             </w:r>
           </w:p>
         </w:tc>
@@ -5568,21 +5568,21 @@
               <w:bidi/>
             </w:pPr>
             <w:r>
-              <w:t>نظام</w:t>
-            </w:r>
-          </w:p>
-        </w:tc>
-        <w:tc>
-          <w:tcPr>
-            <w:tcW w:type="dxa" w:w="2880"/>
-          </w:tcPr>
-          <w:p>
-            <w:pPr>
-              <w:jc w:val="right"/>
-              <w:bidi/>
-            </w:pPr>
-            <w:r>
-              <w:t>نظام التنفيذ</w:t>
+              <w:t>مادة</w:t>
+            </w:r>
+          </w:p>
+        </w:tc>
+        <w:tc>
+          <w:tcPr>
+            <w:tcW w:type="dxa" w:w="2880"/>
+          </w:tcPr>
+          <w:p>
+            <w:pPr>
+              <w:jc w:val="right"/>
+              <w:bidi/>
+            </w:pPr>
+            <w:r>
+              <w:t>25</w:t>
             </w:r>
           </w:p>
         </w:tc>
@@ -5626,21 +5626,21 @@
               <w:bidi/>
             </w:pPr>
             <w:r>
-              <w:t>نظام القضاء</w:t>
-            </w:r>
-          </w:p>
-        </w:tc>
-        <w:tc>
-          <w:tcPr>
-            <w:tcW w:type="dxa" w:w="2880"/>
-          </w:tcPr>
-          <w:p>
-            <w:pPr>
-              <w:jc w:val="right"/>
-              <w:bidi/>
-            </w:pPr>
-            <w:r>
-              <w:t>5</w:t>
+              <w:t>نظام التنفيذ</w:t>
+            </w:r>
+          </w:p>
+        </w:tc>
+        <w:tc>
+          <w:tcPr>
+            <w:tcW w:type="dxa" w:w="2880"/>
+          </w:tcPr>
+          <w:p>
+            <w:pPr>
+              <w:jc w:val="right"/>
+              <w:bidi/>
+            </w:pPr>
+            <w:r>
+              <w:t>6</w:t>
             </w:r>
           </w:p>
         </w:tc>
@@ -5670,7 +5670,7 @@
               <w:bidi/>
             </w:pPr>
             <w:r>
-              <w:t>80</w:t>
+              <w:t>29</w:t>
             </w:r>
           </w:p>
         </w:tc>
@@ -5700,21 +5700,21 @@
               <w:bidi/>
             </w:pPr>
             <w:r>
-              <w:t>مادة</w:t>
-            </w:r>
-          </w:p>
-        </w:tc>
-        <w:tc>
-          <w:tcPr>
-            <w:tcW w:type="dxa" w:w="2880"/>
-          </w:tcPr>
-          <w:p>
-            <w:pPr>
-              <w:jc w:val="right"/>
-              <w:bidi/>
-            </w:pPr>
-            <w:r>
-              <w:t>141</w:t>
+              <w:t>نظام</w:t>
+            </w:r>
+          </w:p>
+        </w:tc>
+        <w:tc>
+          <w:tcPr>
+            <w:tcW w:type="dxa" w:w="2880"/>
+          </w:tcPr>
+          <w:p>
+            <w:pPr>
+              <w:jc w:val="right"/>
+              <w:bidi/>
+            </w:pPr>
+            <w:r>
+              <w:t>نظام القضاء</w:t>
             </w:r>
           </w:p>
         </w:tc>
@@ -5758,21 +5758,21 @@
               <w:bidi/>
             </w:pPr>
             <w:r>
-              <w:t>29</w:t>
-            </w:r>
-          </w:p>
-        </w:tc>
-        <w:tc>
-          <w:tcPr>
-            <w:tcW w:type="dxa" w:w="2880"/>
-          </w:tcPr>
-          <w:p>
-            <w:pPr>
-              <w:jc w:val="right"/>
-              <w:bidi/>
-            </w:pPr>
-            <w:r>
-              <w:t>4</w:t>
+              <w:t>80</w:t>
+            </w:r>
+          </w:p>
+        </w:tc>
+        <w:tc>
+          <w:tcPr>
+            <w:tcW w:type="dxa" w:w="2880"/>
+          </w:tcPr>
+          <w:p>
+            <w:pPr>
+              <w:jc w:val="right"/>
+              <w:bidi/>
+            </w:pPr>
+            <w:r>
+              <w:t>5</w:t>
             </w:r>
           </w:p>
         </w:tc>
@@ -5802,21 +5802,21 @@
               <w:bidi/>
             </w:pPr>
             <w:r>
-              <w:t>87</w:t>
-            </w:r>
-          </w:p>
-        </w:tc>
-        <w:tc>
-          <w:tcPr>
-            <w:tcW w:type="dxa" w:w="2880"/>
-          </w:tcPr>
-          <w:p>
-            <w:pPr>
-              <w:jc w:val="right"/>
-              <w:bidi/>
-            </w:pPr>
-            <w:r>
-              <w:t>4</w:t>
+              <w:t>141</w:t>
+            </w:r>
+          </w:p>
+        </w:tc>
+        <w:tc>
+          <w:tcPr>
+            <w:tcW w:type="dxa" w:w="2880"/>
+          </w:tcPr>
+          <w:p>
+            <w:pPr>
+              <w:jc w:val="right"/>
+              <w:bidi/>
+            </w:pPr>
+            <w:r>
+              <w:t>5</w:t>
             </w:r>
           </w:p>
         </w:tc>
@@ -5846,7 +5846,7 @@
               <w:bidi/>
             </w:pPr>
             <w:r>
-              <w:t>69</w:t>
+              <w:t>87</w:t>
             </w:r>
           </w:p>
         </w:tc>
@@ -5890,21 +5890,21 @@
               <w:bidi/>
             </w:pPr>
             <w:r>
-              <w:t>8</w:t>
-            </w:r>
-          </w:p>
-        </w:tc>
-        <w:tc>
-          <w:tcPr>
-            <w:tcW w:type="dxa" w:w="2880"/>
-          </w:tcPr>
-          <w:p>
-            <w:pPr>
-              <w:jc w:val="right"/>
-              <w:bidi/>
-            </w:pPr>
-            <w:r>
-              <w:t>3</w:t>
+              <w:t>69</w:t>
+            </w:r>
+          </w:p>
+        </w:tc>
+        <w:tc>
+          <w:tcPr>
+            <w:tcW w:type="dxa" w:w="2880"/>
+          </w:tcPr>
+          <w:p>
+            <w:pPr>
+              <w:jc w:val="right"/>
+              <w:bidi/>
+            </w:pPr>
+            <w:r>
+              <w:t>4</w:t>
             </w:r>
           </w:p>
         </w:tc>

--- a/zaini_case_audit_output/outputs/word/02_الخط_الزمني_وأسباب_النقض.docx
+++ b/zaini_case_audit_output/outputs/word/02_الخط_الزمني_وأسباب_النقض.docx
@@ -820,35 +820,35 @@
               <w:bidi/>
             </w:pPr>
             <w:r>
-              <w:t>02 / 12 / 1432</w:t>
-            </w:r>
-          </w:p>
-        </w:tc>
-        <w:tc>
-          <w:tcPr>
-            <w:tcW w:type="dxa" w:w="2880"/>
-          </w:tcPr>
-          <w:p>
-            <w:pPr>
-              <w:jc w:val="right"/>
-              <w:bidi/>
-            </w:pPr>
-            <w:r>
-              <w:t>ملف دراسة دفع بعدم صفة المدعي/ عدنان في الدعوى لكون الم</w:t>
-            </w:r>
-          </w:p>
-        </w:tc>
-        <w:tc>
-          <w:tcPr>
-            <w:tcW w:type="dxa" w:w="2880"/>
-          </w:tcPr>
-          <w:p>
-            <w:pPr>
-              <w:jc w:val="right"/>
-              <w:bidi/>
-            </w:pPr>
-            <w:r>
-              <w:t>عقد / اتفاقية</w:t>
+              <w:t>24/04/1446</w:t>
+            </w:r>
+          </w:p>
+        </w:tc>
+        <w:tc>
+          <w:tcPr>
+            <w:tcW w:type="dxa" w:w="2880"/>
+          </w:tcPr>
+          <w:p>
+            <w:pPr>
+              <w:jc w:val="right"/>
+              <w:bidi/>
+            </w:pPr>
+            <w:r>
+              <w:t>التماس الشيخ أسامه زيني ـ القضية 42824717 ـ من المستشار</w:t>
+            </w:r>
+          </w:p>
+        </w:tc>
+        <w:tc>
+          <w:tcPr>
+            <w:tcW w:type="dxa" w:w="2880"/>
+          </w:tcPr>
+          <w:p>
+            <w:pPr>
+              <w:jc w:val="right"/>
+              <w:bidi/>
+            </w:pPr>
+            <w:r>
+              <w:t>مذكرة قضائية</w:t>
             </w:r>
           </w:p>
         </w:tc>
@@ -864,35 +864,35 @@
               <w:bidi/>
             </w:pPr>
             <w:r>
-              <w:t>24/04/1446</w:t>
-            </w:r>
-          </w:p>
-        </w:tc>
-        <w:tc>
-          <w:tcPr>
-            <w:tcW w:type="dxa" w:w="2880"/>
-          </w:tcPr>
-          <w:p>
-            <w:pPr>
-              <w:jc w:val="right"/>
-              <w:bidi/>
-            </w:pPr>
-            <w:r>
-              <w:t>التماس الشيخ أسامه زيني ـ القضية 42824717 ـ من المستشار</w:t>
-            </w:r>
-          </w:p>
-        </w:tc>
-        <w:tc>
-          <w:tcPr>
-            <w:tcW w:type="dxa" w:w="2880"/>
-          </w:tcPr>
-          <w:p>
-            <w:pPr>
-              <w:jc w:val="right"/>
-              <w:bidi/>
-            </w:pPr>
-            <w:r>
-              <w:t>مذكرة قضائية</w:t>
+              <w:t>01-01-1430</w:t>
+            </w:r>
+          </w:p>
+        </w:tc>
+        <w:tc>
+          <w:tcPr>
+            <w:tcW w:type="dxa" w:w="2880"/>
+          </w:tcPr>
+          <w:p>
+            <w:pPr>
+              <w:jc w:val="right"/>
+              <w:bidi/>
+            </w:pPr>
+            <w:r>
+              <w:t>مرفقات المدعي عدنان زيني في الدعوى رقم 42824717.pdf</w:t>
+            </w:r>
+          </w:p>
+        </w:tc>
+        <w:tc>
+          <w:tcPr>
+            <w:tcW w:type="dxa" w:w="2880"/>
+          </w:tcPr>
+          <w:p>
+            <w:pPr>
+              <w:jc w:val="right"/>
+              <w:bidi/>
+            </w:pPr>
+            <w:r>
+              <w:t>عقد / اتفاقية</w:t>
             </w:r>
           </w:p>
         </w:tc>
@@ -908,7 +908,7 @@
               <w:bidi/>
             </w:pPr>
             <w:r>
-              <w:t>01-01-1430</w:t>
+              <w:t>29-12-1430</w:t>
             </w:r>
           </w:p>
         </w:tc>
@@ -952,7 +952,7 @@
               <w:bidi/>
             </w:pPr>
             <w:r>
-              <w:t>29-12-1430</w:t>
+              <w:t>09/08/1431</w:t>
             </w:r>
           </w:p>
         </w:tc>
@@ -996,7 +996,7 @@
               <w:bidi/>
             </w:pPr>
             <w:r>
-              <w:t>09/08/1431</w:t>
+              <w:t>8/15/1431</w:t>
             </w:r>
           </w:p>
         </w:tc>
@@ -1040,7 +1040,7 @@
               <w:bidi/>
             </w:pPr>
             <w:r>
-              <w:t>8/15/1431</w:t>
+              <w:t>9/22/1431</w:t>
             </w:r>
           </w:p>
         </w:tc>
@@ -1084,7 +1084,7 @@
               <w:bidi/>
             </w:pPr>
             <w:r>
-              <w:t>9/22/1431</w:t>
+              <w:t>23/01/1432</w:t>
             </w:r>
           </w:p>
         </w:tc>
@@ -1128,7 +1128,7 @@
               <w:bidi/>
             </w:pPr>
             <w:r>
-              <w:t>23/01/1432</w:t>
+              <w:t>10/19/1431</w:t>
             </w:r>
           </w:p>
         </w:tc>
@@ -1172,35 +1172,35 @@
               <w:bidi/>
             </w:pPr>
             <w:r>
-              <w:t>10/19/1431</w:t>
-            </w:r>
-          </w:p>
-        </w:tc>
-        <w:tc>
-          <w:tcPr>
-            <w:tcW w:type="dxa" w:w="2880"/>
-          </w:tcPr>
-          <w:p>
-            <w:pPr>
-              <w:jc w:val="right"/>
-              <w:bidi/>
-            </w:pPr>
-            <w:r>
-              <w:t>مرفقات المدعي عدنان زيني في الدعوى رقم 42824717.pdf</w:t>
-            </w:r>
-          </w:p>
-        </w:tc>
-        <w:tc>
-          <w:tcPr>
-            <w:tcW w:type="dxa" w:w="2880"/>
-          </w:tcPr>
-          <w:p>
-            <w:pPr>
-              <w:jc w:val="right"/>
-              <w:bidi/>
-            </w:pPr>
-            <w:r>
-              <w:t>عقد / اتفاقية</w:t>
+              <w:t>10-07-1434</w:t>
+            </w:r>
+          </w:p>
+        </w:tc>
+        <w:tc>
+          <w:tcPr>
+            <w:tcW w:type="dxa" w:w="2880"/>
+          </w:tcPr>
+          <w:p>
+            <w:pPr>
+              <w:jc w:val="right"/>
+              <w:bidi/>
+            </w:pPr>
+            <w:r>
+              <w:t>محضر اجتماع تقسيم شركات ابار وزيني و شيكات الامير احمد</w:t>
+            </w:r>
+          </w:p>
+        </w:tc>
+        <w:tc>
+          <w:tcPr>
+            <w:tcW w:type="dxa" w:w="2880"/>
+          </w:tcPr>
+          <w:p>
+            <w:pPr>
+              <w:jc w:val="right"/>
+              <w:bidi/>
+            </w:pPr>
+            <w:r>
+              <w:t>محضر</w:t>
             </w:r>
           </w:p>
         </w:tc>
@@ -1216,35 +1216,35 @@
               <w:bidi/>
             </w:pPr>
             <w:r>
-              <w:t>10-07-1434</w:t>
-            </w:r>
-          </w:p>
-        </w:tc>
-        <w:tc>
-          <w:tcPr>
-            <w:tcW w:type="dxa" w:w="2880"/>
-          </w:tcPr>
-          <w:p>
-            <w:pPr>
-              <w:jc w:val="right"/>
-              <w:bidi/>
-            </w:pPr>
-            <w:r>
-              <w:t>محضر اجتماع تقسيم شركات ابار وزيني و شيكات الامير احمد</w:t>
-            </w:r>
-          </w:p>
-        </w:tc>
-        <w:tc>
-          <w:tcPr>
-            <w:tcW w:type="dxa" w:w="2880"/>
-          </w:tcPr>
-          <w:p>
-            <w:pPr>
-              <w:jc w:val="right"/>
-              <w:bidi/>
-            </w:pPr>
-            <w:r>
-              <w:t>محضر</w:t>
+              <w:t>12/3/ 1429</w:t>
+            </w:r>
+          </w:p>
+        </w:tc>
+        <w:tc>
+          <w:tcPr>
+            <w:tcW w:type="dxa" w:w="2880"/>
+          </w:tcPr>
+          <w:p>
+            <w:pPr>
+              <w:jc w:val="right"/>
+              <w:bidi/>
+            </w:pPr>
+            <w:r>
+              <w:t>ملحق تنازل الشيخ احمد زيني عن كامل حصصه الى الشيخ اسامة</w:t>
+            </w:r>
+          </w:p>
+        </w:tc>
+        <w:tc>
+          <w:tcPr>
+            <w:tcW w:type="dxa" w:w="2880"/>
+          </w:tcPr>
+          <w:p>
+            <w:pPr>
+              <w:jc w:val="right"/>
+              <w:bidi/>
+            </w:pPr>
+            <w:r>
+              <w:t>عقد / اتفاقية</w:t>
             </w:r>
           </w:p>
         </w:tc>
@@ -1260,7 +1260,7 @@
               <w:bidi/>
             </w:pPr>
             <w:r>
-              <w:t>12/3/ 1429</w:t>
+              <w:t>4/4/ 1430</w:t>
             </w:r>
           </w:p>
         </w:tc>
@@ -1304,35 +1304,35 @@
               <w:bidi/>
             </w:pPr>
             <w:r>
-              <w:t>4/4/ 1430</w:t>
-            </w:r>
-          </w:p>
-        </w:tc>
-        <w:tc>
-          <w:tcPr>
-            <w:tcW w:type="dxa" w:w="2880"/>
-          </w:tcPr>
-          <w:p>
-            <w:pPr>
-              <w:jc w:val="right"/>
-              <w:bidi/>
-            </w:pPr>
-            <w:r>
-              <w:t>ملحق تنازل الشيخ احمد زيني عن كامل حصصه الى الشيخ اسامة</w:t>
-            </w:r>
-          </w:p>
-        </w:tc>
-        <w:tc>
-          <w:tcPr>
-            <w:tcW w:type="dxa" w:w="2880"/>
-          </w:tcPr>
-          <w:p>
-            <w:pPr>
-              <w:jc w:val="right"/>
-              <w:bidi/>
-            </w:pPr>
-            <w:r>
-              <w:t>عقد / اتفاقية</w:t>
+              <w:t>08/04/1445</w:t>
+            </w:r>
+          </w:p>
+        </w:tc>
+        <w:tc>
+          <w:tcPr>
+            <w:tcW w:type="dxa" w:w="2880"/>
+          </w:tcPr>
+          <w:p>
+            <w:pPr>
+              <w:jc w:val="right"/>
+              <w:bidi/>
+            </w:pPr>
+            <w:r>
+              <w:t>أمر تنفيذ الوالدة عاتقة ضد الشيخ أسامة ـ 40102450124071</w:t>
+            </w:r>
+          </w:p>
+        </w:tc>
+        <w:tc>
+          <w:tcPr>
+            <w:tcW w:type="dxa" w:w="2880"/>
+          </w:tcPr>
+          <w:p>
+            <w:pPr>
+              <w:jc w:val="right"/>
+              <w:bidi/>
+            </w:pPr>
+            <w:r>
+              <w:t>محضر</w:t>
             </w:r>
           </w:p>
         </w:tc>
@@ -1348,35 +1348,35 @@
               <w:bidi/>
             </w:pPr>
             <w:r>
-              <w:t>08/04/1445</w:t>
-            </w:r>
-          </w:p>
-        </w:tc>
-        <w:tc>
-          <w:tcPr>
-            <w:tcW w:type="dxa" w:w="2880"/>
-          </w:tcPr>
-          <w:p>
-            <w:pPr>
-              <w:jc w:val="right"/>
-              <w:bidi/>
-            </w:pPr>
-            <w:r>
-              <w:t>أمر تنفيذ الوالدة عاتقة ضد الشيخ أسامة ـ 40102450124071</w:t>
-            </w:r>
-          </w:p>
-        </w:tc>
-        <w:tc>
-          <w:tcPr>
-            <w:tcW w:type="dxa" w:w="2880"/>
-          </w:tcPr>
-          <w:p>
-            <w:pPr>
-              <w:jc w:val="right"/>
-              <w:bidi/>
-            </w:pPr>
-            <w:r>
-              <w:t>محضر</w:t>
+              <w:t>16/03/1445</w:t>
+            </w:r>
+          </w:p>
+        </w:tc>
+        <w:tc>
+          <w:tcPr>
+            <w:tcW w:type="dxa" w:w="2880"/>
+          </w:tcPr>
+          <w:p>
+            <w:pPr>
+              <w:jc w:val="right"/>
+              <w:bidi/>
+            </w:pPr>
+            <w:r>
+              <w:t>أمر تنفيذ عدنان زيني ضد الشيخ أسامة ـ 401024501215577 ـ</w:t>
+            </w:r>
+          </w:p>
+        </w:tc>
+        <w:tc>
+          <w:tcPr>
+            <w:tcW w:type="dxa" w:w="2880"/>
+          </w:tcPr>
+          <w:p>
+            <w:pPr>
+              <w:jc w:val="right"/>
+              <w:bidi/>
+            </w:pPr>
+            <w:r>
+              <w:t>إخطار مطالبة</w:t>
             </w:r>
           </w:p>
         </w:tc>
@@ -1392,35 +1392,35 @@
               <w:bidi/>
             </w:pPr>
             <w:r>
-              <w:t>16/03/1445</w:t>
-            </w:r>
-          </w:p>
-        </w:tc>
-        <w:tc>
-          <w:tcPr>
-            <w:tcW w:type="dxa" w:w="2880"/>
-          </w:tcPr>
-          <w:p>
-            <w:pPr>
-              <w:jc w:val="right"/>
-              <w:bidi/>
-            </w:pPr>
-            <w:r>
-              <w:t>أمر تنفيذ عدنان زيني ضد الشيخ أسامة ـ 401024501215577 ـ</w:t>
-            </w:r>
-          </w:p>
-        </w:tc>
-        <w:tc>
-          <w:tcPr>
-            <w:tcW w:type="dxa" w:w="2880"/>
-          </w:tcPr>
-          <w:p>
-            <w:pPr>
-              <w:jc w:val="right"/>
-              <w:bidi/>
-            </w:pPr>
-            <w:r>
-              <w:t>إخطار مطالبة</w:t>
+              <w:t>10/02/1438</w:t>
+            </w:r>
+          </w:p>
+        </w:tc>
+        <w:tc>
+          <w:tcPr>
+            <w:tcW w:type="dxa" w:w="2880"/>
+          </w:tcPr>
+          <w:p>
+            <w:pPr>
+              <w:jc w:val="right"/>
+              <w:bidi/>
+            </w:pPr>
+            <w:r>
+              <w:t>حكم القاضي الدعيلج بإرجاع القضية رقم 3218883 ـ 25-10-14</w:t>
+            </w:r>
+          </w:p>
+        </w:tc>
+        <w:tc>
+          <w:tcPr>
+            <w:tcW w:type="dxa" w:w="2880"/>
+          </w:tcPr>
+          <w:p>
+            <w:pPr>
+              <w:jc w:val="right"/>
+              <w:bidi/>
+            </w:pPr>
+            <w:r>
+              <w:t>حكم / صك</w:t>
             </w:r>
           </w:p>
         </w:tc>
@@ -1436,7 +1436,7 @@
               <w:bidi/>
             </w:pPr>
             <w:r>
-              <w:t>10/02/1438</w:t>
+              <w:t>04/03/1432</w:t>
             </w:r>
           </w:p>
         </w:tc>
@@ -1480,7 +1480,7 @@
               <w:bidi/>
             </w:pPr>
             <w:r>
-              <w:t>04/03/1432</w:t>
+              <w:t>23/12/1434</w:t>
             </w:r>
           </w:p>
         </w:tc>
@@ -1524,7 +1524,7 @@
               <w:bidi/>
             </w:pPr>
             <w:r>
-              <w:t>23/12/1434</w:t>
+              <w:t>22/7/1435</w:t>
             </w:r>
           </w:p>
         </w:tc>
@@ -1568,7 +1568,7 @@
               <w:bidi/>
             </w:pPr>
             <w:r>
-              <w:t>22/7/1435</w:t>
+              <w:t>03/09/1435</w:t>
             </w:r>
           </w:p>
         </w:tc>
@@ -1612,7 +1612,7 @@
               <w:bidi/>
             </w:pPr>
             <w:r>
-              <w:t>03/09/1435</w:t>
+              <w:t>20/9/1431</w:t>
             </w:r>
           </w:p>
         </w:tc>
@@ -1656,7 +1656,7 @@
               <w:bidi/>
             </w:pPr>
             <w:r>
-              <w:t>20/9/1431</w:t>
+              <w:t>4/3/1432</w:t>
             </w:r>
           </w:p>
         </w:tc>
@@ -1700,7 +1700,7 @@
               <w:bidi/>
             </w:pPr>
             <w:r>
-              <w:t>4/3/1432</w:t>
+              <w:t>26/7/1434</w:t>
             </w:r>
           </w:p>
         </w:tc>
@@ -1744,7 +1744,7 @@
               <w:bidi/>
             </w:pPr>
             <w:r>
-              <w:t>26/7/1434</w:t>
+              <w:t>26/07/1434</w:t>
             </w:r>
           </w:p>
         </w:tc>
@@ -1788,7 +1788,7 @@
               <w:bidi/>
             </w:pPr>
             <w:r>
-              <w:t>26/07/1434</w:t>
+              <w:t>02/02/1438</w:t>
             </w:r>
           </w:p>
         </w:tc>
@@ -1832,7 +1832,7 @@
               <w:bidi/>
             </w:pPr>
             <w:r>
-              <w:t>02/02/1438</w:t>
+              <w:t>25/10/1438</w:t>
             </w:r>
           </w:p>
         </w:tc>

--- a/zaini_case_audit_output/outputs/word/02_الخط_الزمني_وأسباب_النقض.docx
+++ b/zaini_case_audit_output/outputs/word/02_الخط_الزمني_وأسباب_النقض.docx
@@ -46,7 +46,7 @@
         <w:bidi/>
       </w:pPr>
       <w:r>
-        <w:t>1) الخط الزمني (هجري) — 1372 مدخلاً</w:t>
+        <w:t>1) الخط الزمني (هجري) — 1394 مدخلاً</w:t>
       </w:r>
     </w:p>
     <w:tbl>
@@ -4530,7 +4530,7 @@
         <w:bidi/>
       </w:pPr>
       <w:r>
-        <w:t>5) الإحالات النظامية المركزية — 77</w:t>
+        <w:t>5) الإحالات النظامية المركزية — 78</w:t>
       </w:r>
     </w:p>
     <w:tbl>
@@ -5656,35 +5656,35 @@
               <w:bidi/>
             </w:pPr>
             <w:r>
-              <w:t>مادة</w:t>
-            </w:r>
-          </w:p>
-        </w:tc>
-        <w:tc>
-          <w:tcPr>
-            <w:tcW w:type="dxa" w:w="2880"/>
-          </w:tcPr>
-          <w:p>
-            <w:pPr>
-              <w:jc w:val="right"/>
-              <w:bidi/>
-            </w:pPr>
-            <w:r>
-              <w:t>29</w:t>
-            </w:r>
-          </w:p>
-        </w:tc>
-        <w:tc>
-          <w:tcPr>
-            <w:tcW w:type="dxa" w:w="2880"/>
-          </w:tcPr>
-          <w:p>
-            <w:pPr>
-              <w:jc w:val="right"/>
-              <w:bidi/>
-            </w:pPr>
-            <w:r>
-              <w:t>5</w:t>
+              <w:t>نظام</w:t>
+            </w:r>
+          </w:p>
+        </w:tc>
+        <w:tc>
+          <w:tcPr>
+            <w:tcW w:type="dxa" w:w="2880"/>
+          </w:tcPr>
+          <w:p>
+            <w:pPr>
+              <w:jc w:val="right"/>
+              <w:bidi/>
+            </w:pPr>
+            <w:r>
+              <w:t>نظام القضاء</w:t>
+            </w:r>
+          </w:p>
+        </w:tc>
+        <w:tc>
+          <w:tcPr>
+            <w:tcW w:type="dxa" w:w="2880"/>
+          </w:tcPr>
+          <w:p>
+            <w:pPr>
+              <w:jc w:val="right"/>
+              <w:bidi/>
+            </w:pPr>
+            <w:r>
+              <w:t>6</w:t>
             </w:r>
           </w:p>
         </w:tc>
@@ -5700,21 +5700,21 @@
               <w:bidi/>
             </w:pPr>
             <w:r>
-              <w:t>نظام</w:t>
-            </w:r>
-          </w:p>
-        </w:tc>
-        <w:tc>
-          <w:tcPr>
-            <w:tcW w:type="dxa" w:w="2880"/>
-          </w:tcPr>
-          <w:p>
-            <w:pPr>
-              <w:jc w:val="right"/>
-              <w:bidi/>
-            </w:pPr>
-            <w:r>
-              <w:t>نظام القضاء</w:t>
+              <w:t>مادة</w:t>
+            </w:r>
+          </w:p>
+        </w:tc>
+        <w:tc>
+          <w:tcPr>
+            <w:tcW w:type="dxa" w:w="2880"/>
+          </w:tcPr>
+          <w:p>
+            <w:pPr>
+              <w:jc w:val="right"/>
+              <w:bidi/>
+            </w:pPr>
+            <w:r>
+              <w:t>29</w:t>
             </w:r>
           </w:p>
         </w:tc>
